--- a/docs/developpement/phases/word/PHASE_33_CAISSE_AUTOMATIQUE_SELON_LA_DATE_CLOTURE_PAR_LE_DIRECTEUR_EVENEMENT_PA.docx
+++ b/docs/developpement/phases/word/PHASE_33_CAISSE_AUTOMATIQUE_SELON_LA_DATE_CLOTURE_PAR_LE_DIRECTEUR_EVENEMENT_PA.docx
@@ -20,7 +20,7 @@
       <w:r>
         <w:t xml:space="preserve">FlaiX Expert · dossier de développement · généré le 2026-10-04 depuis le dépôt </w:t>
       </w:r>
-      <w:hyperlink w:history="1" r:id="rIdzy3qrf8mk6pzj2sx7modc">
+      <w:hyperlink w:history="1" r:id="rIdt66huf0vcsypmms5b_cjc">
         <w:r>
           <w:rPr>
             <w:rStyle w:val="Hyperlink"/>
@@ -827,7 +827,7 @@
           <w:numId w:val="3"/>
         </w:numPr>
       </w:pPr>
-      <w:hyperlink w:history="1" r:id="rIdgcmrutnw_j1p6ri-w9bij">
+      <w:hyperlink w:history="1" r:id="rId6ogyo6dsetasgu9ptzjmk">
         <w:r>
           <w:rPr>
             <w:rStyle w:val="Hyperlink"/>
@@ -847,7 +847,7 @@
           <w:numId w:val="3"/>
         </w:numPr>
       </w:pPr>
-      <w:hyperlink w:history="1" r:id="rId4txmufy8zon4uncreetvu">
+      <w:hyperlink w:history="1" r:id="rIdnelzynmmt9_almuglfwan">
         <w:r>
           <w:rPr>
             <w:rStyle w:val="Hyperlink"/>
@@ -895,7 +895,7 @@
       <w:r>
         <w:t xml:space="preserve"> — créé — </w:t>
       </w:r>
-      <w:hyperlink w:history="1" r:id="rIdgsvx3o_e9ct91gyk3-y9_">
+      <w:hyperlink w:history="1" r:id="rId9r3utjclp0h4ptwapew9d">
         <w:r>
           <w:rPr>
             <w:rStyle w:val="Hyperlink"/>
@@ -932,7 +932,7 @@
       <w:r>
         <w:t xml:space="preserve"> — créé — </w:t>
       </w:r>
-      <w:hyperlink w:history="1" r:id="rIddqqasnqta9_3-b9xabt2t">
+      <w:hyperlink w:history="1" r:id="rIdtqrk3axuyex8fkvpmy5-w">
         <w:r>
           <w:rPr>
             <w:rStyle w:val="Hyperlink"/>
@@ -961,7 +961,7 @@
       <w:r>
         <w:t xml:space="preserve"> — modifié — </w:t>
       </w:r>
-      <w:hyperlink w:history="1" r:id="rId-dvdn79gvozo7-co2wi9o">
+      <w:hyperlink w:history="1" r:id="rIdd72dw3ucdh8qfrecxagye">
         <w:r>
           <w:rPr>
             <w:rStyle w:val="Hyperlink"/>
@@ -990,7 +990,7 @@
       <w:r>
         <w:t xml:space="preserve"> — modifié — </w:t>
       </w:r>
-      <w:hyperlink w:history="1" r:id="rIdu6eupir1up0ovah4cwdgi">
+      <w:hyperlink w:history="1" r:id="rIdqylejkmuih6cvjy_hy37e">
         <w:r>
           <w:rPr>
             <w:rStyle w:val="Hyperlink"/>
@@ -1019,7 +1019,7 @@
       <w:r>
         <w:t xml:space="preserve"> — modifié — </w:t>
       </w:r>
-      <w:hyperlink w:history="1" r:id="rIdu_owyapylbyt10eh6yeuj">
+      <w:hyperlink w:history="1" r:id="rIdg-vefks20zazsomzyork7">
         <w:r>
           <w:rPr>
             <w:rStyle w:val="Hyperlink"/>
@@ -1048,7 +1048,7 @@
       <w:r>
         <w:t xml:space="preserve"> — modifié — </w:t>
       </w:r>
-      <w:hyperlink w:history="1" r:id="rIdobfnluqdevisssyybqoxf">
+      <w:hyperlink w:history="1" r:id="rIdb-v9u9kamqwp1ktsb95iu">
         <w:r>
           <w:rPr>
             <w:rStyle w:val="Hyperlink"/>
@@ -1077,7 +1077,7 @@
       <w:r>
         <w:t xml:space="preserve"> — modifié — </w:t>
       </w:r>
-      <w:hyperlink w:history="1" r:id="rIdxl3yphfqo5xc3uei_tzcp">
+      <w:hyperlink w:history="1" r:id="rIdwhjl1rd_tbz0uvcptckyg">
         <w:r>
           <w:rPr>
             <w:rStyle w:val="Hyperlink"/>
@@ -1106,7 +1106,7 @@
       <w:r>
         <w:t xml:space="preserve"> — modifié — </w:t>
       </w:r>
-      <w:hyperlink w:history="1" r:id="rIdvgtkvbsis1_4kjsvarw5p">
+      <w:hyperlink w:history="1" r:id="rIdykavnrkaxlb_wjmgnopmw">
         <w:r>
           <w:rPr>
             <w:rStyle w:val="Hyperlink"/>
@@ -1135,7 +1135,7 @@
       <w:r>
         <w:t xml:space="preserve"> — modifié — </w:t>
       </w:r>
-      <w:hyperlink w:history="1" r:id="rId3f4c4rxah7r3svtu-amf3">
+      <w:hyperlink w:history="1" r:id="rIdkoq8t9v6lofsjh6zc9j8q">
         <w:r>
           <w:rPr>
             <w:rStyle w:val="Hyperlink"/>
@@ -1164,7 +1164,7 @@
       <w:r>
         <w:t xml:space="preserve"> — modifié — </w:t>
       </w:r>
-      <w:hyperlink w:history="1" r:id="rIdy-cy6zal4gn7qygk3hgwu">
+      <w:hyperlink w:history="1" r:id="rId36jc6ikx6bvyc9vdcusrw">
         <w:r>
           <w:rPr>
             <w:rStyle w:val="Hyperlink"/>
@@ -1193,7 +1193,7 @@
       <w:r>
         <w:t xml:space="preserve"> — modifié — </w:t>
       </w:r>
-      <w:hyperlink w:history="1" r:id="rIdbcsiaznzlpoyhc38lsagb">
+      <w:hyperlink w:history="1" r:id="rIdhnmkbsr8evmaldy90cbgk">
         <w:r>
           <w:rPr>
             <w:rStyle w:val="Hyperlink"/>
@@ -1222,7 +1222,7 @@
       <w:r>
         <w:t xml:space="preserve"> — modifié — </w:t>
       </w:r>
-      <w:hyperlink w:history="1" r:id="rIde0i0np0nki7kqzsmkl-rq">
+      <w:hyperlink w:history="1" r:id="rIdiihfzay6cefbhbsus0zsq">
         <w:r>
           <w:rPr>
             <w:rStyle w:val="Hyperlink"/>
@@ -1251,7 +1251,7 @@
       <w:r>
         <w:t xml:space="preserve"> — modifié — </w:t>
       </w:r>
-      <w:hyperlink w:history="1" r:id="rIdvx9xmqmfroloryy_l7tso">
+      <w:hyperlink w:history="1" r:id="rIdy4tluvmh6vvuywcem9zmf">
         <w:r>
           <w:rPr>
             <w:rStyle w:val="Hyperlink"/>
@@ -1280,7 +1280,7 @@
       <w:r>
         <w:t xml:space="preserve"> — modifié — </w:t>
       </w:r>
-      <w:hyperlink w:history="1" r:id="rIdukumk88tjd4ihck_hccuc">
+      <w:hyperlink w:history="1" r:id="rIddvwvzwpfwt7zg3oqxpktl">
         <w:r>
           <w:rPr>
             <w:rStyle w:val="Hyperlink"/>
@@ -1309,7 +1309,7 @@
       <w:r>
         <w:t xml:space="preserve"> — modifié — </w:t>
       </w:r>
-      <w:hyperlink w:history="1" r:id="rIdetdk0v0ntishbcgs0tph5">
+      <w:hyperlink w:history="1" r:id="rId5me0h641o7qy0n6wf9bew">
         <w:r>
           <w:rPr>
             <w:rStyle w:val="Hyperlink"/>
@@ -1338,7 +1338,7 @@
       <w:r>
         <w:t xml:space="preserve"> — créé — </w:t>
       </w:r>
-      <w:hyperlink w:history="1" r:id="rId9zdlhdntlxu8yjgyqhqgb">
+      <w:hyperlink w:history="1" r:id="rIdlwt1sr8ol3f_xbehrj0nl">
         <w:r>
           <w:rPr>
             <w:rStyle w:val="Hyperlink"/>
@@ -1367,7 +1367,7 @@
       <w:r>
         <w:t xml:space="preserve"> — modifié — </w:t>
       </w:r>
-      <w:hyperlink w:history="1" r:id="rIdzihc8fd0mclarkp7zoql3">
+      <w:hyperlink w:history="1" r:id="rId1-fv0wtdyhwyizbyhfahs">
         <w:r>
           <w:rPr>
             <w:rStyle w:val="Hyperlink"/>
@@ -1396,7 +1396,7 @@
       <w:r>
         <w:t xml:space="preserve"> — modifié — </w:t>
       </w:r>
-      <w:hyperlink w:history="1" r:id="rIdfe9um1jnl5_70oiim5fw8">
+      <w:hyperlink w:history="1" r:id="rIdjdqvgz0ytlv_ajnfyp7uc">
         <w:r>
           <w:rPr>
             <w:rStyle w:val="Hyperlink"/>
@@ -1433,7 +1433,7 @@
       <w:r>
         <w:t xml:space="preserve"> — créé — </w:t>
       </w:r>
-      <w:hyperlink w:history="1" r:id="rId48dttoxswocqdadkrh57l">
+      <w:hyperlink w:history="1" r:id="rId0q8dsgbnjdhnxho67fbpy">
         <w:r>
           <w:rPr>
             <w:rStyle w:val="Hyperlink"/>
@@ -1462,7 +1462,7 @@
       <w:r>
         <w:t xml:space="preserve"> — modifié — </w:t>
       </w:r>
-      <w:hyperlink w:history="1" r:id="rIdpmze3rzhnqiow7vsfsm9l">
+      <w:hyperlink w:history="1" r:id="rIdwewckfmgavhgw0nkl6xq2">
         <w:r>
           <w:rPr>
             <w:rStyle w:val="Hyperlink"/>
@@ -1491,7 +1491,7 @@
       <w:r>
         <w:t xml:space="preserve"> — modifié — </w:t>
       </w:r>
-      <w:hyperlink w:history="1" r:id="rId4g6owlhte1_t__ihck0f7">
+      <w:hyperlink w:history="1" r:id="rIdsoope2geqemlzeiqonfea">
         <w:r>
           <w:rPr>
             <w:rStyle w:val="Hyperlink"/>
@@ -1520,7 +1520,7 @@
       <w:r>
         <w:t xml:space="preserve"> — modifié — </w:t>
       </w:r>
-      <w:hyperlink w:history="1" r:id="rIdfeopgcm7wcx1zs1_zeknb">
+      <w:hyperlink w:history="1" r:id="rIddubbbjumg9ntew1qt3pwk">
         <w:r>
           <w:rPr>
             <w:rStyle w:val="Hyperlink"/>
@@ -1549,7 +1549,7 @@
       <w:r>
         <w:t xml:space="preserve"> — modifié — </w:t>
       </w:r>
-      <w:hyperlink w:history="1" r:id="rId3deqk3wjleisolp2kssa9">
+      <w:hyperlink w:history="1" r:id="rIdtgu6cgsrvqvhz4jud4fxw">
         <w:r>
           <w:rPr>
             <w:rStyle w:val="Hyperlink"/>
@@ -1578,7 +1578,7 @@
       <w:r>
         <w:t xml:space="preserve"> — modifié — </w:t>
       </w:r>
-      <w:hyperlink w:history="1" r:id="rIdno2dyzd_pofaixi4vultt">
+      <w:hyperlink w:history="1" r:id="rIdd43s1ak2aaesy0qhyek76">
         <w:r>
           <w:rPr>
             <w:rStyle w:val="Hyperlink"/>
@@ -1607,7 +1607,7 @@
       <w:r>
         <w:t xml:space="preserve"> — modifié — </w:t>
       </w:r>
-      <w:hyperlink w:history="1" r:id="rId-hmvtal5ulhvyr5c0ff66">
+      <w:hyperlink w:history="1" r:id="rIdbzsagfqvjnal9vjcdt8fu">
         <w:r>
           <w:rPr>
             <w:rStyle w:val="Hyperlink"/>
@@ -1636,7 +1636,7 @@
       <w:r>
         <w:t xml:space="preserve"> — modifié — </w:t>
       </w:r>
-      <w:hyperlink w:history="1" r:id="rIdxoxr5fkbayuaq8twjgops">
+      <w:hyperlink w:history="1" r:id="rIdrcnid4wa9n3kmumikp68y">
         <w:r>
           <w:rPr>
             <w:rStyle w:val="Hyperlink"/>
@@ -1665,7 +1665,7 @@
       <w:r>
         <w:t xml:space="preserve"> — modifié — </w:t>
       </w:r>
-      <w:hyperlink w:history="1" r:id="rId8ttwq0ro2h8wusgic_uzu">
+      <w:hyperlink w:history="1" r:id="rIdsmxiyjtbh6g7xd4-len4w">
         <w:r>
           <w:rPr>
             <w:rStyle w:val="Hyperlink"/>
@@ -1694,7 +1694,7 @@
       <w:r>
         <w:t xml:space="preserve"> — modifié — </w:t>
       </w:r>
-      <w:hyperlink w:history="1" r:id="rId5f1mvv5wnr5hwg_aokh0i">
+      <w:hyperlink w:history="1" r:id="rIdxxozebf9vvmo4e5qj43sd">
         <w:r>
           <w:rPr>
             <w:rStyle w:val="Hyperlink"/>
@@ -1723,7 +1723,7 @@
       <w:r>
         <w:t xml:space="preserve"> — modifié — </w:t>
       </w:r>
-      <w:hyperlink w:history="1" r:id="rIdprjabvshwzn0u8jg6ifs2">
+      <w:hyperlink w:history="1" r:id="rIdq8lhtbld6qulnsscflf_n">
         <w:r>
           <w:rPr>
             <w:rStyle w:val="Hyperlink"/>
@@ -1752,7 +1752,7 @@
       <w:r>
         <w:t xml:space="preserve"> — modifié — </w:t>
       </w:r>
-      <w:hyperlink w:history="1" r:id="rIdmb-nlcbxhaxtoosbjgzxy">
+      <w:hyperlink w:history="1" r:id="rIdnw-tfkbhwfrv8z8rnsy9f">
         <w:r>
           <w:rPr>
             <w:rStyle w:val="Hyperlink"/>
@@ -1781,7 +1781,7 @@
       <w:r>
         <w:t xml:space="preserve"> — modifié — </w:t>
       </w:r>
-      <w:hyperlink w:history="1" r:id="rId6zlz5wttlfvvce6_ytvte">
+      <w:hyperlink w:history="1" r:id="rIdkysmjff_zvf9ahmzggoxa">
         <w:r>
           <w:rPr>
             <w:rStyle w:val="Hyperlink"/>
@@ -1818,7 +1818,7 @@
       <w:r>
         <w:t xml:space="preserve"> — modifié — </w:t>
       </w:r>
-      <w:hyperlink w:history="1" r:id="rId1xsn76cuyqkob66uaqhup">
+      <w:hyperlink w:history="1" r:id="rIduannpccnehx-_hl1lze36">
         <w:r>
           <w:rPr>
             <w:rStyle w:val="Hyperlink"/>
@@ -1847,7 +1847,7 @@
       <w:r>
         <w:t xml:space="preserve"> — modifié — </w:t>
       </w:r>
-      <w:hyperlink w:history="1" r:id="rIds-c8vfxvxnfddqhxcmhv7">
+      <w:hyperlink w:history="1" r:id="rId-pj6mnr4w3_usdlpuvujx">
         <w:r>
           <w:rPr>
             <w:rStyle w:val="Hyperlink"/>
@@ -1876,7 +1876,7 @@
       <w:r>
         <w:t xml:space="preserve"> — modifié — </w:t>
       </w:r>
-      <w:hyperlink w:history="1" r:id="rIdrlz3ghmzkdqtqe4hww79f">
+      <w:hyperlink w:history="1" r:id="rIdybh_d2ve93anybxipwedk">
         <w:r>
           <w:rPr>
             <w:rStyle w:val="Hyperlink"/>
@@ -1905,7 +1905,7 @@
       <w:r>
         <w:t xml:space="preserve"> — modifié — </w:t>
       </w:r>
-      <w:hyperlink w:history="1" r:id="rIdt1kjiwkmia6hnapy8se-z">
+      <w:hyperlink w:history="1" r:id="rIdq09jx7lxj8xnisem1theu">
         <w:r>
           <w:rPr>
             <w:rStyle w:val="Hyperlink"/>
@@ -1934,7 +1934,7 @@
       <w:r>
         <w:t xml:space="preserve"> — modifié — </w:t>
       </w:r>
-      <w:hyperlink w:history="1" r:id="rIduy9-mligoejxdpjjw4hya">
+      <w:hyperlink w:history="1" r:id="rIdxmq091v3ze8twuqvzjido">
         <w:r>
           <w:rPr>
             <w:rStyle w:val="Hyperlink"/>
@@ -1963,7 +1963,7 @@
       <w:r>
         <w:t xml:space="preserve"> — modifié — </w:t>
       </w:r>
-      <w:hyperlink w:history="1" r:id="rIdxig6sjfzzpq4atpoasfkj">
+      <w:hyperlink w:history="1" r:id="rIdkswo20dynv8kd4p0rku81">
         <w:r>
           <w:rPr>
             <w:rStyle w:val="Hyperlink"/>
@@ -1992,7 +1992,7 @@
       <w:r>
         <w:t xml:space="preserve"> — modifié — </w:t>
       </w:r>
-      <w:hyperlink w:history="1" r:id="rIdqyd_xfmkevvko2xdbks_k">
+      <w:hyperlink w:history="1" r:id="rIdcg5a0aaux_spawsnfuiqi">
         <w:r>
           <w:rPr>
             <w:rStyle w:val="Hyperlink"/>
@@ -2021,7 +2021,7 @@
       <w:r>
         <w:t xml:space="preserve"> — modifié — </w:t>
       </w:r>
-      <w:hyperlink w:history="1" r:id="rIdozcpoiy7il0qslnmoin90">
+      <w:hyperlink w:history="1" r:id="rIdhzgcpudzpiv4dlpvelc1a">
         <w:r>
           <w:rPr>
             <w:rStyle w:val="Hyperlink"/>
@@ -2050,7 +2050,7 @@
       <w:r>
         <w:t xml:space="preserve"> — modifié — </w:t>
       </w:r>
-      <w:hyperlink w:history="1" r:id="rIdgjkcok2-ao50cw3dqgoug">
+      <w:hyperlink w:history="1" r:id="rIdyoj6awzk6isduhifyudzs">
         <w:r>
           <w:rPr>
             <w:rStyle w:val="Hyperlink"/>
@@ -2079,7 +2079,7 @@
       <w:r>
         <w:t xml:space="preserve"> — modifié — </w:t>
       </w:r>
-      <w:hyperlink w:history="1" r:id="rIdl7ahzxkqe9tfc8d5sxtzo">
+      <w:hyperlink w:history="1" r:id="rId5lp79szdiyzcwfniprdjg">
         <w:r>
           <w:rPr>
             <w:rStyle w:val="Hyperlink"/>
@@ -2108,7 +2108,7 @@
       <w:r>
         <w:t xml:space="preserve"> — modifié — </w:t>
       </w:r>
-      <w:hyperlink w:history="1" r:id="rId7nt5fxu9ze8jkgp8afwf6">
+      <w:hyperlink w:history="1" r:id="rIdeessiglbcms1usm-ugppw">
         <w:r>
           <w:rPr>
             <w:rStyle w:val="Hyperlink"/>
@@ -2145,7 +2145,7 @@
       <w:r>
         <w:t xml:space="preserve"> — créé — </w:t>
       </w:r>
-      <w:hyperlink w:history="1" r:id="rIdebhcgkclmh4rp739q5jua">
+      <w:hyperlink w:history="1" r:id="rIdannivjvphf5ftu8m82xzw">
         <w:r>
           <w:rPr>
             <w:rStyle w:val="Hyperlink"/>
@@ -2174,7 +2174,7 @@
       <w:r>
         <w:t xml:space="preserve"> — modifié — </w:t>
       </w:r>
-      <w:hyperlink w:history="1" r:id="rIdibftjuj2ca4bxhcav1z48">
+      <w:hyperlink w:history="1" r:id="rIdghr83eebghzoyto0yp-ww">
         <w:r>
           <w:rPr>
             <w:rStyle w:val="Hyperlink"/>
@@ -2203,7 +2203,7 @@
       <w:r>
         <w:t xml:space="preserve"> — modifié — </w:t>
       </w:r>
-      <w:hyperlink w:history="1" r:id="rIdvke4hpvjtbiqhvok2l_0n">
+      <w:hyperlink w:history="1" r:id="rId9xcifx6bao0bfibmlmis2">
         <w:r>
           <w:rPr>
             <w:rStyle w:val="Hyperlink"/>
@@ -2232,7 +2232,7 @@
       <w:r>
         <w:t xml:space="preserve"> — modifié — </w:t>
       </w:r>
-      <w:hyperlink w:history="1" r:id="rIdq7iovrzboctwywy9c5v8m">
+      <w:hyperlink w:history="1" r:id="rIdwxeqw9yn-hcxb93xkdhzm">
         <w:r>
           <w:rPr>
             <w:rStyle w:val="Hyperlink"/>
@@ -2261,7 +2261,7 @@
       <w:r>
         <w:t xml:space="preserve"> — modifié — </w:t>
       </w:r>
-      <w:hyperlink w:history="1" r:id="rIdoalli1aiqlvkk85jhxeob">
+      <w:hyperlink w:history="1" r:id="rId97alojmwv8gvqwi8erxmt">
         <w:r>
           <w:rPr>
             <w:rStyle w:val="Hyperlink"/>
@@ -2290,7 +2290,7 @@
       <w:r>
         <w:t xml:space="preserve"> — modifié — </w:t>
       </w:r>
-      <w:hyperlink w:history="1" r:id="rIdxmxrdgont4w718kyd8jwc">
+      <w:hyperlink w:history="1" r:id="rIdhgpzyy-ddnosbbtgzoc43">
         <w:r>
           <w:rPr>
             <w:rStyle w:val="Hyperlink"/>
@@ -2319,7 +2319,7 @@
       <w:r>
         <w:t xml:space="preserve"> — modifié — </w:t>
       </w:r>
-      <w:hyperlink w:history="1" r:id="rId5cpgh4k9fmktim_1lgdhf">
+      <w:hyperlink w:history="1" r:id="rIdlas0xxd1xxacsoofgxuua">
         <w:r>
           <w:rPr>
             <w:rStyle w:val="Hyperlink"/>
@@ -2348,7 +2348,7 @@
       <w:r>
         <w:t xml:space="preserve"> — modifié — </w:t>
       </w:r>
-      <w:hyperlink w:history="1" r:id="rIdmkwq5fktqpskccdndc6mi">
+      <w:hyperlink w:history="1" r:id="rIdj5tw2uw2zzfvs8xdw9obf">
         <w:r>
           <w:rPr>
             <w:rStyle w:val="Hyperlink"/>
@@ -2377,7 +2377,7 @@
       <w:r>
         <w:t xml:space="preserve"> — modifié — </w:t>
       </w:r>
-      <w:hyperlink w:history="1" r:id="rIdwjsppasamik1zozddcxrq">
+      <w:hyperlink w:history="1" r:id="rIdluyokstwcsndu95edh_pz">
         <w:r>
           <w:rPr>
             <w:rStyle w:val="Hyperlink"/>
@@ -2406,7 +2406,7 @@
       <w:r>
         <w:t xml:space="preserve"> — modifié — </w:t>
       </w:r>
-      <w:hyperlink w:history="1" r:id="rIdnovam2ggpbpsy2ah4cfbi">
+      <w:hyperlink w:history="1" r:id="rId81lqerzaynbhfblnsyu2r">
         <w:r>
           <w:rPr>
             <w:rStyle w:val="Hyperlink"/>
@@ -2435,7 +2435,7 @@
       <w:r>
         <w:t xml:space="preserve"> — modifié — </w:t>
       </w:r>
-      <w:hyperlink w:history="1" r:id="rIdrnhy8ezmmi-k1txov0rr_">
+      <w:hyperlink w:history="1" r:id="rIdjxh3yhvopoq_mwbpef72u">
         <w:r>
           <w:rPr>
             <w:rStyle w:val="Hyperlink"/>
@@ -2464,7 +2464,7 @@
       <w:r>
         <w:t xml:space="preserve"> — modifié — </w:t>
       </w:r>
-      <w:hyperlink w:history="1" r:id="rIdbfjeifotryhic3xcot3fu">
+      <w:hyperlink w:history="1" r:id="rIduxnrokpdorgkhd-hlwu1t">
         <w:r>
           <w:rPr>
             <w:rStyle w:val="Hyperlink"/>
@@ -2493,7 +2493,7 @@
       <w:r>
         <w:t xml:space="preserve"> — modifié — </w:t>
       </w:r>
-      <w:hyperlink w:history="1" r:id="rIdstcr_2lsrh1c1qcmtpt2x">
+      <w:hyperlink w:history="1" r:id="rIdlwreetuswduttua92mjsh">
         <w:r>
           <w:rPr>
             <w:rStyle w:val="Hyperlink"/>
@@ -2522,7 +2522,7 @@
       <w:r>
         <w:t xml:space="preserve"> — modifié — </w:t>
       </w:r>
-      <w:hyperlink w:history="1" r:id="rIdfdt3s2wvxtdspkp6is2sy">
+      <w:hyperlink w:history="1" r:id="rId43wg_o4qqgfdo3oga0a70">
         <w:r>
           <w:rPr>
             <w:rStyle w:val="Hyperlink"/>
@@ -2551,7 +2551,7 @@
       <w:r>
         <w:t xml:space="preserve"> — modifié — </w:t>
       </w:r>
-      <w:hyperlink w:history="1" r:id="rId_cqeyrwulw-beet-6av0s">
+      <w:hyperlink w:history="1" r:id="rIdlooraadcouwbrdxq9dszw">
         <w:r>
           <w:rPr>
             <w:rStyle w:val="Hyperlink"/>
@@ -2580,7 +2580,7 @@
       <w:r>
         <w:t xml:space="preserve"> — modifié — </w:t>
       </w:r>
-      <w:hyperlink w:history="1" r:id="rIdge2erqyhk67fodgxh31ub">
+      <w:hyperlink w:history="1" r:id="rIdhiscstsuad1bruqvbzpih">
         <w:r>
           <w:rPr>
             <w:rStyle w:val="Hyperlink"/>
@@ -2609,7 +2609,7 @@
       <w:r>
         <w:t xml:space="preserve"> — modifié — </w:t>
       </w:r>
-      <w:hyperlink w:history="1" r:id="rIds7beu_8hewdkgij8x-zeq">
+      <w:hyperlink w:history="1" r:id="rIdqyda4mestktwlzmyui08v">
         <w:r>
           <w:rPr>
             <w:rStyle w:val="Hyperlink"/>
@@ -2638,7 +2638,7 @@
       <w:r>
         <w:t xml:space="preserve"> — modifié — </w:t>
       </w:r>
-      <w:hyperlink w:history="1" r:id="rIdqhthioxtt7wqkny9x9708">
+      <w:hyperlink w:history="1" r:id="rIdf44yz4e7zpxjlqrunwkgc">
         <w:r>
           <w:rPr>
             <w:rStyle w:val="Hyperlink"/>
@@ -2667,7 +2667,7 @@
       <w:r>
         <w:t xml:space="preserve"> — modifié — </w:t>
       </w:r>
-      <w:hyperlink w:history="1" r:id="rIddwk1vqeexpehzxh0sobjn">
+      <w:hyperlink w:history="1" r:id="rIdoq2k8plroi-h8-t4dvdgt">
         <w:r>
           <w:rPr>
             <w:rStyle w:val="Hyperlink"/>
@@ -2696,7 +2696,7 @@
       <w:r>
         <w:t xml:space="preserve"> — modifié — </w:t>
       </w:r>
-      <w:hyperlink w:history="1" r:id="rId3a93to8nppwyc5mb3hnlx">
+      <w:hyperlink w:history="1" r:id="rId-jkahymt7whhuq8xbljg0">
         <w:r>
           <w:rPr>
             <w:rStyle w:val="Hyperlink"/>
@@ -2725,7 +2725,7 @@
       <w:r>
         <w:t xml:space="preserve"> — modifié — </w:t>
       </w:r>
-      <w:hyperlink w:history="1" r:id="rIdv7yddoigqjf-opxo4fp5j">
+      <w:hyperlink w:history="1" r:id="rId0udyh2ycpyv4_dc9otjjd">
         <w:r>
           <w:rPr>
             <w:rStyle w:val="Hyperlink"/>
@@ -2754,7 +2754,7 @@
       <w:r>
         <w:t xml:space="preserve"> — modifié — </w:t>
       </w:r>
-      <w:hyperlink w:history="1" r:id="rIdbqh7f2dnkusvye51jq0kd">
+      <w:hyperlink w:history="1" r:id="rIdnupxr46ujcot_nyculgzm">
         <w:r>
           <w:rPr>
             <w:rStyle w:val="Hyperlink"/>
@@ -2783,7 +2783,7 @@
       <w:r>
         <w:t xml:space="preserve"> — modifié — </w:t>
       </w:r>
-      <w:hyperlink w:history="1" r:id="rIdgguuyi2vfxq7lllcbwsiu">
+      <w:hyperlink w:history="1" r:id="rIdpjbpipruthkbopjn6snja">
         <w:r>
           <w:rPr>
             <w:rStyle w:val="Hyperlink"/>
@@ -2820,7 +2820,7 @@
       <w:r>
         <w:t xml:space="preserve"> — modifié — </w:t>
       </w:r>
-      <w:hyperlink w:history="1" r:id="rIdjwwuijlqfojigedcbkxuf">
+      <w:hyperlink w:history="1" r:id="rIdq45b-ja3pgttlja7nqihm">
         <w:r>
           <w:rPr>
             <w:rStyle w:val="Hyperlink"/>
@@ -2849,7 +2849,7 @@
       <w:r>
         <w:t xml:space="preserve"> — modifié — </w:t>
       </w:r>
-      <w:hyperlink w:history="1" r:id="rIdrwdygsoblqec4w5sozyh0">
+      <w:hyperlink w:history="1" r:id="rId5ysucs7-ei_ul9bsnpvkr">
         <w:r>
           <w:rPr>
             <w:rStyle w:val="Hyperlink"/>

--- a/docs/developpement/phases/word/PHASE_33_CAISSE_AUTOMATIQUE_SELON_LA_DATE_CLOTURE_PAR_LE_DIRECTEUR_EVENEMENT_PA.docx
+++ b/docs/developpement/phases/word/PHASE_33_CAISSE_AUTOMATIQUE_SELON_LA_DATE_CLOTURE_PAR_LE_DIRECTEUR_EVENEMENT_PA.docx
@@ -20,7 +20,7 @@
       <w:r>
         <w:t xml:space="preserve">FlaiX Expert · dossier de développement · généré le 2026-10-04 depuis le dépôt </w:t>
       </w:r>
-      <w:hyperlink w:history="1" r:id="rIdt66huf0vcsypmms5b_cjc">
+      <w:hyperlink w:history="1" r:id="rIdhxiz49n7fq6j2qitbdcam">
         <w:r>
           <w:rPr>
             <w:rStyle w:val="Hyperlink"/>
@@ -827,7 +827,7 @@
           <w:numId w:val="3"/>
         </w:numPr>
       </w:pPr>
-      <w:hyperlink w:history="1" r:id="rId6ogyo6dsetasgu9ptzjmk">
+      <w:hyperlink w:history="1" r:id="rId2qm72hpbrsxtgqjypelhm">
         <w:r>
           <w:rPr>
             <w:rStyle w:val="Hyperlink"/>
@@ -847,7 +847,7 @@
           <w:numId w:val="3"/>
         </w:numPr>
       </w:pPr>
-      <w:hyperlink w:history="1" r:id="rIdnelzynmmt9_almuglfwan">
+      <w:hyperlink w:history="1" r:id="rIdj72ax4bfq9h-ox30hhmmt">
         <w:r>
           <w:rPr>
             <w:rStyle w:val="Hyperlink"/>
@@ -895,7 +895,7 @@
       <w:r>
         <w:t xml:space="preserve"> — créé — </w:t>
       </w:r>
-      <w:hyperlink w:history="1" r:id="rId9r3utjclp0h4ptwapew9d">
+      <w:hyperlink w:history="1" r:id="rIdwxmhhj1xced_ojhcjzovb">
         <w:r>
           <w:rPr>
             <w:rStyle w:val="Hyperlink"/>
@@ -932,7 +932,7 @@
       <w:r>
         <w:t xml:space="preserve"> — créé — </w:t>
       </w:r>
-      <w:hyperlink w:history="1" r:id="rIdtqrk3axuyex8fkvpmy5-w">
+      <w:hyperlink w:history="1" r:id="rIddyk7gc19dmobwyif78sef">
         <w:r>
           <w:rPr>
             <w:rStyle w:val="Hyperlink"/>
@@ -961,7 +961,7 @@
       <w:r>
         <w:t xml:space="preserve"> — modifié — </w:t>
       </w:r>
-      <w:hyperlink w:history="1" r:id="rIdd72dw3ucdh8qfrecxagye">
+      <w:hyperlink w:history="1" r:id="rIdxeczbu-hpzloi0sewcrjk">
         <w:r>
           <w:rPr>
             <w:rStyle w:val="Hyperlink"/>
@@ -990,7 +990,7 @@
       <w:r>
         <w:t xml:space="preserve"> — modifié — </w:t>
       </w:r>
-      <w:hyperlink w:history="1" r:id="rIdqylejkmuih6cvjy_hy37e">
+      <w:hyperlink w:history="1" r:id="rIdvv5953zqeirpjeksluhfy">
         <w:r>
           <w:rPr>
             <w:rStyle w:val="Hyperlink"/>
@@ -1019,7 +1019,7 @@
       <w:r>
         <w:t xml:space="preserve"> — modifié — </w:t>
       </w:r>
-      <w:hyperlink w:history="1" r:id="rIdg-vefks20zazsomzyork7">
+      <w:hyperlink w:history="1" r:id="rIddzvfgnztd4lkzbug78vms">
         <w:r>
           <w:rPr>
             <w:rStyle w:val="Hyperlink"/>
@@ -1048,7 +1048,7 @@
       <w:r>
         <w:t xml:space="preserve"> — modifié — </w:t>
       </w:r>
-      <w:hyperlink w:history="1" r:id="rIdb-v9u9kamqwp1ktsb95iu">
+      <w:hyperlink w:history="1" r:id="rIdzifqg7k_hherxur_w5lhl">
         <w:r>
           <w:rPr>
             <w:rStyle w:val="Hyperlink"/>
@@ -1077,7 +1077,7 @@
       <w:r>
         <w:t xml:space="preserve"> — modifié — </w:t>
       </w:r>
-      <w:hyperlink w:history="1" r:id="rIdwhjl1rd_tbz0uvcptckyg">
+      <w:hyperlink w:history="1" r:id="rIdpziwmvjeite7gaqhzlpzq">
         <w:r>
           <w:rPr>
             <w:rStyle w:val="Hyperlink"/>
@@ -1106,7 +1106,7 @@
       <w:r>
         <w:t xml:space="preserve"> — modifié — </w:t>
       </w:r>
-      <w:hyperlink w:history="1" r:id="rIdykavnrkaxlb_wjmgnopmw">
+      <w:hyperlink w:history="1" r:id="rIdqafuptnjydsn94b53edba">
         <w:r>
           <w:rPr>
             <w:rStyle w:val="Hyperlink"/>
@@ -1135,7 +1135,7 @@
       <w:r>
         <w:t xml:space="preserve"> — modifié — </w:t>
       </w:r>
-      <w:hyperlink w:history="1" r:id="rIdkoq8t9v6lofsjh6zc9j8q">
+      <w:hyperlink w:history="1" r:id="rIdjj5a45h81wt5eb2izfa_n">
         <w:r>
           <w:rPr>
             <w:rStyle w:val="Hyperlink"/>
@@ -1164,7 +1164,7 @@
       <w:r>
         <w:t xml:space="preserve"> — modifié — </w:t>
       </w:r>
-      <w:hyperlink w:history="1" r:id="rId36jc6ikx6bvyc9vdcusrw">
+      <w:hyperlink w:history="1" r:id="rIdqo876yf0iwldcy2v4cnfi">
         <w:r>
           <w:rPr>
             <w:rStyle w:val="Hyperlink"/>
@@ -1193,7 +1193,7 @@
       <w:r>
         <w:t xml:space="preserve"> — modifié — </w:t>
       </w:r>
-      <w:hyperlink w:history="1" r:id="rIdhnmkbsr8evmaldy90cbgk">
+      <w:hyperlink w:history="1" r:id="rId1eks7oxtngp-dkiqcel3p">
         <w:r>
           <w:rPr>
             <w:rStyle w:val="Hyperlink"/>
@@ -1222,7 +1222,7 @@
       <w:r>
         <w:t xml:space="preserve"> — modifié — </w:t>
       </w:r>
-      <w:hyperlink w:history="1" r:id="rIdiihfzay6cefbhbsus0zsq">
+      <w:hyperlink w:history="1" r:id="rIdedtbzprbigljcd38ssner">
         <w:r>
           <w:rPr>
             <w:rStyle w:val="Hyperlink"/>
@@ -1251,7 +1251,7 @@
       <w:r>
         <w:t xml:space="preserve"> — modifié — </w:t>
       </w:r>
-      <w:hyperlink w:history="1" r:id="rIdy4tluvmh6vvuywcem9zmf">
+      <w:hyperlink w:history="1" r:id="rIdzsdszrj1zkyn_-5hd-o5q">
         <w:r>
           <w:rPr>
             <w:rStyle w:val="Hyperlink"/>
@@ -1280,7 +1280,7 @@
       <w:r>
         <w:t xml:space="preserve"> — modifié — </w:t>
       </w:r>
-      <w:hyperlink w:history="1" r:id="rIddvwvzwpfwt7zg3oqxpktl">
+      <w:hyperlink w:history="1" r:id="rIdswfmttqct21hndgvw3x9z">
         <w:r>
           <w:rPr>
             <w:rStyle w:val="Hyperlink"/>
@@ -1309,7 +1309,7 @@
       <w:r>
         <w:t xml:space="preserve"> — modifié — </w:t>
       </w:r>
-      <w:hyperlink w:history="1" r:id="rId5me0h641o7qy0n6wf9bew">
+      <w:hyperlink w:history="1" r:id="rIddpmg862du3qml2wfalg6r">
         <w:r>
           <w:rPr>
             <w:rStyle w:val="Hyperlink"/>
@@ -1338,7 +1338,7 @@
       <w:r>
         <w:t xml:space="preserve"> — créé — </w:t>
       </w:r>
-      <w:hyperlink w:history="1" r:id="rIdlwt1sr8ol3f_xbehrj0nl">
+      <w:hyperlink w:history="1" r:id="rId0qflb8q-pukk-rv-hrplr">
         <w:r>
           <w:rPr>
             <w:rStyle w:val="Hyperlink"/>
@@ -1367,7 +1367,7 @@
       <w:r>
         <w:t xml:space="preserve"> — modifié — </w:t>
       </w:r>
-      <w:hyperlink w:history="1" r:id="rId1-fv0wtdyhwyizbyhfahs">
+      <w:hyperlink w:history="1" r:id="rId2j2mjiw8inhr1jfu2ug70">
         <w:r>
           <w:rPr>
             <w:rStyle w:val="Hyperlink"/>
@@ -1396,7 +1396,7 @@
       <w:r>
         <w:t xml:space="preserve"> — modifié — </w:t>
       </w:r>
-      <w:hyperlink w:history="1" r:id="rIdjdqvgz0ytlv_ajnfyp7uc">
+      <w:hyperlink w:history="1" r:id="rIdhdsro_lpw8fyns1zsvbhc">
         <w:r>
           <w:rPr>
             <w:rStyle w:val="Hyperlink"/>
@@ -1433,7 +1433,7 @@
       <w:r>
         <w:t xml:space="preserve"> — créé — </w:t>
       </w:r>
-      <w:hyperlink w:history="1" r:id="rId0q8dsgbnjdhnxho67fbpy">
+      <w:hyperlink w:history="1" r:id="rId3subbnetzlrxr9vep-_7f">
         <w:r>
           <w:rPr>
             <w:rStyle w:val="Hyperlink"/>
@@ -1462,7 +1462,7 @@
       <w:r>
         <w:t xml:space="preserve"> — modifié — </w:t>
       </w:r>
-      <w:hyperlink w:history="1" r:id="rIdwewckfmgavhgw0nkl6xq2">
+      <w:hyperlink w:history="1" r:id="rId6lf4uuzjcbyz2yzyifqqk">
         <w:r>
           <w:rPr>
             <w:rStyle w:val="Hyperlink"/>
@@ -1491,7 +1491,7 @@
       <w:r>
         <w:t xml:space="preserve"> — modifié — </w:t>
       </w:r>
-      <w:hyperlink w:history="1" r:id="rIdsoope2geqemlzeiqonfea">
+      <w:hyperlink w:history="1" r:id="rIdrvu-g1pxd6jraxhqkwkuy">
         <w:r>
           <w:rPr>
             <w:rStyle w:val="Hyperlink"/>
@@ -1520,7 +1520,7 @@
       <w:r>
         <w:t xml:space="preserve"> — modifié — </w:t>
       </w:r>
-      <w:hyperlink w:history="1" r:id="rIddubbbjumg9ntew1qt3pwk">
+      <w:hyperlink w:history="1" r:id="rIdw6cwm6fr2ohynajaj8dux">
         <w:r>
           <w:rPr>
             <w:rStyle w:val="Hyperlink"/>
@@ -1549,7 +1549,7 @@
       <w:r>
         <w:t xml:space="preserve"> — modifié — </w:t>
       </w:r>
-      <w:hyperlink w:history="1" r:id="rIdtgu6cgsrvqvhz4jud4fxw">
+      <w:hyperlink w:history="1" r:id="rIdy-tp7e8od_1ezd9lmnf08">
         <w:r>
           <w:rPr>
             <w:rStyle w:val="Hyperlink"/>
@@ -1578,7 +1578,7 @@
       <w:r>
         <w:t xml:space="preserve"> — modifié — </w:t>
       </w:r>
-      <w:hyperlink w:history="1" r:id="rIdd43s1ak2aaesy0qhyek76">
+      <w:hyperlink w:history="1" r:id="rIdfiovh5v6ojfpcijp3d3nm">
         <w:r>
           <w:rPr>
             <w:rStyle w:val="Hyperlink"/>
@@ -1607,7 +1607,7 @@
       <w:r>
         <w:t xml:space="preserve"> — modifié — </w:t>
       </w:r>
-      <w:hyperlink w:history="1" r:id="rIdbzsagfqvjnal9vjcdt8fu">
+      <w:hyperlink w:history="1" r:id="rIdabh2x5lh1ztovorbwwbsd">
         <w:r>
           <w:rPr>
             <w:rStyle w:val="Hyperlink"/>
@@ -1636,7 +1636,7 @@
       <w:r>
         <w:t xml:space="preserve"> — modifié — </w:t>
       </w:r>
-      <w:hyperlink w:history="1" r:id="rIdrcnid4wa9n3kmumikp68y">
+      <w:hyperlink w:history="1" r:id="rId5yxv96tcnbqq03q_aq5k7">
         <w:r>
           <w:rPr>
             <w:rStyle w:val="Hyperlink"/>
@@ -1665,7 +1665,7 @@
       <w:r>
         <w:t xml:space="preserve"> — modifié — </w:t>
       </w:r>
-      <w:hyperlink w:history="1" r:id="rIdsmxiyjtbh6g7xd4-len4w">
+      <w:hyperlink w:history="1" r:id="rId9c41anbnuzhwcmusagctq">
         <w:r>
           <w:rPr>
             <w:rStyle w:val="Hyperlink"/>
@@ -1694,7 +1694,7 @@
       <w:r>
         <w:t xml:space="preserve"> — modifié — </w:t>
       </w:r>
-      <w:hyperlink w:history="1" r:id="rIdxxozebf9vvmo4e5qj43sd">
+      <w:hyperlink w:history="1" r:id="rIdmsqjnqnvetm0ew9v2104l">
         <w:r>
           <w:rPr>
             <w:rStyle w:val="Hyperlink"/>
@@ -1723,7 +1723,7 @@
       <w:r>
         <w:t xml:space="preserve"> — modifié — </w:t>
       </w:r>
-      <w:hyperlink w:history="1" r:id="rIdq8lhtbld6qulnsscflf_n">
+      <w:hyperlink w:history="1" r:id="rIdkhigxlkcqzyfg8o0_ldue">
         <w:r>
           <w:rPr>
             <w:rStyle w:val="Hyperlink"/>
@@ -1752,7 +1752,7 @@
       <w:r>
         <w:t xml:space="preserve"> — modifié — </w:t>
       </w:r>
-      <w:hyperlink w:history="1" r:id="rIdnw-tfkbhwfrv8z8rnsy9f">
+      <w:hyperlink w:history="1" r:id="rIdnhkmd4lhg4cgh9kdyqzpa">
         <w:r>
           <w:rPr>
             <w:rStyle w:val="Hyperlink"/>
@@ -1781,7 +1781,7 @@
       <w:r>
         <w:t xml:space="preserve"> — modifié — </w:t>
       </w:r>
-      <w:hyperlink w:history="1" r:id="rIdkysmjff_zvf9ahmzggoxa">
+      <w:hyperlink w:history="1" r:id="rIdelqqq8g7ejtdu4dxejg0b">
         <w:r>
           <w:rPr>
             <w:rStyle w:val="Hyperlink"/>
@@ -1818,7 +1818,7 @@
       <w:r>
         <w:t xml:space="preserve"> — modifié — </w:t>
       </w:r>
-      <w:hyperlink w:history="1" r:id="rIduannpccnehx-_hl1lze36">
+      <w:hyperlink w:history="1" r:id="rId0qf766882m3mxnbgg84pd">
         <w:r>
           <w:rPr>
             <w:rStyle w:val="Hyperlink"/>
@@ -1847,7 +1847,7 @@
       <w:r>
         <w:t xml:space="preserve"> — modifié — </w:t>
       </w:r>
-      <w:hyperlink w:history="1" r:id="rId-pj6mnr4w3_usdlpuvujx">
+      <w:hyperlink w:history="1" r:id="rIdwukn_x-jxx6_fsgyfufyj">
         <w:r>
           <w:rPr>
             <w:rStyle w:val="Hyperlink"/>
@@ -1876,7 +1876,7 @@
       <w:r>
         <w:t xml:space="preserve"> — modifié — </w:t>
       </w:r>
-      <w:hyperlink w:history="1" r:id="rIdybh_d2ve93anybxipwedk">
+      <w:hyperlink w:history="1" r:id="rIdqezlg6egp1fsdtxulgptl">
         <w:r>
           <w:rPr>
             <w:rStyle w:val="Hyperlink"/>
@@ -1905,7 +1905,7 @@
       <w:r>
         <w:t xml:space="preserve"> — modifié — </w:t>
       </w:r>
-      <w:hyperlink w:history="1" r:id="rIdq09jx7lxj8xnisem1theu">
+      <w:hyperlink w:history="1" r:id="rIdstfebkiet-wamrfzgsbth">
         <w:r>
           <w:rPr>
             <w:rStyle w:val="Hyperlink"/>
@@ -1934,7 +1934,7 @@
       <w:r>
         <w:t xml:space="preserve"> — modifié — </w:t>
       </w:r>
-      <w:hyperlink w:history="1" r:id="rIdxmq091v3ze8twuqvzjido">
+      <w:hyperlink w:history="1" r:id="rId2ycyxbrkfep5p-28_rzew">
         <w:r>
           <w:rPr>
             <w:rStyle w:val="Hyperlink"/>
@@ -1963,7 +1963,7 @@
       <w:r>
         <w:t xml:space="preserve"> — modifié — </w:t>
       </w:r>
-      <w:hyperlink w:history="1" r:id="rIdkswo20dynv8kd4p0rku81">
+      <w:hyperlink w:history="1" r:id="rIdmgqljonzygk9knqyoggwd">
         <w:r>
           <w:rPr>
             <w:rStyle w:val="Hyperlink"/>
@@ -1992,7 +1992,7 @@
       <w:r>
         <w:t xml:space="preserve"> — modifié — </w:t>
       </w:r>
-      <w:hyperlink w:history="1" r:id="rIdcg5a0aaux_spawsnfuiqi">
+      <w:hyperlink w:history="1" r:id="rIdowudpqvb98s8cxf3pz3wn">
         <w:r>
           <w:rPr>
             <w:rStyle w:val="Hyperlink"/>
@@ -2021,7 +2021,7 @@
       <w:r>
         <w:t xml:space="preserve"> — modifié — </w:t>
       </w:r>
-      <w:hyperlink w:history="1" r:id="rIdhzgcpudzpiv4dlpvelc1a">
+      <w:hyperlink w:history="1" r:id="rId5dnrnor4ckglyj5epa_ef">
         <w:r>
           <w:rPr>
             <w:rStyle w:val="Hyperlink"/>
@@ -2050,7 +2050,7 @@
       <w:r>
         <w:t xml:space="preserve"> — modifié — </w:t>
       </w:r>
-      <w:hyperlink w:history="1" r:id="rIdyoj6awzk6isduhifyudzs">
+      <w:hyperlink w:history="1" r:id="rIdwdwshsavtiiq8jaj9szsf">
         <w:r>
           <w:rPr>
             <w:rStyle w:val="Hyperlink"/>
@@ -2079,7 +2079,7 @@
       <w:r>
         <w:t xml:space="preserve"> — modifié — </w:t>
       </w:r>
-      <w:hyperlink w:history="1" r:id="rId5lp79szdiyzcwfniprdjg">
+      <w:hyperlink w:history="1" r:id="rIdfgbzpirjgzdqudriu0q4p">
         <w:r>
           <w:rPr>
             <w:rStyle w:val="Hyperlink"/>
@@ -2108,7 +2108,7 @@
       <w:r>
         <w:t xml:space="preserve"> — modifié — </w:t>
       </w:r>
-      <w:hyperlink w:history="1" r:id="rIdeessiglbcms1usm-ugppw">
+      <w:hyperlink w:history="1" r:id="rIdzsbcqdijvv6y0swbngcq2">
         <w:r>
           <w:rPr>
             <w:rStyle w:val="Hyperlink"/>
@@ -2145,7 +2145,7 @@
       <w:r>
         <w:t xml:space="preserve"> — créé — </w:t>
       </w:r>
-      <w:hyperlink w:history="1" r:id="rIdannivjvphf5ftu8m82xzw">
+      <w:hyperlink w:history="1" r:id="rIdzbfck-_69haqafkggd77j">
         <w:r>
           <w:rPr>
             <w:rStyle w:val="Hyperlink"/>
@@ -2174,7 +2174,7 @@
       <w:r>
         <w:t xml:space="preserve"> — modifié — </w:t>
       </w:r>
-      <w:hyperlink w:history="1" r:id="rIdghr83eebghzoyto0yp-ww">
+      <w:hyperlink w:history="1" r:id="rId5vo-uyp-zauwy8-ltkudc">
         <w:r>
           <w:rPr>
             <w:rStyle w:val="Hyperlink"/>
@@ -2203,7 +2203,7 @@
       <w:r>
         <w:t xml:space="preserve"> — modifié — </w:t>
       </w:r>
-      <w:hyperlink w:history="1" r:id="rId9xcifx6bao0bfibmlmis2">
+      <w:hyperlink w:history="1" r:id="rIdsvdknd7qxx5prxzujk_a4">
         <w:r>
           <w:rPr>
             <w:rStyle w:val="Hyperlink"/>
@@ -2232,7 +2232,7 @@
       <w:r>
         <w:t xml:space="preserve"> — modifié — </w:t>
       </w:r>
-      <w:hyperlink w:history="1" r:id="rIdwxeqw9yn-hcxb93xkdhzm">
+      <w:hyperlink w:history="1" r:id="rIdxjje8a9nxrnwvs0cdncze">
         <w:r>
           <w:rPr>
             <w:rStyle w:val="Hyperlink"/>
@@ -2261,7 +2261,7 @@
       <w:r>
         <w:t xml:space="preserve"> — modifié — </w:t>
       </w:r>
-      <w:hyperlink w:history="1" r:id="rId97alojmwv8gvqwi8erxmt">
+      <w:hyperlink w:history="1" r:id="rIdsvuf9wqmocl3ys7gye0ly">
         <w:r>
           <w:rPr>
             <w:rStyle w:val="Hyperlink"/>
@@ -2290,7 +2290,7 @@
       <w:r>
         <w:t xml:space="preserve"> — modifié — </w:t>
       </w:r>
-      <w:hyperlink w:history="1" r:id="rIdhgpzyy-ddnosbbtgzoc43">
+      <w:hyperlink w:history="1" r:id="rIdkmwlk7e6rachz90hzdg7o">
         <w:r>
           <w:rPr>
             <w:rStyle w:val="Hyperlink"/>
@@ -2319,7 +2319,7 @@
       <w:r>
         <w:t xml:space="preserve"> — modifié — </w:t>
       </w:r>
-      <w:hyperlink w:history="1" r:id="rIdlas0xxd1xxacsoofgxuua">
+      <w:hyperlink w:history="1" r:id="rIdulszt37owf7yuae7uad31">
         <w:r>
           <w:rPr>
             <w:rStyle w:val="Hyperlink"/>
@@ -2348,7 +2348,7 @@
       <w:r>
         <w:t xml:space="preserve"> — modifié — </w:t>
       </w:r>
-      <w:hyperlink w:history="1" r:id="rIdj5tw2uw2zzfvs8xdw9obf">
+      <w:hyperlink w:history="1" r:id="rIdc-n2kkm36i1w24usqf5wv">
         <w:r>
           <w:rPr>
             <w:rStyle w:val="Hyperlink"/>
@@ -2377,7 +2377,7 @@
       <w:r>
         <w:t xml:space="preserve"> — modifié — </w:t>
       </w:r>
-      <w:hyperlink w:history="1" r:id="rIdluyokstwcsndu95edh_pz">
+      <w:hyperlink w:history="1" r:id="rIdhxcrtiuw8bwd44rece7lk">
         <w:r>
           <w:rPr>
             <w:rStyle w:val="Hyperlink"/>
@@ -2406,7 +2406,7 @@
       <w:r>
         <w:t xml:space="preserve"> — modifié — </w:t>
       </w:r>
-      <w:hyperlink w:history="1" r:id="rId81lqerzaynbhfblnsyu2r">
+      <w:hyperlink w:history="1" r:id="rIdymm_7viupzbxseknzctv4">
         <w:r>
           <w:rPr>
             <w:rStyle w:val="Hyperlink"/>
@@ -2435,7 +2435,7 @@
       <w:r>
         <w:t xml:space="preserve"> — modifié — </w:t>
       </w:r>
-      <w:hyperlink w:history="1" r:id="rIdjxh3yhvopoq_mwbpef72u">
+      <w:hyperlink w:history="1" r:id="rId9ekyr-6pjipnco80vqx_-">
         <w:r>
           <w:rPr>
             <w:rStyle w:val="Hyperlink"/>
@@ -2464,7 +2464,7 @@
       <w:r>
         <w:t xml:space="preserve"> — modifié — </w:t>
       </w:r>
-      <w:hyperlink w:history="1" r:id="rIduxnrokpdorgkhd-hlwu1t">
+      <w:hyperlink w:history="1" r:id="rIdtyctk4hmb_i5tl1r-bkhh">
         <w:r>
           <w:rPr>
             <w:rStyle w:val="Hyperlink"/>
@@ -2493,7 +2493,7 @@
       <w:r>
         <w:t xml:space="preserve"> — modifié — </w:t>
       </w:r>
-      <w:hyperlink w:history="1" r:id="rIdlwreetuswduttua92mjsh">
+      <w:hyperlink w:history="1" r:id="rIdpyagwarb3dqwx1r579ngh">
         <w:r>
           <w:rPr>
             <w:rStyle w:val="Hyperlink"/>
@@ -2522,7 +2522,7 @@
       <w:r>
         <w:t xml:space="preserve"> — modifié — </w:t>
       </w:r>
-      <w:hyperlink w:history="1" r:id="rId43wg_o4qqgfdo3oga0a70">
+      <w:hyperlink w:history="1" r:id="rIdouwbly2cb2xyn17h0g9fh">
         <w:r>
           <w:rPr>
             <w:rStyle w:val="Hyperlink"/>
@@ -2551,7 +2551,7 @@
       <w:r>
         <w:t xml:space="preserve"> — modifié — </w:t>
       </w:r>
-      <w:hyperlink w:history="1" r:id="rIdlooraadcouwbrdxq9dszw">
+      <w:hyperlink w:history="1" r:id="rId0ouehsbcuirpjaujsapmc">
         <w:r>
           <w:rPr>
             <w:rStyle w:val="Hyperlink"/>
@@ -2580,7 +2580,7 @@
       <w:r>
         <w:t xml:space="preserve"> — modifié — </w:t>
       </w:r>
-      <w:hyperlink w:history="1" r:id="rIdhiscstsuad1bruqvbzpih">
+      <w:hyperlink w:history="1" r:id="rIdvbsq8c3maxdru8azlfn6h">
         <w:r>
           <w:rPr>
             <w:rStyle w:val="Hyperlink"/>
@@ -2609,7 +2609,7 @@
       <w:r>
         <w:t xml:space="preserve"> — modifié — </w:t>
       </w:r>
-      <w:hyperlink w:history="1" r:id="rIdqyda4mestktwlzmyui08v">
+      <w:hyperlink w:history="1" r:id="rId6o-2bkf0rfweugxp_wjb6">
         <w:r>
           <w:rPr>
             <w:rStyle w:val="Hyperlink"/>
@@ -2638,7 +2638,7 @@
       <w:r>
         <w:t xml:space="preserve"> — modifié — </w:t>
       </w:r>
-      <w:hyperlink w:history="1" r:id="rIdf44yz4e7zpxjlqrunwkgc">
+      <w:hyperlink w:history="1" r:id="rIdky_lbw3pk6oxp5s1aoctb">
         <w:r>
           <w:rPr>
             <w:rStyle w:val="Hyperlink"/>
@@ -2667,7 +2667,7 @@
       <w:r>
         <w:t xml:space="preserve"> — modifié — </w:t>
       </w:r>
-      <w:hyperlink w:history="1" r:id="rIdoq2k8plroi-h8-t4dvdgt">
+      <w:hyperlink w:history="1" r:id="rIdetpjlwq6akw-jytybobuy">
         <w:r>
           <w:rPr>
             <w:rStyle w:val="Hyperlink"/>
@@ -2696,7 +2696,7 @@
       <w:r>
         <w:t xml:space="preserve"> — modifié — </w:t>
       </w:r>
-      <w:hyperlink w:history="1" r:id="rId-jkahymt7whhuq8xbljg0">
+      <w:hyperlink w:history="1" r:id="rIdi9dn2q4y1imrfipi0zgfw">
         <w:r>
           <w:rPr>
             <w:rStyle w:val="Hyperlink"/>
@@ -2725,7 +2725,7 @@
       <w:r>
         <w:t xml:space="preserve"> — modifié — </w:t>
       </w:r>
-      <w:hyperlink w:history="1" r:id="rId0udyh2ycpyv4_dc9otjjd">
+      <w:hyperlink w:history="1" r:id="rIdma0r7zrenpqgnli9_1c08">
         <w:r>
           <w:rPr>
             <w:rStyle w:val="Hyperlink"/>
@@ -2754,7 +2754,7 @@
       <w:r>
         <w:t xml:space="preserve"> — modifié — </w:t>
       </w:r>
-      <w:hyperlink w:history="1" r:id="rIdnupxr46ujcot_nyculgzm">
+      <w:hyperlink w:history="1" r:id="rIdweows6xt62klcrdimwg2z">
         <w:r>
           <w:rPr>
             <w:rStyle w:val="Hyperlink"/>
@@ -2783,7 +2783,7 @@
       <w:r>
         <w:t xml:space="preserve"> — modifié — </w:t>
       </w:r>
-      <w:hyperlink w:history="1" r:id="rIdpjbpipruthkbopjn6snja">
+      <w:hyperlink w:history="1" r:id="rIdyd0ieosax_bdm9aw0vss-">
         <w:r>
           <w:rPr>
             <w:rStyle w:val="Hyperlink"/>
@@ -2820,7 +2820,7 @@
       <w:r>
         <w:t xml:space="preserve"> — modifié — </w:t>
       </w:r>
-      <w:hyperlink w:history="1" r:id="rIdq45b-ja3pgttlja7nqihm">
+      <w:hyperlink w:history="1" r:id="rIdjb3dbk5f7frmeoqfrolj6">
         <w:r>
           <w:rPr>
             <w:rStyle w:val="Hyperlink"/>
@@ -2849,7 +2849,7 @@
       <w:r>
         <w:t xml:space="preserve"> — modifié — </w:t>
       </w:r>
-      <w:hyperlink w:history="1" r:id="rId5ysucs7-ei_ul9bsnpvkr">
+      <w:hyperlink w:history="1" r:id="rId-a4jjmdzu7awtdb4bfaop">
         <w:r>
           <w:rPr>
             <w:rStyle w:val="Hyperlink"/>

--- a/docs/developpement/phases/word/PHASE_33_CAISSE_AUTOMATIQUE_SELON_LA_DATE_CLOTURE_PAR_LE_DIRECTEUR_EVENEMENT_PA.docx
+++ b/docs/developpement/phases/word/PHASE_33_CAISSE_AUTOMATIQUE_SELON_LA_DATE_CLOTURE_PAR_LE_DIRECTEUR_EVENEMENT_PA.docx
@@ -20,7 +20,7 @@
       <w:r>
         <w:t xml:space="preserve">FlaiX Expert · dossier de développement · généré le 2026-10-04 depuis le dépôt </w:t>
       </w:r>
-      <w:hyperlink w:history="1" r:id="rIdhxiz49n7fq6j2qitbdcam">
+      <w:hyperlink w:history="1" r:id="rIddttubgn7rayazmsnuorrv">
         <w:r>
           <w:rPr>
             <w:rStyle w:val="Hyperlink"/>
@@ -827,7 +827,7 @@
           <w:numId w:val="3"/>
         </w:numPr>
       </w:pPr>
-      <w:hyperlink w:history="1" r:id="rId2qm72hpbrsxtgqjypelhm">
+      <w:hyperlink w:history="1" r:id="rIdknoope1l9cuxdpje5ddf2">
         <w:r>
           <w:rPr>
             <w:rStyle w:val="Hyperlink"/>
@@ -847,7 +847,7 @@
           <w:numId w:val="3"/>
         </w:numPr>
       </w:pPr>
-      <w:hyperlink w:history="1" r:id="rIdj72ax4bfq9h-ox30hhmmt">
+      <w:hyperlink w:history="1" r:id="rIdxsw87zwfuklj5jfw83pcy">
         <w:r>
           <w:rPr>
             <w:rStyle w:val="Hyperlink"/>
@@ -895,7 +895,7 @@
       <w:r>
         <w:t xml:space="preserve"> — créé — </w:t>
       </w:r>
-      <w:hyperlink w:history="1" r:id="rIdwxmhhj1xced_ojhcjzovb">
+      <w:hyperlink w:history="1" r:id="rIdgjuzomomgqccklbmqwitc">
         <w:r>
           <w:rPr>
             <w:rStyle w:val="Hyperlink"/>
@@ -932,7 +932,7 @@
       <w:r>
         <w:t xml:space="preserve"> — créé — </w:t>
       </w:r>
-      <w:hyperlink w:history="1" r:id="rIddyk7gc19dmobwyif78sef">
+      <w:hyperlink w:history="1" r:id="rIds3mmqwnalmwwhmzbcbado">
         <w:r>
           <w:rPr>
             <w:rStyle w:val="Hyperlink"/>
@@ -961,7 +961,7 @@
       <w:r>
         <w:t xml:space="preserve"> — modifié — </w:t>
       </w:r>
-      <w:hyperlink w:history="1" r:id="rIdxeczbu-hpzloi0sewcrjk">
+      <w:hyperlink w:history="1" r:id="rIdya_fjpionlmnhzhf4j-as">
         <w:r>
           <w:rPr>
             <w:rStyle w:val="Hyperlink"/>
@@ -990,7 +990,7 @@
       <w:r>
         <w:t xml:space="preserve"> — modifié — </w:t>
       </w:r>
-      <w:hyperlink w:history="1" r:id="rIdvv5953zqeirpjeksluhfy">
+      <w:hyperlink w:history="1" r:id="rIdoa3r6l95fb0o_ahm-uy9c">
         <w:r>
           <w:rPr>
             <w:rStyle w:val="Hyperlink"/>
@@ -1019,7 +1019,7 @@
       <w:r>
         <w:t xml:space="preserve"> — modifié — </w:t>
       </w:r>
-      <w:hyperlink w:history="1" r:id="rIddzvfgnztd4lkzbug78vms">
+      <w:hyperlink w:history="1" r:id="rIdbkgfl07kx-eiz-fikyqmk">
         <w:r>
           <w:rPr>
             <w:rStyle w:val="Hyperlink"/>
@@ -1048,7 +1048,7 @@
       <w:r>
         <w:t xml:space="preserve"> — modifié — </w:t>
       </w:r>
-      <w:hyperlink w:history="1" r:id="rIdzifqg7k_hherxur_w5lhl">
+      <w:hyperlink w:history="1" r:id="rIdmqeakdxexg475qdm7vwrz">
         <w:r>
           <w:rPr>
             <w:rStyle w:val="Hyperlink"/>
@@ -1077,7 +1077,7 @@
       <w:r>
         <w:t xml:space="preserve"> — modifié — </w:t>
       </w:r>
-      <w:hyperlink w:history="1" r:id="rIdpziwmvjeite7gaqhzlpzq">
+      <w:hyperlink w:history="1" r:id="rIdzakdkqcjmcbnzloaydw9u">
         <w:r>
           <w:rPr>
             <w:rStyle w:val="Hyperlink"/>
@@ -1106,7 +1106,7 @@
       <w:r>
         <w:t xml:space="preserve"> — modifié — </w:t>
       </w:r>
-      <w:hyperlink w:history="1" r:id="rIdqafuptnjydsn94b53edba">
+      <w:hyperlink w:history="1" r:id="rIdlo2e0z8tsojrqbv97qanw">
         <w:r>
           <w:rPr>
             <w:rStyle w:val="Hyperlink"/>
@@ -1135,7 +1135,7 @@
       <w:r>
         <w:t xml:space="preserve"> — modifié — </w:t>
       </w:r>
-      <w:hyperlink w:history="1" r:id="rIdjj5a45h81wt5eb2izfa_n">
+      <w:hyperlink w:history="1" r:id="rIdaxfjcyzxbyfcpxue9hnkx">
         <w:r>
           <w:rPr>
             <w:rStyle w:val="Hyperlink"/>
@@ -1164,7 +1164,7 @@
       <w:r>
         <w:t xml:space="preserve"> — modifié — </w:t>
       </w:r>
-      <w:hyperlink w:history="1" r:id="rIdqo876yf0iwldcy2v4cnfi">
+      <w:hyperlink w:history="1" r:id="rIdirsdrjbrdxyem0fojqv9y">
         <w:r>
           <w:rPr>
             <w:rStyle w:val="Hyperlink"/>
@@ -1193,7 +1193,7 @@
       <w:r>
         <w:t xml:space="preserve"> — modifié — </w:t>
       </w:r>
-      <w:hyperlink w:history="1" r:id="rId1eks7oxtngp-dkiqcel3p">
+      <w:hyperlink w:history="1" r:id="rId9usxydfqwkugrpv_gxi5-">
         <w:r>
           <w:rPr>
             <w:rStyle w:val="Hyperlink"/>
@@ -1222,7 +1222,7 @@
       <w:r>
         <w:t xml:space="preserve"> — modifié — </w:t>
       </w:r>
-      <w:hyperlink w:history="1" r:id="rIdedtbzprbigljcd38ssner">
+      <w:hyperlink w:history="1" r:id="rIds0jogxmamw33sbvx_qqqd">
         <w:r>
           <w:rPr>
             <w:rStyle w:val="Hyperlink"/>
@@ -1251,7 +1251,7 @@
       <w:r>
         <w:t xml:space="preserve"> — modifié — </w:t>
       </w:r>
-      <w:hyperlink w:history="1" r:id="rIdzsdszrj1zkyn_-5hd-o5q">
+      <w:hyperlink w:history="1" r:id="rIdtv-_gizrxjzqsznr5xvaq">
         <w:r>
           <w:rPr>
             <w:rStyle w:val="Hyperlink"/>
@@ -1280,7 +1280,7 @@
       <w:r>
         <w:t xml:space="preserve"> — modifié — </w:t>
       </w:r>
-      <w:hyperlink w:history="1" r:id="rIdswfmttqct21hndgvw3x9z">
+      <w:hyperlink w:history="1" r:id="rIduwmn3elgyxpmyvhqaynji">
         <w:r>
           <w:rPr>
             <w:rStyle w:val="Hyperlink"/>
@@ -1309,7 +1309,7 @@
       <w:r>
         <w:t xml:space="preserve"> — modifié — </w:t>
       </w:r>
-      <w:hyperlink w:history="1" r:id="rIddpmg862du3qml2wfalg6r">
+      <w:hyperlink w:history="1" r:id="rIdb0e0jclqxujvne8edao0k">
         <w:r>
           <w:rPr>
             <w:rStyle w:val="Hyperlink"/>
@@ -1338,7 +1338,7 @@
       <w:r>
         <w:t xml:space="preserve"> — créé — </w:t>
       </w:r>
-      <w:hyperlink w:history="1" r:id="rId0qflb8q-pukk-rv-hrplr">
+      <w:hyperlink w:history="1" r:id="rIdv6dypsndhepdlxngleiuk">
         <w:r>
           <w:rPr>
             <w:rStyle w:val="Hyperlink"/>
@@ -1367,7 +1367,7 @@
       <w:r>
         <w:t xml:space="preserve"> — modifié — </w:t>
       </w:r>
-      <w:hyperlink w:history="1" r:id="rId2j2mjiw8inhr1jfu2ug70">
+      <w:hyperlink w:history="1" r:id="rId5clkp0ed6smapxf1fwwov">
         <w:r>
           <w:rPr>
             <w:rStyle w:val="Hyperlink"/>
@@ -1396,7 +1396,7 @@
       <w:r>
         <w:t xml:space="preserve"> — modifié — </w:t>
       </w:r>
-      <w:hyperlink w:history="1" r:id="rIdhdsro_lpw8fyns1zsvbhc">
+      <w:hyperlink w:history="1" r:id="rIdydfxesky8nkgjugatu6gh">
         <w:r>
           <w:rPr>
             <w:rStyle w:val="Hyperlink"/>
@@ -1433,7 +1433,7 @@
       <w:r>
         <w:t xml:space="preserve"> — créé — </w:t>
       </w:r>
-      <w:hyperlink w:history="1" r:id="rId3subbnetzlrxr9vep-_7f">
+      <w:hyperlink w:history="1" r:id="rId3yzuoclcjxuqemqletgur">
         <w:r>
           <w:rPr>
             <w:rStyle w:val="Hyperlink"/>
@@ -1462,7 +1462,7 @@
       <w:r>
         <w:t xml:space="preserve"> — modifié — </w:t>
       </w:r>
-      <w:hyperlink w:history="1" r:id="rId6lf4uuzjcbyz2yzyifqqk">
+      <w:hyperlink w:history="1" r:id="rIdn8uotfzbqep3hqsfsqa6o">
         <w:r>
           <w:rPr>
             <w:rStyle w:val="Hyperlink"/>
@@ -1491,7 +1491,7 @@
       <w:r>
         <w:t xml:space="preserve"> — modifié — </w:t>
       </w:r>
-      <w:hyperlink w:history="1" r:id="rIdrvu-g1pxd6jraxhqkwkuy">
+      <w:hyperlink w:history="1" r:id="rIdt8-u7mvjwwgxusitta9hm">
         <w:r>
           <w:rPr>
             <w:rStyle w:val="Hyperlink"/>
@@ -1520,7 +1520,7 @@
       <w:r>
         <w:t xml:space="preserve"> — modifié — </w:t>
       </w:r>
-      <w:hyperlink w:history="1" r:id="rIdw6cwm6fr2ohynajaj8dux">
+      <w:hyperlink w:history="1" r:id="rId10q4zc7petjfj_ohgyhqq">
         <w:r>
           <w:rPr>
             <w:rStyle w:val="Hyperlink"/>
@@ -1549,7 +1549,7 @@
       <w:r>
         <w:t xml:space="preserve"> — modifié — </w:t>
       </w:r>
-      <w:hyperlink w:history="1" r:id="rIdy-tp7e8od_1ezd9lmnf08">
+      <w:hyperlink w:history="1" r:id="rIdlqcahftwby4qbxoirwn4q">
         <w:r>
           <w:rPr>
             <w:rStyle w:val="Hyperlink"/>
@@ -1578,7 +1578,7 @@
       <w:r>
         <w:t xml:space="preserve"> — modifié — </w:t>
       </w:r>
-      <w:hyperlink w:history="1" r:id="rIdfiovh5v6ojfpcijp3d3nm">
+      <w:hyperlink w:history="1" r:id="rId5t9q2ngpwnloiciztudm5">
         <w:r>
           <w:rPr>
             <w:rStyle w:val="Hyperlink"/>
@@ -1607,7 +1607,7 @@
       <w:r>
         <w:t xml:space="preserve"> — modifié — </w:t>
       </w:r>
-      <w:hyperlink w:history="1" r:id="rIdabh2x5lh1ztovorbwwbsd">
+      <w:hyperlink w:history="1" r:id="rId47o9g1jlrohvvky1sco43">
         <w:r>
           <w:rPr>
             <w:rStyle w:val="Hyperlink"/>
@@ -1636,7 +1636,7 @@
       <w:r>
         <w:t xml:space="preserve"> — modifié — </w:t>
       </w:r>
-      <w:hyperlink w:history="1" r:id="rId5yxv96tcnbqq03q_aq5k7">
+      <w:hyperlink w:history="1" r:id="rIdidcbmhitubbf6vjg7xi5j">
         <w:r>
           <w:rPr>
             <w:rStyle w:val="Hyperlink"/>
@@ -1665,7 +1665,7 @@
       <w:r>
         <w:t xml:space="preserve"> — modifié — </w:t>
       </w:r>
-      <w:hyperlink w:history="1" r:id="rId9c41anbnuzhwcmusagctq">
+      <w:hyperlink w:history="1" r:id="rIdmpukwupojvuygml5a-_eo">
         <w:r>
           <w:rPr>
             <w:rStyle w:val="Hyperlink"/>
@@ -1694,7 +1694,7 @@
       <w:r>
         <w:t xml:space="preserve"> — modifié — </w:t>
       </w:r>
-      <w:hyperlink w:history="1" r:id="rIdmsqjnqnvetm0ew9v2104l">
+      <w:hyperlink w:history="1" r:id="rIdmxur4nvoznuvr-d0ni0oh">
         <w:r>
           <w:rPr>
             <w:rStyle w:val="Hyperlink"/>
@@ -1723,7 +1723,7 @@
       <w:r>
         <w:t xml:space="preserve"> — modifié — </w:t>
       </w:r>
-      <w:hyperlink w:history="1" r:id="rIdkhigxlkcqzyfg8o0_ldue">
+      <w:hyperlink w:history="1" r:id="rId2_f6xt-ig720u4w0hztcn">
         <w:r>
           <w:rPr>
             <w:rStyle w:val="Hyperlink"/>
@@ -1752,7 +1752,7 @@
       <w:r>
         <w:t xml:space="preserve"> — modifié — </w:t>
       </w:r>
-      <w:hyperlink w:history="1" r:id="rIdnhkmd4lhg4cgh9kdyqzpa">
+      <w:hyperlink w:history="1" r:id="rIdp156ipl394u7hzu0agnt_">
         <w:r>
           <w:rPr>
             <w:rStyle w:val="Hyperlink"/>
@@ -1781,7 +1781,7 @@
       <w:r>
         <w:t xml:space="preserve"> — modifié — </w:t>
       </w:r>
-      <w:hyperlink w:history="1" r:id="rIdelqqq8g7ejtdu4dxejg0b">
+      <w:hyperlink w:history="1" r:id="rIdlw0636zhtkwztcuolhpy-">
         <w:r>
           <w:rPr>
             <w:rStyle w:val="Hyperlink"/>
@@ -1818,7 +1818,7 @@
       <w:r>
         <w:t xml:space="preserve"> — modifié — </w:t>
       </w:r>
-      <w:hyperlink w:history="1" r:id="rId0qf766882m3mxnbgg84pd">
+      <w:hyperlink w:history="1" r:id="rIdpsg9d-iqjet2opzwcjnkt">
         <w:r>
           <w:rPr>
             <w:rStyle w:val="Hyperlink"/>
@@ -1847,7 +1847,7 @@
       <w:r>
         <w:t xml:space="preserve"> — modifié — </w:t>
       </w:r>
-      <w:hyperlink w:history="1" r:id="rIdwukn_x-jxx6_fsgyfufyj">
+      <w:hyperlink w:history="1" r:id="rIdolkuukjkll-d6gjwunkg-">
         <w:r>
           <w:rPr>
             <w:rStyle w:val="Hyperlink"/>
@@ -1876,7 +1876,7 @@
       <w:r>
         <w:t xml:space="preserve"> — modifié — </w:t>
       </w:r>
-      <w:hyperlink w:history="1" r:id="rIdqezlg6egp1fsdtxulgptl">
+      <w:hyperlink w:history="1" r:id="rIdm9g3zasl2le2w2qugirip">
         <w:r>
           <w:rPr>
             <w:rStyle w:val="Hyperlink"/>
@@ -1905,7 +1905,7 @@
       <w:r>
         <w:t xml:space="preserve"> — modifié — </w:t>
       </w:r>
-      <w:hyperlink w:history="1" r:id="rIdstfebkiet-wamrfzgsbth">
+      <w:hyperlink w:history="1" r:id="rIdv5ustyptu5uqdtoy4kdht">
         <w:r>
           <w:rPr>
             <w:rStyle w:val="Hyperlink"/>
@@ -1934,7 +1934,7 @@
       <w:r>
         <w:t xml:space="preserve"> — modifié — </w:t>
       </w:r>
-      <w:hyperlink w:history="1" r:id="rId2ycyxbrkfep5p-28_rzew">
+      <w:hyperlink w:history="1" r:id="rIde39ox-ytxcuxifwgkz4tn">
         <w:r>
           <w:rPr>
             <w:rStyle w:val="Hyperlink"/>
@@ -1963,7 +1963,7 @@
       <w:r>
         <w:t xml:space="preserve"> — modifié — </w:t>
       </w:r>
-      <w:hyperlink w:history="1" r:id="rIdmgqljonzygk9knqyoggwd">
+      <w:hyperlink w:history="1" r:id="rIdjjzrro8duwl3xt2gmz7a8">
         <w:r>
           <w:rPr>
             <w:rStyle w:val="Hyperlink"/>
@@ -1992,7 +1992,7 @@
       <w:r>
         <w:t xml:space="preserve"> — modifié — </w:t>
       </w:r>
-      <w:hyperlink w:history="1" r:id="rIdowudpqvb98s8cxf3pz3wn">
+      <w:hyperlink w:history="1" r:id="rIdw7wot64ih2c2qg_-lq4xk">
         <w:r>
           <w:rPr>
             <w:rStyle w:val="Hyperlink"/>
@@ -2021,7 +2021,7 @@
       <w:r>
         <w:t xml:space="preserve"> — modifié — </w:t>
       </w:r>
-      <w:hyperlink w:history="1" r:id="rId5dnrnor4ckglyj5epa_ef">
+      <w:hyperlink w:history="1" r:id="rIdd4lnompocpt3amx4teopb">
         <w:r>
           <w:rPr>
             <w:rStyle w:val="Hyperlink"/>
@@ -2050,7 +2050,7 @@
       <w:r>
         <w:t xml:space="preserve"> — modifié — </w:t>
       </w:r>
-      <w:hyperlink w:history="1" r:id="rIdwdwshsavtiiq8jaj9szsf">
+      <w:hyperlink w:history="1" r:id="rId7b_aj7iqptkl8790upn-q">
         <w:r>
           <w:rPr>
             <w:rStyle w:val="Hyperlink"/>
@@ -2079,7 +2079,7 @@
       <w:r>
         <w:t xml:space="preserve"> — modifié — </w:t>
       </w:r>
-      <w:hyperlink w:history="1" r:id="rIdfgbzpirjgzdqudriu0q4p">
+      <w:hyperlink w:history="1" r:id="rIddy7_wgrn1oofvjkacrwbx">
         <w:r>
           <w:rPr>
             <w:rStyle w:val="Hyperlink"/>
@@ -2108,7 +2108,7 @@
       <w:r>
         <w:t xml:space="preserve"> — modifié — </w:t>
       </w:r>
-      <w:hyperlink w:history="1" r:id="rIdzsbcqdijvv6y0swbngcq2">
+      <w:hyperlink w:history="1" r:id="rIdyil4zgjp3xrmstq1ucxr9">
         <w:r>
           <w:rPr>
             <w:rStyle w:val="Hyperlink"/>
@@ -2145,7 +2145,7 @@
       <w:r>
         <w:t xml:space="preserve"> — créé — </w:t>
       </w:r>
-      <w:hyperlink w:history="1" r:id="rIdzbfck-_69haqafkggd77j">
+      <w:hyperlink w:history="1" r:id="rIdwrrcphypvkrmncdjwbd4v">
         <w:r>
           <w:rPr>
             <w:rStyle w:val="Hyperlink"/>
@@ -2174,7 +2174,7 @@
       <w:r>
         <w:t xml:space="preserve"> — modifié — </w:t>
       </w:r>
-      <w:hyperlink w:history="1" r:id="rId5vo-uyp-zauwy8-ltkudc">
+      <w:hyperlink w:history="1" r:id="rIdybrju9vxaq1qfsqw3d0ja">
         <w:r>
           <w:rPr>
             <w:rStyle w:val="Hyperlink"/>
@@ -2203,7 +2203,7 @@
       <w:r>
         <w:t xml:space="preserve"> — modifié — </w:t>
       </w:r>
-      <w:hyperlink w:history="1" r:id="rIdsvdknd7qxx5prxzujk_a4">
+      <w:hyperlink w:history="1" r:id="rIdyjzhjxb6p0sfuj92lfvsu">
         <w:r>
           <w:rPr>
             <w:rStyle w:val="Hyperlink"/>
@@ -2232,7 +2232,7 @@
       <w:r>
         <w:t xml:space="preserve"> — modifié — </w:t>
       </w:r>
-      <w:hyperlink w:history="1" r:id="rIdxjje8a9nxrnwvs0cdncze">
+      <w:hyperlink w:history="1" r:id="rIdfmxjrirnjee9yzzp1dqii">
         <w:r>
           <w:rPr>
             <w:rStyle w:val="Hyperlink"/>
@@ -2261,7 +2261,7 @@
       <w:r>
         <w:t xml:space="preserve"> — modifié — </w:t>
       </w:r>
-      <w:hyperlink w:history="1" r:id="rIdsvuf9wqmocl3ys7gye0ly">
+      <w:hyperlink w:history="1" r:id="rIdlqzgpa8v_h7eqxs5dalxj">
         <w:r>
           <w:rPr>
             <w:rStyle w:val="Hyperlink"/>
@@ -2290,7 +2290,7 @@
       <w:r>
         <w:t xml:space="preserve"> — modifié — </w:t>
       </w:r>
-      <w:hyperlink w:history="1" r:id="rIdkmwlk7e6rachz90hzdg7o">
+      <w:hyperlink w:history="1" r:id="rIdlkjuxphamuympn7dmz8ol">
         <w:r>
           <w:rPr>
             <w:rStyle w:val="Hyperlink"/>
@@ -2319,7 +2319,7 @@
       <w:r>
         <w:t xml:space="preserve"> — modifié — </w:t>
       </w:r>
-      <w:hyperlink w:history="1" r:id="rIdulszt37owf7yuae7uad31">
+      <w:hyperlink w:history="1" r:id="rId1n3r2w1pjp3ecdcemoxp-">
         <w:r>
           <w:rPr>
             <w:rStyle w:val="Hyperlink"/>
@@ -2348,7 +2348,7 @@
       <w:r>
         <w:t xml:space="preserve"> — modifié — </w:t>
       </w:r>
-      <w:hyperlink w:history="1" r:id="rIdc-n2kkm36i1w24usqf5wv">
+      <w:hyperlink w:history="1" r:id="rIdmrn4ahcwfkxj-etc3uptj">
         <w:r>
           <w:rPr>
             <w:rStyle w:val="Hyperlink"/>
@@ -2377,7 +2377,7 @@
       <w:r>
         <w:t xml:space="preserve"> — modifié — </w:t>
       </w:r>
-      <w:hyperlink w:history="1" r:id="rIdhxcrtiuw8bwd44rece7lk">
+      <w:hyperlink w:history="1" r:id="rIdjmdbh5cy2qut-pakycjzd">
         <w:r>
           <w:rPr>
             <w:rStyle w:val="Hyperlink"/>
@@ -2406,7 +2406,7 @@
       <w:r>
         <w:t xml:space="preserve"> — modifié — </w:t>
       </w:r>
-      <w:hyperlink w:history="1" r:id="rIdymm_7viupzbxseknzctv4">
+      <w:hyperlink w:history="1" r:id="rIdtdqwajgbxibntqn1hkhco">
         <w:r>
           <w:rPr>
             <w:rStyle w:val="Hyperlink"/>
@@ -2435,7 +2435,7 @@
       <w:r>
         <w:t xml:space="preserve"> — modifié — </w:t>
       </w:r>
-      <w:hyperlink w:history="1" r:id="rId9ekyr-6pjipnco80vqx_-">
+      <w:hyperlink w:history="1" r:id="rId8htoclwuw-7ncjwvbradr">
         <w:r>
           <w:rPr>
             <w:rStyle w:val="Hyperlink"/>
@@ -2464,7 +2464,7 @@
       <w:r>
         <w:t xml:space="preserve"> — modifié — </w:t>
       </w:r>
-      <w:hyperlink w:history="1" r:id="rIdtyctk4hmb_i5tl1r-bkhh">
+      <w:hyperlink w:history="1" r:id="rIdo608lh9iecn4pr5w9gdwj">
         <w:r>
           <w:rPr>
             <w:rStyle w:val="Hyperlink"/>
@@ -2493,7 +2493,7 @@
       <w:r>
         <w:t xml:space="preserve"> — modifié — </w:t>
       </w:r>
-      <w:hyperlink w:history="1" r:id="rIdpyagwarb3dqwx1r579ngh">
+      <w:hyperlink w:history="1" r:id="rIdmtzqftob1b91kyy-xtohy">
         <w:r>
           <w:rPr>
             <w:rStyle w:val="Hyperlink"/>
@@ -2522,7 +2522,7 @@
       <w:r>
         <w:t xml:space="preserve"> — modifié — </w:t>
       </w:r>
-      <w:hyperlink w:history="1" r:id="rIdouwbly2cb2xyn17h0g9fh">
+      <w:hyperlink w:history="1" r:id="rId_j_0gecjjwi2mfiyw_puc">
         <w:r>
           <w:rPr>
             <w:rStyle w:val="Hyperlink"/>
@@ -2551,7 +2551,7 @@
       <w:r>
         <w:t xml:space="preserve"> — modifié — </w:t>
       </w:r>
-      <w:hyperlink w:history="1" r:id="rId0ouehsbcuirpjaujsapmc">
+      <w:hyperlink w:history="1" r:id="rIdg_m6ynpm2twvrxc3d0f1r">
         <w:r>
           <w:rPr>
             <w:rStyle w:val="Hyperlink"/>
@@ -2580,7 +2580,7 @@
       <w:r>
         <w:t xml:space="preserve"> — modifié — </w:t>
       </w:r>
-      <w:hyperlink w:history="1" r:id="rIdvbsq8c3maxdru8azlfn6h">
+      <w:hyperlink w:history="1" r:id="rIdxxrlk2jc_syhg2c84g07l">
         <w:r>
           <w:rPr>
             <w:rStyle w:val="Hyperlink"/>
@@ -2609,7 +2609,7 @@
       <w:r>
         <w:t xml:space="preserve"> — modifié — </w:t>
       </w:r>
-      <w:hyperlink w:history="1" r:id="rId6o-2bkf0rfweugxp_wjb6">
+      <w:hyperlink w:history="1" r:id="rIdslg5kihdxwkji55zv75wg">
         <w:r>
           <w:rPr>
             <w:rStyle w:val="Hyperlink"/>
@@ -2638,7 +2638,7 @@
       <w:r>
         <w:t xml:space="preserve"> — modifié — </w:t>
       </w:r>
-      <w:hyperlink w:history="1" r:id="rIdky_lbw3pk6oxp5s1aoctb">
+      <w:hyperlink w:history="1" r:id="rIdvbn6mlp9ycwzcndquxauq">
         <w:r>
           <w:rPr>
             <w:rStyle w:val="Hyperlink"/>
@@ -2667,7 +2667,7 @@
       <w:r>
         <w:t xml:space="preserve"> — modifié — </w:t>
       </w:r>
-      <w:hyperlink w:history="1" r:id="rIdetpjlwq6akw-jytybobuy">
+      <w:hyperlink w:history="1" r:id="rIdqs1liwd9fbrfyawh0fyp6">
         <w:r>
           <w:rPr>
             <w:rStyle w:val="Hyperlink"/>
@@ -2696,7 +2696,7 @@
       <w:r>
         <w:t xml:space="preserve"> — modifié — </w:t>
       </w:r>
-      <w:hyperlink w:history="1" r:id="rIdi9dn2q4y1imrfipi0zgfw">
+      <w:hyperlink w:history="1" r:id="rIdwurq1lgsgkwhtehv30yqx">
         <w:r>
           <w:rPr>
             <w:rStyle w:val="Hyperlink"/>
@@ -2725,7 +2725,7 @@
       <w:r>
         <w:t xml:space="preserve"> — modifié — </w:t>
       </w:r>
-      <w:hyperlink w:history="1" r:id="rIdma0r7zrenpqgnli9_1c08">
+      <w:hyperlink w:history="1" r:id="rIdhr2bgnyr9_owcfhtxjvuj">
         <w:r>
           <w:rPr>
             <w:rStyle w:val="Hyperlink"/>
@@ -2754,7 +2754,7 @@
       <w:r>
         <w:t xml:space="preserve"> — modifié — </w:t>
       </w:r>
-      <w:hyperlink w:history="1" r:id="rIdweows6xt62klcrdimwg2z">
+      <w:hyperlink w:history="1" r:id="rId6-alzn0da7gq35mo4zb54">
         <w:r>
           <w:rPr>
             <w:rStyle w:val="Hyperlink"/>
@@ -2783,7 +2783,7 @@
       <w:r>
         <w:t xml:space="preserve"> — modifié — </w:t>
       </w:r>
-      <w:hyperlink w:history="1" r:id="rIdyd0ieosax_bdm9aw0vss-">
+      <w:hyperlink w:history="1" r:id="rId0lwlvofg8ix0ukonoa43l">
         <w:r>
           <w:rPr>
             <w:rStyle w:val="Hyperlink"/>
@@ -2820,7 +2820,7 @@
       <w:r>
         <w:t xml:space="preserve"> — modifié — </w:t>
       </w:r>
-      <w:hyperlink w:history="1" r:id="rIdjb3dbk5f7frmeoqfrolj6">
+      <w:hyperlink w:history="1" r:id="rIdftx05ffjavnx7zkpljahc">
         <w:r>
           <w:rPr>
             <w:rStyle w:val="Hyperlink"/>
@@ -2849,7 +2849,7 @@
       <w:r>
         <w:t xml:space="preserve"> — modifié — </w:t>
       </w:r>
-      <w:hyperlink w:history="1" r:id="rId-a4jjmdzu7awtdb4bfaop">
+      <w:hyperlink w:history="1" r:id="rId98iffhowngtjlmzvq9k3q">
         <w:r>
           <w:rPr>
             <w:rStyle w:val="Hyperlink"/>

--- a/docs/developpement/phases/word/PHASE_33_CAISSE_AUTOMATIQUE_SELON_LA_DATE_CLOTURE_PAR_LE_DIRECTEUR_EVENEMENT_PA.docx
+++ b/docs/developpement/phases/word/PHASE_33_CAISSE_AUTOMATIQUE_SELON_LA_DATE_CLOTURE_PAR_LE_DIRECTEUR_EVENEMENT_PA.docx
@@ -20,7 +20,7 @@
       <w:r>
         <w:t xml:space="preserve">FlaiX Expert · dossier de développement · généré le 2026-10-04 depuis le dépôt </w:t>
       </w:r>
-      <w:hyperlink w:history="1" r:id="rIddttubgn7rayazmsnuorrv">
+      <w:hyperlink w:history="1" r:id="rIdm11o0nh8qticz8flz_gzy">
         <w:r>
           <w:rPr>
             <w:rStyle w:val="Hyperlink"/>
@@ -827,7 +827,7 @@
           <w:numId w:val="3"/>
         </w:numPr>
       </w:pPr>
-      <w:hyperlink w:history="1" r:id="rIdknoope1l9cuxdpje5ddf2">
+      <w:hyperlink w:history="1" r:id="rIdxuediwr4luwjlpj0bufgl">
         <w:r>
           <w:rPr>
             <w:rStyle w:val="Hyperlink"/>
@@ -847,7 +847,7 @@
           <w:numId w:val="3"/>
         </w:numPr>
       </w:pPr>
-      <w:hyperlink w:history="1" r:id="rIdxsw87zwfuklj5jfw83pcy">
+      <w:hyperlink w:history="1" r:id="rIdwp4gdx3gdhiut9sqqtymt">
         <w:r>
           <w:rPr>
             <w:rStyle w:val="Hyperlink"/>
@@ -895,7 +895,7 @@
       <w:r>
         <w:t xml:space="preserve"> — créé — </w:t>
       </w:r>
-      <w:hyperlink w:history="1" r:id="rIdgjuzomomgqccklbmqwitc">
+      <w:hyperlink w:history="1" r:id="rIdj_gd1barfsy4shfzrtfea">
         <w:r>
           <w:rPr>
             <w:rStyle w:val="Hyperlink"/>
@@ -932,7 +932,7 @@
       <w:r>
         <w:t xml:space="preserve"> — créé — </w:t>
       </w:r>
-      <w:hyperlink w:history="1" r:id="rIds3mmqwnalmwwhmzbcbado">
+      <w:hyperlink w:history="1" r:id="rIdbpcj-hz7450vz2dp24uwq">
         <w:r>
           <w:rPr>
             <w:rStyle w:val="Hyperlink"/>
@@ -961,7 +961,7 @@
       <w:r>
         <w:t xml:space="preserve"> — modifié — </w:t>
       </w:r>
-      <w:hyperlink w:history="1" r:id="rIdya_fjpionlmnhzhf4j-as">
+      <w:hyperlink w:history="1" r:id="rIduowu8a5y5-gzoy-sd3ya9">
         <w:r>
           <w:rPr>
             <w:rStyle w:val="Hyperlink"/>
@@ -990,7 +990,7 @@
       <w:r>
         <w:t xml:space="preserve"> — modifié — </w:t>
       </w:r>
-      <w:hyperlink w:history="1" r:id="rIdoa3r6l95fb0o_ahm-uy9c">
+      <w:hyperlink w:history="1" r:id="rIdtltfp_4fiamewl26i2y7d">
         <w:r>
           <w:rPr>
             <w:rStyle w:val="Hyperlink"/>
@@ -1019,7 +1019,7 @@
       <w:r>
         <w:t xml:space="preserve"> — modifié — </w:t>
       </w:r>
-      <w:hyperlink w:history="1" r:id="rIdbkgfl07kx-eiz-fikyqmk">
+      <w:hyperlink w:history="1" r:id="rIdye0n2o1k1zakl5jsvvi_5">
         <w:r>
           <w:rPr>
             <w:rStyle w:val="Hyperlink"/>
@@ -1048,7 +1048,7 @@
       <w:r>
         <w:t xml:space="preserve"> — modifié — </w:t>
       </w:r>
-      <w:hyperlink w:history="1" r:id="rIdmqeakdxexg475qdm7vwrz">
+      <w:hyperlink w:history="1" r:id="rIdpkdoeizwhyvzrgdl2h943">
         <w:r>
           <w:rPr>
             <w:rStyle w:val="Hyperlink"/>
@@ -1077,7 +1077,7 @@
       <w:r>
         <w:t xml:space="preserve"> — modifié — </w:t>
       </w:r>
-      <w:hyperlink w:history="1" r:id="rIdzakdkqcjmcbnzloaydw9u">
+      <w:hyperlink w:history="1" r:id="rId5z6ngdhcx80smrqt-teqf">
         <w:r>
           <w:rPr>
             <w:rStyle w:val="Hyperlink"/>
@@ -1106,7 +1106,7 @@
       <w:r>
         <w:t xml:space="preserve"> — modifié — </w:t>
       </w:r>
-      <w:hyperlink w:history="1" r:id="rIdlo2e0z8tsojrqbv97qanw">
+      <w:hyperlink w:history="1" r:id="rIdszzuoo7_vebzzab5okcvn">
         <w:r>
           <w:rPr>
             <w:rStyle w:val="Hyperlink"/>
@@ -1135,7 +1135,7 @@
       <w:r>
         <w:t xml:space="preserve"> — modifié — </w:t>
       </w:r>
-      <w:hyperlink w:history="1" r:id="rIdaxfjcyzxbyfcpxue9hnkx">
+      <w:hyperlink w:history="1" r:id="rIdnsawqai2mswdmlrx8vvsk">
         <w:r>
           <w:rPr>
             <w:rStyle w:val="Hyperlink"/>
@@ -1164,7 +1164,7 @@
       <w:r>
         <w:t xml:space="preserve"> — modifié — </w:t>
       </w:r>
-      <w:hyperlink w:history="1" r:id="rIdirsdrjbrdxyem0fojqv9y">
+      <w:hyperlink w:history="1" r:id="rId3yd0aqj0v6jau0ojvbffe">
         <w:r>
           <w:rPr>
             <w:rStyle w:val="Hyperlink"/>
@@ -1193,7 +1193,7 @@
       <w:r>
         <w:t xml:space="preserve"> — modifié — </w:t>
       </w:r>
-      <w:hyperlink w:history="1" r:id="rId9usxydfqwkugrpv_gxi5-">
+      <w:hyperlink w:history="1" r:id="rIdhrhg4xloofr5wf4p26b4k">
         <w:r>
           <w:rPr>
             <w:rStyle w:val="Hyperlink"/>
@@ -1222,7 +1222,7 @@
       <w:r>
         <w:t xml:space="preserve"> — modifié — </w:t>
       </w:r>
-      <w:hyperlink w:history="1" r:id="rIds0jogxmamw33sbvx_qqqd">
+      <w:hyperlink w:history="1" r:id="rId1olkgruxszyczn3vaequp">
         <w:r>
           <w:rPr>
             <w:rStyle w:val="Hyperlink"/>
@@ -1251,7 +1251,7 @@
       <w:r>
         <w:t xml:space="preserve"> — modifié — </w:t>
       </w:r>
-      <w:hyperlink w:history="1" r:id="rIdtv-_gizrxjzqsznr5xvaq">
+      <w:hyperlink w:history="1" r:id="rIdsjpcdzipnrbtmqeewrz8c">
         <w:r>
           <w:rPr>
             <w:rStyle w:val="Hyperlink"/>
@@ -1280,7 +1280,7 @@
       <w:r>
         <w:t xml:space="preserve"> — modifié — </w:t>
       </w:r>
-      <w:hyperlink w:history="1" r:id="rIduwmn3elgyxpmyvhqaynji">
+      <w:hyperlink w:history="1" r:id="rId-qyc5pwf4uc48hunogncn">
         <w:r>
           <w:rPr>
             <w:rStyle w:val="Hyperlink"/>
@@ -1309,7 +1309,7 @@
       <w:r>
         <w:t xml:space="preserve"> — modifié — </w:t>
       </w:r>
-      <w:hyperlink w:history="1" r:id="rIdb0e0jclqxujvne8edao0k">
+      <w:hyperlink w:history="1" r:id="rIdwhjiu5vdsiytqtbh4fvsr">
         <w:r>
           <w:rPr>
             <w:rStyle w:val="Hyperlink"/>
@@ -1338,7 +1338,7 @@
       <w:r>
         <w:t xml:space="preserve"> — créé — </w:t>
       </w:r>
-      <w:hyperlink w:history="1" r:id="rIdv6dypsndhepdlxngleiuk">
+      <w:hyperlink w:history="1" r:id="rIdys9k-3c-_b3am35wxrbmo">
         <w:r>
           <w:rPr>
             <w:rStyle w:val="Hyperlink"/>
@@ -1367,7 +1367,7 @@
       <w:r>
         <w:t xml:space="preserve"> — modifié — </w:t>
       </w:r>
-      <w:hyperlink w:history="1" r:id="rId5clkp0ed6smapxf1fwwov">
+      <w:hyperlink w:history="1" r:id="rIddll4izagy4cxlnazxjvwx">
         <w:r>
           <w:rPr>
             <w:rStyle w:val="Hyperlink"/>
@@ -1396,7 +1396,7 @@
       <w:r>
         <w:t xml:space="preserve"> — modifié — </w:t>
       </w:r>
-      <w:hyperlink w:history="1" r:id="rIdydfxesky8nkgjugatu6gh">
+      <w:hyperlink w:history="1" r:id="rIdglzb_b1rjrluxyr_i_hbl">
         <w:r>
           <w:rPr>
             <w:rStyle w:val="Hyperlink"/>
@@ -1433,7 +1433,7 @@
       <w:r>
         <w:t xml:space="preserve"> — créé — </w:t>
       </w:r>
-      <w:hyperlink w:history="1" r:id="rId3yzuoclcjxuqemqletgur">
+      <w:hyperlink w:history="1" r:id="rIdje5s2ejrqnxp7y_tpgozc">
         <w:r>
           <w:rPr>
             <w:rStyle w:val="Hyperlink"/>
@@ -1462,7 +1462,7 @@
       <w:r>
         <w:t xml:space="preserve"> — modifié — </w:t>
       </w:r>
-      <w:hyperlink w:history="1" r:id="rIdn8uotfzbqep3hqsfsqa6o">
+      <w:hyperlink w:history="1" r:id="rIdru9c7inxzraiiuedjqdl2">
         <w:r>
           <w:rPr>
             <w:rStyle w:val="Hyperlink"/>
@@ -1491,7 +1491,7 @@
       <w:r>
         <w:t xml:space="preserve"> — modifié — </w:t>
       </w:r>
-      <w:hyperlink w:history="1" r:id="rIdt8-u7mvjwwgxusitta9hm">
+      <w:hyperlink w:history="1" r:id="rIdjajlhp38oecukdrlils70">
         <w:r>
           <w:rPr>
             <w:rStyle w:val="Hyperlink"/>
@@ -1520,7 +1520,7 @@
       <w:r>
         <w:t xml:space="preserve"> — modifié — </w:t>
       </w:r>
-      <w:hyperlink w:history="1" r:id="rId10q4zc7petjfj_ohgyhqq">
+      <w:hyperlink w:history="1" r:id="rIdgl78i4zbr9wdwgkiokoqg">
         <w:r>
           <w:rPr>
             <w:rStyle w:val="Hyperlink"/>
@@ -1549,7 +1549,7 @@
       <w:r>
         <w:t xml:space="preserve"> — modifié — </w:t>
       </w:r>
-      <w:hyperlink w:history="1" r:id="rIdlqcahftwby4qbxoirwn4q">
+      <w:hyperlink w:history="1" r:id="rId26t79hlklvg_-kxvadb6a">
         <w:r>
           <w:rPr>
             <w:rStyle w:val="Hyperlink"/>
@@ -1578,7 +1578,7 @@
       <w:r>
         <w:t xml:space="preserve"> — modifié — </w:t>
       </w:r>
-      <w:hyperlink w:history="1" r:id="rId5t9q2ngpwnloiciztudm5">
+      <w:hyperlink w:history="1" r:id="rIdx1uzbywztr3bi5jdpawhb">
         <w:r>
           <w:rPr>
             <w:rStyle w:val="Hyperlink"/>
@@ -1607,7 +1607,7 @@
       <w:r>
         <w:t xml:space="preserve"> — modifié — </w:t>
       </w:r>
-      <w:hyperlink w:history="1" r:id="rId47o9g1jlrohvvky1sco43">
+      <w:hyperlink w:history="1" r:id="rIdnpbp8m--scduewrtn2qf0">
         <w:r>
           <w:rPr>
             <w:rStyle w:val="Hyperlink"/>
@@ -1636,7 +1636,7 @@
       <w:r>
         <w:t xml:space="preserve"> — modifié — </w:t>
       </w:r>
-      <w:hyperlink w:history="1" r:id="rIdidcbmhitubbf6vjg7xi5j">
+      <w:hyperlink w:history="1" r:id="rIdzm3a3prmjozwyo83xjpsc">
         <w:r>
           <w:rPr>
             <w:rStyle w:val="Hyperlink"/>
@@ -1665,7 +1665,7 @@
       <w:r>
         <w:t xml:space="preserve"> — modifié — </w:t>
       </w:r>
-      <w:hyperlink w:history="1" r:id="rIdmpukwupojvuygml5a-_eo">
+      <w:hyperlink w:history="1" r:id="rIdazcpwhpd0lxdzrbca9xp9">
         <w:r>
           <w:rPr>
             <w:rStyle w:val="Hyperlink"/>
@@ -1694,7 +1694,7 @@
       <w:r>
         <w:t xml:space="preserve"> — modifié — </w:t>
       </w:r>
-      <w:hyperlink w:history="1" r:id="rIdmxur4nvoznuvr-d0ni0oh">
+      <w:hyperlink w:history="1" r:id="rId9wccuv8ucbjd2exl8xt-o">
         <w:r>
           <w:rPr>
             <w:rStyle w:val="Hyperlink"/>
@@ -1723,7 +1723,7 @@
       <w:r>
         <w:t xml:space="preserve"> — modifié — </w:t>
       </w:r>
-      <w:hyperlink w:history="1" r:id="rId2_f6xt-ig720u4w0hztcn">
+      <w:hyperlink w:history="1" r:id="rIdfi6puyzh6ih7rq9qpama6">
         <w:r>
           <w:rPr>
             <w:rStyle w:val="Hyperlink"/>
@@ -1752,7 +1752,7 @@
       <w:r>
         <w:t xml:space="preserve"> — modifié — </w:t>
       </w:r>
-      <w:hyperlink w:history="1" r:id="rIdp156ipl394u7hzu0agnt_">
+      <w:hyperlink w:history="1" r:id="rIdbvoawjnvwpzanl2un9g2_">
         <w:r>
           <w:rPr>
             <w:rStyle w:val="Hyperlink"/>
@@ -1781,7 +1781,7 @@
       <w:r>
         <w:t xml:space="preserve"> — modifié — </w:t>
       </w:r>
-      <w:hyperlink w:history="1" r:id="rIdlw0636zhtkwztcuolhpy-">
+      <w:hyperlink w:history="1" r:id="rIdtqfiypnwkqst11f81s54c">
         <w:r>
           <w:rPr>
             <w:rStyle w:val="Hyperlink"/>
@@ -1818,7 +1818,7 @@
       <w:r>
         <w:t xml:space="preserve"> — modifié — </w:t>
       </w:r>
-      <w:hyperlink w:history="1" r:id="rIdpsg9d-iqjet2opzwcjnkt">
+      <w:hyperlink w:history="1" r:id="rIdalvwkwf_tdegi6fbodwtl">
         <w:r>
           <w:rPr>
             <w:rStyle w:val="Hyperlink"/>
@@ -1847,7 +1847,7 @@
       <w:r>
         <w:t xml:space="preserve"> — modifié — </w:t>
       </w:r>
-      <w:hyperlink w:history="1" r:id="rIdolkuukjkll-d6gjwunkg-">
+      <w:hyperlink w:history="1" r:id="rIdxmesowu3dr6gt1pofxjrn">
         <w:r>
           <w:rPr>
             <w:rStyle w:val="Hyperlink"/>
@@ -1876,7 +1876,7 @@
       <w:r>
         <w:t xml:space="preserve"> — modifié — </w:t>
       </w:r>
-      <w:hyperlink w:history="1" r:id="rIdm9g3zasl2le2w2qugirip">
+      <w:hyperlink w:history="1" r:id="rId5yhtjyd_temxowot_odbi">
         <w:r>
           <w:rPr>
             <w:rStyle w:val="Hyperlink"/>
@@ -1905,7 +1905,7 @@
       <w:r>
         <w:t xml:space="preserve"> — modifié — </w:t>
       </w:r>
-      <w:hyperlink w:history="1" r:id="rIdv5ustyptu5uqdtoy4kdht">
+      <w:hyperlink w:history="1" r:id="rIdzxk_cbcggx3qycpablfjm">
         <w:r>
           <w:rPr>
             <w:rStyle w:val="Hyperlink"/>
@@ -1934,7 +1934,7 @@
       <w:r>
         <w:t xml:space="preserve"> — modifié — </w:t>
       </w:r>
-      <w:hyperlink w:history="1" r:id="rIde39ox-ytxcuxifwgkz4tn">
+      <w:hyperlink w:history="1" r:id="rIdfgtxgtfyt6vr_8dx72hft">
         <w:r>
           <w:rPr>
             <w:rStyle w:val="Hyperlink"/>
@@ -1963,7 +1963,7 @@
       <w:r>
         <w:t xml:space="preserve"> — modifié — </w:t>
       </w:r>
-      <w:hyperlink w:history="1" r:id="rIdjjzrro8duwl3xt2gmz7a8">
+      <w:hyperlink w:history="1" r:id="rId8jroqm8t0ntfigjnseczr">
         <w:r>
           <w:rPr>
             <w:rStyle w:val="Hyperlink"/>
@@ -1992,7 +1992,7 @@
       <w:r>
         <w:t xml:space="preserve"> — modifié — </w:t>
       </w:r>
-      <w:hyperlink w:history="1" r:id="rIdw7wot64ih2c2qg_-lq4xk">
+      <w:hyperlink w:history="1" r:id="rIdf-ky9v3zf7wbjtrqr_al2">
         <w:r>
           <w:rPr>
             <w:rStyle w:val="Hyperlink"/>
@@ -2021,7 +2021,7 @@
       <w:r>
         <w:t xml:space="preserve"> — modifié — </w:t>
       </w:r>
-      <w:hyperlink w:history="1" r:id="rIdd4lnompocpt3amx4teopb">
+      <w:hyperlink w:history="1" r:id="rIdlaeff37e7yccm36ogl_vv">
         <w:r>
           <w:rPr>
             <w:rStyle w:val="Hyperlink"/>
@@ -2050,7 +2050,7 @@
       <w:r>
         <w:t xml:space="preserve"> — modifié — </w:t>
       </w:r>
-      <w:hyperlink w:history="1" r:id="rId7b_aj7iqptkl8790upn-q">
+      <w:hyperlink w:history="1" r:id="rIdb__sa6hwn6wwhdnszhz2e">
         <w:r>
           <w:rPr>
             <w:rStyle w:val="Hyperlink"/>
@@ -2079,7 +2079,7 @@
       <w:r>
         <w:t xml:space="preserve"> — modifié — </w:t>
       </w:r>
-      <w:hyperlink w:history="1" r:id="rIddy7_wgrn1oofvjkacrwbx">
+      <w:hyperlink w:history="1" r:id="rIdxodkhn-mwtimdjtnu7bde">
         <w:r>
           <w:rPr>
             <w:rStyle w:val="Hyperlink"/>
@@ -2108,7 +2108,7 @@
       <w:r>
         <w:t xml:space="preserve"> — modifié — </w:t>
       </w:r>
-      <w:hyperlink w:history="1" r:id="rIdyil4zgjp3xrmstq1ucxr9">
+      <w:hyperlink w:history="1" r:id="rIdykz377subdbnxvkpks8ov">
         <w:r>
           <w:rPr>
             <w:rStyle w:val="Hyperlink"/>
@@ -2145,7 +2145,7 @@
       <w:r>
         <w:t xml:space="preserve"> — créé — </w:t>
       </w:r>
-      <w:hyperlink w:history="1" r:id="rIdwrrcphypvkrmncdjwbd4v">
+      <w:hyperlink w:history="1" r:id="rIdyx6bbg_f15uovoglyd3-m">
         <w:r>
           <w:rPr>
             <w:rStyle w:val="Hyperlink"/>
@@ -2174,7 +2174,7 @@
       <w:r>
         <w:t xml:space="preserve"> — modifié — </w:t>
       </w:r>
-      <w:hyperlink w:history="1" r:id="rIdybrju9vxaq1qfsqw3d0ja">
+      <w:hyperlink w:history="1" r:id="rIdwiidcvjrqcd4g436cxxdz">
         <w:r>
           <w:rPr>
             <w:rStyle w:val="Hyperlink"/>
@@ -2203,7 +2203,7 @@
       <w:r>
         <w:t xml:space="preserve"> — modifié — </w:t>
       </w:r>
-      <w:hyperlink w:history="1" r:id="rIdyjzhjxb6p0sfuj92lfvsu">
+      <w:hyperlink w:history="1" r:id="rIdxj54qyrx8czplih9yxzlt">
         <w:r>
           <w:rPr>
             <w:rStyle w:val="Hyperlink"/>
@@ -2232,7 +2232,7 @@
       <w:r>
         <w:t xml:space="preserve"> — modifié — </w:t>
       </w:r>
-      <w:hyperlink w:history="1" r:id="rIdfmxjrirnjee9yzzp1dqii">
+      <w:hyperlink w:history="1" r:id="rIdt2iy5yp91mb42s-m7jxo8">
         <w:r>
           <w:rPr>
             <w:rStyle w:val="Hyperlink"/>
@@ -2261,7 +2261,7 @@
       <w:r>
         <w:t xml:space="preserve"> — modifié — </w:t>
       </w:r>
-      <w:hyperlink w:history="1" r:id="rIdlqzgpa8v_h7eqxs5dalxj">
+      <w:hyperlink w:history="1" r:id="rIde-so2kjbmtcpq0a4zd93m">
         <w:r>
           <w:rPr>
             <w:rStyle w:val="Hyperlink"/>
@@ -2290,7 +2290,7 @@
       <w:r>
         <w:t xml:space="preserve"> — modifié — </w:t>
       </w:r>
-      <w:hyperlink w:history="1" r:id="rIdlkjuxphamuympn7dmz8ol">
+      <w:hyperlink w:history="1" r:id="rIdfcpvitrog2xbweel48tn0">
         <w:r>
           <w:rPr>
             <w:rStyle w:val="Hyperlink"/>
@@ -2319,7 +2319,7 @@
       <w:r>
         <w:t xml:space="preserve"> — modifié — </w:t>
       </w:r>
-      <w:hyperlink w:history="1" r:id="rId1n3r2w1pjp3ecdcemoxp-">
+      <w:hyperlink w:history="1" r:id="rId5m0yobvfjtn43umh1ba-f">
         <w:r>
           <w:rPr>
             <w:rStyle w:val="Hyperlink"/>
@@ -2348,7 +2348,7 @@
       <w:r>
         <w:t xml:space="preserve"> — modifié — </w:t>
       </w:r>
-      <w:hyperlink w:history="1" r:id="rIdmrn4ahcwfkxj-etc3uptj">
+      <w:hyperlink w:history="1" r:id="rIdb3hypk1xsgbagkjwupnnv">
         <w:r>
           <w:rPr>
             <w:rStyle w:val="Hyperlink"/>
@@ -2377,7 +2377,7 @@
       <w:r>
         <w:t xml:space="preserve"> — modifié — </w:t>
       </w:r>
-      <w:hyperlink w:history="1" r:id="rIdjmdbh5cy2qut-pakycjzd">
+      <w:hyperlink w:history="1" r:id="rId5ugxou1vu-y9cb4dqovvg">
         <w:r>
           <w:rPr>
             <w:rStyle w:val="Hyperlink"/>
@@ -2406,7 +2406,7 @@
       <w:r>
         <w:t xml:space="preserve"> — modifié — </w:t>
       </w:r>
-      <w:hyperlink w:history="1" r:id="rIdtdqwajgbxibntqn1hkhco">
+      <w:hyperlink w:history="1" r:id="rIdjw5rrvc9w-xguis6g4p6c">
         <w:r>
           <w:rPr>
             <w:rStyle w:val="Hyperlink"/>
@@ -2435,7 +2435,7 @@
       <w:r>
         <w:t xml:space="preserve"> — modifié — </w:t>
       </w:r>
-      <w:hyperlink w:history="1" r:id="rId8htoclwuw-7ncjwvbradr">
+      <w:hyperlink w:history="1" r:id="rId4zdfso00nlcfcgxr9eceq">
         <w:r>
           <w:rPr>
             <w:rStyle w:val="Hyperlink"/>
@@ -2464,7 +2464,7 @@
       <w:r>
         <w:t xml:space="preserve"> — modifié — </w:t>
       </w:r>
-      <w:hyperlink w:history="1" r:id="rIdo608lh9iecn4pr5w9gdwj">
+      <w:hyperlink w:history="1" r:id="rIdhrckl23g89tnmvdmfxayw">
         <w:r>
           <w:rPr>
             <w:rStyle w:val="Hyperlink"/>
@@ -2493,7 +2493,7 @@
       <w:r>
         <w:t xml:space="preserve"> — modifié — </w:t>
       </w:r>
-      <w:hyperlink w:history="1" r:id="rIdmtzqftob1b91kyy-xtohy">
+      <w:hyperlink w:history="1" r:id="rIdtaujsfpfa20twg-vz7zaj">
         <w:r>
           <w:rPr>
             <w:rStyle w:val="Hyperlink"/>
@@ -2522,7 +2522,7 @@
       <w:r>
         <w:t xml:space="preserve"> — modifié — </w:t>
       </w:r>
-      <w:hyperlink w:history="1" r:id="rId_j_0gecjjwi2mfiyw_puc">
+      <w:hyperlink w:history="1" r:id="rIdlepaiwnbcd36ba9tgrekq">
         <w:r>
           <w:rPr>
             <w:rStyle w:val="Hyperlink"/>
@@ -2551,7 +2551,7 @@
       <w:r>
         <w:t xml:space="preserve"> — modifié — </w:t>
       </w:r>
-      <w:hyperlink w:history="1" r:id="rIdg_m6ynpm2twvrxc3d0f1r">
+      <w:hyperlink w:history="1" r:id="rIdxcrq8ruxjxl4hsnwjhtlq">
         <w:r>
           <w:rPr>
             <w:rStyle w:val="Hyperlink"/>
@@ -2580,7 +2580,7 @@
       <w:r>
         <w:t xml:space="preserve"> — modifié — </w:t>
       </w:r>
-      <w:hyperlink w:history="1" r:id="rIdxxrlk2jc_syhg2c84g07l">
+      <w:hyperlink w:history="1" r:id="rId7rlp0t8encicrblc7flu0">
         <w:r>
           <w:rPr>
             <w:rStyle w:val="Hyperlink"/>
@@ -2609,7 +2609,7 @@
       <w:r>
         <w:t xml:space="preserve"> — modifié — </w:t>
       </w:r>
-      <w:hyperlink w:history="1" r:id="rIdslg5kihdxwkji55zv75wg">
+      <w:hyperlink w:history="1" r:id="rIdt23sngabtjdq5-hkn9a_9">
         <w:r>
           <w:rPr>
             <w:rStyle w:val="Hyperlink"/>
@@ -2638,7 +2638,7 @@
       <w:r>
         <w:t xml:space="preserve"> — modifié — </w:t>
       </w:r>
-      <w:hyperlink w:history="1" r:id="rIdvbn6mlp9ycwzcndquxauq">
+      <w:hyperlink w:history="1" r:id="rIdt_lyqclfvpv2cq1iads_b">
         <w:r>
           <w:rPr>
             <w:rStyle w:val="Hyperlink"/>
@@ -2667,7 +2667,7 @@
       <w:r>
         <w:t xml:space="preserve"> — modifié — </w:t>
       </w:r>
-      <w:hyperlink w:history="1" r:id="rIdqs1liwd9fbrfyawh0fyp6">
+      <w:hyperlink w:history="1" r:id="rIdyg8wk4zmh-qcqcs28nu4q">
         <w:r>
           <w:rPr>
             <w:rStyle w:val="Hyperlink"/>
@@ -2696,7 +2696,7 @@
       <w:r>
         <w:t xml:space="preserve"> — modifié — </w:t>
       </w:r>
-      <w:hyperlink w:history="1" r:id="rIdwurq1lgsgkwhtehv30yqx">
+      <w:hyperlink w:history="1" r:id="rId53zjtrihfhgithx1cfwxl">
         <w:r>
           <w:rPr>
             <w:rStyle w:val="Hyperlink"/>
@@ -2725,7 +2725,7 @@
       <w:r>
         <w:t xml:space="preserve"> — modifié — </w:t>
       </w:r>
-      <w:hyperlink w:history="1" r:id="rIdhr2bgnyr9_owcfhtxjvuj">
+      <w:hyperlink w:history="1" r:id="rId3w5g_sehjocldasufozpw">
         <w:r>
           <w:rPr>
             <w:rStyle w:val="Hyperlink"/>
@@ -2754,7 +2754,7 @@
       <w:r>
         <w:t xml:space="preserve"> — modifié — </w:t>
       </w:r>
-      <w:hyperlink w:history="1" r:id="rId6-alzn0da7gq35mo4zb54">
+      <w:hyperlink w:history="1" r:id="rIdo0cbcayedjyodnwrvv-g7">
         <w:r>
           <w:rPr>
             <w:rStyle w:val="Hyperlink"/>
@@ -2783,7 +2783,7 @@
       <w:r>
         <w:t xml:space="preserve"> — modifié — </w:t>
       </w:r>
-      <w:hyperlink w:history="1" r:id="rId0lwlvofg8ix0ukonoa43l">
+      <w:hyperlink w:history="1" r:id="rId11gjmrvrfsvkphhecd5xs">
         <w:r>
           <w:rPr>
             <w:rStyle w:val="Hyperlink"/>
@@ -2820,7 +2820,7 @@
       <w:r>
         <w:t xml:space="preserve"> — modifié — </w:t>
       </w:r>
-      <w:hyperlink w:history="1" r:id="rIdftx05ffjavnx7zkpljahc">
+      <w:hyperlink w:history="1" r:id="rIdw3zlouqjvon4cqtl7_7c_">
         <w:r>
           <w:rPr>
             <w:rStyle w:val="Hyperlink"/>
@@ -2849,7 +2849,7 @@
       <w:r>
         <w:t xml:space="preserve"> — modifié — </w:t>
       </w:r>
-      <w:hyperlink w:history="1" r:id="rId98iffhowngtjlmzvq9k3q">
+      <w:hyperlink w:history="1" r:id="rIdq55ab_luepkhiyeoohnnv">
         <w:r>
           <w:rPr>
             <w:rStyle w:val="Hyperlink"/>

--- a/docs/developpement/phases/word/PHASE_33_CAISSE_AUTOMATIQUE_SELON_LA_DATE_CLOTURE_PAR_LE_DIRECTEUR_EVENEMENT_PA.docx
+++ b/docs/developpement/phases/word/PHASE_33_CAISSE_AUTOMATIQUE_SELON_LA_DATE_CLOTURE_PAR_LE_DIRECTEUR_EVENEMENT_PA.docx
@@ -20,7 +20,7 @@
       <w:r>
         <w:t xml:space="preserve">FlaiX Expert · dossier de développement · généré le 2026-10-04 depuis le dépôt </w:t>
       </w:r>
-      <w:hyperlink w:history="1" r:id="rIdm11o0nh8qticz8flz_gzy">
+      <w:hyperlink w:history="1" r:id="rIdszywobu3_enrkigpzd6th">
         <w:r>
           <w:rPr>
             <w:rStyle w:val="Hyperlink"/>
@@ -827,7 +827,7 @@
           <w:numId w:val="3"/>
         </w:numPr>
       </w:pPr>
-      <w:hyperlink w:history="1" r:id="rIdxuediwr4luwjlpj0bufgl">
+      <w:hyperlink w:history="1" r:id="rIdlbbi_ypsagaqbvjnrn46h">
         <w:r>
           <w:rPr>
             <w:rStyle w:val="Hyperlink"/>
@@ -847,7 +847,7 @@
           <w:numId w:val="3"/>
         </w:numPr>
       </w:pPr>
-      <w:hyperlink w:history="1" r:id="rIdwp4gdx3gdhiut9sqqtymt">
+      <w:hyperlink w:history="1" r:id="rIdgksbf1hltsioe02oud97i">
         <w:r>
           <w:rPr>
             <w:rStyle w:val="Hyperlink"/>
@@ -895,7 +895,7 @@
       <w:r>
         <w:t xml:space="preserve"> — créé — </w:t>
       </w:r>
-      <w:hyperlink w:history="1" r:id="rIdj_gd1barfsy4shfzrtfea">
+      <w:hyperlink w:history="1" r:id="rId6gz5znrbjaepwys9sy6tj">
         <w:r>
           <w:rPr>
             <w:rStyle w:val="Hyperlink"/>
@@ -932,7 +932,7 @@
       <w:r>
         <w:t xml:space="preserve"> — créé — </w:t>
       </w:r>
-      <w:hyperlink w:history="1" r:id="rIdbpcj-hz7450vz2dp24uwq">
+      <w:hyperlink w:history="1" r:id="rIddmz9jkziyxxczxx5jzt9f">
         <w:r>
           <w:rPr>
             <w:rStyle w:val="Hyperlink"/>
@@ -961,7 +961,7 @@
       <w:r>
         <w:t xml:space="preserve"> — modifié — </w:t>
       </w:r>
-      <w:hyperlink w:history="1" r:id="rIduowu8a5y5-gzoy-sd3ya9">
+      <w:hyperlink w:history="1" r:id="rIdiqbvpw8cjmql0jcx-gssl">
         <w:r>
           <w:rPr>
             <w:rStyle w:val="Hyperlink"/>
@@ -990,7 +990,7 @@
       <w:r>
         <w:t xml:space="preserve"> — modifié — </w:t>
       </w:r>
-      <w:hyperlink w:history="1" r:id="rIdtltfp_4fiamewl26i2y7d">
+      <w:hyperlink w:history="1" r:id="rIdo-hobkkx61lej5ibkkcyz">
         <w:r>
           <w:rPr>
             <w:rStyle w:val="Hyperlink"/>
@@ -1019,7 +1019,7 @@
       <w:r>
         <w:t xml:space="preserve"> — modifié — </w:t>
       </w:r>
-      <w:hyperlink w:history="1" r:id="rIdye0n2o1k1zakl5jsvvi_5">
+      <w:hyperlink w:history="1" r:id="rIdzb0iit54bct-ocslznzog">
         <w:r>
           <w:rPr>
             <w:rStyle w:val="Hyperlink"/>
@@ -1048,7 +1048,7 @@
       <w:r>
         <w:t xml:space="preserve"> — modifié — </w:t>
       </w:r>
-      <w:hyperlink w:history="1" r:id="rIdpkdoeizwhyvzrgdl2h943">
+      <w:hyperlink w:history="1" r:id="rIdysyiz93d8fwzfual5ahiv">
         <w:r>
           <w:rPr>
             <w:rStyle w:val="Hyperlink"/>
@@ -1077,7 +1077,7 @@
       <w:r>
         <w:t xml:space="preserve"> — modifié — </w:t>
       </w:r>
-      <w:hyperlink w:history="1" r:id="rId5z6ngdhcx80smrqt-teqf">
+      <w:hyperlink w:history="1" r:id="rIdkbf94pbkncvr3ip5it6oc">
         <w:r>
           <w:rPr>
             <w:rStyle w:val="Hyperlink"/>
@@ -1106,7 +1106,7 @@
       <w:r>
         <w:t xml:space="preserve"> — modifié — </w:t>
       </w:r>
-      <w:hyperlink w:history="1" r:id="rIdszzuoo7_vebzzab5okcvn">
+      <w:hyperlink w:history="1" r:id="rIdzxbn39-_a_wkdui0wflho">
         <w:r>
           <w:rPr>
             <w:rStyle w:val="Hyperlink"/>
@@ -1135,7 +1135,7 @@
       <w:r>
         <w:t xml:space="preserve"> — modifié — </w:t>
       </w:r>
-      <w:hyperlink w:history="1" r:id="rIdnsawqai2mswdmlrx8vvsk">
+      <w:hyperlink w:history="1" r:id="rIdjl3s86oqllyttspps-pz3">
         <w:r>
           <w:rPr>
             <w:rStyle w:val="Hyperlink"/>
@@ -1164,7 +1164,7 @@
       <w:r>
         <w:t xml:space="preserve"> — modifié — </w:t>
       </w:r>
-      <w:hyperlink w:history="1" r:id="rId3yd0aqj0v6jau0ojvbffe">
+      <w:hyperlink w:history="1" r:id="rIdxj7ayigyqspw9izait3ec">
         <w:r>
           <w:rPr>
             <w:rStyle w:val="Hyperlink"/>
@@ -1193,7 +1193,7 @@
       <w:r>
         <w:t xml:space="preserve"> — modifié — </w:t>
       </w:r>
-      <w:hyperlink w:history="1" r:id="rIdhrhg4xloofr5wf4p26b4k">
+      <w:hyperlink w:history="1" r:id="rId-sfkk0srfncu8uow-3-a9">
         <w:r>
           <w:rPr>
             <w:rStyle w:val="Hyperlink"/>
@@ -1222,7 +1222,7 @@
       <w:r>
         <w:t xml:space="preserve"> — modifié — </w:t>
       </w:r>
-      <w:hyperlink w:history="1" r:id="rId1olkgruxszyczn3vaequp">
+      <w:hyperlink w:history="1" r:id="rId2un6x9z0k1s8gfosr8bgn">
         <w:r>
           <w:rPr>
             <w:rStyle w:val="Hyperlink"/>
@@ -1251,7 +1251,7 @@
       <w:r>
         <w:t xml:space="preserve"> — modifié — </w:t>
       </w:r>
-      <w:hyperlink w:history="1" r:id="rIdsjpcdzipnrbtmqeewrz8c">
+      <w:hyperlink w:history="1" r:id="rIdd_ptghlhbq8nl-eglu5zb">
         <w:r>
           <w:rPr>
             <w:rStyle w:val="Hyperlink"/>
@@ -1280,7 +1280,7 @@
       <w:r>
         <w:t xml:space="preserve"> — modifié — </w:t>
       </w:r>
-      <w:hyperlink w:history="1" r:id="rId-qyc5pwf4uc48hunogncn">
+      <w:hyperlink w:history="1" r:id="rIdp1fxbhppe3ixww6gkk_sg">
         <w:r>
           <w:rPr>
             <w:rStyle w:val="Hyperlink"/>
@@ -1309,7 +1309,7 @@
       <w:r>
         <w:t xml:space="preserve"> — modifié — </w:t>
       </w:r>
-      <w:hyperlink w:history="1" r:id="rIdwhjiu5vdsiytqtbh4fvsr">
+      <w:hyperlink w:history="1" r:id="rId5cxnnzi4g2ety9_okkiqu">
         <w:r>
           <w:rPr>
             <w:rStyle w:val="Hyperlink"/>
@@ -1338,7 +1338,7 @@
       <w:r>
         <w:t xml:space="preserve"> — créé — </w:t>
       </w:r>
-      <w:hyperlink w:history="1" r:id="rIdys9k-3c-_b3am35wxrbmo">
+      <w:hyperlink w:history="1" r:id="rIdrltxbt6kjhwwyop9lcnik">
         <w:r>
           <w:rPr>
             <w:rStyle w:val="Hyperlink"/>
@@ -1367,7 +1367,7 @@
       <w:r>
         <w:t xml:space="preserve"> — modifié — </w:t>
       </w:r>
-      <w:hyperlink w:history="1" r:id="rIddll4izagy4cxlnazxjvwx">
+      <w:hyperlink w:history="1" r:id="rId26fmbl7qqeo4qziprga6a">
         <w:r>
           <w:rPr>
             <w:rStyle w:val="Hyperlink"/>
@@ -1396,7 +1396,7 @@
       <w:r>
         <w:t xml:space="preserve"> — modifié — </w:t>
       </w:r>
-      <w:hyperlink w:history="1" r:id="rIdglzb_b1rjrluxyr_i_hbl">
+      <w:hyperlink w:history="1" r:id="rIdi9o2w3hzbwrllmqnjlw9k">
         <w:r>
           <w:rPr>
             <w:rStyle w:val="Hyperlink"/>
@@ -1433,7 +1433,7 @@
       <w:r>
         <w:t xml:space="preserve"> — créé — </w:t>
       </w:r>
-      <w:hyperlink w:history="1" r:id="rIdje5s2ejrqnxp7y_tpgozc">
+      <w:hyperlink w:history="1" r:id="rIdcb3lylilsch2hjcymg-jc">
         <w:r>
           <w:rPr>
             <w:rStyle w:val="Hyperlink"/>
@@ -1462,7 +1462,7 @@
       <w:r>
         <w:t xml:space="preserve"> — modifié — </w:t>
       </w:r>
-      <w:hyperlink w:history="1" r:id="rIdru9c7inxzraiiuedjqdl2">
+      <w:hyperlink w:history="1" r:id="rIdfezipb3v_pphg0dksg0tp">
         <w:r>
           <w:rPr>
             <w:rStyle w:val="Hyperlink"/>
@@ -1491,7 +1491,7 @@
       <w:r>
         <w:t xml:space="preserve"> — modifié — </w:t>
       </w:r>
-      <w:hyperlink w:history="1" r:id="rIdjajlhp38oecukdrlils70">
+      <w:hyperlink w:history="1" r:id="rIdt11ut2qz8hw7dmca7yu9t">
         <w:r>
           <w:rPr>
             <w:rStyle w:val="Hyperlink"/>
@@ -1520,7 +1520,7 @@
       <w:r>
         <w:t xml:space="preserve"> — modifié — </w:t>
       </w:r>
-      <w:hyperlink w:history="1" r:id="rIdgl78i4zbr9wdwgkiokoqg">
+      <w:hyperlink w:history="1" r:id="rId33-ymadynerdf5q0dgj0w">
         <w:r>
           <w:rPr>
             <w:rStyle w:val="Hyperlink"/>
@@ -1549,7 +1549,7 @@
       <w:r>
         <w:t xml:space="preserve"> — modifié — </w:t>
       </w:r>
-      <w:hyperlink w:history="1" r:id="rId26t79hlklvg_-kxvadb6a">
+      <w:hyperlink w:history="1" r:id="rIdvg3h7hkcjz3ook2m4an8c">
         <w:r>
           <w:rPr>
             <w:rStyle w:val="Hyperlink"/>
@@ -1578,7 +1578,7 @@
       <w:r>
         <w:t xml:space="preserve"> — modifié — </w:t>
       </w:r>
-      <w:hyperlink w:history="1" r:id="rIdx1uzbywztr3bi5jdpawhb">
+      <w:hyperlink w:history="1" r:id="rIde9t5b3dlg1n-x1ld_tvfo">
         <w:r>
           <w:rPr>
             <w:rStyle w:val="Hyperlink"/>
@@ -1607,7 +1607,7 @@
       <w:r>
         <w:t xml:space="preserve"> — modifié — </w:t>
       </w:r>
-      <w:hyperlink w:history="1" r:id="rIdnpbp8m--scduewrtn2qf0">
+      <w:hyperlink w:history="1" r:id="rIda26p9fktrpumj98_x1qmn">
         <w:r>
           <w:rPr>
             <w:rStyle w:val="Hyperlink"/>
@@ -1636,7 +1636,7 @@
       <w:r>
         <w:t xml:space="preserve"> — modifié — </w:t>
       </w:r>
-      <w:hyperlink w:history="1" r:id="rIdzm3a3prmjozwyo83xjpsc">
+      <w:hyperlink w:history="1" r:id="rIda4cnlczqrxjdkpk-ulchi">
         <w:r>
           <w:rPr>
             <w:rStyle w:val="Hyperlink"/>
@@ -1665,7 +1665,7 @@
       <w:r>
         <w:t xml:space="preserve"> — modifié — </w:t>
       </w:r>
-      <w:hyperlink w:history="1" r:id="rIdazcpwhpd0lxdzrbca9xp9">
+      <w:hyperlink w:history="1" r:id="rIdul21tpqccgvkyjkxcp2dh">
         <w:r>
           <w:rPr>
             <w:rStyle w:val="Hyperlink"/>
@@ -1694,7 +1694,7 @@
       <w:r>
         <w:t xml:space="preserve"> — modifié — </w:t>
       </w:r>
-      <w:hyperlink w:history="1" r:id="rId9wccuv8ucbjd2exl8xt-o">
+      <w:hyperlink w:history="1" r:id="rIdmjvnpt5wazzsxnpulm5fr">
         <w:r>
           <w:rPr>
             <w:rStyle w:val="Hyperlink"/>
@@ -1723,7 +1723,7 @@
       <w:r>
         <w:t xml:space="preserve"> — modifié — </w:t>
       </w:r>
-      <w:hyperlink w:history="1" r:id="rIdfi6puyzh6ih7rq9qpama6">
+      <w:hyperlink w:history="1" r:id="rIdivlmw1utxxncqgx1gvkkx">
         <w:r>
           <w:rPr>
             <w:rStyle w:val="Hyperlink"/>
@@ -1752,7 +1752,7 @@
       <w:r>
         <w:t xml:space="preserve"> — modifié — </w:t>
       </w:r>
-      <w:hyperlink w:history="1" r:id="rIdbvoawjnvwpzanl2un9g2_">
+      <w:hyperlink w:history="1" r:id="rIdhp70c042be_r6b41ihlhc">
         <w:r>
           <w:rPr>
             <w:rStyle w:val="Hyperlink"/>
@@ -1781,7 +1781,7 @@
       <w:r>
         <w:t xml:space="preserve"> — modifié — </w:t>
       </w:r>
-      <w:hyperlink w:history="1" r:id="rIdtqfiypnwkqst11f81s54c">
+      <w:hyperlink w:history="1" r:id="rIdxujuuotlzqj0tz8dqt1wa">
         <w:r>
           <w:rPr>
             <w:rStyle w:val="Hyperlink"/>
@@ -1818,7 +1818,7 @@
       <w:r>
         <w:t xml:space="preserve"> — modifié — </w:t>
       </w:r>
-      <w:hyperlink w:history="1" r:id="rIdalvwkwf_tdegi6fbodwtl">
+      <w:hyperlink w:history="1" r:id="rIdwquuzwkuprcu0wns2a4xm">
         <w:r>
           <w:rPr>
             <w:rStyle w:val="Hyperlink"/>
@@ -1847,7 +1847,7 @@
       <w:r>
         <w:t xml:space="preserve"> — modifié — </w:t>
       </w:r>
-      <w:hyperlink w:history="1" r:id="rIdxmesowu3dr6gt1pofxjrn">
+      <w:hyperlink w:history="1" r:id="rIdnbbxqwl_dbmtetvgji-xx">
         <w:r>
           <w:rPr>
             <w:rStyle w:val="Hyperlink"/>
@@ -1876,7 +1876,7 @@
       <w:r>
         <w:t xml:space="preserve"> — modifié — </w:t>
       </w:r>
-      <w:hyperlink w:history="1" r:id="rId5yhtjyd_temxowot_odbi">
+      <w:hyperlink w:history="1" r:id="rIdpp3arr6nkykbeh9u-kxdt">
         <w:r>
           <w:rPr>
             <w:rStyle w:val="Hyperlink"/>
@@ -1905,7 +1905,7 @@
       <w:r>
         <w:t xml:space="preserve"> — modifié — </w:t>
       </w:r>
-      <w:hyperlink w:history="1" r:id="rIdzxk_cbcggx3qycpablfjm">
+      <w:hyperlink w:history="1" r:id="rIdjgkvgqmuzcg0mqq7-bms1">
         <w:r>
           <w:rPr>
             <w:rStyle w:val="Hyperlink"/>
@@ -1934,7 +1934,7 @@
       <w:r>
         <w:t xml:space="preserve"> — modifié — </w:t>
       </w:r>
-      <w:hyperlink w:history="1" r:id="rIdfgtxgtfyt6vr_8dx72hft">
+      <w:hyperlink w:history="1" r:id="rIdehboqe5lneoompywyeufn">
         <w:r>
           <w:rPr>
             <w:rStyle w:val="Hyperlink"/>
@@ -1963,7 +1963,7 @@
       <w:r>
         <w:t xml:space="preserve"> — modifié — </w:t>
       </w:r>
-      <w:hyperlink w:history="1" r:id="rId8jroqm8t0ntfigjnseczr">
+      <w:hyperlink w:history="1" r:id="rId4gjn5lrjwjfwflw2ggyto">
         <w:r>
           <w:rPr>
             <w:rStyle w:val="Hyperlink"/>
@@ -1992,7 +1992,7 @@
       <w:r>
         <w:t xml:space="preserve"> — modifié — </w:t>
       </w:r>
-      <w:hyperlink w:history="1" r:id="rIdf-ky9v3zf7wbjtrqr_al2">
+      <w:hyperlink w:history="1" r:id="rIdpqyutd_sppa-wklnwn6fw">
         <w:r>
           <w:rPr>
             <w:rStyle w:val="Hyperlink"/>
@@ -2021,7 +2021,7 @@
       <w:r>
         <w:t xml:space="preserve"> — modifié — </w:t>
       </w:r>
-      <w:hyperlink w:history="1" r:id="rIdlaeff37e7yccm36ogl_vv">
+      <w:hyperlink w:history="1" r:id="rIdzz1mzkuvnb9unnoko_sry">
         <w:r>
           <w:rPr>
             <w:rStyle w:val="Hyperlink"/>
@@ -2050,7 +2050,7 @@
       <w:r>
         <w:t xml:space="preserve"> — modifié — </w:t>
       </w:r>
-      <w:hyperlink w:history="1" r:id="rIdb__sa6hwn6wwhdnszhz2e">
+      <w:hyperlink w:history="1" r:id="rIdsi8_-6jtcof0jbxhv43yc">
         <w:r>
           <w:rPr>
             <w:rStyle w:val="Hyperlink"/>
@@ -2079,7 +2079,7 @@
       <w:r>
         <w:t xml:space="preserve"> — modifié — </w:t>
       </w:r>
-      <w:hyperlink w:history="1" r:id="rIdxodkhn-mwtimdjtnu7bde">
+      <w:hyperlink w:history="1" r:id="rId2w_8senvvi9xukgubo6q_">
         <w:r>
           <w:rPr>
             <w:rStyle w:val="Hyperlink"/>
@@ -2108,7 +2108,7 @@
       <w:r>
         <w:t xml:space="preserve"> — modifié — </w:t>
       </w:r>
-      <w:hyperlink w:history="1" r:id="rIdykz377subdbnxvkpks8ov">
+      <w:hyperlink w:history="1" r:id="rIdihzuwbyg-dbba82ymhfvo">
         <w:r>
           <w:rPr>
             <w:rStyle w:val="Hyperlink"/>
@@ -2145,7 +2145,7 @@
       <w:r>
         <w:t xml:space="preserve"> — créé — </w:t>
       </w:r>
-      <w:hyperlink w:history="1" r:id="rIdyx6bbg_f15uovoglyd3-m">
+      <w:hyperlink w:history="1" r:id="rId7zr1wdqh6zf8ft1g_g-mb">
         <w:r>
           <w:rPr>
             <w:rStyle w:val="Hyperlink"/>
@@ -2174,7 +2174,7 @@
       <w:r>
         <w:t xml:space="preserve"> — modifié — </w:t>
       </w:r>
-      <w:hyperlink w:history="1" r:id="rIdwiidcvjrqcd4g436cxxdz">
+      <w:hyperlink w:history="1" r:id="rIdkogb70v1s-ohbzwnsspkm">
         <w:r>
           <w:rPr>
             <w:rStyle w:val="Hyperlink"/>
@@ -2203,7 +2203,7 @@
       <w:r>
         <w:t xml:space="preserve"> — modifié — </w:t>
       </w:r>
-      <w:hyperlink w:history="1" r:id="rIdxj54qyrx8czplih9yxzlt">
+      <w:hyperlink w:history="1" r:id="rIdqhb-nds7ql3kw-mylwrgv">
         <w:r>
           <w:rPr>
             <w:rStyle w:val="Hyperlink"/>
@@ -2232,7 +2232,7 @@
       <w:r>
         <w:t xml:space="preserve"> — modifié — </w:t>
       </w:r>
-      <w:hyperlink w:history="1" r:id="rIdt2iy5yp91mb42s-m7jxo8">
+      <w:hyperlink w:history="1" r:id="rIdg-oa6cphhxl9nqkkp3u-d">
         <w:r>
           <w:rPr>
             <w:rStyle w:val="Hyperlink"/>
@@ -2261,7 +2261,7 @@
       <w:r>
         <w:t xml:space="preserve"> — modifié — </w:t>
       </w:r>
-      <w:hyperlink w:history="1" r:id="rIde-so2kjbmtcpq0a4zd93m">
+      <w:hyperlink w:history="1" r:id="rId1lp8hzkrvampmejuqzshc">
         <w:r>
           <w:rPr>
             <w:rStyle w:val="Hyperlink"/>
@@ -2290,7 +2290,7 @@
       <w:r>
         <w:t xml:space="preserve"> — modifié — </w:t>
       </w:r>
-      <w:hyperlink w:history="1" r:id="rIdfcpvitrog2xbweel48tn0">
+      <w:hyperlink w:history="1" r:id="rIdrs5fjldkglqvrqy3m9h0u">
         <w:r>
           <w:rPr>
             <w:rStyle w:val="Hyperlink"/>
@@ -2319,7 +2319,7 @@
       <w:r>
         <w:t xml:space="preserve"> — modifié — </w:t>
       </w:r>
-      <w:hyperlink w:history="1" r:id="rId5m0yobvfjtn43umh1ba-f">
+      <w:hyperlink w:history="1" r:id="rIdgfccyqhm7kz4vuvm5x24d">
         <w:r>
           <w:rPr>
             <w:rStyle w:val="Hyperlink"/>
@@ -2348,7 +2348,7 @@
       <w:r>
         <w:t xml:space="preserve"> — modifié — </w:t>
       </w:r>
-      <w:hyperlink w:history="1" r:id="rIdb3hypk1xsgbagkjwupnnv">
+      <w:hyperlink w:history="1" r:id="rId4qhvks7wmhjotmxk-kyao">
         <w:r>
           <w:rPr>
             <w:rStyle w:val="Hyperlink"/>
@@ -2377,7 +2377,7 @@
       <w:r>
         <w:t xml:space="preserve"> — modifié — </w:t>
       </w:r>
-      <w:hyperlink w:history="1" r:id="rId5ugxou1vu-y9cb4dqovvg">
+      <w:hyperlink w:history="1" r:id="rIdpai1yuqkmct35ltcdtfov">
         <w:r>
           <w:rPr>
             <w:rStyle w:val="Hyperlink"/>
@@ -2406,7 +2406,7 @@
       <w:r>
         <w:t xml:space="preserve"> — modifié — </w:t>
       </w:r>
-      <w:hyperlink w:history="1" r:id="rIdjw5rrvc9w-xguis6g4p6c">
+      <w:hyperlink w:history="1" r:id="rIdlh_1kp26w3sgf-tizcvkb">
         <w:r>
           <w:rPr>
             <w:rStyle w:val="Hyperlink"/>
@@ -2435,7 +2435,7 @@
       <w:r>
         <w:t xml:space="preserve"> — modifié — </w:t>
       </w:r>
-      <w:hyperlink w:history="1" r:id="rId4zdfso00nlcfcgxr9eceq">
+      <w:hyperlink w:history="1" r:id="rIdsxy3xwrkufgx25fyt30ag">
         <w:r>
           <w:rPr>
             <w:rStyle w:val="Hyperlink"/>
@@ -2464,7 +2464,7 @@
       <w:r>
         <w:t xml:space="preserve"> — modifié — </w:t>
       </w:r>
-      <w:hyperlink w:history="1" r:id="rIdhrckl23g89tnmvdmfxayw">
+      <w:hyperlink w:history="1" r:id="rIdc8ubrlgpsz1p52-vhoptp">
         <w:r>
           <w:rPr>
             <w:rStyle w:val="Hyperlink"/>
@@ -2493,7 +2493,7 @@
       <w:r>
         <w:t xml:space="preserve"> — modifié — </w:t>
       </w:r>
-      <w:hyperlink w:history="1" r:id="rIdtaujsfpfa20twg-vz7zaj">
+      <w:hyperlink w:history="1" r:id="rIdnkmfejrquyjwvpf8okfjs">
         <w:r>
           <w:rPr>
             <w:rStyle w:val="Hyperlink"/>
@@ -2522,7 +2522,7 @@
       <w:r>
         <w:t xml:space="preserve"> — modifié — </w:t>
       </w:r>
-      <w:hyperlink w:history="1" r:id="rIdlepaiwnbcd36ba9tgrekq">
+      <w:hyperlink w:history="1" r:id="rIdgl2dybmpbbmbrlak7nywe">
         <w:r>
           <w:rPr>
             <w:rStyle w:val="Hyperlink"/>
@@ -2551,7 +2551,7 @@
       <w:r>
         <w:t xml:space="preserve"> — modifié — </w:t>
       </w:r>
-      <w:hyperlink w:history="1" r:id="rIdxcrq8ruxjxl4hsnwjhtlq">
+      <w:hyperlink w:history="1" r:id="rIdcoum6q2iie15kne9rkmku">
         <w:r>
           <w:rPr>
             <w:rStyle w:val="Hyperlink"/>
@@ -2580,7 +2580,7 @@
       <w:r>
         <w:t xml:space="preserve"> — modifié — </w:t>
       </w:r>
-      <w:hyperlink w:history="1" r:id="rId7rlp0t8encicrblc7flu0">
+      <w:hyperlink w:history="1" r:id="rId8cqovj1qnmyd0z5qv-yub">
         <w:r>
           <w:rPr>
             <w:rStyle w:val="Hyperlink"/>
@@ -2609,7 +2609,7 @@
       <w:r>
         <w:t xml:space="preserve"> — modifié — </w:t>
       </w:r>
-      <w:hyperlink w:history="1" r:id="rIdt23sngabtjdq5-hkn9a_9">
+      <w:hyperlink w:history="1" r:id="rIdudcsjlhue4fmpsyzt8krc">
         <w:r>
           <w:rPr>
             <w:rStyle w:val="Hyperlink"/>
@@ -2638,7 +2638,7 @@
       <w:r>
         <w:t xml:space="preserve"> — modifié — </w:t>
       </w:r>
-      <w:hyperlink w:history="1" r:id="rIdt_lyqclfvpv2cq1iads_b">
+      <w:hyperlink w:history="1" r:id="rId7_svn-sr2ctuskotv3enh">
         <w:r>
           <w:rPr>
             <w:rStyle w:val="Hyperlink"/>
@@ -2667,7 +2667,7 @@
       <w:r>
         <w:t xml:space="preserve"> — modifié — </w:t>
       </w:r>
-      <w:hyperlink w:history="1" r:id="rIdyg8wk4zmh-qcqcs28nu4q">
+      <w:hyperlink w:history="1" r:id="rIdkcxuwpwzin1yleer1psmz">
         <w:r>
           <w:rPr>
             <w:rStyle w:val="Hyperlink"/>
@@ -2696,7 +2696,7 @@
       <w:r>
         <w:t xml:space="preserve"> — modifié — </w:t>
       </w:r>
-      <w:hyperlink w:history="1" r:id="rId53zjtrihfhgithx1cfwxl">
+      <w:hyperlink w:history="1" r:id="rId8z2oslrwxf9cr7ifoiwdo">
         <w:r>
           <w:rPr>
             <w:rStyle w:val="Hyperlink"/>
@@ -2725,7 +2725,7 @@
       <w:r>
         <w:t xml:space="preserve"> — modifié — </w:t>
       </w:r>
-      <w:hyperlink w:history="1" r:id="rId3w5g_sehjocldasufozpw">
+      <w:hyperlink w:history="1" r:id="rIdsd7hcy6khlidf7o1j9_sm">
         <w:r>
           <w:rPr>
             <w:rStyle w:val="Hyperlink"/>
@@ -2754,7 +2754,7 @@
       <w:r>
         <w:t xml:space="preserve"> — modifié — </w:t>
       </w:r>
-      <w:hyperlink w:history="1" r:id="rIdo0cbcayedjyodnwrvv-g7">
+      <w:hyperlink w:history="1" r:id="rIdi1pofn3cngeujnskbjlg4">
         <w:r>
           <w:rPr>
             <w:rStyle w:val="Hyperlink"/>
@@ -2783,7 +2783,7 @@
       <w:r>
         <w:t xml:space="preserve"> — modifié — </w:t>
       </w:r>
-      <w:hyperlink w:history="1" r:id="rId11gjmrvrfsvkphhecd5xs">
+      <w:hyperlink w:history="1" r:id="rIdzimkka42nleimc_lv0c9w">
         <w:r>
           <w:rPr>
             <w:rStyle w:val="Hyperlink"/>
@@ -2820,7 +2820,7 @@
       <w:r>
         <w:t xml:space="preserve"> — modifié — </w:t>
       </w:r>
-      <w:hyperlink w:history="1" r:id="rIdw3zlouqjvon4cqtl7_7c_">
+      <w:hyperlink w:history="1" r:id="rIdqb9kb5604tcz-5yxlvwh7">
         <w:r>
           <w:rPr>
             <w:rStyle w:val="Hyperlink"/>
@@ -2849,7 +2849,7 @@
       <w:r>
         <w:t xml:space="preserve"> — modifié — </w:t>
       </w:r>
-      <w:hyperlink w:history="1" r:id="rIdq55ab_luepkhiyeoohnnv">
+      <w:hyperlink w:history="1" r:id="rIdggwutxaw2w66-rf-eshqi">
         <w:r>
           <w:rPr>
             <w:rStyle w:val="Hyperlink"/>

--- a/docs/developpement/phases/word/PHASE_33_CAISSE_AUTOMATIQUE_SELON_LA_DATE_CLOTURE_PAR_LE_DIRECTEUR_EVENEMENT_PA.docx
+++ b/docs/developpement/phases/word/PHASE_33_CAISSE_AUTOMATIQUE_SELON_LA_DATE_CLOTURE_PAR_LE_DIRECTEUR_EVENEMENT_PA.docx
@@ -20,7 +20,7 @@
       <w:r>
         <w:t xml:space="preserve">FlaiX Expert · dossier de développement · généré le 2026-10-04 depuis le dépôt </w:t>
       </w:r>
-      <w:hyperlink w:history="1" r:id="rIdszywobu3_enrkigpzd6th">
+      <w:hyperlink w:history="1" r:id="rId9ik_yflr3adou7z47nh22">
         <w:r>
           <w:rPr>
             <w:rStyle w:val="Hyperlink"/>
@@ -827,7 +827,7 @@
           <w:numId w:val="3"/>
         </w:numPr>
       </w:pPr>
-      <w:hyperlink w:history="1" r:id="rIdlbbi_ypsagaqbvjnrn46h">
+      <w:hyperlink w:history="1" r:id="rId6tzntlw7kyvvnogf0qrbn">
         <w:r>
           <w:rPr>
             <w:rStyle w:val="Hyperlink"/>
@@ -847,7 +847,7 @@
           <w:numId w:val="3"/>
         </w:numPr>
       </w:pPr>
-      <w:hyperlink w:history="1" r:id="rIdgksbf1hltsioe02oud97i">
+      <w:hyperlink w:history="1" r:id="rIdurpbn9obm6p94yg_-7nbh">
         <w:r>
           <w:rPr>
             <w:rStyle w:val="Hyperlink"/>
@@ -895,7 +895,7 @@
       <w:r>
         <w:t xml:space="preserve"> — créé — </w:t>
       </w:r>
-      <w:hyperlink w:history="1" r:id="rId6gz5znrbjaepwys9sy6tj">
+      <w:hyperlink w:history="1" r:id="rId6ianepnj5olwjxpvqshle">
         <w:r>
           <w:rPr>
             <w:rStyle w:val="Hyperlink"/>
@@ -932,7 +932,7 @@
       <w:r>
         <w:t xml:space="preserve"> — créé — </w:t>
       </w:r>
-      <w:hyperlink w:history="1" r:id="rIddmz9jkziyxxczxx5jzt9f">
+      <w:hyperlink w:history="1" r:id="rIdotc8obci1u7981xccea3b">
         <w:r>
           <w:rPr>
             <w:rStyle w:val="Hyperlink"/>
@@ -961,7 +961,7 @@
       <w:r>
         <w:t xml:space="preserve"> — modifié — </w:t>
       </w:r>
-      <w:hyperlink w:history="1" r:id="rIdiqbvpw8cjmql0jcx-gssl">
+      <w:hyperlink w:history="1" r:id="rIdvirp9ric-sya8yfvs-vke">
         <w:r>
           <w:rPr>
             <w:rStyle w:val="Hyperlink"/>
@@ -990,7 +990,7 @@
       <w:r>
         <w:t xml:space="preserve"> — modifié — </w:t>
       </w:r>
-      <w:hyperlink w:history="1" r:id="rIdo-hobkkx61lej5ibkkcyz">
+      <w:hyperlink w:history="1" r:id="rIduyhdfrttpc_cmvjatkhig">
         <w:r>
           <w:rPr>
             <w:rStyle w:val="Hyperlink"/>
@@ -1019,7 +1019,7 @@
       <w:r>
         <w:t xml:space="preserve"> — modifié — </w:t>
       </w:r>
-      <w:hyperlink w:history="1" r:id="rIdzb0iit54bct-ocslznzog">
+      <w:hyperlink w:history="1" r:id="rIdob8dntble7wgt_f6xhxy4">
         <w:r>
           <w:rPr>
             <w:rStyle w:val="Hyperlink"/>
@@ -1048,7 +1048,7 @@
       <w:r>
         <w:t xml:space="preserve"> — modifié — </w:t>
       </w:r>
-      <w:hyperlink w:history="1" r:id="rIdysyiz93d8fwzfual5ahiv">
+      <w:hyperlink w:history="1" r:id="rIdj3pdzp7qbnotinhqphtel">
         <w:r>
           <w:rPr>
             <w:rStyle w:val="Hyperlink"/>
@@ -1077,7 +1077,7 @@
       <w:r>
         <w:t xml:space="preserve"> — modifié — </w:t>
       </w:r>
-      <w:hyperlink w:history="1" r:id="rIdkbf94pbkncvr3ip5it6oc">
+      <w:hyperlink w:history="1" r:id="rIdae51nw7dyvz3ttmh_5e82">
         <w:r>
           <w:rPr>
             <w:rStyle w:val="Hyperlink"/>
@@ -1106,7 +1106,7 @@
       <w:r>
         <w:t xml:space="preserve"> — modifié — </w:t>
       </w:r>
-      <w:hyperlink w:history="1" r:id="rIdzxbn39-_a_wkdui0wflho">
+      <w:hyperlink w:history="1" r:id="rIdzjv5ilytorqub_3rl0bif">
         <w:r>
           <w:rPr>
             <w:rStyle w:val="Hyperlink"/>
@@ -1135,7 +1135,7 @@
       <w:r>
         <w:t xml:space="preserve"> — modifié — </w:t>
       </w:r>
-      <w:hyperlink w:history="1" r:id="rIdjl3s86oqllyttspps-pz3">
+      <w:hyperlink w:history="1" r:id="rIdecqu56srzlvgmsp2azicr">
         <w:r>
           <w:rPr>
             <w:rStyle w:val="Hyperlink"/>
@@ -1164,7 +1164,7 @@
       <w:r>
         <w:t xml:space="preserve"> — modifié — </w:t>
       </w:r>
-      <w:hyperlink w:history="1" r:id="rIdxj7ayigyqspw9izait3ec">
+      <w:hyperlink w:history="1" r:id="rIdn6ojkdznh3hhmjzejnmiv">
         <w:r>
           <w:rPr>
             <w:rStyle w:val="Hyperlink"/>
@@ -1193,7 +1193,7 @@
       <w:r>
         <w:t xml:space="preserve"> — modifié — </w:t>
       </w:r>
-      <w:hyperlink w:history="1" r:id="rId-sfkk0srfncu8uow-3-a9">
+      <w:hyperlink w:history="1" r:id="rIdpxhc3uz-hgpg-ksjvqpic">
         <w:r>
           <w:rPr>
             <w:rStyle w:val="Hyperlink"/>
@@ -1222,7 +1222,7 @@
       <w:r>
         <w:t xml:space="preserve"> — modifié — </w:t>
       </w:r>
-      <w:hyperlink w:history="1" r:id="rId2un6x9z0k1s8gfosr8bgn">
+      <w:hyperlink w:history="1" r:id="rIdrungoxdlt8x0x-iyhwqag">
         <w:r>
           <w:rPr>
             <w:rStyle w:val="Hyperlink"/>
@@ -1251,7 +1251,7 @@
       <w:r>
         <w:t xml:space="preserve"> — modifié — </w:t>
       </w:r>
-      <w:hyperlink w:history="1" r:id="rIdd_ptghlhbq8nl-eglu5zb">
+      <w:hyperlink w:history="1" r:id="rIdx1tstnh7kihscaoeksqmq">
         <w:r>
           <w:rPr>
             <w:rStyle w:val="Hyperlink"/>
@@ -1280,7 +1280,7 @@
       <w:r>
         <w:t xml:space="preserve"> — modifié — </w:t>
       </w:r>
-      <w:hyperlink w:history="1" r:id="rIdp1fxbhppe3ixww6gkk_sg">
+      <w:hyperlink w:history="1" r:id="rIdubmji2hnusbit-zoikryy">
         <w:r>
           <w:rPr>
             <w:rStyle w:val="Hyperlink"/>
@@ -1309,7 +1309,7 @@
       <w:r>
         <w:t xml:space="preserve"> — modifié — </w:t>
       </w:r>
-      <w:hyperlink w:history="1" r:id="rId5cxnnzi4g2ety9_okkiqu">
+      <w:hyperlink w:history="1" r:id="rIdhdlpcre6mwur25shjehcd">
         <w:r>
           <w:rPr>
             <w:rStyle w:val="Hyperlink"/>
@@ -1338,7 +1338,7 @@
       <w:r>
         <w:t xml:space="preserve"> — créé — </w:t>
       </w:r>
-      <w:hyperlink w:history="1" r:id="rIdrltxbt6kjhwwyop9lcnik">
+      <w:hyperlink w:history="1" r:id="rIdy2krlqbbaugj_hhsj8wnh">
         <w:r>
           <w:rPr>
             <w:rStyle w:val="Hyperlink"/>
@@ -1367,7 +1367,7 @@
       <w:r>
         <w:t xml:space="preserve"> — modifié — </w:t>
       </w:r>
-      <w:hyperlink w:history="1" r:id="rId26fmbl7qqeo4qziprga6a">
+      <w:hyperlink w:history="1" r:id="rIdc-ayzcqnixj2olvp2f9ht">
         <w:r>
           <w:rPr>
             <w:rStyle w:val="Hyperlink"/>
@@ -1396,7 +1396,7 @@
       <w:r>
         <w:t xml:space="preserve"> — modifié — </w:t>
       </w:r>
-      <w:hyperlink w:history="1" r:id="rIdi9o2w3hzbwrllmqnjlw9k">
+      <w:hyperlink w:history="1" r:id="rIdntjwiqsepr1ftzjgxoazo">
         <w:r>
           <w:rPr>
             <w:rStyle w:val="Hyperlink"/>
@@ -1433,7 +1433,7 @@
       <w:r>
         <w:t xml:space="preserve"> — créé — </w:t>
       </w:r>
-      <w:hyperlink w:history="1" r:id="rIdcb3lylilsch2hjcymg-jc">
+      <w:hyperlink w:history="1" r:id="rId19tq_t3f3dz0-m_q6gezb">
         <w:r>
           <w:rPr>
             <w:rStyle w:val="Hyperlink"/>
@@ -1462,7 +1462,7 @@
       <w:r>
         <w:t xml:space="preserve"> — modifié — </w:t>
       </w:r>
-      <w:hyperlink w:history="1" r:id="rIdfezipb3v_pphg0dksg0tp">
+      <w:hyperlink w:history="1" r:id="rIds-z3lqwuqylm148bladbs">
         <w:r>
           <w:rPr>
             <w:rStyle w:val="Hyperlink"/>
@@ -1491,7 +1491,7 @@
       <w:r>
         <w:t xml:space="preserve"> — modifié — </w:t>
       </w:r>
-      <w:hyperlink w:history="1" r:id="rIdt11ut2qz8hw7dmca7yu9t">
+      <w:hyperlink w:history="1" r:id="rId1xry153h-8zs3lfhzs64q">
         <w:r>
           <w:rPr>
             <w:rStyle w:val="Hyperlink"/>
@@ -1520,7 +1520,7 @@
       <w:r>
         <w:t xml:space="preserve"> — modifié — </w:t>
       </w:r>
-      <w:hyperlink w:history="1" r:id="rId33-ymadynerdf5q0dgj0w">
+      <w:hyperlink w:history="1" r:id="rIdcjj-12fo65qlzbticakng">
         <w:r>
           <w:rPr>
             <w:rStyle w:val="Hyperlink"/>
@@ -1549,7 +1549,7 @@
       <w:r>
         <w:t xml:space="preserve"> — modifié — </w:t>
       </w:r>
-      <w:hyperlink w:history="1" r:id="rIdvg3h7hkcjz3ook2m4an8c">
+      <w:hyperlink w:history="1" r:id="rIdkcgxjpqlwwa5h857a9p6v">
         <w:r>
           <w:rPr>
             <w:rStyle w:val="Hyperlink"/>
@@ -1578,7 +1578,7 @@
       <w:r>
         <w:t xml:space="preserve"> — modifié — </w:t>
       </w:r>
-      <w:hyperlink w:history="1" r:id="rIde9t5b3dlg1n-x1ld_tvfo">
+      <w:hyperlink w:history="1" r:id="rId9dlzqigt2ps_i-3-kdtfy">
         <w:r>
           <w:rPr>
             <w:rStyle w:val="Hyperlink"/>
@@ -1607,7 +1607,7 @@
       <w:r>
         <w:t xml:space="preserve"> — modifié — </w:t>
       </w:r>
-      <w:hyperlink w:history="1" r:id="rIda26p9fktrpumj98_x1qmn">
+      <w:hyperlink w:history="1" r:id="rId8goafnbcjokx-1jmtp7zh">
         <w:r>
           <w:rPr>
             <w:rStyle w:val="Hyperlink"/>
@@ -1636,7 +1636,7 @@
       <w:r>
         <w:t xml:space="preserve"> — modifié — </w:t>
       </w:r>
-      <w:hyperlink w:history="1" r:id="rIda4cnlczqrxjdkpk-ulchi">
+      <w:hyperlink w:history="1" r:id="rId2gpbprsma031tquvz3zn-">
         <w:r>
           <w:rPr>
             <w:rStyle w:val="Hyperlink"/>
@@ -1665,7 +1665,7 @@
       <w:r>
         <w:t xml:space="preserve"> — modifié — </w:t>
       </w:r>
-      <w:hyperlink w:history="1" r:id="rIdul21tpqccgvkyjkxcp2dh">
+      <w:hyperlink w:history="1" r:id="rId83wt8rpueoii6zshisyl3">
         <w:r>
           <w:rPr>
             <w:rStyle w:val="Hyperlink"/>
@@ -1694,7 +1694,7 @@
       <w:r>
         <w:t xml:space="preserve"> — modifié — </w:t>
       </w:r>
-      <w:hyperlink w:history="1" r:id="rIdmjvnpt5wazzsxnpulm5fr">
+      <w:hyperlink w:history="1" r:id="rId7uas-vrzr9-1i32ikhs-2">
         <w:r>
           <w:rPr>
             <w:rStyle w:val="Hyperlink"/>
@@ -1723,7 +1723,7 @@
       <w:r>
         <w:t xml:space="preserve"> — modifié — </w:t>
       </w:r>
-      <w:hyperlink w:history="1" r:id="rIdivlmw1utxxncqgx1gvkkx">
+      <w:hyperlink w:history="1" r:id="rIdkmfrb4ymynobiq3d5w9l0">
         <w:r>
           <w:rPr>
             <w:rStyle w:val="Hyperlink"/>
@@ -1752,7 +1752,7 @@
       <w:r>
         <w:t xml:space="preserve"> — modifié — </w:t>
       </w:r>
-      <w:hyperlink w:history="1" r:id="rIdhp70c042be_r6b41ihlhc">
+      <w:hyperlink w:history="1" r:id="rIdotcgkqsf8vzriiev_snae">
         <w:r>
           <w:rPr>
             <w:rStyle w:val="Hyperlink"/>
@@ -1781,7 +1781,7 @@
       <w:r>
         <w:t xml:space="preserve"> — modifié — </w:t>
       </w:r>
-      <w:hyperlink w:history="1" r:id="rIdxujuuotlzqj0tz8dqt1wa">
+      <w:hyperlink w:history="1" r:id="rIdkwel2xkuyfp3dxwoiakdp">
         <w:r>
           <w:rPr>
             <w:rStyle w:val="Hyperlink"/>
@@ -1818,7 +1818,7 @@
       <w:r>
         <w:t xml:space="preserve"> — modifié — </w:t>
       </w:r>
-      <w:hyperlink w:history="1" r:id="rIdwquuzwkuprcu0wns2a4xm">
+      <w:hyperlink w:history="1" r:id="rIdmojhqwihqkaegqw_nozdp">
         <w:r>
           <w:rPr>
             <w:rStyle w:val="Hyperlink"/>
@@ -1847,7 +1847,7 @@
       <w:r>
         <w:t xml:space="preserve"> — modifié — </w:t>
       </w:r>
-      <w:hyperlink w:history="1" r:id="rIdnbbxqwl_dbmtetvgji-xx">
+      <w:hyperlink w:history="1" r:id="rIdwffyvq89rjywjtrl6w9jt">
         <w:r>
           <w:rPr>
             <w:rStyle w:val="Hyperlink"/>
@@ -1876,7 +1876,7 @@
       <w:r>
         <w:t xml:space="preserve"> — modifié — </w:t>
       </w:r>
-      <w:hyperlink w:history="1" r:id="rIdpp3arr6nkykbeh9u-kxdt">
+      <w:hyperlink w:history="1" r:id="rIdfvb0mu6-avdsq4fjphjai">
         <w:r>
           <w:rPr>
             <w:rStyle w:val="Hyperlink"/>
@@ -1905,7 +1905,7 @@
       <w:r>
         <w:t xml:space="preserve"> — modifié — </w:t>
       </w:r>
-      <w:hyperlink w:history="1" r:id="rIdjgkvgqmuzcg0mqq7-bms1">
+      <w:hyperlink w:history="1" r:id="rIduw84mr2gf9nmdrh8rstwu">
         <w:r>
           <w:rPr>
             <w:rStyle w:val="Hyperlink"/>
@@ -1934,7 +1934,7 @@
       <w:r>
         <w:t xml:space="preserve"> — modifié — </w:t>
       </w:r>
-      <w:hyperlink w:history="1" r:id="rIdehboqe5lneoompywyeufn">
+      <w:hyperlink w:history="1" r:id="rIdy4y6_hstrnocwpz8rubrv">
         <w:r>
           <w:rPr>
             <w:rStyle w:val="Hyperlink"/>
@@ -1963,7 +1963,7 @@
       <w:r>
         <w:t xml:space="preserve"> — modifié — </w:t>
       </w:r>
-      <w:hyperlink w:history="1" r:id="rId4gjn5lrjwjfwflw2ggyto">
+      <w:hyperlink w:history="1" r:id="rIdmunucz_akknrzp-zubavo">
         <w:r>
           <w:rPr>
             <w:rStyle w:val="Hyperlink"/>
@@ -1992,7 +1992,7 @@
       <w:r>
         <w:t xml:space="preserve"> — modifié — </w:t>
       </w:r>
-      <w:hyperlink w:history="1" r:id="rIdpqyutd_sppa-wklnwn6fw">
+      <w:hyperlink w:history="1" r:id="rId0k2ku-aea48ks1pgpgxn5">
         <w:r>
           <w:rPr>
             <w:rStyle w:val="Hyperlink"/>
@@ -2021,7 +2021,7 @@
       <w:r>
         <w:t xml:space="preserve"> — modifié — </w:t>
       </w:r>
-      <w:hyperlink w:history="1" r:id="rIdzz1mzkuvnb9unnoko_sry">
+      <w:hyperlink w:history="1" r:id="rIdjfugnok0adtg-kmzmq8ik">
         <w:r>
           <w:rPr>
             <w:rStyle w:val="Hyperlink"/>
@@ -2050,7 +2050,7 @@
       <w:r>
         <w:t xml:space="preserve"> — modifié — </w:t>
       </w:r>
-      <w:hyperlink w:history="1" r:id="rIdsi8_-6jtcof0jbxhv43yc">
+      <w:hyperlink w:history="1" r:id="rId_yspyqx83i6bykucjdvi7">
         <w:r>
           <w:rPr>
             <w:rStyle w:val="Hyperlink"/>
@@ -2079,7 +2079,7 @@
       <w:r>
         <w:t xml:space="preserve"> — modifié — </w:t>
       </w:r>
-      <w:hyperlink w:history="1" r:id="rId2w_8senvvi9xukgubo6q_">
+      <w:hyperlink w:history="1" r:id="rIden3livwot-h6x6qgkt6fe">
         <w:r>
           <w:rPr>
             <w:rStyle w:val="Hyperlink"/>
@@ -2108,7 +2108,7 @@
       <w:r>
         <w:t xml:space="preserve"> — modifié — </w:t>
       </w:r>
-      <w:hyperlink w:history="1" r:id="rIdihzuwbyg-dbba82ymhfvo">
+      <w:hyperlink w:history="1" r:id="rId3ehqeght8fdonnucstn7b">
         <w:r>
           <w:rPr>
             <w:rStyle w:val="Hyperlink"/>
@@ -2145,7 +2145,7 @@
       <w:r>
         <w:t xml:space="preserve"> — créé — </w:t>
       </w:r>
-      <w:hyperlink w:history="1" r:id="rId7zr1wdqh6zf8ft1g_g-mb">
+      <w:hyperlink w:history="1" r:id="rId0puxon8_9wgdul2arylif">
         <w:r>
           <w:rPr>
             <w:rStyle w:val="Hyperlink"/>
@@ -2174,7 +2174,7 @@
       <w:r>
         <w:t xml:space="preserve"> — modifié — </w:t>
       </w:r>
-      <w:hyperlink w:history="1" r:id="rIdkogb70v1s-ohbzwnsspkm">
+      <w:hyperlink w:history="1" r:id="rId4pnhjoi24djtskn8-bppq">
         <w:r>
           <w:rPr>
             <w:rStyle w:val="Hyperlink"/>
@@ -2203,7 +2203,7 @@
       <w:r>
         <w:t xml:space="preserve"> — modifié — </w:t>
       </w:r>
-      <w:hyperlink w:history="1" r:id="rIdqhb-nds7ql3kw-mylwrgv">
+      <w:hyperlink w:history="1" r:id="rIdesxxpbcozbipvhtwfa_cv">
         <w:r>
           <w:rPr>
             <w:rStyle w:val="Hyperlink"/>
@@ -2232,7 +2232,7 @@
       <w:r>
         <w:t xml:space="preserve"> — modifié — </w:t>
       </w:r>
-      <w:hyperlink w:history="1" r:id="rIdg-oa6cphhxl9nqkkp3u-d">
+      <w:hyperlink w:history="1" r:id="rIdqxyrm8sszjwiuz7ekcjjx">
         <w:r>
           <w:rPr>
             <w:rStyle w:val="Hyperlink"/>
@@ -2261,7 +2261,7 @@
       <w:r>
         <w:t xml:space="preserve"> — modifié — </w:t>
       </w:r>
-      <w:hyperlink w:history="1" r:id="rId1lp8hzkrvampmejuqzshc">
+      <w:hyperlink w:history="1" r:id="rIdqgiikfzypk4bvi3opybid">
         <w:r>
           <w:rPr>
             <w:rStyle w:val="Hyperlink"/>
@@ -2290,7 +2290,7 @@
       <w:r>
         <w:t xml:space="preserve"> — modifié — </w:t>
       </w:r>
-      <w:hyperlink w:history="1" r:id="rIdrs5fjldkglqvrqy3m9h0u">
+      <w:hyperlink w:history="1" r:id="rIdtawybcuib6vhdrfhrmosr">
         <w:r>
           <w:rPr>
             <w:rStyle w:val="Hyperlink"/>
@@ -2319,7 +2319,7 @@
       <w:r>
         <w:t xml:space="preserve"> — modifié — </w:t>
       </w:r>
-      <w:hyperlink w:history="1" r:id="rIdgfccyqhm7kz4vuvm5x24d">
+      <w:hyperlink w:history="1" r:id="rIdzanmyypoyqpurywogokji">
         <w:r>
           <w:rPr>
             <w:rStyle w:val="Hyperlink"/>
@@ -2348,7 +2348,7 @@
       <w:r>
         <w:t xml:space="preserve"> — modifié — </w:t>
       </w:r>
-      <w:hyperlink w:history="1" r:id="rId4qhvks7wmhjotmxk-kyao">
+      <w:hyperlink w:history="1" r:id="rIdf1v2hm99tf71vdzfgavnd">
         <w:r>
           <w:rPr>
             <w:rStyle w:val="Hyperlink"/>
@@ -2377,7 +2377,7 @@
       <w:r>
         <w:t xml:space="preserve"> — modifié — </w:t>
       </w:r>
-      <w:hyperlink w:history="1" r:id="rIdpai1yuqkmct35ltcdtfov">
+      <w:hyperlink w:history="1" r:id="rIdsnptbzaetbkmetdrtgzi2">
         <w:r>
           <w:rPr>
             <w:rStyle w:val="Hyperlink"/>
@@ -2406,7 +2406,7 @@
       <w:r>
         <w:t xml:space="preserve"> — modifié — </w:t>
       </w:r>
-      <w:hyperlink w:history="1" r:id="rIdlh_1kp26w3sgf-tizcvkb">
+      <w:hyperlink w:history="1" r:id="rId7xfvu0c5typbs9rfuocxp">
         <w:r>
           <w:rPr>
             <w:rStyle w:val="Hyperlink"/>
@@ -2435,7 +2435,7 @@
       <w:r>
         <w:t xml:space="preserve"> — modifié — </w:t>
       </w:r>
-      <w:hyperlink w:history="1" r:id="rIdsxy3xwrkufgx25fyt30ag">
+      <w:hyperlink w:history="1" r:id="rId27ej6wzx2i8tgaj9yraze">
         <w:r>
           <w:rPr>
             <w:rStyle w:val="Hyperlink"/>
@@ -2464,7 +2464,7 @@
       <w:r>
         <w:t xml:space="preserve"> — modifié — </w:t>
       </w:r>
-      <w:hyperlink w:history="1" r:id="rIdc8ubrlgpsz1p52-vhoptp">
+      <w:hyperlink w:history="1" r:id="rId9fbplxne8qirh5kgp7m3w">
         <w:r>
           <w:rPr>
             <w:rStyle w:val="Hyperlink"/>
@@ -2493,7 +2493,7 @@
       <w:r>
         <w:t xml:space="preserve"> — modifié — </w:t>
       </w:r>
-      <w:hyperlink w:history="1" r:id="rIdnkmfejrquyjwvpf8okfjs">
+      <w:hyperlink w:history="1" r:id="rIdk3odfkkiqlzx4t8ym63mx">
         <w:r>
           <w:rPr>
             <w:rStyle w:val="Hyperlink"/>
@@ -2522,7 +2522,7 @@
       <w:r>
         <w:t xml:space="preserve"> — modifié — </w:t>
       </w:r>
-      <w:hyperlink w:history="1" r:id="rIdgl2dybmpbbmbrlak7nywe">
+      <w:hyperlink w:history="1" r:id="rIdl_byfpgph86l0i18ix1ye">
         <w:r>
           <w:rPr>
             <w:rStyle w:val="Hyperlink"/>
@@ -2551,7 +2551,7 @@
       <w:r>
         <w:t xml:space="preserve"> — modifié — </w:t>
       </w:r>
-      <w:hyperlink w:history="1" r:id="rIdcoum6q2iie15kne9rkmku">
+      <w:hyperlink w:history="1" r:id="rIduv2x4opyqt4dnrokimuou">
         <w:r>
           <w:rPr>
             <w:rStyle w:val="Hyperlink"/>
@@ -2580,7 +2580,7 @@
       <w:r>
         <w:t xml:space="preserve"> — modifié — </w:t>
       </w:r>
-      <w:hyperlink w:history="1" r:id="rId8cqovj1qnmyd0z5qv-yub">
+      <w:hyperlink w:history="1" r:id="rIdyz8pw5cqhhd9qlnv-mmsw">
         <w:r>
           <w:rPr>
             <w:rStyle w:val="Hyperlink"/>
@@ -2609,7 +2609,7 @@
       <w:r>
         <w:t xml:space="preserve"> — modifié — </w:t>
       </w:r>
-      <w:hyperlink w:history="1" r:id="rIdudcsjlhue4fmpsyzt8krc">
+      <w:hyperlink w:history="1" r:id="rIdifov3u0rgqun_l9k0e-iu">
         <w:r>
           <w:rPr>
             <w:rStyle w:val="Hyperlink"/>
@@ -2638,7 +2638,7 @@
       <w:r>
         <w:t xml:space="preserve"> — modifié — </w:t>
       </w:r>
-      <w:hyperlink w:history="1" r:id="rId7_svn-sr2ctuskotv3enh">
+      <w:hyperlink w:history="1" r:id="rIdlpjr2ex8x6f00belbtl8a">
         <w:r>
           <w:rPr>
             <w:rStyle w:val="Hyperlink"/>
@@ -2667,7 +2667,7 @@
       <w:r>
         <w:t xml:space="preserve"> — modifié — </w:t>
       </w:r>
-      <w:hyperlink w:history="1" r:id="rIdkcxuwpwzin1yleer1psmz">
+      <w:hyperlink w:history="1" r:id="rId605pmrh8upiwzytoa8uzr">
         <w:r>
           <w:rPr>
             <w:rStyle w:val="Hyperlink"/>
@@ -2696,7 +2696,7 @@
       <w:r>
         <w:t xml:space="preserve"> — modifié — </w:t>
       </w:r>
-      <w:hyperlink w:history="1" r:id="rId8z2oslrwxf9cr7ifoiwdo">
+      <w:hyperlink w:history="1" r:id="rIdfa6ng6jr9m3dzkatjw-ph">
         <w:r>
           <w:rPr>
             <w:rStyle w:val="Hyperlink"/>
@@ -2725,7 +2725,7 @@
       <w:r>
         <w:t xml:space="preserve"> — modifié — </w:t>
       </w:r>
-      <w:hyperlink w:history="1" r:id="rIdsd7hcy6khlidf7o1j9_sm">
+      <w:hyperlink w:history="1" r:id="rId03azegwn5stcgaxko87is">
         <w:r>
           <w:rPr>
             <w:rStyle w:val="Hyperlink"/>
@@ -2754,7 +2754,7 @@
       <w:r>
         <w:t xml:space="preserve"> — modifié — </w:t>
       </w:r>
-      <w:hyperlink w:history="1" r:id="rIdi1pofn3cngeujnskbjlg4">
+      <w:hyperlink w:history="1" r:id="rId5h5efz06nrfau3v2oktk7">
         <w:r>
           <w:rPr>
             <w:rStyle w:val="Hyperlink"/>
@@ -2783,7 +2783,7 @@
       <w:r>
         <w:t xml:space="preserve"> — modifié — </w:t>
       </w:r>
-      <w:hyperlink w:history="1" r:id="rIdzimkka42nleimc_lv0c9w">
+      <w:hyperlink w:history="1" r:id="rIdpnimhlipgip-rm9eoe-z2">
         <w:r>
           <w:rPr>
             <w:rStyle w:val="Hyperlink"/>
@@ -2820,7 +2820,7 @@
       <w:r>
         <w:t xml:space="preserve"> — modifié — </w:t>
       </w:r>
-      <w:hyperlink w:history="1" r:id="rIdqb9kb5604tcz-5yxlvwh7">
+      <w:hyperlink w:history="1" r:id="rIdwkipksqt5qpy8byqpghua">
         <w:r>
           <w:rPr>
             <w:rStyle w:val="Hyperlink"/>
@@ -2849,7 +2849,7 @@
       <w:r>
         <w:t xml:space="preserve"> — modifié — </w:t>
       </w:r>
-      <w:hyperlink w:history="1" r:id="rIdggwutxaw2w66-rf-eshqi">
+      <w:hyperlink w:history="1" r:id="rId9bt_gzpkiujnvtn2vac0g">
         <w:r>
           <w:rPr>
             <w:rStyle w:val="Hyperlink"/>

--- a/docs/developpement/phases/word/PHASE_33_CAISSE_AUTOMATIQUE_SELON_LA_DATE_CLOTURE_PAR_LE_DIRECTEUR_EVENEMENT_PA.docx
+++ b/docs/developpement/phases/word/PHASE_33_CAISSE_AUTOMATIQUE_SELON_LA_DATE_CLOTURE_PAR_LE_DIRECTEUR_EVENEMENT_PA.docx
@@ -18,9 +18,9 @@
         <w:shd w:fill="F6F3FF" w:color="auto" w:val="clear"/>
       </w:pPr>
       <w:r>
-        <w:t xml:space="preserve">FlaiX Expert · dossier de développement · généré le 2026-10-04 depuis le dépôt </w:t>
-      </w:r>
-      <w:hyperlink w:history="1" r:id="rId9ik_yflr3adou7z47nh22">
+        <w:t xml:space="preserve">FlaiX Expert · dossier de développement · généré le 2026-10-19 depuis le dépôt </w:t>
+      </w:r>
+      <w:hyperlink w:history="1" r:id="rIdna281cmyaex7jlph7bm9b">
         <w:r>
           <w:rPr>
             <w:rStyle w:val="Hyperlink"/>
@@ -827,7 +827,7 @@
           <w:numId w:val="3"/>
         </w:numPr>
       </w:pPr>
-      <w:hyperlink w:history="1" r:id="rId6tzntlw7kyvvnogf0qrbn">
+      <w:hyperlink w:history="1" r:id="rIddcxe708u0nywvdu0guyfi">
         <w:r>
           <w:rPr>
             <w:rStyle w:val="Hyperlink"/>
@@ -847,7 +847,7 @@
           <w:numId w:val="3"/>
         </w:numPr>
       </w:pPr>
-      <w:hyperlink w:history="1" r:id="rIdurpbn9obm6p94yg_-7nbh">
+      <w:hyperlink w:history="1" r:id="rIdldtp402lgfhukwenwxjvi">
         <w:r>
           <w:rPr>
             <w:rStyle w:val="Hyperlink"/>
@@ -895,7 +895,7 @@
       <w:r>
         <w:t xml:space="preserve"> — créé — </w:t>
       </w:r>
-      <w:hyperlink w:history="1" r:id="rId6ianepnj5olwjxpvqshle">
+      <w:hyperlink w:history="1" r:id="rIdmm8fen9qltmlvkbyy3pbh">
         <w:r>
           <w:rPr>
             <w:rStyle w:val="Hyperlink"/>
@@ -932,7 +932,7 @@
       <w:r>
         <w:t xml:space="preserve"> — créé — </w:t>
       </w:r>
-      <w:hyperlink w:history="1" r:id="rIdotc8obci1u7981xccea3b">
+      <w:hyperlink w:history="1" r:id="rIduzqghie20qk3oyvrnfx4t">
         <w:r>
           <w:rPr>
             <w:rStyle w:val="Hyperlink"/>
@@ -961,7 +961,7 @@
       <w:r>
         <w:t xml:space="preserve"> — modifié — </w:t>
       </w:r>
-      <w:hyperlink w:history="1" r:id="rIdvirp9ric-sya8yfvs-vke">
+      <w:hyperlink w:history="1" r:id="rIdflodtilzwhtupjtx4wg-u">
         <w:r>
           <w:rPr>
             <w:rStyle w:val="Hyperlink"/>
@@ -990,7 +990,7 @@
       <w:r>
         <w:t xml:space="preserve"> — modifié — </w:t>
       </w:r>
-      <w:hyperlink w:history="1" r:id="rIduyhdfrttpc_cmvjatkhig">
+      <w:hyperlink w:history="1" r:id="rId-htj7tgisp1comrwrqdfs">
         <w:r>
           <w:rPr>
             <w:rStyle w:val="Hyperlink"/>
@@ -1019,7 +1019,7 @@
       <w:r>
         <w:t xml:space="preserve"> — modifié — </w:t>
       </w:r>
-      <w:hyperlink w:history="1" r:id="rIdob8dntble7wgt_f6xhxy4">
+      <w:hyperlink w:history="1" r:id="rIdvxxb2zyqysbu_kaapdo1o">
         <w:r>
           <w:rPr>
             <w:rStyle w:val="Hyperlink"/>
@@ -1048,7 +1048,7 @@
       <w:r>
         <w:t xml:space="preserve"> — modifié — </w:t>
       </w:r>
-      <w:hyperlink w:history="1" r:id="rIdj3pdzp7qbnotinhqphtel">
+      <w:hyperlink w:history="1" r:id="rIdmbvpkvvf6xs_xo8wdv_e2">
         <w:r>
           <w:rPr>
             <w:rStyle w:val="Hyperlink"/>
@@ -1077,7 +1077,7 @@
       <w:r>
         <w:t xml:space="preserve"> — modifié — </w:t>
       </w:r>
-      <w:hyperlink w:history="1" r:id="rIdae51nw7dyvz3ttmh_5e82">
+      <w:hyperlink w:history="1" r:id="rIdwnmccodewv6qq-rl3nphv">
         <w:r>
           <w:rPr>
             <w:rStyle w:val="Hyperlink"/>
@@ -1106,7 +1106,7 @@
       <w:r>
         <w:t xml:space="preserve"> — modifié — </w:t>
       </w:r>
-      <w:hyperlink w:history="1" r:id="rIdzjv5ilytorqub_3rl0bif">
+      <w:hyperlink w:history="1" r:id="rId9wm26kcwv70nziwlqefpm">
         <w:r>
           <w:rPr>
             <w:rStyle w:val="Hyperlink"/>
@@ -1135,7 +1135,7 @@
       <w:r>
         <w:t xml:space="preserve"> — modifié — </w:t>
       </w:r>
-      <w:hyperlink w:history="1" r:id="rIdecqu56srzlvgmsp2azicr">
+      <w:hyperlink w:history="1" r:id="rIdd57to_ed17fhpfzgikeic">
         <w:r>
           <w:rPr>
             <w:rStyle w:val="Hyperlink"/>
@@ -1164,7 +1164,7 @@
       <w:r>
         <w:t xml:space="preserve"> — modifié — </w:t>
       </w:r>
-      <w:hyperlink w:history="1" r:id="rIdn6ojkdznh3hhmjzejnmiv">
+      <w:hyperlink w:history="1" r:id="rIdks3miuulshxuy00f3mjrq">
         <w:r>
           <w:rPr>
             <w:rStyle w:val="Hyperlink"/>
@@ -1193,7 +1193,7 @@
       <w:r>
         <w:t xml:space="preserve"> — modifié — </w:t>
       </w:r>
-      <w:hyperlink w:history="1" r:id="rIdpxhc3uz-hgpg-ksjvqpic">
+      <w:hyperlink w:history="1" r:id="rIdtvdzyindgwibkre37d2it">
         <w:r>
           <w:rPr>
             <w:rStyle w:val="Hyperlink"/>
@@ -1222,7 +1222,7 @@
       <w:r>
         <w:t xml:space="preserve"> — modifié — </w:t>
       </w:r>
-      <w:hyperlink w:history="1" r:id="rIdrungoxdlt8x0x-iyhwqag">
+      <w:hyperlink w:history="1" r:id="rIde-4bc6acieuxmeokf8hmw">
         <w:r>
           <w:rPr>
             <w:rStyle w:val="Hyperlink"/>
@@ -1251,7 +1251,7 @@
       <w:r>
         <w:t xml:space="preserve"> — modifié — </w:t>
       </w:r>
-      <w:hyperlink w:history="1" r:id="rIdx1tstnh7kihscaoeksqmq">
+      <w:hyperlink w:history="1" r:id="rId9crxsze5drxq7xedcf37a">
         <w:r>
           <w:rPr>
             <w:rStyle w:val="Hyperlink"/>
@@ -1280,7 +1280,7 @@
       <w:r>
         <w:t xml:space="preserve"> — modifié — </w:t>
       </w:r>
-      <w:hyperlink w:history="1" r:id="rIdubmji2hnusbit-zoikryy">
+      <w:hyperlink w:history="1" r:id="rIdtj2ucpdn7fjpioifela44">
         <w:r>
           <w:rPr>
             <w:rStyle w:val="Hyperlink"/>
@@ -1309,7 +1309,7 @@
       <w:r>
         <w:t xml:space="preserve"> — modifié — </w:t>
       </w:r>
-      <w:hyperlink w:history="1" r:id="rIdhdlpcre6mwur25shjehcd">
+      <w:hyperlink w:history="1" r:id="rId6v69qgzvzubbc-xtcqtkv">
         <w:r>
           <w:rPr>
             <w:rStyle w:val="Hyperlink"/>
@@ -1338,7 +1338,7 @@
       <w:r>
         <w:t xml:space="preserve"> — créé — </w:t>
       </w:r>
-      <w:hyperlink w:history="1" r:id="rIdy2krlqbbaugj_hhsj8wnh">
+      <w:hyperlink w:history="1" r:id="rIdag14navtxtadyntxfurde">
         <w:r>
           <w:rPr>
             <w:rStyle w:val="Hyperlink"/>
@@ -1367,7 +1367,7 @@
       <w:r>
         <w:t xml:space="preserve"> — modifié — </w:t>
       </w:r>
-      <w:hyperlink w:history="1" r:id="rIdc-ayzcqnixj2olvp2f9ht">
+      <w:hyperlink w:history="1" r:id="rIdk7qjbihlfddznucdps7eh">
         <w:r>
           <w:rPr>
             <w:rStyle w:val="Hyperlink"/>
@@ -1396,7 +1396,7 @@
       <w:r>
         <w:t xml:space="preserve"> — modifié — </w:t>
       </w:r>
-      <w:hyperlink w:history="1" r:id="rIdntjwiqsepr1ftzjgxoazo">
+      <w:hyperlink w:history="1" r:id="rId3ljnwqcj-hte6_f-pdjnt">
         <w:r>
           <w:rPr>
             <w:rStyle w:val="Hyperlink"/>
@@ -1433,7 +1433,7 @@
       <w:r>
         <w:t xml:space="preserve"> — créé — </w:t>
       </w:r>
-      <w:hyperlink w:history="1" r:id="rId19tq_t3f3dz0-m_q6gezb">
+      <w:hyperlink w:history="1" r:id="rId3ugnamirwpc4_crq8gna1">
         <w:r>
           <w:rPr>
             <w:rStyle w:val="Hyperlink"/>
@@ -1462,7 +1462,7 @@
       <w:r>
         <w:t xml:space="preserve"> — modifié — </w:t>
       </w:r>
-      <w:hyperlink w:history="1" r:id="rIds-z3lqwuqylm148bladbs">
+      <w:hyperlink w:history="1" r:id="rIdoxqgghuurxooho1xtw5eb">
         <w:r>
           <w:rPr>
             <w:rStyle w:val="Hyperlink"/>
@@ -1491,7 +1491,7 @@
       <w:r>
         <w:t xml:space="preserve"> — modifié — </w:t>
       </w:r>
-      <w:hyperlink w:history="1" r:id="rId1xry153h-8zs3lfhzs64q">
+      <w:hyperlink w:history="1" r:id="rId3yihbrdycrcpggc1won9a">
         <w:r>
           <w:rPr>
             <w:rStyle w:val="Hyperlink"/>
@@ -1520,7 +1520,7 @@
       <w:r>
         <w:t xml:space="preserve"> — modifié — </w:t>
       </w:r>
-      <w:hyperlink w:history="1" r:id="rIdcjj-12fo65qlzbticakng">
+      <w:hyperlink w:history="1" r:id="rId0ukv1pozgwcohbjkgqjl5">
         <w:r>
           <w:rPr>
             <w:rStyle w:val="Hyperlink"/>
@@ -1549,7 +1549,7 @@
       <w:r>
         <w:t xml:space="preserve"> — modifié — </w:t>
       </w:r>
-      <w:hyperlink w:history="1" r:id="rIdkcgxjpqlwwa5h857a9p6v">
+      <w:hyperlink w:history="1" r:id="rIdcreqfqjk6hyzw83poenou">
         <w:r>
           <w:rPr>
             <w:rStyle w:val="Hyperlink"/>
@@ -1578,7 +1578,7 @@
       <w:r>
         <w:t xml:space="preserve"> — modifié — </w:t>
       </w:r>
-      <w:hyperlink w:history="1" r:id="rId9dlzqigt2ps_i-3-kdtfy">
+      <w:hyperlink w:history="1" r:id="rIdpbo9wh2ymmpvjvyal8qi0">
         <w:r>
           <w:rPr>
             <w:rStyle w:val="Hyperlink"/>
@@ -1607,7 +1607,7 @@
       <w:r>
         <w:t xml:space="preserve"> — modifié — </w:t>
       </w:r>
-      <w:hyperlink w:history="1" r:id="rId8goafnbcjokx-1jmtp7zh">
+      <w:hyperlink w:history="1" r:id="rIdwyk7cfujw4wtanw99zvqu">
         <w:r>
           <w:rPr>
             <w:rStyle w:val="Hyperlink"/>
@@ -1636,7 +1636,7 @@
       <w:r>
         <w:t xml:space="preserve"> — modifié — </w:t>
       </w:r>
-      <w:hyperlink w:history="1" r:id="rId2gpbprsma031tquvz3zn-">
+      <w:hyperlink w:history="1" r:id="rIdm29auzpe6zc9-rf9rwy6-">
         <w:r>
           <w:rPr>
             <w:rStyle w:val="Hyperlink"/>
@@ -1665,7 +1665,7 @@
       <w:r>
         <w:t xml:space="preserve"> — modifié — </w:t>
       </w:r>
-      <w:hyperlink w:history="1" r:id="rId83wt8rpueoii6zshisyl3">
+      <w:hyperlink w:history="1" r:id="rIdebrqermegizsxay0b4ays">
         <w:r>
           <w:rPr>
             <w:rStyle w:val="Hyperlink"/>
@@ -1694,7 +1694,7 @@
       <w:r>
         <w:t xml:space="preserve"> — modifié — </w:t>
       </w:r>
-      <w:hyperlink w:history="1" r:id="rId7uas-vrzr9-1i32ikhs-2">
+      <w:hyperlink w:history="1" r:id="rIdpa1bapv08q7bzw1hoq3vy">
         <w:r>
           <w:rPr>
             <w:rStyle w:val="Hyperlink"/>
@@ -1723,7 +1723,7 @@
       <w:r>
         <w:t xml:space="preserve"> — modifié — </w:t>
       </w:r>
-      <w:hyperlink w:history="1" r:id="rIdkmfrb4ymynobiq3d5w9l0">
+      <w:hyperlink w:history="1" r:id="rIdbwnh9j2dpobkuqga4k3jd">
         <w:r>
           <w:rPr>
             <w:rStyle w:val="Hyperlink"/>
@@ -1752,7 +1752,7 @@
       <w:r>
         <w:t xml:space="preserve"> — modifié — </w:t>
       </w:r>
-      <w:hyperlink w:history="1" r:id="rIdotcgkqsf8vzriiev_snae">
+      <w:hyperlink w:history="1" r:id="rIdtu9l4qla_5kuobr9nevv5">
         <w:r>
           <w:rPr>
             <w:rStyle w:val="Hyperlink"/>
@@ -1781,7 +1781,7 @@
       <w:r>
         <w:t xml:space="preserve"> — modifié — </w:t>
       </w:r>
-      <w:hyperlink w:history="1" r:id="rIdkwel2xkuyfp3dxwoiakdp">
+      <w:hyperlink w:history="1" r:id="rIdrxcxlfiexuffpemqfjdf7">
         <w:r>
           <w:rPr>
             <w:rStyle w:val="Hyperlink"/>
@@ -1818,7 +1818,7 @@
       <w:r>
         <w:t xml:space="preserve"> — modifié — </w:t>
       </w:r>
-      <w:hyperlink w:history="1" r:id="rIdmojhqwihqkaegqw_nozdp">
+      <w:hyperlink w:history="1" r:id="rIdbxzz2f1genwteq6jfqx-f">
         <w:r>
           <w:rPr>
             <w:rStyle w:val="Hyperlink"/>
@@ -1847,7 +1847,7 @@
       <w:r>
         <w:t xml:space="preserve"> — modifié — </w:t>
       </w:r>
-      <w:hyperlink w:history="1" r:id="rIdwffyvq89rjywjtrl6w9jt">
+      <w:hyperlink w:history="1" r:id="rId3plm0tof2nmlj44j4aoao">
         <w:r>
           <w:rPr>
             <w:rStyle w:val="Hyperlink"/>
@@ -1876,7 +1876,7 @@
       <w:r>
         <w:t xml:space="preserve"> — modifié — </w:t>
       </w:r>
-      <w:hyperlink w:history="1" r:id="rIdfvb0mu6-avdsq4fjphjai">
+      <w:hyperlink w:history="1" r:id="rIdhk5s9wqkpsra-3fhq95fq">
         <w:r>
           <w:rPr>
             <w:rStyle w:val="Hyperlink"/>
@@ -1905,7 +1905,7 @@
       <w:r>
         <w:t xml:space="preserve"> — modifié — </w:t>
       </w:r>
-      <w:hyperlink w:history="1" r:id="rIduw84mr2gf9nmdrh8rstwu">
+      <w:hyperlink w:history="1" r:id="rId8ngbn7zwhzyyj1p9odprm">
         <w:r>
           <w:rPr>
             <w:rStyle w:val="Hyperlink"/>
@@ -1934,7 +1934,7 @@
       <w:r>
         <w:t xml:space="preserve"> — modifié — </w:t>
       </w:r>
-      <w:hyperlink w:history="1" r:id="rIdy4y6_hstrnocwpz8rubrv">
+      <w:hyperlink w:history="1" r:id="rIdl4svafvrs8hgt8zcvyptt">
         <w:r>
           <w:rPr>
             <w:rStyle w:val="Hyperlink"/>
@@ -1963,7 +1963,7 @@
       <w:r>
         <w:t xml:space="preserve"> — modifié — </w:t>
       </w:r>
-      <w:hyperlink w:history="1" r:id="rIdmunucz_akknrzp-zubavo">
+      <w:hyperlink w:history="1" r:id="rIdthi3hrea0vysf3fvm_rev">
         <w:r>
           <w:rPr>
             <w:rStyle w:val="Hyperlink"/>
@@ -1992,7 +1992,7 @@
       <w:r>
         <w:t xml:space="preserve"> — modifié — </w:t>
       </w:r>
-      <w:hyperlink w:history="1" r:id="rId0k2ku-aea48ks1pgpgxn5">
+      <w:hyperlink w:history="1" r:id="rIdcu6wgsh3olrmukeajvyr2">
         <w:r>
           <w:rPr>
             <w:rStyle w:val="Hyperlink"/>
@@ -2021,7 +2021,7 @@
       <w:r>
         <w:t xml:space="preserve"> — modifié — </w:t>
       </w:r>
-      <w:hyperlink w:history="1" r:id="rIdjfugnok0adtg-kmzmq8ik">
+      <w:hyperlink w:history="1" r:id="rIdqkj1dqsoozwftg_2esvyq">
         <w:r>
           <w:rPr>
             <w:rStyle w:val="Hyperlink"/>
@@ -2050,7 +2050,7 @@
       <w:r>
         <w:t xml:space="preserve"> — modifié — </w:t>
       </w:r>
-      <w:hyperlink w:history="1" r:id="rId_yspyqx83i6bykucjdvi7">
+      <w:hyperlink w:history="1" r:id="rIdtyudmbks5fpes3ahmiqqc">
         <w:r>
           <w:rPr>
             <w:rStyle w:val="Hyperlink"/>
@@ -2079,7 +2079,7 @@
       <w:r>
         <w:t xml:space="preserve"> — modifié — </w:t>
       </w:r>
-      <w:hyperlink w:history="1" r:id="rIden3livwot-h6x6qgkt6fe">
+      <w:hyperlink w:history="1" r:id="rIdh9mewbwnsk-clr4js5w0j">
         <w:r>
           <w:rPr>
             <w:rStyle w:val="Hyperlink"/>
@@ -2108,7 +2108,7 @@
       <w:r>
         <w:t xml:space="preserve"> — modifié — </w:t>
       </w:r>
-      <w:hyperlink w:history="1" r:id="rId3ehqeght8fdonnucstn7b">
+      <w:hyperlink w:history="1" r:id="rIdakk8dntmszd4qhwoozkct">
         <w:r>
           <w:rPr>
             <w:rStyle w:val="Hyperlink"/>
@@ -2145,7 +2145,7 @@
       <w:r>
         <w:t xml:space="preserve"> — créé — </w:t>
       </w:r>
-      <w:hyperlink w:history="1" r:id="rId0puxon8_9wgdul2arylif">
+      <w:hyperlink w:history="1" r:id="rIda_dxfksng1x4uh5c5ya3-">
         <w:r>
           <w:rPr>
             <w:rStyle w:val="Hyperlink"/>
@@ -2174,7 +2174,7 @@
       <w:r>
         <w:t xml:space="preserve"> — modifié — </w:t>
       </w:r>
-      <w:hyperlink w:history="1" r:id="rId4pnhjoi24djtskn8-bppq">
+      <w:hyperlink w:history="1" r:id="rIdldhvweefcbz_ohojai0n3">
         <w:r>
           <w:rPr>
             <w:rStyle w:val="Hyperlink"/>
@@ -2203,7 +2203,7 @@
       <w:r>
         <w:t xml:space="preserve"> — modifié — </w:t>
       </w:r>
-      <w:hyperlink w:history="1" r:id="rIdesxxpbcozbipvhtwfa_cv">
+      <w:hyperlink w:history="1" r:id="rIdum-mo0nvtiqvk3u_qe4h_">
         <w:r>
           <w:rPr>
             <w:rStyle w:val="Hyperlink"/>
@@ -2232,7 +2232,7 @@
       <w:r>
         <w:t xml:space="preserve"> — modifié — </w:t>
       </w:r>
-      <w:hyperlink w:history="1" r:id="rIdqxyrm8sszjwiuz7ekcjjx">
+      <w:hyperlink w:history="1" r:id="rIdmqija7j7lkkb-wbh1kdzw">
         <w:r>
           <w:rPr>
             <w:rStyle w:val="Hyperlink"/>
@@ -2261,7 +2261,7 @@
       <w:r>
         <w:t xml:space="preserve"> — modifié — </w:t>
       </w:r>
-      <w:hyperlink w:history="1" r:id="rIdqgiikfzypk4bvi3opybid">
+      <w:hyperlink w:history="1" r:id="rIdxu43wokglmi0dsxx33gbb">
         <w:r>
           <w:rPr>
             <w:rStyle w:val="Hyperlink"/>
@@ -2290,7 +2290,7 @@
       <w:r>
         <w:t xml:space="preserve"> — modifié — </w:t>
       </w:r>
-      <w:hyperlink w:history="1" r:id="rIdtawybcuib6vhdrfhrmosr">
+      <w:hyperlink w:history="1" r:id="rIdhbovonusn75psqm9wfmhc">
         <w:r>
           <w:rPr>
             <w:rStyle w:val="Hyperlink"/>
@@ -2319,7 +2319,7 @@
       <w:r>
         <w:t xml:space="preserve"> — modifié — </w:t>
       </w:r>
-      <w:hyperlink w:history="1" r:id="rIdzanmyypoyqpurywogokji">
+      <w:hyperlink w:history="1" r:id="rIdgd8k8vyclenroayynwdrn">
         <w:r>
           <w:rPr>
             <w:rStyle w:val="Hyperlink"/>
@@ -2348,7 +2348,7 @@
       <w:r>
         <w:t xml:space="preserve"> — modifié — </w:t>
       </w:r>
-      <w:hyperlink w:history="1" r:id="rIdf1v2hm99tf71vdzfgavnd">
+      <w:hyperlink w:history="1" r:id="rIdmfaf-vvtfr9jk0myztv4o">
         <w:r>
           <w:rPr>
             <w:rStyle w:val="Hyperlink"/>
@@ -2377,7 +2377,7 @@
       <w:r>
         <w:t xml:space="preserve"> — modifié — </w:t>
       </w:r>
-      <w:hyperlink w:history="1" r:id="rIdsnptbzaetbkmetdrtgzi2">
+      <w:hyperlink w:history="1" r:id="rIden_qullozn6vkrklsbqix">
         <w:r>
           <w:rPr>
             <w:rStyle w:val="Hyperlink"/>
@@ -2406,7 +2406,7 @@
       <w:r>
         <w:t xml:space="preserve"> — modifié — </w:t>
       </w:r>
-      <w:hyperlink w:history="1" r:id="rId7xfvu0c5typbs9rfuocxp">
+      <w:hyperlink w:history="1" r:id="rIdwhoofbbaf6saulhmvjd57">
         <w:r>
           <w:rPr>
             <w:rStyle w:val="Hyperlink"/>
@@ -2435,7 +2435,7 @@
       <w:r>
         <w:t xml:space="preserve"> — modifié — </w:t>
       </w:r>
-      <w:hyperlink w:history="1" r:id="rId27ej6wzx2i8tgaj9yraze">
+      <w:hyperlink w:history="1" r:id="rId0usbn8tkts_9caadikqqv">
         <w:r>
           <w:rPr>
             <w:rStyle w:val="Hyperlink"/>
@@ -2464,7 +2464,7 @@
       <w:r>
         <w:t xml:space="preserve"> — modifié — </w:t>
       </w:r>
-      <w:hyperlink w:history="1" r:id="rId9fbplxne8qirh5kgp7m3w">
+      <w:hyperlink w:history="1" r:id="rIdfoikrlsfinij4t-xucpi7">
         <w:r>
           <w:rPr>
             <w:rStyle w:val="Hyperlink"/>
@@ -2493,7 +2493,7 @@
       <w:r>
         <w:t xml:space="preserve"> — modifié — </w:t>
       </w:r>
-      <w:hyperlink w:history="1" r:id="rIdk3odfkkiqlzx4t8ym63mx">
+      <w:hyperlink w:history="1" r:id="rIdmx4tbdrvoj7vbofm79irj">
         <w:r>
           <w:rPr>
             <w:rStyle w:val="Hyperlink"/>
@@ -2522,7 +2522,7 @@
       <w:r>
         <w:t xml:space="preserve"> — modifié — </w:t>
       </w:r>
-      <w:hyperlink w:history="1" r:id="rIdl_byfpgph86l0i18ix1ye">
+      <w:hyperlink w:history="1" r:id="rId8m9hczjavq75xfmsqati3">
         <w:r>
           <w:rPr>
             <w:rStyle w:val="Hyperlink"/>
@@ -2551,7 +2551,7 @@
       <w:r>
         <w:t xml:space="preserve"> — modifié — </w:t>
       </w:r>
-      <w:hyperlink w:history="1" r:id="rIduv2x4opyqt4dnrokimuou">
+      <w:hyperlink w:history="1" r:id="rIdlrerfu5i6ddu46bnxd9so">
         <w:r>
           <w:rPr>
             <w:rStyle w:val="Hyperlink"/>
@@ -2580,7 +2580,7 @@
       <w:r>
         <w:t xml:space="preserve"> — modifié — </w:t>
       </w:r>
-      <w:hyperlink w:history="1" r:id="rIdyz8pw5cqhhd9qlnv-mmsw">
+      <w:hyperlink w:history="1" r:id="rIdnpyzk9fjsjy9loamw4sfk">
         <w:r>
           <w:rPr>
             <w:rStyle w:val="Hyperlink"/>
@@ -2609,7 +2609,7 @@
       <w:r>
         <w:t xml:space="preserve"> — modifié — </w:t>
       </w:r>
-      <w:hyperlink w:history="1" r:id="rIdifov3u0rgqun_l9k0e-iu">
+      <w:hyperlink w:history="1" r:id="rId9oey-hneedy2iag2d8vxa">
         <w:r>
           <w:rPr>
             <w:rStyle w:val="Hyperlink"/>
@@ -2638,7 +2638,7 @@
       <w:r>
         <w:t xml:space="preserve"> — modifié — </w:t>
       </w:r>
-      <w:hyperlink w:history="1" r:id="rIdlpjr2ex8x6f00belbtl8a">
+      <w:hyperlink w:history="1" r:id="rId1jo0msp6xuqo09-zmaw5r">
         <w:r>
           <w:rPr>
             <w:rStyle w:val="Hyperlink"/>
@@ -2667,7 +2667,7 @@
       <w:r>
         <w:t xml:space="preserve"> — modifié — </w:t>
       </w:r>
-      <w:hyperlink w:history="1" r:id="rId605pmrh8upiwzytoa8uzr">
+      <w:hyperlink w:history="1" r:id="rIdp9hpx7d9b0mfbt7ffp7jn">
         <w:r>
           <w:rPr>
             <w:rStyle w:val="Hyperlink"/>
@@ -2696,7 +2696,7 @@
       <w:r>
         <w:t xml:space="preserve"> — modifié — </w:t>
       </w:r>
-      <w:hyperlink w:history="1" r:id="rIdfa6ng6jr9m3dzkatjw-ph">
+      <w:hyperlink w:history="1" r:id="rIdkrlgw36111ys3jmdfp9qf">
         <w:r>
           <w:rPr>
             <w:rStyle w:val="Hyperlink"/>
@@ -2725,7 +2725,7 @@
       <w:r>
         <w:t xml:space="preserve"> — modifié — </w:t>
       </w:r>
-      <w:hyperlink w:history="1" r:id="rId03azegwn5stcgaxko87is">
+      <w:hyperlink w:history="1" r:id="rId6fh1zxfwncwymodgtsj39">
         <w:r>
           <w:rPr>
             <w:rStyle w:val="Hyperlink"/>
@@ -2754,7 +2754,7 @@
       <w:r>
         <w:t xml:space="preserve"> — modifié — </w:t>
       </w:r>
-      <w:hyperlink w:history="1" r:id="rId5h5efz06nrfau3v2oktk7">
+      <w:hyperlink w:history="1" r:id="rIdp_a_vpnnwgmiabrsfirg8">
         <w:r>
           <w:rPr>
             <w:rStyle w:val="Hyperlink"/>
@@ -2783,7 +2783,7 @@
       <w:r>
         <w:t xml:space="preserve"> — modifié — </w:t>
       </w:r>
-      <w:hyperlink w:history="1" r:id="rIdpnimhlipgip-rm9eoe-z2">
+      <w:hyperlink w:history="1" r:id="rIddlepkvyl0ugzipjc4qxmb">
         <w:r>
           <w:rPr>
             <w:rStyle w:val="Hyperlink"/>
@@ -2820,7 +2820,7 @@
       <w:r>
         <w:t xml:space="preserve"> — modifié — </w:t>
       </w:r>
-      <w:hyperlink w:history="1" r:id="rIdwkipksqt5qpy8byqpghua">
+      <w:hyperlink w:history="1" r:id="rId5ring3h4w1y1cqdkjh8ck">
         <w:r>
           <w:rPr>
             <w:rStyle w:val="Hyperlink"/>
@@ -2849,7 +2849,7 @@
       <w:r>
         <w:t xml:space="preserve"> — modifié — </w:t>
       </w:r>
-      <w:hyperlink w:history="1" r:id="rId9bt_gzpkiujnvtn2vac0g">
+      <w:hyperlink w:history="1" r:id="rIdcpt6acqerdyt8igs7kpzu">
         <w:r>
           <w:rPr>
             <w:rStyle w:val="Hyperlink"/>

--- a/docs/developpement/phases/word/PHASE_33_CAISSE_AUTOMATIQUE_SELON_LA_DATE_CLOTURE_PAR_LE_DIRECTEUR_EVENEMENT_PA.docx
+++ b/docs/developpement/phases/word/PHASE_33_CAISSE_AUTOMATIQUE_SELON_LA_DATE_CLOTURE_PAR_LE_DIRECTEUR_EVENEMENT_PA.docx
@@ -20,7 +20,7 @@
       <w:r>
         <w:t xml:space="preserve">FlaiX Expert · dossier de développement · généré le 2026-10-19 depuis le dépôt </w:t>
       </w:r>
-      <w:hyperlink w:history="1" r:id="rIdna281cmyaex7jlph7bm9b">
+      <w:hyperlink w:history="1" r:id="rIdtidkrhjml1fhrt_vbtybn">
         <w:r>
           <w:rPr>
             <w:rStyle w:val="Hyperlink"/>
@@ -827,7 +827,7 @@
           <w:numId w:val="3"/>
         </w:numPr>
       </w:pPr>
-      <w:hyperlink w:history="1" r:id="rIddcxe708u0nywvdu0guyfi">
+      <w:hyperlink w:history="1" r:id="rIdrdz1oqvjk6bzdozpxpe1s">
         <w:r>
           <w:rPr>
             <w:rStyle w:val="Hyperlink"/>
@@ -847,7 +847,7 @@
           <w:numId w:val="3"/>
         </w:numPr>
       </w:pPr>
-      <w:hyperlink w:history="1" r:id="rIdldtp402lgfhukwenwxjvi">
+      <w:hyperlink w:history="1" r:id="rIdzqo9rf6qxqsjvkhoswn0-">
         <w:r>
           <w:rPr>
             <w:rStyle w:val="Hyperlink"/>
@@ -895,7 +895,7 @@
       <w:r>
         <w:t xml:space="preserve"> — créé — </w:t>
       </w:r>
-      <w:hyperlink w:history="1" r:id="rIdmm8fen9qltmlvkbyy3pbh">
+      <w:hyperlink w:history="1" r:id="rIda5tc9rbrausiwhpb2_uv7">
         <w:r>
           <w:rPr>
             <w:rStyle w:val="Hyperlink"/>
@@ -932,7 +932,7 @@
       <w:r>
         <w:t xml:space="preserve"> — créé — </w:t>
       </w:r>
-      <w:hyperlink w:history="1" r:id="rIduzqghie20qk3oyvrnfx4t">
+      <w:hyperlink w:history="1" r:id="rIdmlqljrxrypjyf94t_jols">
         <w:r>
           <w:rPr>
             <w:rStyle w:val="Hyperlink"/>
@@ -961,7 +961,7 @@
       <w:r>
         <w:t xml:space="preserve"> — modifié — </w:t>
       </w:r>
-      <w:hyperlink w:history="1" r:id="rIdflodtilzwhtupjtx4wg-u">
+      <w:hyperlink w:history="1" r:id="rIdxb6uxp8dp8q4ygy_3cnpu">
         <w:r>
           <w:rPr>
             <w:rStyle w:val="Hyperlink"/>
@@ -990,7 +990,7 @@
       <w:r>
         <w:t xml:space="preserve"> — modifié — </w:t>
       </w:r>
-      <w:hyperlink w:history="1" r:id="rId-htj7tgisp1comrwrqdfs">
+      <w:hyperlink w:history="1" r:id="rIddfgnkfydhzlwbc1_3cd5z">
         <w:r>
           <w:rPr>
             <w:rStyle w:val="Hyperlink"/>
@@ -1019,7 +1019,7 @@
       <w:r>
         <w:t xml:space="preserve"> — modifié — </w:t>
       </w:r>
-      <w:hyperlink w:history="1" r:id="rIdvxxb2zyqysbu_kaapdo1o">
+      <w:hyperlink w:history="1" r:id="rId5e5-iyphtns0ar-gazvgt">
         <w:r>
           <w:rPr>
             <w:rStyle w:val="Hyperlink"/>
@@ -1048,7 +1048,7 @@
       <w:r>
         <w:t xml:space="preserve"> — modifié — </w:t>
       </w:r>
-      <w:hyperlink w:history="1" r:id="rIdmbvpkvvf6xs_xo8wdv_e2">
+      <w:hyperlink w:history="1" r:id="rIdcyu5dhcd2qjxzmsl31d49">
         <w:r>
           <w:rPr>
             <w:rStyle w:val="Hyperlink"/>
@@ -1077,7 +1077,7 @@
       <w:r>
         <w:t xml:space="preserve"> — modifié — </w:t>
       </w:r>
-      <w:hyperlink w:history="1" r:id="rIdwnmccodewv6qq-rl3nphv">
+      <w:hyperlink w:history="1" r:id="rId246t8g_xojzwrhrsqwhxf">
         <w:r>
           <w:rPr>
             <w:rStyle w:val="Hyperlink"/>
@@ -1106,7 +1106,7 @@
       <w:r>
         <w:t xml:space="preserve"> — modifié — </w:t>
       </w:r>
-      <w:hyperlink w:history="1" r:id="rId9wm26kcwv70nziwlqefpm">
+      <w:hyperlink w:history="1" r:id="rIdgt2qkxneoffn7jnzag8ns">
         <w:r>
           <w:rPr>
             <w:rStyle w:val="Hyperlink"/>
@@ -1135,7 +1135,7 @@
       <w:r>
         <w:t xml:space="preserve"> — modifié — </w:t>
       </w:r>
-      <w:hyperlink w:history="1" r:id="rIdd57to_ed17fhpfzgikeic">
+      <w:hyperlink w:history="1" r:id="rIdd6v_b3laauo8fnvyfmv3f">
         <w:r>
           <w:rPr>
             <w:rStyle w:val="Hyperlink"/>
@@ -1164,7 +1164,7 @@
       <w:r>
         <w:t xml:space="preserve"> — modifié — </w:t>
       </w:r>
-      <w:hyperlink w:history="1" r:id="rIdks3miuulshxuy00f3mjrq">
+      <w:hyperlink w:history="1" r:id="rId2ys1ovflo_1gs9o1oigck">
         <w:r>
           <w:rPr>
             <w:rStyle w:val="Hyperlink"/>
@@ -1193,7 +1193,7 @@
       <w:r>
         <w:t xml:space="preserve"> — modifié — </w:t>
       </w:r>
-      <w:hyperlink w:history="1" r:id="rIdtvdzyindgwibkre37d2it">
+      <w:hyperlink w:history="1" r:id="rIdzopag6kscmdhfx3ttya8y">
         <w:r>
           <w:rPr>
             <w:rStyle w:val="Hyperlink"/>
@@ -1222,7 +1222,7 @@
       <w:r>
         <w:t xml:space="preserve"> — modifié — </w:t>
       </w:r>
-      <w:hyperlink w:history="1" r:id="rIde-4bc6acieuxmeokf8hmw">
+      <w:hyperlink w:history="1" r:id="rIdhphof8bwp3_ropt3o34j6">
         <w:r>
           <w:rPr>
             <w:rStyle w:val="Hyperlink"/>
@@ -1251,7 +1251,7 @@
       <w:r>
         <w:t xml:space="preserve"> — modifié — </w:t>
       </w:r>
-      <w:hyperlink w:history="1" r:id="rId9crxsze5drxq7xedcf37a">
+      <w:hyperlink w:history="1" r:id="rIdho6gixbnbp3nzz7_62lne">
         <w:r>
           <w:rPr>
             <w:rStyle w:val="Hyperlink"/>
@@ -1280,7 +1280,7 @@
       <w:r>
         <w:t xml:space="preserve"> — modifié — </w:t>
       </w:r>
-      <w:hyperlink w:history="1" r:id="rIdtj2ucpdn7fjpioifela44">
+      <w:hyperlink w:history="1" r:id="rIdh7lgxhqypsjqyyjhoxwes">
         <w:r>
           <w:rPr>
             <w:rStyle w:val="Hyperlink"/>
@@ -1309,7 +1309,7 @@
       <w:r>
         <w:t xml:space="preserve"> — modifié — </w:t>
       </w:r>
-      <w:hyperlink w:history="1" r:id="rId6v69qgzvzubbc-xtcqtkv">
+      <w:hyperlink w:history="1" r:id="rIdvmef6di8__nbmtltahaue">
         <w:r>
           <w:rPr>
             <w:rStyle w:val="Hyperlink"/>
@@ -1338,7 +1338,7 @@
       <w:r>
         <w:t xml:space="preserve"> — créé — </w:t>
       </w:r>
-      <w:hyperlink w:history="1" r:id="rIdag14navtxtadyntxfurde">
+      <w:hyperlink w:history="1" r:id="rIdaopn48han8x5i-voiyhga">
         <w:r>
           <w:rPr>
             <w:rStyle w:val="Hyperlink"/>
@@ -1367,7 +1367,7 @@
       <w:r>
         <w:t xml:space="preserve"> — modifié — </w:t>
       </w:r>
-      <w:hyperlink w:history="1" r:id="rIdk7qjbihlfddznucdps7eh">
+      <w:hyperlink w:history="1" r:id="rIdksnjirjncwb1g70eqxbbl">
         <w:r>
           <w:rPr>
             <w:rStyle w:val="Hyperlink"/>
@@ -1396,7 +1396,7 @@
       <w:r>
         <w:t xml:space="preserve"> — modifié — </w:t>
       </w:r>
-      <w:hyperlink w:history="1" r:id="rId3ljnwqcj-hte6_f-pdjnt">
+      <w:hyperlink w:history="1" r:id="rIdyrshwawucrnvhruasxolj">
         <w:r>
           <w:rPr>
             <w:rStyle w:val="Hyperlink"/>
@@ -1433,7 +1433,7 @@
       <w:r>
         <w:t xml:space="preserve"> — créé — </w:t>
       </w:r>
-      <w:hyperlink w:history="1" r:id="rId3ugnamirwpc4_crq8gna1">
+      <w:hyperlink w:history="1" r:id="rId9wzxk7jferoove6imvhl_">
         <w:r>
           <w:rPr>
             <w:rStyle w:val="Hyperlink"/>
@@ -1462,7 +1462,7 @@
       <w:r>
         <w:t xml:space="preserve"> — modifié — </w:t>
       </w:r>
-      <w:hyperlink w:history="1" r:id="rIdoxqgghuurxooho1xtw5eb">
+      <w:hyperlink w:history="1" r:id="rIddftfrqk46tpe0nvvslhqu">
         <w:r>
           <w:rPr>
             <w:rStyle w:val="Hyperlink"/>
@@ -1491,7 +1491,7 @@
       <w:r>
         <w:t xml:space="preserve"> — modifié — </w:t>
       </w:r>
-      <w:hyperlink w:history="1" r:id="rId3yihbrdycrcpggc1won9a">
+      <w:hyperlink w:history="1" r:id="rIdywqg2v54ur-aianxn6dbe">
         <w:r>
           <w:rPr>
             <w:rStyle w:val="Hyperlink"/>
@@ -1520,7 +1520,7 @@
       <w:r>
         <w:t xml:space="preserve"> — modifié — </w:t>
       </w:r>
-      <w:hyperlink w:history="1" r:id="rId0ukv1pozgwcohbjkgqjl5">
+      <w:hyperlink w:history="1" r:id="rIdwkgcxfh0z-np0ex7m8xq_">
         <w:r>
           <w:rPr>
             <w:rStyle w:val="Hyperlink"/>
@@ -1549,7 +1549,7 @@
       <w:r>
         <w:t xml:space="preserve"> — modifié — </w:t>
       </w:r>
-      <w:hyperlink w:history="1" r:id="rIdcreqfqjk6hyzw83poenou">
+      <w:hyperlink w:history="1" r:id="rIdhyqtnwde3hn6lemsncqh8">
         <w:r>
           <w:rPr>
             <w:rStyle w:val="Hyperlink"/>
@@ -1578,7 +1578,7 @@
       <w:r>
         <w:t xml:space="preserve"> — modifié — </w:t>
       </w:r>
-      <w:hyperlink w:history="1" r:id="rIdpbo9wh2ymmpvjvyal8qi0">
+      <w:hyperlink w:history="1" r:id="rIda33uhkisqqbh3hemtwkyk">
         <w:r>
           <w:rPr>
             <w:rStyle w:val="Hyperlink"/>
@@ -1607,7 +1607,7 @@
       <w:r>
         <w:t xml:space="preserve"> — modifié — </w:t>
       </w:r>
-      <w:hyperlink w:history="1" r:id="rIdwyk7cfujw4wtanw99zvqu">
+      <w:hyperlink w:history="1" r:id="rId-5tcmvhxrfq86eaokhfnb">
         <w:r>
           <w:rPr>
             <w:rStyle w:val="Hyperlink"/>
@@ -1636,7 +1636,7 @@
       <w:r>
         <w:t xml:space="preserve"> — modifié — </w:t>
       </w:r>
-      <w:hyperlink w:history="1" r:id="rIdm29auzpe6zc9-rf9rwy6-">
+      <w:hyperlink w:history="1" r:id="rIdk8v6vukelcnqkmxsgolo7">
         <w:r>
           <w:rPr>
             <w:rStyle w:val="Hyperlink"/>
@@ -1665,7 +1665,7 @@
       <w:r>
         <w:t xml:space="preserve"> — modifié — </w:t>
       </w:r>
-      <w:hyperlink w:history="1" r:id="rIdebrqermegizsxay0b4ays">
+      <w:hyperlink w:history="1" r:id="rIdnnhgc8muxyrartzb4bg3k">
         <w:r>
           <w:rPr>
             <w:rStyle w:val="Hyperlink"/>
@@ -1694,7 +1694,7 @@
       <w:r>
         <w:t xml:space="preserve"> — modifié — </w:t>
       </w:r>
-      <w:hyperlink w:history="1" r:id="rIdpa1bapv08q7bzw1hoq3vy">
+      <w:hyperlink w:history="1" r:id="rIdqldhtwoq__s8okknmhd_y">
         <w:r>
           <w:rPr>
             <w:rStyle w:val="Hyperlink"/>
@@ -1723,7 +1723,7 @@
       <w:r>
         <w:t xml:space="preserve"> — modifié — </w:t>
       </w:r>
-      <w:hyperlink w:history="1" r:id="rIdbwnh9j2dpobkuqga4k3jd">
+      <w:hyperlink w:history="1" r:id="rIdx_vy10ugja4nih_445x5l">
         <w:r>
           <w:rPr>
             <w:rStyle w:val="Hyperlink"/>
@@ -1752,7 +1752,7 @@
       <w:r>
         <w:t xml:space="preserve"> — modifié — </w:t>
       </w:r>
-      <w:hyperlink w:history="1" r:id="rIdtu9l4qla_5kuobr9nevv5">
+      <w:hyperlink w:history="1" r:id="rIdo6xzcutxd2-vghq-jr_de">
         <w:r>
           <w:rPr>
             <w:rStyle w:val="Hyperlink"/>
@@ -1781,7 +1781,7 @@
       <w:r>
         <w:t xml:space="preserve"> — modifié — </w:t>
       </w:r>
-      <w:hyperlink w:history="1" r:id="rIdrxcxlfiexuffpemqfjdf7">
+      <w:hyperlink w:history="1" r:id="rIdzjihvi6f-37jopclmmreg">
         <w:r>
           <w:rPr>
             <w:rStyle w:val="Hyperlink"/>
@@ -1818,7 +1818,7 @@
       <w:r>
         <w:t xml:space="preserve"> — modifié — </w:t>
       </w:r>
-      <w:hyperlink w:history="1" r:id="rIdbxzz2f1genwteq6jfqx-f">
+      <w:hyperlink w:history="1" r:id="rIdtcvx1zwcwrkm1v3n2p_kc">
         <w:r>
           <w:rPr>
             <w:rStyle w:val="Hyperlink"/>
@@ -1847,7 +1847,7 @@
       <w:r>
         <w:t xml:space="preserve"> — modifié — </w:t>
       </w:r>
-      <w:hyperlink w:history="1" r:id="rId3plm0tof2nmlj44j4aoao">
+      <w:hyperlink w:history="1" r:id="rId0wo66ptxa0n8g7rxj-qxw">
         <w:r>
           <w:rPr>
             <w:rStyle w:val="Hyperlink"/>
@@ -1876,7 +1876,7 @@
       <w:r>
         <w:t xml:space="preserve"> — modifié — </w:t>
       </w:r>
-      <w:hyperlink w:history="1" r:id="rIdhk5s9wqkpsra-3fhq95fq">
+      <w:hyperlink w:history="1" r:id="rId7mxsl3uqxqgpqoryvndw5">
         <w:r>
           <w:rPr>
             <w:rStyle w:val="Hyperlink"/>
@@ -1905,7 +1905,7 @@
       <w:r>
         <w:t xml:space="preserve"> — modifié — </w:t>
       </w:r>
-      <w:hyperlink w:history="1" r:id="rId8ngbn7zwhzyyj1p9odprm">
+      <w:hyperlink w:history="1" r:id="rIdt1fvpank5mjg8y-77p0mz">
         <w:r>
           <w:rPr>
             <w:rStyle w:val="Hyperlink"/>
@@ -1934,7 +1934,7 @@
       <w:r>
         <w:t xml:space="preserve"> — modifié — </w:t>
       </w:r>
-      <w:hyperlink w:history="1" r:id="rIdl4svafvrs8hgt8zcvyptt">
+      <w:hyperlink w:history="1" r:id="rIdwtqxy7b4b83cln_rtx8ii">
         <w:r>
           <w:rPr>
             <w:rStyle w:val="Hyperlink"/>
@@ -1963,7 +1963,7 @@
       <w:r>
         <w:t xml:space="preserve"> — modifié — </w:t>
       </w:r>
-      <w:hyperlink w:history="1" r:id="rIdthi3hrea0vysf3fvm_rev">
+      <w:hyperlink w:history="1" r:id="rIdkqdssqg9vu3mjlszd_thq">
         <w:r>
           <w:rPr>
             <w:rStyle w:val="Hyperlink"/>
@@ -1992,7 +1992,7 @@
       <w:r>
         <w:t xml:space="preserve"> — modifié — </w:t>
       </w:r>
-      <w:hyperlink w:history="1" r:id="rIdcu6wgsh3olrmukeajvyr2">
+      <w:hyperlink w:history="1" r:id="rIdzgar5yegu7hkgme7pba5_">
         <w:r>
           <w:rPr>
             <w:rStyle w:val="Hyperlink"/>
@@ -2021,7 +2021,7 @@
       <w:r>
         <w:t xml:space="preserve"> — modifié — </w:t>
       </w:r>
-      <w:hyperlink w:history="1" r:id="rIdqkj1dqsoozwftg_2esvyq">
+      <w:hyperlink w:history="1" r:id="rIdk-mnwdg0njauv4vjkmwrc">
         <w:r>
           <w:rPr>
             <w:rStyle w:val="Hyperlink"/>
@@ -2050,7 +2050,7 @@
       <w:r>
         <w:t xml:space="preserve"> — modifié — </w:t>
       </w:r>
-      <w:hyperlink w:history="1" r:id="rIdtyudmbks5fpes3ahmiqqc">
+      <w:hyperlink w:history="1" r:id="rId-uldzgkfpaf42ekbd4gje">
         <w:r>
           <w:rPr>
             <w:rStyle w:val="Hyperlink"/>
@@ -2079,7 +2079,7 @@
       <w:r>
         <w:t xml:space="preserve"> — modifié — </w:t>
       </w:r>
-      <w:hyperlink w:history="1" r:id="rIdh9mewbwnsk-clr4js5w0j">
+      <w:hyperlink w:history="1" r:id="rIdjg-no8jxwcmkrdwesgdgp">
         <w:r>
           <w:rPr>
             <w:rStyle w:val="Hyperlink"/>
@@ -2108,7 +2108,7 @@
       <w:r>
         <w:t xml:space="preserve"> — modifié — </w:t>
       </w:r>
-      <w:hyperlink w:history="1" r:id="rIdakk8dntmszd4qhwoozkct">
+      <w:hyperlink w:history="1" r:id="rIdxtesczkukj--31b6o7pcs">
         <w:r>
           <w:rPr>
             <w:rStyle w:val="Hyperlink"/>
@@ -2145,7 +2145,7 @@
       <w:r>
         <w:t xml:space="preserve"> — créé — </w:t>
       </w:r>
-      <w:hyperlink w:history="1" r:id="rIda_dxfksng1x4uh5c5ya3-">
+      <w:hyperlink w:history="1" r:id="rIdk-jqctewilqkntkqttjpl">
         <w:r>
           <w:rPr>
             <w:rStyle w:val="Hyperlink"/>
@@ -2174,7 +2174,7 @@
       <w:r>
         <w:t xml:space="preserve"> — modifié — </w:t>
       </w:r>
-      <w:hyperlink w:history="1" r:id="rIdldhvweefcbz_ohojai0n3">
+      <w:hyperlink w:history="1" r:id="rIds8psqslkxg8iosmnpcgsw">
         <w:r>
           <w:rPr>
             <w:rStyle w:val="Hyperlink"/>
@@ -2203,7 +2203,7 @@
       <w:r>
         <w:t xml:space="preserve"> — modifié — </w:t>
       </w:r>
-      <w:hyperlink w:history="1" r:id="rIdum-mo0nvtiqvk3u_qe4h_">
+      <w:hyperlink w:history="1" r:id="rIdrzrogol-ls4oc847y8cvd">
         <w:r>
           <w:rPr>
             <w:rStyle w:val="Hyperlink"/>
@@ -2232,7 +2232,7 @@
       <w:r>
         <w:t xml:space="preserve"> — modifié — </w:t>
       </w:r>
-      <w:hyperlink w:history="1" r:id="rIdmqija7j7lkkb-wbh1kdzw">
+      <w:hyperlink w:history="1" r:id="rIdxeu57wd7sa-pfxh9qrkkw">
         <w:r>
           <w:rPr>
             <w:rStyle w:val="Hyperlink"/>
@@ -2261,7 +2261,7 @@
       <w:r>
         <w:t xml:space="preserve"> — modifié — </w:t>
       </w:r>
-      <w:hyperlink w:history="1" r:id="rIdxu43wokglmi0dsxx33gbb">
+      <w:hyperlink w:history="1" r:id="rIdvt1ozfp21wlmsxvldfave">
         <w:r>
           <w:rPr>
             <w:rStyle w:val="Hyperlink"/>
@@ -2290,7 +2290,7 @@
       <w:r>
         <w:t xml:space="preserve"> — modifié — </w:t>
       </w:r>
-      <w:hyperlink w:history="1" r:id="rIdhbovonusn75psqm9wfmhc">
+      <w:hyperlink w:history="1" r:id="rIdnoclkfi4a8ps9g-ap36ts">
         <w:r>
           <w:rPr>
             <w:rStyle w:val="Hyperlink"/>
@@ -2319,7 +2319,7 @@
       <w:r>
         <w:t xml:space="preserve"> — modifié — </w:t>
       </w:r>
-      <w:hyperlink w:history="1" r:id="rIdgd8k8vyclenroayynwdrn">
+      <w:hyperlink w:history="1" r:id="rId5kkzi0zxi1dpcbphl9ltk">
         <w:r>
           <w:rPr>
             <w:rStyle w:val="Hyperlink"/>
@@ -2348,7 +2348,7 @@
       <w:r>
         <w:t xml:space="preserve"> — modifié — </w:t>
       </w:r>
-      <w:hyperlink w:history="1" r:id="rIdmfaf-vvtfr9jk0myztv4o">
+      <w:hyperlink w:history="1" r:id="rIdwkg-sfdnzmogm7xlloii-">
         <w:r>
           <w:rPr>
             <w:rStyle w:val="Hyperlink"/>
@@ -2377,7 +2377,7 @@
       <w:r>
         <w:t xml:space="preserve"> — modifié — </w:t>
       </w:r>
-      <w:hyperlink w:history="1" r:id="rIden_qullozn6vkrklsbqix">
+      <w:hyperlink w:history="1" r:id="rId1zibrad7uekaj4l_qjb1c">
         <w:r>
           <w:rPr>
             <w:rStyle w:val="Hyperlink"/>
@@ -2406,7 +2406,7 @@
       <w:r>
         <w:t xml:space="preserve"> — modifié — </w:t>
       </w:r>
-      <w:hyperlink w:history="1" r:id="rIdwhoofbbaf6saulhmvjd57">
+      <w:hyperlink w:history="1" r:id="rIdq38ii3wicgprj369aapew">
         <w:r>
           <w:rPr>
             <w:rStyle w:val="Hyperlink"/>
@@ -2435,7 +2435,7 @@
       <w:r>
         <w:t xml:space="preserve"> — modifié — </w:t>
       </w:r>
-      <w:hyperlink w:history="1" r:id="rId0usbn8tkts_9caadikqqv">
+      <w:hyperlink w:history="1" r:id="rIdci3er6peq8b_vbiqw7qft">
         <w:r>
           <w:rPr>
             <w:rStyle w:val="Hyperlink"/>
@@ -2464,7 +2464,7 @@
       <w:r>
         <w:t xml:space="preserve"> — modifié — </w:t>
       </w:r>
-      <w:hyperlink w:history="1" r:id="rIdfoikrlsfinij4t-xucpi7">
+      <w:hyperlink w:history="1" r:id="rIdlpacdr7_qs_mszbkhmghl">
         <w:r>
           <w:rPr>
             <w:rStyle w:val="Hyperlink"/>
@@ -2493,7 +2493,7 @@
       <w:r>
         <w:t xml:space="preserve"> — modifié — </w:t>
       </w:r>
-      <w:hyperlink w:history="1" r:id="rIdmx4tbdrvoj7vbofm79irj">
+      <w:hyperlink w:history="1" r:id="rId43hvbtuq9tu6gzeifeyqc">
         <w:r>
           <w:rPr>
             <w:rStyle w:val="Hyperlink"/>
@@ -2522,7 +2522,7 @@
       <w:r>
         <w:t xml:space="preserve"> — modifié — </w:t>
       </w:r>
-      <w:hyperlink w:history="1" r:id="rId8m9hczjavq75xfmsqati3">
+      <w:hyperlink w:history="1" r:id="rIdfjdec7cul9sjz3fdrrnha">
         <w:r>
           <w:rPr>
             <w:rStyle w:val="Hyperlink"/>
@@ -2551,7 +2551,7 @@
       <w:r>
         <w:t xml:space="preserve"> — modifié — </w:t>
       </w:r>
-      <w:hyperlink w:history="1" r:id="rIdlrerfu5i6ddu46bnxd9so">
+      <w:hyperlink w:history="1" r:id="rIdm8qmjjcpctnsaps8s_wse">
         <w:r>
           <w:rPr>
             <w:rStyle w:val="Hyperlink"/>
@@ -2580,7 +2580,7 @@
       <w:r>
         <w:t xml:space="preserve"> — modifié — </w:t>
       </w:r>
-      <w:hyperlink w:history="1" r:id="rIdnpyzk9fjsjy9loamw4sfk">
+      <w:hyperlink w:history="1" r:id="rIdj0qem5qmqzo9m7xbdyefj">
         <w:r>
           <w:rPr>
             <w:rStyle w:val="Hyperlink"/>
@@ -2609,7 +2609,7 @@
       <w:r>
         <w:t xml:space="preserve"> — modifié — </w:t>
       </w:r>
-      <w:hyperlink w:history="1" r:id="rId9oey-hneedy2iag2d8vxa">
+      <w:hyperlink w:history="1" r:id="rIdhbzrpt9vsxwzfnnj5dpgq">
         <w:r>
           <w:rPr>
             <w:rStyle w:val="Hyperlink"/>
@@ -2638,7 +2638,7 @@
       <w:r>
         <w:t xml:space="preserve"> — modifié — </w:t>
       </w:r>
-      <w:hyperlink w:history="1" r:id="rId1jo0msp6xuqo09-zmaw5r">
+      <w:hyperlink w:history="1" r:id="rId9qegxn8blgr9uhuhm_xw3">
         <w:r>
           <w:rPr>
             <w:rStyle w:val="Hyperlink"/>
@@ -2667,7 +2667,7 @@
       <w:r>
         <w:t xml:space="preserve"> — modifié — </w:t>
       </w:r>
-      <w:hyperlink w:history="1" r:id="rIdp9hpx7d9b0mfbt7ffp7jn">
+      <w:hyperlink w:history="1" r:id="rIdzf36l9s-peftd0v7fvodu">
         <w:r>
           <w:rPr>
             <w:rStyle w:val="Hyperlink"/>
@@ -2696,7 +2696,7 @@
       <w:r>
         <w:t xml:space="preserve"> — modifié — </w:t>
       </w:r>
-      <w:hyperlink w:history="1" r:id="rIdkrlgw36111ys3jmdfp9qf">
+      <w:hyperlink w:history="1" r:id="rIdjvzytktogev1t4jlpacph">
         <w:r>
           <w:rPr>
             <w:rStyle w:val="Hyperlink"/>
@@ -2725,7 +2725,7 @@
       <w:r>
         <w:t xml:space="preserve"> — modifié — </w:t>
       </w:r>
-      <w:hyperlink w:history="1" r:id="rId6fh1zxfwncwymodgtsj39">
+      <w:hyperlink w:history="1" r:id="rId12avn7gwx9_quxkf1lyn4">
         <w:r>
           <w:rPr>
             <w:rStyle w:val="Hyperlink"/>
@@ -2754,7 +2754,7 @@
       <w:r>
         <w:t xml:space="preserve"> — modifié — </w:t>
       </w:r>
-      <w:hyperlink w:history="1" r:id="rIdp_a_vpnnwgmiabrsfirg8">
+      <w:hyperlink w:history="1" r:id="rIdohqlgyafw8helbtes_xxm">
         <w:r>
           <w:rPr>
             <w:rStyle w:val="Hyperlink"/>
@@ -2783,7 +2783,7 @@
       <w:r>
         <w:t xml:space="preserve"> — modifié — </w:t>
       </w:r>
-      <w:hyperlink w:history="1" r:id="rIddlepkvyl0ugzipjc4qxmb">
+      <w:hyperlink w:history="1" r:id="rIdxl9t-v-sf-d-lqedsgype">
         <w:r>
           <w:rPr>
             <w:rStyle w:val="Hyperlink"/>
@@ -2820,7 +2820,7 @@
       <w:r>
         <w:t xml:space="preserve"> — modifié — </w:t>
       </w:r>
-      <w:hyperlink w:history="1" r:id="rId5ring3h4w1y1cqdkjh8ck">
+      <w:hyperlink w:history="1" r:id="rIdybe-zejeuuatsjfaiv9by">
         <w:r>
           <w:rPr>
             <w:rStyle w:val="Hyperlink"/>
@@ -2849,7 +2849,7 @@
       <w:r>
         <w:t xml:space="preserve"> — modifié — </w:t>
       </w:r>
-      <w:hyperlink w:history="1" r:id="rIdcpt6acqerdyt8igs7kpzu">
+      <w:hyperlink w:history="1" r:id="rId90_xyihc5gp9kdrcc4t6z">
         <w:r>
           <w:rPr>
             <w:rStyle w:val="Hyperlink"/>

--- a/docs/developpement/phases/word/PHASE_33_CAISSE_AUTOMATIQUE_SELON_LA_DATE_CLOTURE_PAR_LE_DIRECTEUR_EVENEMENT_PA.docx
+++ b/docs/developpement/phases/word/PHASE_33_CAISSE_AUTOMATIQUE_SELON_LA_DATE_CLOTURE_PAR_LE_DIRECTEUR_EVENEMENT_PA.docx
@@ -20,7 +20,7 @@
       <w:r>
         <w:t xml:space="preserve">FlaiX Expert · dossier de développement · généré le 2026-10-19 depuis le dépôt </w:t>
       </w:r>
-      <w:hyperlink w:history="1" r:id="rIdtidkrhjml1fhrt_vbtybn">
+      <w:hyperlink w:history="1" r:id="rIdqbfhj7c_drzyvxkck0irc">
         <w:r>
           <w:rPr>
             <w:rStyle w:val="Hyperlink"/>
@@ -827,7 +827,7 @@
           <w:numId w:val="3"/>
         </w:numPr>
       </w:pPr>
-      <w:hyperlink w:history="1" r:id="rIdrdz1oqvjk6bzdozpxpe1s">
+      <w:hyperlink w:history="1" r:id="rIdvdsqvak4ig9y5hm25uls7">
         <w:r>
           <w:rPr>
             <w:rStyle w:val="Hyperlink"/>
@@ -847,7 +847,7 @@
           <w:numId w:val="3"/>
         </w:numPr>
       </w:pPr>
-      <w:hyperlink w:history="1" r:id="rIdzqo9rf6qxqsjvkhoswn0-">
+      <w:hyperlink w:history="1" r:id="rIdyacbxv6s3mejuzjtsrt_g">
         <w:r>
           <w:rPr>
             <w:rStyle w:val="Hyperlink"/>
@@ -895,7 +895,7 @@
       <w:r>
         <w:t xml:space="preserve"> — créé — </w:t>
       </w:r>
-      <w:hyperlink w:history="1" r:id="rIda5tc9rbrausiwhpb2_uv7">
+      <w:hyperlink w:history="1" r:id="rIduoyg-4biesc6w62mrnuln">
         <w:r>
           <w:rPr>
             <w:rStyle w:val="Hyperlink"/>
@@ -932,7 +932,7 @@
       <w:r>
         <w:t xml:space="preserve"> — créé — </w:t>
       </w:r>
-      <w:hyperlink w:history="1" r:id="rIdmlqljrxrypjyf94t_jols">
+      <w:hyperlink w:history="1" r:id="rIddyywp2acv5yqzlsg8pl3h">
         <w:r>
           <w:rPr>
             <w:rStyle w:val="Hyperlink"/>
@@ -961,7 +961,7 @@
       <w:r>
         <w:t xml:space="preserve"> — modifié — </w:t>
       </w:r>
-      <w:hyperlink w:history="1" r:id="rIdxb6uxp8dp8q4ygy_3cnpu">
+      <w:hyperlink w:history="1" r:id="rIdnvzkm671idnwrbgx2tzs_">
         <w:r>
           <w:rPr>
             <w:rStyle w:val="Hyperlink"/>
@@ -990,7 +990,7 @@
       <w:r>
         <w:t xml:space="preserve"> — modifié — </w:t>
       </w:r>
-      <w:hyperlink w:history="1" r:id="rIddfgnkfydhzlwbc1_3cd5z">
+      <w:hyperlink w:history="1" r:id="rIdksrraxqmgmaix2f7-hi-k">
         <w:r>
           <w:rPr>
             <w:rStyle w:val="Hyperlink"/>
@@ -1019,7 +1019,7 @@
       <w:r>
         <w:t xml:space="preserve"> — modifié — </w:t>
       </w:r>
-      <w:hyperlink w:history="1" r:id="rId5e5-iyphtns0ar-gazvgt">
+      <w:hyperlink w:history="1" r:id="rIdvgignxhgqkqefau3d4bhj">
         <w:r>
           <w:rPr>
             <w:rStyle w:val="Hyperlink"/>
@@ -1048,7 +1048,7 @@
       <w:r>
         <w:t xml:space="preserve"> — modifié — </w:t>
       </w:r>
-      <w:hyperlink w:history="1" r:id="rIdcyu5dhcd2qjxzmsl31d49">
+      <w:hyperlink w:history="1" r:id="rIdd85ddtmhczywmy25si5be">
         <w:r>
           <w:rPr>
             <w:rStyle w:val="Hyperlink"/>
@@ -1077,7 +1077,7 @@
       <w:r>
         <w:t xml:space="preserve"> — modifié — </w:t>
       </w:r>
-      <w:hyperlink w:history="1" r:id="rId246t8g_xojzwrhrsqwhxf">
+      <w:hyperlink w:history="1" r:id="rIdue3jjfloyta4rqxuhek-b">
         <w:r>
           <w:rPr>
             <w:rStyle w:val="Hyperlink"/>
@@ -1106,7 +1106,7 @@
       <w:r>
         <w:t xml:space="preserve"> — modifié — </w:t>
       </w:r>
-      <w:hyperlink w:history="1" r:id="rIdgt2qkxneoffn7jnzag8ns">
+      <w:hyperlink w:history="1" r:id="rIdwlk0frtx3a34zaaah6sya">
         <w:r>
           <w:rPr>
             <w:rStyle w:val="Hyperlink"/>
@@ -1135,7 +1135,7 @@
       <w:r>
         <w:t xml:space="preserve"> — modifié — </w:t>
       </w:r>
-      <w:hyperlink w:history="1" r:id="rIdd6v_b3laauo8fnvyfmv3f">
+      <w:hyperlink w:history="1" r:id="rId6mz9ibmld1exfwq0x4e1t">
         <w:r>
           <w:rPr>
             <w:rStyle w:val="Hyperlink"/>
@@ -1164,7 +1164,7 @@
       <w:r>
         <w:t xml:space="preserve"> — modifié — </w:t>
       </w:r>
-      <w:hyperlink w:history="1" r:id="rId2ys1ovflo_1gs9o1oigck">
+      <w:hyperlink w:history="1" r:id="rId9duuk8ckpth8qwolirkij">
         <w:r>
           <w:rPr>
             <w:rStyle w:val="Hyperlink"/>
@@ -1193,7 +1193,7 @@
       <w:r>
         <w:t xml:space="preserve"> — modifié — </w:t>
       </w:r>
-      <w:hyperlink w:history="1" r:id="rIdzopag6kscmdhfx3ttya8y">
+      <w:hyperlink w:history="1" r:id="rIdopgxoueysobspt1fknrvp">
         <w:r>
           <w:rPr>
             <w:rStyle w:val="Hyperlink"/>
@@ -1222,7 +1222,7 @@
       <w:r>
         <w:t xml:space="preserve"> — modifié — </w:t>
       </w:r>
-      <w:hyperlink w:history="1" r:id="rIdhphof8bwp3_ropt3o34j6">
+      <w:hyperlink w:history="1" r:id="rIdkemg-o9zf_pyxgpavkedb">
         <w:r>
           <w:rPr>
             <w:rStyle w:val="Hyperlink"/>
@@ -1251,7 +1251,7 @@
       <w:r>
         <w:t xml:space="preserve"> — modifié — </w:t>
       </w:r>
-      <w:hyperlink w:history="1" r:id="rIdho6gixbnbp3nzz7_62lne">
+      <w:hyperlink w:history="1" r:id="rIdfrrnuuotq09d6lknj_ids">
         <w:r>
           <w:rPr>
             <w:rStyle w:val="Hyperlink"/>
@@ -1280,7 +1280,7 @@
       <w:r>
         <w:t xml:space="preserve"> — modifié — </w:t>
       </w:r>
-      <w:hyperlink w:history="1" r:id="rIdh7lgxhqypsjqyyjhoxwes">
+      <w:hyperlink w:history="1" r:id="rIdmlumrelhnvgvaaulmxnik">
         <w:r>
           <w:rPr>
             <w:rStyle w:val="Hyperlink"/>
@@ -1309,7 +1309,7 @@
       <w:r>
         <w:t xml:space="preserve"> — modifié — </w:t>
       </w:r>
-      <w:hyperlink w:history="1" r:id="rIdvmef6di8__nbmtltahaue">
+      <w:hyperlink w:history="1" r:id="rIdm0owapavjcqz23psnraw4">
         <w:r>
           <w:rPr>
             <w:rStyle w:val="Hyperlink"/>
@@ -1338,7 +1338,7 @@
       <w:r>
         <w:t xml:space="preserve"> — créé — </w:t>
       </w:r>
-      <w:hyperlink w:history="1" r:id="rIdaopn48han8x5i-voiyhga">
+      <w:hyperlink w:history="1" r:id="rIdgufql9_zyuwf0bhehhx_h">
         <w:r>
           <w:rPr>
             <w:rStyle w:val="Hyperlink"/>
@@ -1367,7 +1367,7 @@
       <w:r>
         <w:t xml:space="preserve"> — modifié — </w:t>
       </w:r>
-      <w:hyperlink w:history="1" r:id="rIdksnjirjncwb1g70eqxbbl">
+      <w:hyperlink w:history="1" r:id="rIdvc7th_b4l3gblsruf2znp">
         <w:r>
           <w:rPr>
             <w:rStyle w:val="Hyperlink"/>
@@ -1396,7 +1396,7 @@
       <w:r>
         <w:t xml:space="preserve"> — modifié — </w:t>
       </w:r>
-      <w:hyperlink w:history="1" r:id="rIdyrshwawucrnvhruasxolj">
+      <w:hyperlink w:history="1" r:id="rIdzdbeie_9matkln_vdf3cz">
         <w:r>
           <w:rPr>
             <w:rStyle w:val="Hyperlink"/>
@@ -1433,7 +1433,7 @@
       <w:r>
         <w:t xml:space="preserve"> — créé — </w:t>
       </w:r>
-      <w:hyperlink w:history="1" r:id="rId9wzxk7jferoove6imvhl_">
+      <w:hyperlink w:history="1" r:id="rIdy8gjvqtvhdfsa_pjisjxf">
         <w:r>
           <w:rPr>
             <w:rStyle w:val="Hyperlink"/>
@@ -1462,7 +1462,7 @@
       <w:r>
         <w:t xml:space="preserve"> — modifié — </w:t>
       </w:r>
-      <w:hyperlink w:history="1" r:id="rIddftfrqk46tpe0nvvslhqu">
+      <w:hyperlink w:history="1" r:id="rId5ucovb0wsaoxgkqg4hnat">
         <w:r>
           <w:rPr>
             <w:rStyle w:val="Hyperlink"/>
@@ -1491,7 +1491,7 @@
       <w:r>
         <w:t xml:space="preserve"> — modifié — </w:t>
       </w:r>
-      <w:hyperlink w:history="1" r:id="rIdywqg2v54ur-aianxn6dbe">
+      <w:hyperlink w:history="1" r:id="rIdyl7ilvodaixs0v4m22tyv">
         <w:r>
           <w:rPr>
             <w:rStyle w:val="Hyperlink"/>
@@ -1520,7 +1520,7 @@
       <w:r>
         <w:t xml:space="preserve"> — modifié — </w:t>
       </w:r>
-      <w:hyperlink w:history="1" r:id="rIdwkgcxfh0z-np0ex7m8xq_">
+      <w:hyperlink w:history="1" r:id="rIdwkzjgeo4ixfxxleosj8rr">
         <w:r>
           <w:rPr>
             <w:rStyle w:val="Hyperlink"/>
@@ -1549,7 +1549,7 @@
       <w:r>
         <w:t xml:space="preserve"> — modifié — </w:t>
       </w:r>
-      <w:hyperlink w:history="1" r:id="rIdhyqtnwde3hn6lemsncqh8">
+      <w:hyperlink w:history="1" r:id="rIdflhkbjmzxrbsivdmowdr4">
         <w:r>
           <w:rPr>
             <w:rStyle w:val="Hyperlink"/>
@@ -1578,7 +1578,7 @@
       <w:r>
         <w:t xml:space="preserve"> — modifié — </w:t>
       </w:r>
-      <w:hyperlink w:history="1" r:id="rIda33uhkisqqbh3hemtwkyk">
+      <w:hyperlink w:history="1" r:id="rIdhrm4f0uuy3vsojpdp5bfy">
         <w:r>
           <w:rPr>
             <w:rStyle w:val="Hyperlink"/>
@@ -1607,7 +1607,7 @@
       <w:r>
         <w:t xml:space="preserve"> — modifié — </w:t>
       </w:r>
-      <w:hyperlink w:history="1" r:id="rId-5tcmvhxrfq86eaokhfnb">
+      <w:hyperlink w:history="1" r:id="rId0vdvesatekb9uycycyyv2">
         <w:r>
           <w:rPr>
             <w:rStyle w:val="Hyperlink"/>
@@ -1636,7 +1636,7 @@
       <w:r>
         <w:t xml:space="preserve"> — modifié — </w:t>
       </w:r>
-      <w:hyperlink w:history="1" r:id="rIdk8v6vukelcnqkmxsgolo7">
+      <w:hyperlink w:history="1" r:id="rIdtq6qh0cne9zwa8fhguzu7">
         <w:r>
           <w:rPr>
             <w:rStyle w:val="Hyperlink"/>
@@ -1665,7 +1665,7 @@
       <w:r>
         <w:t xml:space="preserve"> — modifié — </w:t>
       </w:r>
-      <w:hyperlink w:history="1" r:id="rIdnnhgc8muxyrartzb4bg3k">
+      <w:hyperlink w:history="1" r:id="rIduvgr8krl-qd_4w2u3s4et">
         <w:r>
           <w:rPr>
             <w:rStyle w:val="Hyperlink"/>
@@ -1694,7 +1694,7 @@
       <w:r>
         <w:t xml:space="preserve"> — modifié — </w:t>
       </w:r>
-      <w:hyperlink w:history="1" r:id="rIdqldhtwoq__s8okknmhd_y">
+      <w:hyperlink w:history="1" r:id="rIdpkljznradmg5vxku4m9a5">
         <w:r>
           <w:rPr>
             <w:rStyle w:val="Hyperlink"/>
@@ -1723,7 +1723,7 @@
       <w:r>
         <w:t xml:space="preserve"> — modifié — </w:t>
       </w:r>
-      <w:hyperlink w:history="1" r:id="rIdx_vy10ugja4nih_445x5l">
+      <w:hyperlink w:history="1" r:id="rIdxuiohsfm8wki_bewdhbwk">
         <w:r>
           <w:rPr>
             <w:rStyle w:val="Hyperlink"/>
@@ -1752,7 +1752,7 @@
       <w:r>
         <w:t xml:space="preserve"> — modifié — </w:t>
       </w:r>
-      <w:hyperlink w:history="1" r:id="rIdo6xzcutxd2-vghq-jr_de">
+      <w:hyperlink w:history="1" r:id="rIdgukdavhizzyqpzeubzgkg">
         <w:r>
           <w:rPr>
             <w:rStyle w:val="Hyperlink"/>
@@ -1781,7 +1781,7 @@
       <w:r>
         <w:t xml:space="preserve"> — modifié — </w:t>
       </w:r>
-      <w:hyperlink w:history="1" r:id="rIdzjihvi6f-37jopclmmreg">
+      <w:hyperlink w:history="1" r:id="rIdbyjjjj93l9r4cknhs3s6d">
         <w:r>
           <w:rPr>
             <w:rStyle w:val="Hyperlink"/>
@@ -1818,7 +1818,7 @@
       <w:r>
         <w:t xml:space="preserve"> — modifié — </w:t>
       </w:r>
-      <w:hyperlink w:history="1" r:id="rIdtcvx1zwcwrkm1v3n2p_kc">
+      <w:hyperlink w:history="1" r:id="rIdpjvnnneme2fzmzeq1bn9v">
         <w:r>
           <w:rPr>
             <w:rStyle w:val="Hyperlink"/>
@@ -1847,7 +1847,7 @@
       <w:r>
         <w:t xml:space="preserve"> — modifié — </w:t>
       </w:r>
-      <w:hyperlink w:history="1" r:id="rId0wo66ptxa0n8g7rxj-qxw">
+      <w:hyperlink w:history="1" r:id="rId_my3brkc6bmyzsheqo_dv">
         <w:r>
           <w:rPr>
             <w:rStyle w:val="Hyperlink"/>
@@ -1876,7 +1876,7 @@
       <w:r>
         <w:t xml:space="preserve"> — modifié — </w:t>
       </w:r>
-      <w:hyperlink w:history="1" r:id="rId7mxsl3uqxqgpqoryvndw5">
+      <w:hyperlink w:history="1" r:id="rIdqfb1ymgmgkmnjl9ji9fiu">
         <w:r>
           <w:rPr>
             <w:rStyle w:val="Hyperlink"/>
@@ -1905,7 +1905,7 @@
       <w:r>
         <w:t xml:space="preserve"> — modifié — </w:t>
       </w:r>
-      <w:hyperlink w:history="1" r:id="rIdt1fvpank5mjg8y-77p0mz">
+      <w:hyperlink w:history="1" r:id="rIdhsjjn1ujla5ckivner2r7">
         <w:r>
           <w:rPr>
             <w:rStyle w:val="Hyperlink"/>
@@ -1934,7 +1934,7 @@
       <w:r>
         <w:t xml:space="preserve"> — modifié — </w:t>
       </w:r>
-      <w:hyperlink w:history="1" r:id="rIdwtqxy7b4b83cln_rtx8ii">
+      <w:hyperlink w:history="1" r:id="rId1cxpcmg_smfqbj1m3ozbi">
         <w:r>
           <w:rPr>
             <w:rStyle w:val="Hyperlink"/>
@@ -1963,7 +1963,7 @@
       <w:r>
         <w:t xml:space="preserve"> — modifié — </w:t>
       </w:r>
-      <w:hyperlink w:history="1" r:id="rIdkqdssqg9vu3mjlszd_thq">
+      <w:hyperlink w:history="1" r:id="rIdmav1op2j_l6vsxn0rz_o7">
         <w:r>
           <w:rPr>
             <w:rStyle w:val="Hyperlink"/>
@@ -1992,7 +1992,7 @@
       <w:r>
         <w:t xml:space="preserve"> — modifié — </w:t>
       </w:r>
-      <w:hyperlink w:history="1" r:id="rIdzgar5yegu7hkgme7pba5_">
+      <w:hyperlink w:history="1" r:id="rIdbpenqwlxgkgwtc0ogv5qw">
         <w:r>
           <w:rPr>
             <w:rStyle w:val="Hyperlink"/>
@@ -2021,7 +2021,7 @@
       <w:r>
         <w:t xml:space="preserve"> — modifié — </w:t>
       </w:r>
-      <w:hyperlink w:history="1" r:id="rIdk-mnwdg0njauv4vjkmwrc">
+      <w:hyperlink w:history="1" r:id="rIdelbo-6qtof7tjou_xxm6w">
         <w:r>
           <w:rPr>
             <w:rStyle w:val="Hyperlink"/>
@@ -2050,7 +2050,7 @@
       <w:r>
         <w:t xml:space="preserve"> — modifié — </w:t>
       </w:r>
-      <w:hyperlink w:history="1" r:id="rId-uldzgkfpaf42ekbd4gje">
+      <w:hyperlink w:history="1" r:id="rIdq2f0ckmoo3flhqxiu4t4s">
         <w:r>
           <w:rPr>
             <w:rStyle w:val="Hyperlink"/>
@@ -2079,7 +2079,7 @@
       <w:r>
         <w:t xml:space="preserve"> — modifié — </w:t>
       </w:r>
-      <w:hyperlink w:history="1" r:id="rIdjg-no8jxwcmkrdwesgdgp">
+      <w:hyperlink w:history="1" r:id="rIdd_rn47lgwpt3dtkvyybd3">
         <w:r>
           <w:rPr>
             <w:rStyle w:val="Hyperlink"/>
@@ -2108,7 +2108,7 @@
       <w:r>
         <w:t xml:space="preserve"> — modifié — </w:t>
       </w:r>
-      <w:hyperlink w:history="1" r:id="rIdxtesczkukj--31b6o7pcs">
+      <w:hyperlink w:history="1" r:id="rIdviwjaevjuclid86vefre-">
         <w:r>
           <w:rPr>
             <w:rStyle w:val="Hyperlink"/>
@@ -2145,7 +2145,7 @@
       <w:r>
         <w:t xml:space="preserve"> — créé — </w:t>
       </w:r>
-      <w:hyperlink w:history="1" r:id="rIdk-jqctewilqkntkqttjpl">
+      <w:hyperlink w:history="1" r:id="rIdhqv3ay6ldwn8qegbb5fbk">
         <w:r>
           <w:rPr>
             <w:rStyle w:val="Hyperlink"/>
@@ -2174,7 +2174,7 @@
       <w:r>
         <w:t xml:space="preserve"> — modifié — </w:t>
       </w:r>
-      <w:hyperlink w:history="1" r:id="rIds8psqslkxg8iosmnpcgsw">
+      <w:hyperlink w:history="1" r:id="rIdxptmwvwk9xddmhmpgntmn">
         <w:r>
           <w:rPr>
             <w:rStyle w:val="Hyperlink"/>
@@ -2203,7 +2203,7 @@
       <w:r>
         <w:t xml:space="preserve"> — modifié — </w:t>
       </w:r>
-      <w:hyperlink w:history="1" r:id="rIdrzrogol-ls4oc847y8cvd">
+      <w:hyperlink w:history="1" r:id="rIdcfdp1ozd35b5jjpuso8p_">
         <w:r>
           <w:rPr>
             <w:rStyle w:val="Hyperlink"/>
@@ -2232,7 +2232,7 @@
       <w:r>
         <w:t xml:space="preserve"> — modifié — </w:t>
       </w:r>
-      <w:hyperlink w:history="1" r:id="rIdxeu57wd7sa-pfxh9qrkkw">
+      <w:hyperlink w:history="1" r:id="rIdijiom9yvabva9hbisxiw7">
         <w:r>
           <w:rPr>
             <w:rStyle w:val="Hyperlink"/>
@@ -2261,7 +2261,7 @@
       <w:r>
         <w:t xml:space="preserve"> — modifié — </w:t>
       </w:r>
-      <w:hyperlink w:history="1" r:id="rIdvt1ozfp21wlmsxvldfave">
+      <w:hyperlink w:history="1" r:id="rIdlfyjbvu9y416l-jbrszph">
         <w:r>
           <w:rPr>
             <w:rStyle w:val="Hyperlink"/>
@@ -2290,7 +2290,7 @@
       <w:r>
         <w:t xml:space="preserve"> — modifié — </w:t>
       </w:r>
-      <w:hyperlink w:history="1" r:id="rIdnoclkfi4a8ps9g-ap36ts">
+      <w:hyperlink w:history="1" r:id="rId27d78dx0zmw4rg4ljl8lr">
         <w:r>
           <w:rPr>
             <w:rStyle w:val="Hyperlink"/>
@@ -2319,7 +2319,7 @@
       <w:r>
         <w:t xml:space="preserve"> — modifié — </w:t>
       </w:r>
-      <w:hyperlink w:history="1" r:id="rId5kkzi0zxi1dpcbphl9ltk">
+      <w:hyperlink w:history="1" r:id="rIdqfzi8ysovylw9qsoip9od">
         <w:r>
           <w:rPr>
             <w:rStyle w:val="Hyperlink"/>
@@ -2348,7 +2348,7 @@
       <w:r>
         <w:t xml:space="preserve"> — modifié — </w:t>
       </w:r>
-      <w:hyperlink w:history="1" r:id="rIdwkg-sfdnzmogm7xlloii-">
+      <w:hyperlink w:history="1" r:id="rIdlabas9c9krvveibdgbvlw">
         <w:r>
           <w:rPr>
             <w:rStyle w:val="Hyperlink"/>
@@ -2377,7 +2377,7 @@
       <w:r>
         <w:t xml:space="preserve"> — modifié — </w:t>
       </w:r>
-      <w:hyperlink w:history="1" r:id="rId1zibrad7uekaj4l_qjb1c">
+      <w:hyperlink w:history="1" r:id="rIdd3sceahhnsxrc1-1jkptv">
         <w:r>
           <w:rPr>
             <w:rStyle w:val="Hyperlink"/>
@@ -2406,7 +2406,7 @@
       <w:r>
         <w:t xml:space="preserve"> — modifié — </w:t>
       </w:r>
-      <w:hyperlink w:history="1" r:id="rIdq38ii3wicgprj369aapew">
+      <w:hyperlink w:history="1" r:id="rId5mkha5nnj1va1qscxikfc">
         <w:r>
           <w:rPr>
             <w:rStyle w:val="Hyperlink"/>
@@ -2435,7 +2435,7 @@
       <w:r>
         <w:t xml:space="preserve"> — modifié — </w:t>
       </w:r>
-      <w:hyperlink w:history="1" r:id="rIdci3er6peq8b_vbiqw7qft">
+      <w:hyperlink w:history="1" r:id="rIdliv1xoh8awjfnaewpfpp7">
         <w:r>
           <w:rPr>
             <w:rStyle w:val="Hyperlink"/>
@@ -2464,7 +2464,7 @@
       <w:r>
         <w:t xml:space="preserve"> — modifié — </w:t>
       </w:r>
-      <w:hyperlink w:history="1" r:id="rIdlpacdr7_qs_mszbkhmghl">
+      <w:hyperlink w:history="1" r:id="rIdrtvrzz7ubqmnkufcuurjq">
         <w:r>
           <w:rPr>
             <w:rStyle w:val="Hyperlink"/>
@@ -2493,7 +2493,7 @@
       <w:r>
         <w:t xml:space="preserve"> — modifié — </w:t>
       </w:r>
-      <w:hyperlink w:history="1" r:id="rId43hvbtuq9tu6gzeifeyqc">
+      <w:hyperlink w:history="1" r:id="rIduqubtmfztxgqqpcs7zefj">
         <w:r>
           <w:rPr>
             <w:rStyle w:val="Hyperlink"/>
@@ -2522,7 +2522,7 @@
       <w:r>
         <w:t xml:space="preserve"> — modifié — </w:t>
       </w:r>
-      <w:hyperlink w:history="1" r:id="rIdfjdec7cul9sjz3fdrrnha">
+      <w:hyperlink w:history="1" r:id="rIdqqd6bhdbqe5vsbvmioki_">
         <w:r>
           <w:rPr>
             <w:rStyle w:val="Hyperlink"/>
@@ -2551,7 +2551,7 @@
       <w:r>
         <w:t xml:space="preserve"> — modifié — </w:t>
       </w:r>
-      <w:hyperlink w:history="1" r:id="rIdm8qmjjcpctnsaps8s_wse">
+      <w:hyperlink w:history="1" r:id="rIdqpsvw89keqsgp70fzylgz">
         <w:r>
           <w:rPr>
             <w:rStyle w:val="Hyperlink"/>
@@ -2580,7 +2580,7 @@
       <w:r>
         <w:t xml:space="preserve"> — modifié — </w:t>
       </w:r>
-      <w:hyperlink w:history="1" r:id="rIdj0qem5qmqzo9m7xbdyefj">
+      <w:hyperlink w:history="1" r:id="rIdqfz5s2uhmrshgqewsijee">
         <w:r>
           <w:rPr>
             <w:rStyle w:val="Hyperlink"/>
@@ -2609,7 +2609,7 @@
       <w:r>
         <w:t xml:space="preserve"> — modifié — </w:t>
       </w:r>
-      <w:hyperlink w:history="1" r:id="rIdhbzrpt9vsxwzfnnj5dpgq">
+      <w:hyperlink w:history="1" r:id="rIdbtn7mrotp_ib6d4-rhjmk">
         <w:r>
           <w:rPr>
             <w:rStyle w:val="Hyperlink"/>
@@ -2638,7 +2638,7 @@
       <w:r>
         <w:t xml:space="preserve"> — modifié — </w:t>
       </w:r>
-      <w:hyperlink w:history="1" r:id="rId9qegxn8blgr9uhuhm_xw3">
+      <w:hyperlink w:history="1" r:id="rIdmju2wiq4qtwnijey-yood">
         <w:r>
           <w:rPr>
             <w:rStyle w:val="Hyperlink"/>
@@ -2667,7 +2667,7 @@
       <w:r>
         <w:t xml:space="preserve"> — modifié — </w:t>
       </w:r>
-      <w:hyperlink w:history="1" r:id="rIdzf36l9s-peftd0v7fvodu">
+      <w:hyperlink w:history="1" r:id="rIdfupevrhdxtjq_76ktsbh3">
         <w:r>
           <w:rPr>
             <w:rStyle w:val="Hyperlink"/>
@@ -2696,7 +2696,7 @@
       <w:r>
         <w:t xml:space="preserve"> — modifié — </w:t>
       </w:r>
-      <w:hyperlink w:history="1" r:id="rIdjvzytktogev1t4jlpacph">
+      <w:hyperlink w:history="1" r:id="rIdwr0lsdmh_svuqpho8miye">
         <w:r>
           <w:rPr>
             <w:rStyle w:val="Hyperlink"/>
@@ -2725,7 +2725,7 @@
       <w:r>
         <w:t xml:space="preserve"> — modifié — </w:t>
       </w:r>
-      <w:hyperlink w:history="1" r:id="rId12avn7gwx9_quxkf1lyn4">
+      <w:hyperlink w:history="1" r:id="rId7nxmgzw8t_7dyqvapizgv">
         <w:r>
           <w:rPr>
             <w:rStyle w:val="Hyperlink"/>
@@ -2754,7 +2754,7 @@
       <w:r>
         <w:t xml:space="preserve"> — modifié — </w:t>
       </w:r>
-      <w:hyperlink w:history="1" r:id="rIdohqlgyafw8helbtes_xxm">
+      <w:hyperlink w:history="1" r:id="rIdtqigpzikzgyzjbjxubd0z">
         <w:r>
           <w:rPr>
             <w:rStyle w:val="Hyperlink"/>
@@ -2783,7 +2783,7 @@
       <w:r>
         <w:t xml:space="preserve"> — modifié — </w:t>
       </w:r>
-      <w:hyperlink w:history="1" r:id="rIdxl9t-v-sf-d-lqedsgype">
+      <w:hyperlink w:history="1" r:id="rIdr_ryqctmpja4js4zest_5">
         <w:r>
           <w:rPr>
             <w:rStyle w:val="Hyperlink"/>
@@ -2820,7 +2820,7 @@
       <w:r>
         <w:t xml:space="preserve"> — modifié — </w:t>
       </w:r>
-      <w:hyperlink w:history="1" r:id="rIdybe-zejeuuatsjfaiv9by">
+      <w:hyperlink w:history="1" r:id="rIdr9lcgf9sjjqwy4nmtlndj">
         <w:r>
           <w:rPr>
             <w:rStyle w:val="Hyperlink"/>
@@ -2849,7 +2849,7 @@
       <w:r>
         <w:t xml:space="preserve"> — modifié — </w:t>
       </w:r>
-      <w:hyperlink w:history="1" r:id="rId90_xyihc5gp9kdrcc4t6z">
+      <w:hyperlink w:history="1" r:id="rId8razu1nutgcnty3orsyxr">
         <w:r>
           <w:rPr>
             <w:rStyle w:val="Hyperlink"/>

--- a/docs/developpement/phases/word/PHASE_33_CAISSE_AUTOMATIQUE_SELON_LA_DATE_CLOTURE_PAR_LE_DIRECTEUR_EVENEMENT_PA.docx
+++ b/docs/developpement/phases/word/PHASE_33_CAISSE_AUTOMATIQUE_SELON_LA_DATE_CLOTURE_PAR_LE_DIRECTEUR_EVENEMENT_PA.docx
@@ -20,7 +20,7 @@
       <w:r>
         <w:t xml:space="preserve">FlaiX Expert · dossier de développement · généré le 2026-10-19 depuis le dépôt </w:t>
       </w:r>
-      <w:hyperlink w:history="1" r:id="rIdqbfhj7c_drzyvxkck0irc">
+      <w:hyperlink w:history="1" r:id="rIdfbqgqy2odgh5elafiebru">
         <w:r>
           <w:rPr>
             <w:rStyle w:val="Hyperlink"/>
@@ -827,7 +827,7 @@
           <w:numId w:val="3"/>
         </w:numPr>
       </w:pPr>
-      <w:hyperlink w:history="1" r:id="rIdvdsqvak4ig9y5hm25uls7">
+      <w:hyperlink w:history="1" r:id="rIdp4yustwmb5lbvijr3t5xs">
         <w:r>
           <w:rPr>
             <w:rStyle w:val="Hyperlink"/>
@@ -847,7 +847,7 @@
           <w:numId w:val="3"/>
         </w:numPr>
       </w:pPr>
-      <w:hyperlink w:history="1" r:id="rIdyacbxv6s3mejuzjtsrt_g">
+      <w:hyperlink w:history="1" r:id="rIdtf-xcdq2sqqqrozib4ss5">
         <w:r>
           <w:rPr>
             <w:rStyle w:val="Hyperlink"/>
@@ -895,7 +895,7 @@
       <w:r>
         <w:t xml:space="preserve"> — créé — </w:t>
       </w:r>
-      <w:hyperlink w:history="1" r:id="rIduoyg-4biesc6w62mrnuln">
+      <w:hyperlink w:history="1" r:id="rIdpggdgvxy6xpboa7q8cdf1">
         <w:r>
           <w:rPr>
             <w:rStyle w:val="Hyperlink"/>
@@ -932,7 +932,7 @@
       <w:r>
         <w:t xml:space="preserve"> — créé — </w:t>
       </w:r>
-      <w:hyperlink w:history="1" r:id="rIddyywp2acv5yqzlsg8pl3h">
+      <w:hyperlink w:history="1" r:id="rIdbjqrupch1ucfdzi_3ctqw">
         <w:r>
           <w:rPr>
             <w:rStyle w:val="Hyperlink"/>
@@ -961,7 +961,7 @@
       <w:r>
         <w:t xml:space="preserve"> — modifié — </w:t>
       </w:r>
-      <w:hyperlink w:history="1" r:id="rIdnvzkm671idnwrbgx2tzs_">
+      <w:hyperlink w:history="1" r:id="rIdmghu1hatjhmubbq3bjd9b">
         <w:r>
           <w:rPr>
             <w:rStyle w:val="Hyperlink"/>
@@ -990,7 +990,7 @@
       <w:r>
         <w:t xml:space="preserve"> — modifié — </w:t>
       </w:r>
-      <w:hyperlink w:history="1" r:id="rIdksrraxqmgmaix2f7-hi-k">
+      <w:hyperlink w:history="1" r:id="rIdochv3cn2dr2idd56bsrrx">
         <w:r>
           <w:rPr>
             <w:rStyle w:val="Hyperlink"/>
@@ -1019,7 +1019,7 @@
       <w:r>
         <w:t xml:space="preserve"> — modifié — </w:t>
       </w:r>
-      <w:hyperlink w:history="1" r:id="rIdvgignxhgqkqefau3d4bhj">
+      <w:hyperlink w:history="1" r:id="rIdemsuue33yytslsixvjwtt">
         <w:r>
           <w:rPr>
             <w:rStyle w:val="Hyperlink"/>
@@ -1048,7 +1048,7 @@
       <w:r>
         <w:t xml:space="preserve"> — modifié — </w:t>
       </w:r>
-      <w:hyperlink w:history="1" r:id="rIdd85ddtmhczywmy25si5be">
+      <w:hyperlink w:history="1" r:id="rIdk6e3iirswwwmsgf1buw-x">
         <w:r>
           <w:rPr>
             <w:rStyle w:val="Hyperlink"/>
@@ -1077,7 +1077,7 @@
       <w:r>
         <w:t xml:space="preserve"> — modifié — </w:t>
       </w:r>
-      <w:hyperlink w:history="1" r:id="rIdue3jjfloyta4rqxuhek-b">
+      <w:hyperlink w:history="1" r:id="rId0tqjavc2xub3zgblchffb">
         <w:r>
           <w:rPr>
             <w:rStyle w:val="Hyperlink"/>
@@ -1106,7 +1106,7 @@
       <w:r>
         <w:t xml:space="preserve"> — modifié — </w:t>
       </w:r>
-      <w:hyperlink w:history="1" r:id="rIdwlk0frtx3a34zaaah6sya">
+      <w:hyperlink w:history="1" r:id="rIdenowhyezc5vmxbqnl5d4c">
         <w:r>
           <w:rPr>
             <w:rStyle w:val="Hyperlink"/>
@@ -1135,7 +1135,7 @@
       <w:r>
         <w:t xml:space="preserve"> — modifié — </w:t>
       </w:r>
-      <w:hyperlink w:history="1" r:id="rId6mz9ibmld1exfwq0x4e1t">
+      <w:hyperlink w:history="1" r:id="rIdzce0-uohqa9ibyiv_dwd3">
         <w:r>
           <w:rPr>
             <w:rStyle w:val="Hyperlink"/>
@@ -1164,7 +1164,7 @@
       <w:r>
         <w:t xml:space="preserve"> — modifié — </w:t>
       </w:r>
-      <w:hyperlink w:history="1" r:id="rId9duuk8ckpth8qwolirkij">
+      <w:hyperlink w:history="1" r:id="rIdfkzbbnvzfn_yykk-kj9fl">
         <w:r>
           <w:rPr>
             <w:rStyle w:val="Hyperlink"/>
@@ -1193,7 +1193,7 @@
       <w:r>
         <w:t xml:space="preserve"> — modifié — </w:t>
       </w:r>
-      <w:hyperlink w:history="1" r:id="rIdopgxoueysobspt1fknrvp">
+      <w:hyperlink w:history="1" r:id="rId9f9bv9ffsdniqaiaptyrp">
         <w:r>
           <w:rPr>
             <w:rStyle w:val="Hyperlink"/>
@@ -1222,7 +1222,7 @@
       <w:r>
         <w:t xml:space="preserve"> — modifié — </w:t>
       </w:r>
-      <w:hyperlink w:history="1" r:id="rIdkemg-o9zf_pyxgpavkedb">
+      <w:hyperlink w:history="1" r:id="rIdnt0q6gsp5376ncsvg_sqh">
         <w:r>
           <w:rPr>
             <w:rStyle w:val="Hyperlink"/>
@@ -1251,7 +1251,7 @@
       <w:r>
         <w:t xml:space="preserve"> — modifié — </w:t>
       </w:r>
-      <w:hyperlink w:history="1" r:id="rIdfrrnuuotq09d6lknj_ids">
+      <w:hyperlink w:history="1" r:id="rIdutkbjyf-xsuym26jg6w99">
         <w:r>
           <w:rPr>
             <w:rStyle w:val="Hyperlink"/>
@@ -1280,7 +1280,7 @@
       <w:r>
         <w:t xml:space="preserve"> — modifié — </w:t>
       </w:r>
-      <w:hyperlink w:history="1" r:id="rIdmlumrelhnvgvaaulmxnik">
+      <w:hyperlink w:history="1" r:id="rIdt9vxenzbkrdck906a3kve">
         <w:r>
           <w:rPr>
             <w:rStyle w:val="Hyperlink"/>
@@ -1309,7 +1309,7 @@
       <w:r>
         <w:t xml:space="preserve"> — modifié — </w:t>
       </w:r>
-      <w:hyperlink w:history="1" r:id="rIdm0owapavjcqz23psnraw4">
+      <w:hyperlink w:history="1" r:id="rIdsdxiozvkfcjy9gwu0fjuq">
         <w:r>
           <w:rPr>
             <w:rStyle w:val="Hyperlink"/>
@@ -1338,7 +1338,7 @@
       <w:r>
         <w:t xml:space="preserve"> — créé — </w:t>
       </w:r>
-      <w:hyperlink w:history="1" r:id="rIdgufql9_zyuwf0bhehhx_h">
+      <w:hyperlink w:history="1" r:id="rIdwgnjuufsyrasexcxsu913">
         <w:r>
           <w:rPr>
             <w:rStyle w:val="Hyperlink"/>
@@ -1367,7 +1367,7 @@
       <w:r>
         <w:t xml:space="preserve"> — modifié — </w:t>
       </w:r>
-      <w:hyperlink w:history="1" r:id="rIdvc7th_b4l3gblsruf2znp">
+      <w:hyperlink w:history="1" r:id="rId94itjt00cicdtdh4akk6u">
         <w:r>
           <w:rPr>
             <w:rStyle w:val="Hyperlink"/>
@@ -1396,7 +1396,7 @@
       <w:r>
         <w:t xml:space="preserve"> — modifié — </w:t>
       </w:r>
-      <w:hyperlink w:history="1" r:id="rIdzdbeie_9matkln_vdf3cz">
+      <w:hyperlink w:history="1" r:id="rIdyelvolf2k7vs--2qjo0_h">
         <w:r>
           <w:rPr>
             <w:rStyle w:val="Hyperlink"/>
@@ -1433,7 +1433,7 @@
       <w:r>
         <w:t xml:space="preserve"> — créé — </w:t>
       </w:r>
-      <w:hyperlink w:history="1" r:id="rIdy8gjvqtvhdfsa_pjisjxf">
+      <w:hyperlink w:history="1" r:id="rIddyqto3zwfqiqujm_ex1x9">
         <w:r>
           <w:rPr>
             <w:rStyle w:val="Hyperlink"/>
@@ -1462,7 +1462,7 @@
       <w:r>
         <w:t xml:space="preserve"> — modifié — </w:t>
       </w:r>
-      <w:hyperlink w:history="1" r:id="rId5ucovb0wsaoxgkqg4hnat">
+      <w:hyperlink w:history="1" r:id="rIdslnoffix1lqmb5gipimqb">
         <w:r>
           <w:rPr>
             <w:rStyle w:val="Hyperlink"/>
@@ -1491,7 +1491,7 @@
       <w:r>
         <w:t xml:space="preserve"> — modifié — </w:t>
       </w:r>
-      <w:hyperlink w:history="1" r:id="rIdyl7ilvodaixs0v4m22tyv">
+      <w:hyperlink w:history="1" r:id="rIdxf400c-apjacld9clt3z9">
         <w:r>
           <w:rPr>
             <w:rStyle w:val="Hyperlink"/>
@@ -1520,7 +1520,7 @@
       <w:r>
         <w:t xml:space="preserve"> — modifié — </w:t>
       </w:r>
-      <w:hyperlink w:history="1" r:id="rIdwkzjgeo4ixfxxleosj8rr">
+      <w:hyperlink w:history="1" r:id="rIdrsim20n5zsi-ev8pxdg7s">
         <w:r>
           <w:rPr>
             <w:rStyle w:val="Hyperlink"/>
@@ -1549,7 +1549,7 @@
       <w:r>
         <w:t xml:space="preserve"> — modifié — </w:t>
       </w:r>
-      <w:hyperlink w:history="1" r:id="rIdflhkbjmzxrbsivdmowdr4">
+      <w:hyperlink w:history="1" r:id="rId1fbhmenfytbpvnusjlhuy">
         <w:r>
           <w:rPr>
             <w:rStyle w:val="Hyperlink"/>
@@ -1578,7 +1578,7 @@
       <w:r>
         <w:t xml:space="preserve"> — modifié — </w:t>
       </w:r>
-      <w:hyperlink w:history="1" r:id="rIdhrm4f0uuy3vsojpdp5bfy">
+      <w:hyperlink w:history="1" r:id="rIdmukqjfcv7_yutbfsgozfe">
         <w:r>
           <w:rPr>
             <w:rStyle w:val="Hyperlink"/>
@@ -1607,7 +1607,7 @@
       <w:r>
         <w:t xml:space="preserve"> — modifié — </w:t>
       </w:r>
-      <w:hyperlink w:history="1" r:id="rId0vdvesatekb9uycycyyv2">
+      <w:hyperlink w:history="1" r:id="rIdd1ir82zfal5b0xbovrtf1">
         <w:r>
           <w:rPr>
             <w:rStyle w:val="Hyperlink"/>
@@ -1636,7 +1636,7 @@
       <w:r>
         <w:t xml:space="preserve"> — modifié — </w:t>
       </w:r>
-      <w:hyperlink w:history="1" r:id="rIdtq6qh0cne9zwa8fhguzu7">
+      <w:hyperlink w:history="1" r:id="rIdpbchdycupket4puoljkdf">
         <w:r>
           <w:rPr>
             <w:rStyle w:val="Hyperlink"/>
@@ -1665,7 +1665,7 @@
       <w:r>
         <w:t xml:space="preserve"> — modifié — </w:t>
       </w:r>
-      <w:hyperlink w:history="1" r:id="rIduvgr8krl-qd_4w2u3s4et">
+      <w:hyperlink w:history="1" r:id="rIdauawqqeg5sdvfo_odcr8o">
         <w:r>
           <w:rPr>
             <w:rStyle w:val="Hyperlink"/>
@@ -1694,7 +1694,7 @@
       <w:r>
         <w:t xml:space="preserve"> — modifié — </w:t>
       </w:r>
-      <w:hyperlink w:history="1" r:id="rIdpkljznradmg5vxku4m9a5">
+      <w:hyperlink w:history="1" r:id="rIdy_agcxu0i-8erpcfex7k9">
         <w:r>
           <w:rPr>
             <w:rStyle w:val="Hyperlink"/>
@@ -1723,7 +1723,7 @@
       <w:r>
         <w:t xml:space="preserve"> — modifié — </w:t>
       </w:r>
-      <w:hyperlink w:history="1" r:id="rIdxuiohsfm8wki_bewdhbwk">
+      <w:hyperlink w:history="1" r:id="rIdpl4mdv5a-eqax9a7embkq">
         <w:r>
           <w:rPr>
             <w:rStyle w:val="Hyperlink"/>
@@ -1752,7 +1752,7 @@
       <w:r>
         <w:t xml:space="preserve"> — modifié — </w:t>
       </w:r>
-      <w:hyperlink w:history="1" r:id="rIdgukdavhizzyqpzeubzgkg">
+      <w:hyperlink w:history="1" r:id="rIdk-_d7izf4oceqoguzbcjg">
         <w:r>
           <w:rPr>
             <w:rStyle w:val="Hyperlink"/>
@@ -1781,7 +1781,7 @@
       <w:r>
         <w:t xml:space="preserve"> — modifié — </w:t>
       </w:r>
-      <w:hyperlink w:history="1" r:id="rIdbyjjjj93l9r4cknhs3s6d">
+      <w:hyperlink w:history="1" r:id="rIdwg4s1ndhr4j801jtd4ox0">
         <w:r>
           <w:rPr>
             <w:rStyle w:val="Hyperlink"/>
@@ -1818,7 +1818,7 @@
       <w:r>
         <w:t xml:space="preserve"> — modifié — </w:t>
       </w:r>
-      <w:hyperlink w:history="1" r:id="rIdpjvnnneme2fzmzeq1bn9v">
+      <w:hyperlink w:history="1" r:id="rIdq-cr3ciyeielky6ih3th4">
         <w:r>
           <w:rPr>
             <w:rStyle w:val="Hyperlink"/>
@@ -1847,7 +1847,7 @@
       <w:r>
         <w:t xml:space="preserve"> — modifié — </w:t>
       </w:r>
-      <w:hyperlink w:history="1" r:id="rId_my3brkc6bmyzsheqo_dv">
+      <w:hyperlink w:history="1" r:id="rIdss6qw-vaageztar9llxi6">
         <w:r>
           <w:rPr>
             <w:rStyle w:val="Hyperlink"/>
@@ -1876,7 +1876,7 @@
       <w:r>
         <w:t xml:space="preserve"> — modifié — </w:t>
       </w:r>
-      <w:hyperlink w:history="1" r:id="rIdqfb1ymgmgkmnjl9ji9fiu">
+      <w:hyperlink w:history="1" r:id="rIdyhexbwynj_l1ywi5q7cew">
         <w:r>
           <w:rPr>
             <w:rStyle w:val="Hyperlink"/>
@@ -1905,7 +1905,7 @@
       <w:r>
         <w:t xml:space="preserve"> — modifié — </w:t>
       </w:r>
-      <w:hyperlink w:history="1" r:id="rIdhsjjn1ujla5ckivner2r7">
+      <w:hyperlink w:history="1" r:id="rIdwphqf0tbqr5g8jv9l_xlc">
         <w:r>
           <w:rPr>
             <w:rStyle w:val="Hyperlink"/>
@@ -1934,7 +1934,7 @@
       <w:r>
         <w:t xml:space="preserve"> — modifié — </w:t>
       </w:r>
-      <w:hyperlink w:history="1" r:id="rId1cxpcmg_smfqbj1m3ozbi">
+      <w:hyperlink w:history="1" r:id="rIdde1ej17npjmtcow-wqhab">
         <w:r>
           <w:rPr>
             <w:rStyle w:val="Hyperlink"/>
@@ -1963,7 +1963,7 @@
       <w:r>
         <w:t xml:space="preserve"> — modifié — </w:t>
       </w:r>
-      <w:hyperlink w:history="1" r:id="rIdmav1op2j_l6vsxn0rz_o7">
+      <w:hyperlink w:history="1" r:id="rId29v2sjhtmmd-kihxxeeul">
         <w:r>
           <w:rPr>
             <w:rStyle w:val="Hyperlink"/>
@@ -1992,7 +1992,7 @@
       <w:r>
         <w:t xml:space="preserve"> — modifié — </w:t>
       </w:r>
-      <w:hyperlink w:history="1" r:id="rIdbpenqwlxgkgwtc0ogv5qw">
+      <w:hyperlink w:history="1" r:id="rIdbxjyolvrm0znekp_6kpi3">
         <w:r>
           <w:rPr>
             <w:rStyle w:val="Hyperlink"/>
@@ -2021,7 +2021,7 @@
       <w:r>
         <w:t xml:space="preserve"> — modifié — </w:t>
       </w:r>
-      <w:hyperlink w:history="1" r:id="rIdelbo-6qtof7tjou_xxm6w">
+      <w:hyperlink w:history="1" r:id="rIdvbwpakuurfkwphylvufns">
         <w:r>
           <w:rPr>
             <w:rStyle w:val="Hyperlink"/>
@@ -2050,7 +2050,7 @@
       <w:r>
         <w:t xml:space="preserve"> — modifié — </w:t>
       </w:r>
-      <w:hyperlink w:history="1" r:id="rIdq2f0ckmoo3flhqxiu4t4s">
+      <w:hyperlink w:history="1" r:id="rIdmjmj1zhemmvvfc0lmumer">
         <w:r>
           <w:rPr>
             <w:rStyle w:val="Hyperlink"/>
@@ -2079,7 +2079,7 @@
       <w:r>
         <w:t xml:space="preserve"> — modifié — </w:t>
       </w:r>
-      <w:hyperlink w:history="1" r:id="rIdd_rn47lgwpt3dtkvyybd3">
+      <w:hyperlink w:history="1" r:id="rIdpngriwvwihtw3adm2pwnu">
         <w:r>
           <w:rPr>
             <w:rStyle w:val="Hyperlink"/>
@@ -2108,7 +2108,7 @@
       <w:r>
         <w:t xml:space="preserve"> — modifié — </w:t>
       </w:r>
-      <w:hyperlink w:history="1" r:id="rIdviwjaevjuclid86vefre-">
+      <w:hyperlink w:history="1" r:id="rIdjhjahyo2zdrzjjvzouqyu">
         <w:r>
           <w:rPr>
             <w:rStyle w:val="Hyperlink"/>
@@ -2145,7 +2145,7 @@
       <w:r>
         <w:t xml:space="preserve"> — créé — </w:t>
       </w:r>
-      <w:hyperlink w:history="1" r:id="rIdhqv3ay6ldwn8qegbb5fbk">
+      <w:hyperlink w:history="1" r:id="rIddhbqtty0x05oru9ux8g8g">
         <w:r>
           <w:rPr>
             <w:rStyle w:val="Hyperlink"/>
@@ -2174,7 +2174,7 @@
       <w:r>
         <w:t xml:space="preserve"> — modifié — </w:t>
       </w:r>
-      <w:hyperlink w:history="1" r:id="rIdxptmwvwk9xddmhmpgntmn">
+      <w:hyperlink w:history="1" r:id="rId0pif5vuzbwog8lc5pkh4a">
         <w:r>
           <w:rPr>
             <w:rStyle w:val="Hyperlink"/>
@@ -2203,7 +2203,7 @@
       <w:r>
         <w:t xml:space="preserve"> — modifié — </w:t>
       </w:r>
-      <w:hyperlink w:history="1" r:id="rIdcfdp1ozd35b5jjpuso8p_">
+      <w:hyperlink w:history="1" r:id="rIdvitdvqnboke3iscjo_b7h">
         <w:r>
           <w:rPr>
             <w:rStyle w:val="Hyperlink"/>
@@ -2232,7 +2232,7 @@
       <w:r>
         <w:t xml:space="preserve"> — modifié — </w:t>
       </w:r>
-      <w:hyperlink w:history="1" r:id="rIdijiom9yvabva9hbisxiw7">
+      <w:hyperlink w:history="1" r:id="rIdbsa2a15gohqlktdwuf3tj">
         <w:r>
           <w:rPr>
             <w:rStyle w:val="Hyperlink"/>
@@ -2261,7 +2261,7 @@
       <w:r>
         <w:t xml:space="preserve"> — modifié — </w:t>
       </w:r>
-      <w:hyperlink w:history="1" r:id="rIdlfyjbvu9y416l-jbrszph">
+      <w:hyperlink w:history="1" r:id="rIdvxemaaiylfg-zcxmnvuiz">
         <w:r>
           <w:rPr>
             <w:rStyle w:val="Hyperlink"/>
@@ -2290,7 +2290,7 @@
       <w:r>
         <w:t xml:space="preserve"> — modifié — </w:t>
       </w:r>
-      <w:hyperlink w:history="1" r:id="rId27d78dx0zmw4rg4ljl8lr">
+      <w:hyperlink w:history="1" r:id="rIds5zvz1orak-b8w7z0f7ps">
         <w:r>
           <w:rPr>
             <w:rStyle w:val="Hyperlink"/>
@@ -2319,7 +2319,7 @@
       <w:r>
         <w:t xml:space="preserve"> — modifié — </w:t>
       </w:r>
-      <w:hyperlink w:history="1" r:id="rIdqfzi8ysovylw9qsoip9od">
+      <w:hyperlink w:history="1" r:id="rIdk-hj4goxa45e3642hdy9i">
         <w:r>
           <w:rPr>
             <w:rStyle w:val="Hyperlink"/>
@@ -2348,7 +2348,7 @@
       <w:r>
         <w:t xml:space="preserve"> — modifié — </w:t>
       </w:r>
-      <w:hyperlink w:history="1" r:id="rIdlabas9c9krvveibdgbvlw">
+      <w:hyperlink w:history="1" r:id="rIduidyqrinxjt0wflkpg1qk">
         <w:r>
           <w:rPr>
             <w:rStyle w:val="Hyperlink"/>
@@ -2377,7 +2377,7 @@
       <w:r>
         <w:t xml:space="preserve"> — modifié — </w:t>
       </w:r>
-      <w:hyperlink w:history="1" r:id="rIdd3sceahhnsxrc1-1jkptv">
+      <w:hyperlink w:history="1" r:id="rIdmkee_fcpbtk_1b_lj_yep">
         <w:r>
           <w:rPr>
             <w:rStyle w:val="Hyperlink"/>
@@ -2406,7 +2406,7 @@
       <w:r>
         <w:t xml:space="preserve"> — modifié — </w:t>
       </w:r>
-      <w:hyperlink w:history="1" r:id="rId5mkha5nnj1va1qscxikfc">
+      <w:hyperlink w:history="1" r:id="rIdnaa_mpsebii40xkotb4fr">
         <w:r>
           <w:rPr>
             <w:rStyle w:val="Hyperlink"/>
@@ -2435,7 +2435,7 @@
       <w:r>
         <w:t xml:space="preserve"> — modifié — </w:t>
       </w:r>
-      <w:hyperlink w:history="1" r:id="rIdliv1xoh8awjfnaewpfpp7">
+      <w:hyperlink w:history="1" r:id="rIdtnweedoozxaahk1vt4c2q">
         <w:r>
           <w:rPr>
             <w:rStyle w:val="Hyperlink"/>
@@ -2464,7 +2464,7 @@
       <w:r>
         <w:t xml:space="preserve"> — modifié — </w:t>
       </w:r>
-      <w:hyperlink w:history="1" r:id="rIdrtvrzz7ubqmnkufcuurjq">
+      <w:hyperlink w:history="1" r:id="rIdkzdmurauckrmdmltlzex2">
         <w:r>
           <w:rPr>
             <w:rStyle w:val="Hyperlink"/>
@@ -2493,7 +2493,7 @@
       <w:r>
         <w:t xml:space="preserve"> — modifié — </w:t>
       </w:r>
-      <w:hyperlink w:history="1" r:id="rIduqubtmfztxgqqpcs7zefj">
+      <w:hyperlink w:history="1" r:id="rIdnvpjlnyvaifn0e7pmsbad">
         <w:r>
           <w:rPr>
             <w:rStyle w:val="Hyperlink"/>
@@ -2522,7 +2522,7 @@
       <w:r>
         <w:t xml:space="preserve"> — modifié — </w:t>
       </w:r>
-      <w:hyperlink w:history="1" r:id="rIdqqd6bhdbqe5vsbvmioki_">
+      <w:hyperlink w:history="1" r:id="rIdzttn7kphxnle7fhqxtxjv">
         <w:r>
           <w:rPr>
             <w:rStyle w:val="Hyperlink"/>
@@ -2551,7 +2551,7 @@
       <w:r>
         <w:t xml:space="preserve"> — modifié — </w:t>
       </w:r>
-      <w:hyperlink w:history="1" r:id="rIdqpsvw89keqsgp70fzylgz">
+      <w:hyperlink w:history="1" r:id="rIdsv7nzknw0ydoko65otjxz">
         <w:r>
           <w:rPr>
             <w:rStyle w:val="Hyperlink"/>
@@ -2580,7 +2580,7 @@
       <w:r>
         <w:t xml:space="preserve"> — modifié — </w:t>
       </w:r>
-      <w:hyperlink w:history="1" r:id="rIdqfz5s2uhmrshgqewsijee">
+      <w:hyperlink w:history="1" r:id="rId4fgj1ey8x47mlmd6z9pfv">
         <w:r>
           <w:rPr>
             <w:rStyle w:val="Hyperlink"/>
@@ -2609,7 +2609,7 @@
       <w:r>
         <w:t xml:space="preserve"> — modifié — </w:t>
       </w:r>
-      <w:hyperlink w:history="1" r:id="rIdbtn7mrotp_ib6d4-rhjmk">
+      <w:hyperlink w:history="1" r:id="rIdeib51kne5ztyg-qv8bzxl">
         <w:r>
           <w:rPr>
             <w:rStyle w:val="Hyperlink"/>
@@ -2638,7 +2638,7 @@
       <w:r>
         <w:t xml:space="preserve"> — modifié — </w:t>
       </w:r>
-      <w:hyperlink w:history="1" r:id="rIdmju2wiq4qtwnijey-yood">
+      <w:hyperlink w:history="1" r:id="rIdv5rmkqxdwuo3gq1dzka9d">
         <w:r>
           <w:rPr>
             <w:rStyle w:val="Hyperlink"/>
@@ -2667,7 +2667,7 @@
       <w:r>
         <w:t xml:space="preserve"> — modifié — </w:t>
       </w:r>
-      <w:hyperlink w:history="1" r:id="rIdfupevrhdxtjq_76ktsbh3">
+      <w:hyperlink w:history="1" r:id="rIdl-xoekoliso37owmvmzpo">
         <w:r>
           <w:rPr>
             <w:rStyle w:val="Hyperlink"/>
@@ -2696,7 +2696,7 @@
       <w:r>
         <w:t xml:space="preserve"> — modifié — </w:t>
       </w:r>
-      <w:hyperlink w:history="1" r:id="rIdwr0lsdmh_svuqpho8miye">
+      <w:hyperlink w:history="1" r:id="rId7vtswcnghlqzhl4zh2icv">
         <w:r>
           <w:rPr>
             <w:rStyle w:val="Hyperlink"/>
@@ -2725,7 +2725,7 @@
       <w:r>
         <w:t xml:space="preserve"> — modifié — </w:t>
       </w:r>
-      <w:hyperlink w:history="1" r:id="rId7nxmgzw8t_7dyqvapizgv">
+      <w:hyperlink w:history="1" r:id="rIdtcllabgpy2bilvd3scpt7">
         <w:r>
           <w:rPr>
             <w:rStyle w:val="Hyperlink"/>
@@ -2754,7 +2754,7 @@
       <w:r>
         <w:t xml:space="preserve"> — modifié — </w:t>
       </w:r>
-      <w:hyperlink w:history="1" r:id="rIdtqigpzikzgyzjbjxubd0z">
+      <w:hyperlink w:history="1" r:id="rIdygvwsjgfz1qfoxbzeo15g">
         <w:r>
           <w:rPr>
             <w:rStyle w:val="Hyperlink"/>
@@ -2783,7 +2783,7 @@
       <w:r>
         <w:t xml:space="preserve"> — modifié — </w:t>
       </w:r>
-      <w:hyperlink w:history="1" r:id="rIdr_ryqctmpja4js4zest_5">
+      <w:hyperlink w:history="1" r:id="rIdbl4pfgdf_diebog4i9qal">
         <w:r>
           <w:rPr>
             <w:rStyle w:val="Hyperlink"/>
@@ -2820,7 +2820,7 @@
       <w:r>
         <w:t xml:space="preserve"> — modifié — </w:t>
       </w:r>
-      <w:hyperlink w:history="1" r:id="rIdr9lcgf9sjjqwy4nmtlndj">
+      <w:hyperlink w:history="1" r:id="rIdcefq0-vnjeu6qw2v0nnlu">
         <w:r>
           <w:rPr>
             <w:rStyle w:val="Hyperlink"/>
@@ -2849,7 +2849,7 @@
       <w:r>
         <w:t xml:space="preserve"> — modifié — </w:t>
       </w:r>
-      <w:hyperlink w:history="1" r:id="rId8razu1nutgcnty3orsyxr">
+      <w:hyperlink w:history="1" r:id="rIdyusmnmvgts12klob5bhug">
         <w:r>
           <w:rPr>
             <w:rStyle w:val="Hyperlink"/>

--- a/docs/developpement/phases/word/PHASE_33_CAISSE_AUTOMATIQUE_SELON_LA_DATE_CLOTURE_PAR_LE_DIRECTEUR_EVENEMENT_PA.docx
+++ b/docs/developpement/phases/word/PHASE_33_CAISSE_AUTOMATIQUE_SELON_LA_DATE_CLOTURE_PAR_LE_DIRECTEUR_EVENEMENT_PA.docx
@@ -20,7 +20,7 @@
       <w:r>
         <w:t xml:space="preserve">FlaiX Expert · dossier de développement · généré le 2026-10-19 depuis le dépôt </w:t>
       </w:r>
-      <w:hyperlink w:history="1" r:id="rIdfbqgqy2odgh5elafiebru">
+      <w:hyperlink w:history="1" r:id="rIdnbxqrgc6-bjqrzlmalfch">
         <w:r>
           <w:rPr>
             <w:rStyle w:val="Hyperlink"/>
@@ -827,7 +827,7 @@
           <w:numId w:val="3"/>
         </w:numPr>
       </w:pPr>
-      <w:hyperlink w:history="1" r:id="rIdp4yustwmb5lbvijr3t5xs">
+      <w:hyperlink w:history="1" r:id="rId_txgsxuqnsn0t02m2zfsc">
         <w:r>
           <w:rPr>
             <w:rStyle w:val="Hyperlink"/>
@@ -847,7 +847,7 @@
           <w:numId w:val="3"/>
         </w:numPr>
       </w:pPr>
-      <w:hyperlink w:history="1" r:id="rIdtf-xcdq2sqqqrozib4ss5">
+      <w:hyperlink w:history="1" r:id="rIdczmx8aubdwdizdgy_1q6x">
         <w:r>
           <w:rPr>
             <w:rStyle w:val="Hyperlink"/>
@@ -895,7 +895,7 @@
       <w:r>
         <w:t xml:space="preserve"> — créé — </w:t>
       </w:r>
-      <w:hyperlink w:history="1" r:id="rIdpggdgvxy6xpboa7q8cdf1">
+      <w:hyperlink w:history="1" r:id="rIdy3tlmnevhal76bp_cw66f">
         <w:r>
           <w:rPr>
             <w:rStyle w:val="Hyperlink"/>
@@ -932,7 +932,7 @@
       <w:r>
         <w:t xml:space="preserve"> — créé — </w:t>
       </w:r>
-      <w:hyperlink w:history="1" r:id="rIdbjqrupch1ucfdzi_3ctqw">
+      <w:hyperlink w:history="1" r:id="rIde_ndtcgluhsiwuk6isfn0">
         <w:r>
           <w:rPr>
             <w:rStyle w:val="Hyperlink"/>
@@ -961,7 +961,7 @@
       <w:r>
         <w:t xml:space="preserve"> — modifié — </w:t>
       </w:r>
-      <w:hyperlink w:history="1" r:id="rIdmghu1hatjhmubbq3bjd9b">
+      <w:hyperlink w:history="1" r:id="rIdsoqxpc2kkb9avosyrbi9n">
         <w:r>
           <w:rPr>
             <w:rStyle w:val="Hyperlink"/>
@@ -990,7 +990,7 @@
       <w:r>
         <w:t xml:space="preserve"> — modifié — </w:t>
       </w:r>
-      <w:hyperlink w:history="1" r:id="rIdochv3cn2dr2idd56bsrrx">
+      <w:hyperlink w:history="1" r:id="rId99p59ubzzfusfhssbnmpa">
         <w:r>
           <w:rPr>
             <w:rStyle w:val="Hyperlink"/>
@@ -1019,7 +1019,7 @@
       <w:r>
         <w:t xml:space="preserve"> — modifié — </w:t>
       </w:r>
-      <w:hyperlink w:history="1" r:id="rIdemsuue33yytslsixvjwtt">
+      <w:hyperlink w:history="1" r:id="rIdk_e3h8xvftjlw6fmmdjwu">
         <w:r>
           <w:rPr>
             <w:rStyle w:val="Hyperlink"/>
@@ -1048,7 +1048,7 @@
       <w:r>
         <w:t xml:space="preserve"> — modifié — </w:t>
       </w:r>
-      <w:hyperlink w:history="1" r:id="rIdk6e3iirswwwmsgf1buw-x">
+      <w:hyperlink w:history="1" r:id="rIdy8x9yffjz7dob1bqizyhk">
         <w:r>
           <w:rPr>
             <w:rStyle w:val="Hyperlink"/>
@@ -1077,7 +1077,7 @@
       <w:r>
         <w:t xml:space="preserve"> — modifié — </w:t>
       </w:r>
-      <w:hyperlink w:history="1" r:id="rId0tqjavc2xub3zgblchffb">
+      <w:hyperlink w:history="1" r:id="rIdnmqfrqa2erxfyztzsbohv">
         <w:r>
           <w:rPr>
             <w:rStyle w:val="Hyperlink"/>
@@ -1106,7 +1106,7 @@
       <w:r>
         <w:t xml:space="preserve"> — modifié — </w:t>
       </w:r>
-      <w:hyperlink w:history="1" r:id="rIdenowhyezc5vmxbqnl5d4c">
+      <w:hyperlink w:history="1" r:id="rIdvlaiwupsqniievfmkcxpz">
         <w:r>
           <w:rPr>
             <w:rStyle w:val="Hyperlink"/>
@@ -1135,7 +1135,7 @@
       <w:r>
         <w:t xml:space="preserve"> — modifié — </w:t>
       </w:r>
-      <w:hyperlink w:history="1" r:id="rIdzce0-uohqa9ibyiv_dwd3">
+      <w:hyperlink w:history="1" r:id="rId2qxq0ytbfsqtadav6povh">
         <w:r>
           <w:rPr>
             <w:rStyle w:val="Hyperlink"/>
@@ -1164,7 +1164,7 @@
       <w:r>
         <w:t xml:space="preserve"> — modifié — </w:t>
       </w:r>
-      <w:hyperlink w:history="1" r:id="rIdfkzbbnvzfn_yykk-kj9fl">
+      <w:hyperlink w:history="1" r:id="rIdksyc48lfdn35djwd1k5qc">
         <w:r>
           <w:rPr>
             <w:rStyle w:val="Hyperlink"/>
@@ -1193,7 +1193,7 @@
       <w:r>
         <w:t xml:space="preserve"> — modifié — </w:t>
       </w:r>
-      <w:hyperlink w:history="1" r:id="rId9f9bv9ffsdniqaiaptyrp">
+      <w:hyperlink w:history="1" r:id="rId1zvsxsynnqcz0dqzmci0p">
         <w:r>
           <w:rPr>
             <w:rStyle w:val="Hyperlink"/>
@@ -1222,7 +1222,7 @@
       <w:r>
         <w:t xml:space="preserve"> — modifié — </w:t>
       </w:r>
-      <w:hyperlink w:history="1" r:id="rIdnt0q6gsp5376ncsvg_sqh">
+      <w:hyperlink w:history="1" r:id="rIdoaupy4d194liufyl1_6qb">
         <w:r>
           <w:rPr>
             <w:rStyle w:val="Hyperlink"/>
@@ -1251,7 +1251,7 @@
       <w:r>
         <w:t xml:space="preserve"> — modifié — </w:t>
       </w:r>
-      <w:hyperlink w:history="1" r:id="rIdutkbjyf-xsuym26jg6w99">
+      <w:hyperlink w:history="1" r:id="rIdmamzkdmyamoosy33jlhva">
         <w:r>
           <w:rPr>
             <w:rStyle w:val="Hyperlink"/>
@@ -1280,7 +1280,7 @@
       <w:r>
         <w:t xml:space="preserve"> — modifié — </w:t>
       </w:r>
-      <w:hyperlink w:history="1" r:id="rIdt9vxenzbkrdck906a3kve">
+      <w:hyperlink w:history="1" r:id="rIdkkmhhk_bvqg4tssc2xzps">
         <w:r>
           <w:rPr>
             <w:rStyle w:val="Hyperlink"/>
@@ -1309,7 +1309,7 @@
       <w:r>
         <w:t xml:space="preserve"> — modifié — </w:t>
       </w:r>
-      <w:hyperlink w:history="1" r:id="rIdsdxiozvkfcjy9gwu0fjuq">
+      <w:hyperlink w:history="1" r:id="rIdlbsmz3at-rbqt82tkjovb">
         <w:r>
           <w:rPr>
             <w:rStyle w:val="Hyperlink"/>
@@ -1338,7 +1338,7 @@
       <w:r>
         <w:t xml:space="preserve"> — créé — </w:t>
       </w:r>
-      <w:hyperlink w:history="1" r:id="rIdwgnjuufsyrasexcxsu913">
+      <w:hyperlink w:history="1" r:id="rIdepkhouof8qdmlsnmw929s">
         <w:r>
           <w:rPr>
             <w:rStyle w:val="Hyperlink"/>
@@ -1367,7 +1367,7 @@
       <w:r>
         <w:t xml:space="preserve"> — modifié — </w:t>
       </w:r>
-      <w:hyperlink w:history="1" r:id="rId94itjt00cicdtdh4akk6u">
+      <w:hyperlink w:history="1" r:id="rIdqikf1s1ejglzrzqjjfjmf">
         <w:r>
           <w:rPr>
             <w:rStyle w:val="Hyperlink"/>
@@ -1396,7 +1396,7 @@
       <w:r>
         <w:t xml:space="preserve"> — modifié — </w:t>
       </w:r>
-      <w:hyperlink w:history="1" r:id="rIdyelvolf2k7vs--2qjo0_h">
+      <w:hyperlink w:history="1" r:id="rIdh7hacqgxh8eskuw_b_leo">
         <w:r>
           <w:rPr>
             <w:rStyle w:val="Hyperlink"/>
@@ -1433,7 +1433,7 @@
       <w:r>
         <w:t xml:space="preserve"> — créé — </w:t>
       </w:r>
-      <w:hyperlink w:history="1" r:id="rIddyqto3zwfqiqujm_ex1x9">
+      <w:hyperlink w:history="1" r:id="rIdxesivggvkvdphams6tztl">
         <w:r>
           <w:rPr>
             <w:rStyle w:val="Hyperlink"/>
@@ -1462,7 +1462,7 @@
       <w:r>
         <w:t xml:space="preserve"> — modifié — </w:t>
       </w:r>
-      <w:hyperlink w:history="1" r:id="rIdslnoffix1lqmb5gipimqb">
+      <w:hyperlink w:history="1" r:id="rIdsb_4adn7asu6r_ypqcr5b">
         <w:r>
           <w:rPr>
             <w:rStyle w:val="Hyperlink"/>
@@ -1491,7 +1491,7 @@
       <w:r>
         <w:t xml:space="preserve"> — modifié — </w:t>
       </w:r>
-      <w:hyperlink w:history="1" r:id="rIdxf400c-apjacld9clt3z9">
+      <w:hyperlink w:history="1" r:id="rIdwztbe3zpfobrghjv2gxil">
         <w:r>
           <w:rPr>
             <w:rStyle w:val="Hyperlink"/>
@@ -1520,7 +1520,7 @@
       <w:r>
         <w:t xml:space="preserve"> — modifié — </w:t>
       </w:r>
-      <w:hyperlink w:history="1" r:id="rIdrsim20n5zsi-ev8pxdg7s">
+      <w:hyperlink w:history="1" r:id="rIdqwgzsi2fdmfxcrkwkptff">
         <w:r>
           <w:rPr>
             <w:rStyle w:val="Hyperlink"/>
@@ -1549,7 +1549,7 @@
       <w:r>
         <w:t xml:space="preserve"> — modifié — </w:t>
       </w:r>
-      <w:hyperlink w:history="1" r:id="rId1fbhmenfytbpvnusjlhuy">
+      <w:hyperlink w:history="1" r:id="rIdj240zeu8l-g1s5cemjfgs">
         <w:r>
           <w:rPr>
             <w:rStyle w:val="Hyperlink"/>
@@ -1578,7 +1578,7 @@
       <w:r>
         <w:t xml:space="preserve"> — modifié — </w:t>
       </w:r>
-      <w:hyperlink w:history="1" r:id="rIdmukqjfcv7_yutbfsgozfe">
+      <w:hyperlink w:history="1" r:id="rIdznsy5phlslaeipy1bhbkx">
         <w:r>
           <w:rPr>
             <w:rStyle w:val="Hyperlink"/>
@@ -1607,7 +1607,7 @@
       <w:r>
         <w:t xml:space="preserve"> — modifié — </w:t>
       </w:r>
-      <w:hyperlink w:history="1" r:id="rIdd1ir82zfal5b0xbovrtf1">
+      <w:hyperlink w:history="1" r:id="rId2cbgeejdnblltwptfozrg">
         <w:r>
           <w:rPr>
             <w:rStyle w:val="Hyperlink"/>
@@ -1636,7 +1636,7 @@
       <w:r>
         <w:t xml:space="preserve"> — modifié — </w:t>
       </w:r>
-      <w:hyperlink w:history="1" r:id="rIdpbchdycupket4puoljkdf">
+      <w:hyperlink w:history="1" r:id="rIdlo37z5_x098i7vfjtzthg">
         <w:r>
           <w:rPr>
             <w:rStyle w:val="Hyperlink"/>
@@ -1665,7 +1665,7 @@
       <w:r>
         <w:t xml:space="preserve"> — modifié — </w:t>
       </w:r>
-      <w:hyperlink w:history="1" r:id="rIdauawqqeg5sdvfo_odcr8o">
+      <w:hyperlink w:history="1" r:id="rIdukg5d3ymapm-pds5uxfja">
         <w:r>
           <w:rPr>
             <w:rStyle w:val="Hyperlink"/>
@@ -1694,7 +1694,7 @@
       <w:r>
         <w:t xml:space="preserve"> — modifié — </w:t>
       </w:r>
-      <w:hyperlink w:history="1" r:id="rIdy_agcxu0i-8erpcfex7k9">
+      <w:hyperlink w:history="1" r:id="rIdy9vlwq2tnmhwo4tybrcoh">
         <w:r>
           <w:rPr>
             <w:rStyle w:val="Hyperlink"/>
@@ -1723,7 +1723,7 @@
       <w:r>
         <w:t xml:space="preserve"> — modifié — </w:t>
       </w:r>
-      <w:hyperlink w:history="1" r:id="rIdpl4mdv5a-eqax9a7embkq">
+      <w:hyperlink w:history="1" r:id="rIdgoqbhkh6as0_h3atfzebr">
         <w:r>
           <w:rPr>
             <w:rStyle w:val="Hyperlink"/>
@@ -1752,7 +1752,7 @@
       <w:r>
         <w:t xml:space="preserve"> — modifié — </w:t>
       </w:r>
-      <w:hyperlink w:history="1" r:id="rIdk-_d7izf4oceqoguzbcjg">
+      <w:hyperlink w:history="1" r:id="rId2lk2_azregohrl7ljzfvg">
         <w:r>
           <w:rPr>
             <w:rStyle w:val="Hyperlink"/>
@@ -1781,7 +1781,7 @@
       <w:r>
         <w:t xml:space="preserve"> — modifié — </w:t>
       </w:r>
-      <w:hyperlink w:history="1" r:id="rIdwg4s1ndhr4j801jtd4ox0">
+      <w:hyperlink w:history="1" r:id="rIdzpwfk6yvmlh5w2a1esfx_">
         <w:r>
           <w:rPr>
             <w:rStyle w:val="Hyperlink"/>
@@ -1818,7 +1818,7 @@
       <w:r>
         <w:t xml:space="preserve"> — modifié — </w:t>
       </w:r>
-      <w:hyperlink w:history="1" r:id="rIdq-cr3ciyeielky6ih3th4">
+      <w:hyperlink w:history="1" r:id="rIddh9q7nbvq-ilhdig4b3zu">
         <w:r>
           <w:rPr>
             <w:rStyle w:val="Hyperlink"/>
@@ -1847,7 +1847,7 @@
       <w:r>
         <w:t xml:space="preserve"> — modifié — </w:t>
       </w:r>
-      <w:hyperlink w:history="1" r:id="rIdss6qw-vaageztar9llxi6">
+      <w:hyperlink w:history="1" r:id="rIdx1auy0u5c4oteqntjjiij">
         <w:r>
           <w:rPr>
             <w:rStyle w:val="Hyperlink"/>
@@ -1876,7 +1876,7 @@
       <w:r>
         <w:t xml:space="preserve"> — modifié — </w:t>
       </w:r>
-      <w:hyperlink w:history="1" r:id="rIdyhexbwynj_l1ywi5q7cew">
+      <w:hyperlink w:history="1" r:id="rIdfaofha9cpo_hyvw6r-rk4">
         <w:r>
           <w:rPr>
             <w:rStyle w:val="Hyperlink"/>
@@ -1905,7 +1905,7 @@
       <w:r>
         <w:t xml:space="preserve"> — modifié — </w:t>
       </w:r>
-      <w:hyperlink w:history="1" r:id="rIdwphqf0tbqr5g8jv9l_xlc">
+      <w:hyperlink w:history="1" r:id="rIdqvxslcfq9ilmxghvku-hy">
         <w:r>
           <w:rPr>
             <w:rStyle w:val="Hyperlink"/>
@@ -1934,7 +1934,7 @@
       <w:r>
         <w:t xml:space="preserve"> — modifié — </w:t>
       </w:r>
-      <w:hyperlink w:history="1" r:id="rIdde1ej17npjmtcow-wqhab">
+      <w:hyperlink w:history="1" r:id="rIdm4kugwnhkjj7xsxuu1nit">
         <w:r>
           <w:rPr>
             <w:rStyle w:val="Hyperlink"/>
@@ -1963,7 +1963,7 @@
       <w:r>
         <w:t xml:space="preserve"> — modifié — </w:t>
       </w:r>
-      <w:hyperlink w:history="1" r:id="rId29v2sjhtmmd-kihxxeeul">
+      <w:hyperlink w:history="1" r:id="rIdhhlkzmkf08dslvgydu1jj">
         <w:r>
           <w:rPr>
             <w:rStyle w:val="Hyperlink"/>
@@ -1992,7 +1992,7 @@
       <w:r>
         <w:t xml:space="preserve"> — modifié — </w:t>
       </w:r>
-      <w:hyperlink w:history="1" r:id="rIdbxjyolvrm0znekp_6kpi3">
+      <w:hyperlink w:history="1" r:id="rIdiadiskr0jz3hfrs95ajcb">
         <w:r>
           <w:rPr>
             <w:rStyle w:val="Hyperlink"/>
@@ -2021,7 +2021,7 @@
       <w:r>
         <w:t xml:space="preserve"> — modifié — </w:t>
       </w:r>
-      <w:hyperlink w:history="1" r:id="rIdvbwpakuurfkwphylvufns">
+      <w:hyperlink w:history="1" r:id="rIdpbcz_h4wpub-zhqlzm8w0">
         <w:r>
           <w:rPr>
             <w:rStyle w:val="Hyperlink"/>
@@ -2050,7 +2050,7 @@
       <w:r>
         <w:t xml:space="preserve"> — modifié — </w:t>
       </w:r>
-      <w:hyperlink w:history="1" r:id="rIdmjmj1zhemmvvfc0lmumer">
+      <w:hyperlink w:history="1" r:id="rId2amuaylemfqrpoy6qqhiw">
         <w:r>
           <w:rPr>
             <w:rStyle w:val="Hyperlink"/>
@@ -2079,7 +2079,7 @@
       <w:r>
         <w:t xml:space="preserve"> — modifié — </w:t>
       </w:r>
-      <w:hyperlink w:history="1" r:id="rIdpngriwvwihtw3adm2pwnu">
+      <w:hyperlink w:history="1" r:id="rIdlfykleovd_qsl4hhllxng">
         <w:r>
           <w:rPr>
             <w:rStyle w:val="Hyperlink"/>
@@ -2108,7 +2108,7 @@
       <w:r>
         <w:t xml:space="preserve"> — modifié — </w:t>
       </w:r>
-      <w:hyperlink w:history="1" r:id="rIdjhjahyo2zdrzjjvzouqyu">
+      <w:hyperlink w:history="1" r:id="rIdhw0wm9-o1_jivstto0pce">
         <w:r>
           <w:rPr>
             <w:rStyle w:val="Hyperlink"/>
@@ -2145,7 +2145,7 @@
       <w:r>
         <w:t xml:space="preserve"> — créé — </w:t>
       </w:r>
-      <w:hyperlink w:history="1" r:id="rIddhbqtty0x05oru9ux8g8g">
+      <w:hyperlink w:history="1" r:id="rIdeze5ltsceovhonv7fj-qc">
         <w:r>
           <w:rPr>
             <w:rStyle w:val="Hyperlink"/>
@@ -2174,7 +2174,7 @@
       <w:r>
         <w:t xml:space="preserve"> — modifié — </w:t>
       </w:r>
-      <w:hyperlink w:history="1" r:id="rId0pif5vuzbwog8lc5pkh4a">
+      <w:hyperlink w:history="1" r:id="rIdsxsy3yimtwrinf0vfqgjw">
         <w:r>
           <w:rPr>
             <w:rStyle w:val="Hyperlink"/>
@@ -2203,7 +2203,7 @@
       <w:r>
         <w:t xml:space="preserve"> — modifié — </w:t>
       </w:r>
-      <w:hyperlink w:history="1" r:id="rIdvitdvqnboke3iscjo_b7h">
+      <w:hyperlink w:history="1" r:id="rId6_zasour7o_2sw0pdlod_">
         <w:r>
           <w:rPr>
             <w:rStyle w:val="Hyperlink"/>
@@ -2232,7 +2232,7 @@
       <w:r>
         <w:t xml:space="preserve"> — modifié — </w:t>
       </w:r>
-      <w:hyperlink w:history="1" r:id="rIdbsa2a15gohqlktdwuf3tj">
+      <w:hyperlink w:history="1" r:id="rIdny0inwhttskaa8rz-jkpl">
         <w:r>
           <w:rPr>
             <w:rStyle w:val="Hyperlink"/>
@@ -2261,7 +2261,7 @@
       <w:r>
         <w:t xml:space="preserve"> — modifié — </w:t>
       </w:r>
-      <w:hyperlink w:history="1" r:id="rIdvxemaaiylfg-zcxmnvuiz">
+      <w:hyperlink w:history="1" r:id="rIdvwwnx1guafxxamkathgn6">
         <w:r>
           <w:rPr>
             <w:rStyle w:val="Hyperlink"/>
@@ -2290,7 +2290,7 @@
       <w:r>
         <w:t xml:space="preserve"> — modifié — </w:t>
       </w:r>
-      <w:hyperlink w:history="1" r:id="rIds5zvz1orak-b8w7z0f7ps">
+      <w:hyperlink w:history="1" r:id="rIds44xtfnn3xrmxczjwmasx">
         <w:r>
           <w:rPr>
             <w:rStyle w:val="Hyperlink"/>
@@ -2319,7 +2319,7 @@
       <w:r>
         <w:t xml:space="preserve"> — modifié — </w:t>
       </w:r>
-      <w:hyperlink w:history="1" r:id="rIdk-hj4goxa45e3642hdy9i">
+      <w:hyperlink w:history="1" r:id="rIdu6knk_irxqb0izl_nlf0k">
         <w:r>
           <w:rPr>
             <w:rStyle w:val="Hyperlink"/>
@@ -2348,7 +2348,7 @@
       <w:r>
         <w:t xml:space="preserve"> — modifié — </w:t>
       </w:r>
-      <w:hyperlink w:history="1" r:id="rIduidyqrinxjt0wflkpg1qk">
+      <w:hyperlink w:history="1" r:id="rIdcxpwww9s0pnwgbatffhij">
         <w:r>
           <w:rPr>
             <w:rStyle w:val="Hyperlink"/>
@@ -2377,7 +2377,7 @@
       <w:r>
         <w:t xml:space="preserve"> — modifié — </w:t>
       </w:r>
-      <w:hyperlink w:history="1" r:id="rIdmkee_fcpbtk_1b_lj_yep">
+      <w:hyperlink w:history="1" r:id="rIdzpowyv7onefdauqljxbxs">
         <w:r>
           <w:rPr>
             <w:rStyle w:val="Hyperlink"/>
@@ -2406,7 +2406,7 @@
       <w:r>
         <w:t xml:space="preserve"> — modifié — </w:t>
       </w:r>
-      <w:hyperlink w:history="1" r:id="rIdnaa_mpsebii40xkotb4fr">
+      <w:hyperlink w:history="1" r:id="rIdy5o89rpd8_bqcughdtyov">
         <w:r>
           <w:rPr>
             <w:rStyle w:val="Hyperlink"/>
@@ -2435,7 +2435,7 @@
       <w:r>
         <w:t xml:space="preserve"> — modifié — </w:t>
       </w:r>
-      <w:hyperlink w:history="1" r:id="rIdtnweedoozxaahk1vt4c2q">
+      <w:hyperlink w:history="1" r:id="rIdngfa5ad0x8zyqpjvbdjda">
         <w:r>
           <w:rPr>
             <w:rStyle w:val="Hyperlink"/>
@@ -2464,7 +2464,7 @@
       <w:r>
         <w:t xml:space="preserve"> — modifié — </w:t>
       </w:r>
-      <w:hyperlink w:history="1" r:id="rIdkzdmurauckrmdmltlzex2">
+      <w:hyperlink w:history="1" r:id="rIdjnokctuoo3fbtxlchomnh">
         <w:r>
           <w:rPr>
             <w:rStyle w:val="Hyperlink"/>
@@ -2493,7 +2493,7 @@
       <w:r>
         <w:t xml:space="preserve"> — modifié — </w:t>
       </w:r>
-      <w:hyperlink w:history="1" r:id="rIdnvpjlnyvaifn0e7pmsbad">
+      <w:hyperlink w:history="1" r:id="rIdsiv0pe4wzr4jzkkfuyjsa">
         <w:r>
           <w:rPr>
             <w:rStyle w:val="Hyperlink"/>
@@ -2522,7 +2522,7 @@
       <w:r>
         <w:t xml:space="preserve"> — modifié — </w:t>
       </w:r>
-      <w:hyperlink w:history="1" r:id="rIdzttn7kphxnle7fhqxtxjv">
+      <w:hyperlink w:history="1" r:id="rIdtoralbtiwulv0v_l0rt7y">
         <w:r>
           <w:rPr>
             <w:rStyle w:val="Hyperlink"/>
@@ -2551,7 +2551,7 @@
       <w:r>
         <w:t xml:space="preserve"> — modifié — </w:t>
       </w:r>
-      <w:hyperlink w:history="1" r:id="rIdsv7nzknw0ydoko65otjxz">
+      <w:hyperlink w:history="1" r:id="rIdjywiva6349b-mj2qer4wt">
         <w:r>
           <w:rPr>
             <w:rStyle w:val="Hyperlink"/>
@@ -2580,7 +2580,7 @@
       <w:r>
         <w:t xml:space="preserve"> — modifié — </w:t>
       </w:r>
-      <w:hyperlink w:history="1" r:id="rId4fgj1ey8x47mlmd6z9pfv">
+      <w:hyperlink w:history="1" r:id="rId1am8by5-hopwqdzr0-w61">
         <w:r>
           <w:rPr>
             <w:rStyle w:val="Hyperlink"/>
@@ -2609,7 +2609,7 @@
       <w:r>
         <w:t xml:space="preserve"> — modifié — </w:t>
       </w:r>
-      <w:hyperlink w:history="1" r:id="rIdeib51kne5ztyg-qv8bzxl">
+      <w:hyperlink w:history="1" r:id="rIde7ypy82s9d8aj_oazjao_">
         <w:r>
           <w:rPr>
             <w:rStyle w:val="Hyperlink"/>
@@ -2638,7 +2638,7 @@
       <w:r>
         <w:t xml:space="preserve"> — modifié — </w:t>
       </w:r>
-      <w:hyperlink w:history="1" r:id="rIdv5rmkqxdwuo3gq1dzka9d">
+      <w:hyperlink w:history="1" r:id="rIdtkomhpcsov2qjxw_itfdc">
         <w:r>
           <w:rPr>
             <w:rStyle w:val="Hyperlink"/>
@@ -2667,7 +2667,7 @@
       <w:r>
         <w:t xml:space="preserve"> — modifié — </w:t>
       </w:r>
-      <w:hyperlink w:history="1" r:id="rIdl-xoekoliso37owmvmzpo">
+      <w:hyperlink w:history="1" r:id="rIdkpjko6tnxnrqa__wpenmw">
         <w:r>
           <w:rPr>
             <w:rStyle w:val="Hyperlink"/>
@@ -2696,7 +2696,7 @@
       <w:r>
         <w:t xml:space="preserve"> — modifié — </w:t>
       </w:r>
-      <w:hyperlink w:history="1" r:id="rId7vtswcnghlqzhl4zh2icv">
+      <w:hyperlink w:history="1" r:id="rIdiywpyyv8odadfpnakp3hn">
         <w:r>
           <w:rPr>
             <w:rStyle w:val="Hyperlink"/>
@@ -2725,7 +2725,7 @@
       <w:r>
         <w:t xml:space="preserve"> — modifié — </w:t>
       </w:r>
-      <w:hyperlink w:history="1" r:id="rIdtcllabgpy2bilvd3scpt7">
+      <w:hyperlink w:history="1" r:id="rIdkijxeu-akexhdrcqu29ot">
         <w:r>
           <w:rPr>
             <w:rStyle w:val="Hyperlink"/>
@@ -2754,7 +2754,7 @@
       <w:r>
         <w:t xml:space="preserve"> — modifié — </w:t>
       </w:r>
-      <w:hyperlink w:history="1" r:id="rIdygvwsjgfz1qfoxbzeo15g">
+      <w:hyperlink w:history="1" r:id="rIdbfcincjdawpsw6d58vmdb">
         <w:r>
           <w:rPr>
             <w:rStyle w:val="Hyperlink"/>
@@ -2783,7 +2783,7 @@
       <w:r>
         <w:t xml:space="preserve"> — modifié — </w:t>
       </w:r>
-      <w:hyperlink w:history="1" r:id="rIdbl4pfgdf_diebog4i9qal">
+      <w:hyperlink w:history="1" r:id="rIdkfm_hu_htvy2fqnvhk-b1">
         <w:r>
           <w:rPr>
             <w:rStyle w:val="Hyperlink"/>
@@ -2820,7 +2820,7 @@
       <w:r>
         <w:t xml:space="preserve"> — modifié — </w:t>
       </w:r>
-      <w:hyperlink w:history="1" r:id="rIdcefq0-vnjeu6qw2v0nnlu">
+      <w:hyperlink w:history="1" r:id="rIdyte2hf5o_v0oiryu1cupi">
         <w:r>
           <w:rPr>
             <w:rStyle w:val="Hyperlink"/>
@@ -2849,7 +2849,7 @@
       <w:r>
         <w:t xml:space="preserve"> — modifié — </w:t>
       </w:r>
-      <w:hyperlink w:history="1" r:id="rIdyusmnmvgts12klob5bhug">
+      <w:hyperlink w:history="1" r:id="rId8o7kmveisszg_jwyym42w">
         <w:r>
           <w:rPr>
             <w:rStyle w:val="Hyperlink"/>

--- a/docs/developpement/phases/word/PHASE_33_CAISSE_AUTOMATIQUE_SELON_LA_DATE_CLOTURE_PAR_LE_DIRECTEUR_EVENEMENT_PA.docx
+++ b/docs/developpement/phases/word/PHASE_33_CAISSE_AUTOMATIQUE_SELON_LA_DATE_CLOTURE_PAR_LE_DIRECTEUR_EVENEMENT_PA.docx
@@ -18,9 +18,9 @@
         <w:shd w:fill="F6F3FF" w:color="auto" w:val="clear"/>
       </w:pPr>
       <w:r>
-        <w:t xml:space="preserve">FlaiX Expert · dossier de développement · généré le 2026-10-19 depuis le dépôt </w:t>
-      </w:r>
-      <w:hyperlink w:history="1" r:id="rIdnbxqrgc6-bjqrzlmalfch">
+        <w:t xml:space="preserve">FlaiX Expert · dossier de développement · généré le 2026-10-21 depuis le dépôt </w:t>
+      </w:r>
+      <w:hyperlink w:history="1" r:id="rId_uxz1unj5kmxxigijyqfp">
         <w:r>
           <w:rPr>
             <w:rStyle w:val="Hyperlink"/>
@@ -827,7 +827,7 @@
           <w:numId w:val="3"/>
         </w:numPr>
       </w:pPr>
-      <w:hyperlink w:history="1" r:id="rId_txgsxuqnsn0t02m2zfsc">
+      <w:hyperlink w:history="1" r:id="rIduwzemmyzuymaduj970oyo">
         <w:r>
           <w:rPr>
             <w:rStyle w:val="Hyperlink"/>
@@ -847,7 +847,7 @@
           <w:numId w:val="3"/>
         </w:numPr>
       </w:pPr>
-      <w:hyperlink w:history="1" r:id="rIdczmx8aubdwdizdgy_1q6x">
+      <w:hyperlink w:history="1" r:id="rIdjdkjbdkddvrmzsl3ljekd">
         <w:r>
           <w:rPr>
             <w:rStyle w:val="Hyperlink"/>
@@ -895,7 +895,7 @@
       <w:r>
         <w:t xml:space="preserve"> — créé — </w:t>
       </w:r>
-      <w:hyperlink w:history="1" r:id="rIdy3tlmnevhal76bp_cw66f">
+      <w:hyperlink w:history="1" r:id="rIdnbymflsoifzqaxfr2bmbz">
         <w:r>
           <w:rPr>
             <w:rStyle w:val="Hyperlink"/>
@@ -932,7 +932,7 @@
       <w:r>
         <w:t xml:space="preserve"> — créé — </w:t>
       </w:r>
-      <w:hyperlink w:history="1" r:id="rIde_ndtcgluhsiwuk6isfn0">
+      <w:hyperlink w:history="1" r:id="rIdnit6id3qxi15c6cnknyh4">
         <w:r>
           <w:rPr>
             <w:rStyle w:val="Hyperlink"/>
@@ -961,7 +961,7 @@
       <w:r>
         <w:t xml:space="preserve"> — modifié — </w:t>
       </w:r>
-      <w:hyperlink w:history="1" r:id="rIdsoqxpc2kkb9avosyrbi9n">
+      <w:hyperlink w:history="1" r:id="rIdlm_sdaiebh9ac0yos0sjb">
         <w:r>
           <w:rPr>
             <w:rStyle w:val="Hyperlink"/>
@@ -990,7 +990,7 @@
       <w:r>
         <w:t xml:space="preserve"> — modifié — </w:t>
       </w:r>
-      <w:hyperlink w:history="1" r:id="rId99p59ubzzfusfhssbnmpa">
+      <w:hyperlink w:history="1" r:id="rId3my709e_oqq7az1oypo4h">
         <w:r>
           <w:rPr>
             <w:rStyle w:val="Hyperlink"/>
@@ -1019,7 +1019,7 @@
       <w:r>
         <w:t xml:space="preserve"> — modifié — </w:t>
       </w:r>
-      <w:hyperlink w:history="1" r:id="rIdk_e3h8xvftjlw6fmmdjwu">
+      <w:hyperlink w:history="1" r:id="rIdkuekrw3e2f8mnzxcgueyd">
         <w:r>
           <w:rPr>
             <w:rStyle w:val="Hyperlink"/>
@@ -1048,7 +1048,7 @@
       <w:r>
         <w:t xml:space="preserve"> — modifié — </w:t>
       </w:r>
-      <w:hyperlink w:history="1" r:id="rIdy8x9yffjz7dob1bqizyhk">
+      <w:hyperlink w:history="1" r:id="rId48du9dqcsvlu7wloaewof">
         <w:r>
           <w:rPr>
             <w:rStyle w:val="Hyperlink"/>
@@ -1077,7 +1077,7 @@
       <w:r>
         <w:t xml:space="preserve"> — modifié — </w:t>
       </w:r>
-      <w:hyperlink w:history="1" r:id="rIdnmqfrqa2erxfyztzsbohv">
+      <w:hyperlink w:history="1" r:id="rIdit2xj1mn9d9s4jvhj_jgd">
         <w:r>
           <w:rPr>
             <w:rStyle w:val="Hyperlink"/>
@@ -1106,7 +1106,7 @@
       <w:r>
         <w:t xml:space="preserve"> — modifié — </w:t>
       </w:r>
-      <w:hyperlink w:history="1" r:id="rIdvlaiwupsqniievfmkcxpz">
+      <w:hyperlink w:history="1" r:id="rIdfvm0ppz0a6a1maaa7zddy">
         <w:r>
           <w:rPr>
             <w:rStyle w:val="Hyperlink"/>
@@ -1135,7 +1135,7 @@
       <w:r>
         <w:t xml:space="preserve"> — modifié — </w:t>
       </w:r>
-      <w:hyperlink w:history="1" r:id="rId2qxq0ytbfsqtadav6povh">
+      <w:hyperlink w:history="1" r:id="rIdewogshuunvzt70pzzyg6h">
         <w:r>
           <w:rPr>
             <w:rStyle w:val="Hyperlink"/>
@@ -1164,7 +1164,7 @@
       <w:r>
         <w:t xml:space="preserve"> — modifié — </w:t>
       </w:r>
-      <w:hyperlink w:history="1" r:id="rIdksyc48lfdn35djwd1k5qc">
+      <w:hyperlink w:history="1" r:id="rIdaqm9uvvda3zneo-lkqsyg">
         <w:r>
           <w:rPr>
             <w:rStyle w:val="Hyperlink"/>
@@ -1193,7 +1193,7 @@
       <w:r>
         <w:t xml:space="preserve"> — modifié — </w:t>
       </w:r>
-      <w:hyperlink w:history="1" r:id="rId1zvsxsynnqcz0dqzmci0p">
+      <w:hyperlink w:history="1" r:id="rIdplppgzeplazispertln8q">
         <w:r>
           <w:rPr>
             <w:rStyle w:val="Hyperlink"/>
@@ -1222,7 +1222,7 @@
       <w:r>
         <w:t xml:space="preserve"> — modifié — </w:t>
       </w:r>
-      <w:hyperlink w:history="1" r:id="rIdoaupy4d194liufyl1_6qb">
+      <w:hyperlink w:history="1" r:id="rId8pss9hdsvcr_bc94pb6zd">
         <w:r>
           <w:rPr>
             <w:rStyle w:val="Hyperlink"/>
@@ -1251,7 +1251,7 @@
       <w:r>
         <w:t xml:space="preserve"> — modifié — </w:t>
       </w:r>
-      <w:hyperlink w:history="1" r:id="rIdmamzkdmyamoosy33jlhva">
+      <w:hyperlink w:history="1" r:id="rIdckoa4zkrexkrf65f4a2jw">
         <w:r>
           <w:rPr>
             <w:rStyle w:val="Hyperlink"/>
@@ -1280,7 +1280,7 @@
       <w:r>
         <w:t xml:space="preserve"> — modifié — </w:t>
       </w:r>
-      <w:hyperlink w:history="1" r:id="rIdkkmhhk_bvqg4tssc2xzps">
+      <w:hyperlink w:history="1" r:id="rIdet3fqjbfwqu-19ysp46tz">
         <w:r>
           <w:rPr>
             <w:rStyle w:val="Hyperlink"/>
@@ -1309,7 +1309,7 @@
       <w:r>
         <w:t xml:space="preserve"> — modifié — </w:t>
       </w:r>
-      <w:hyperlink w:history="1" r:id="rIdlbsmz3at-rbqt82tkjovb">
+      <w:hyperlink w:history="1" r:id="rIdbbfzlrn0i9qbsdvtmfdmj">
         <w:r>
           <w:rPr>
             <w:rStyle w:val="Hyperlink"/>
@@ -1338,7 +1338,7 @@
       <w:r>
         <w:t xml:space="preserve"> — créé — </w:t>
       </w:r>
-      <w:hyperlink w:history="1" r:id="rIdepkhouof8qdmlsnmw929s">
+      <w:hyperlink w:history="1" r:id="rIdmwzez1bfd2y1ntz2gcc03">
         <w:r>
           <w:rPr>
             <w:rStyle w:val="Hyperlink"/>
@@ -1367,7 +1367,7 @@
       <w:r>
         <w:t xml:space="preserve"> — modifié — </w:t>
       </w:r>
-      <w:hyperlink w:history="1" r:id="rIdqikf1s1ejglzrzqjjfjmf">
+      <w:hyperlink w:history="1" r:id="rIdpwlwfb8qpsvmmwgs09cae">
         <w:r>
           <w:rPr>
             <w:rStyle w:val="Hyperlink"/>
@@ -1396,7 +1396,7 @@
       <w:r>
         <w:t xml:space="preserve"> — modifié — </w:t>
       </w:r>
-      <w:hyperlink w:history="1" r:id="rIdh7hacqgxh8eskuw_b_leo">
+      <w:hyperlink w:history="1" r:id="rIdoz3lg4rx1tabu3keit1fp">
         <w:r>
           <w:rPr>
             <w:rStyle w:val="Hyperlink"/>
@@ -1433,7 +1433,7 @@
       <w:r>
         <w:t xml:space="preserve"> — créé — </w:t>
       </w:r>
-      <w:hyperlink w:history="1" r:id="rIdxesivggvkvdphams6tztl">
+      <w:hyperlink w:history="1" r:id="rIdawdotfc8xsu478j6eri8i">
         <w:r>
           <w:rPr>
             <w:rStyle w:val="Hyperlink"/>
@@ -1462,7 +1462,7 @@
       <w:r>
         <w:t xml:space="preserve"> — modifié — </w:t>
       </w:r>
-      <w:hyperlink w:history="1" r:id="rIdsb_4adn7asu6r_ypqcr5b">
+      <w:hyperlink w:history="1" r:id="rIdw7kwpkpnccufcgzstllxz">
         <w:r>
           <w:rPr>
             <w:rStyle w:val="Hyperlink"/>
@@ -1491,7 +1491,7 @@
       <w:r>
         <w:t xml:space="preserve"> — modifié — </w:t>
       </w:r>
-      <w:hyperlink w:history="1" r:id="rIdwztbe3zpfobrghjv2gxil">
+      <w:hyperlink w:history="1" r:id="rIdue533b5h7nxp1zycjhhk-">
         <w:r>
           <w:rPr>
             <w:rStyle w:val="Hyperlink"/>
@@ -1520,7 +1520,7 @@
       <w:r>
         <w:t xml:space="preserve"> — modifié — </w:t>
       </w:r>
-      <w:hyperlink w:history="1" r:id="rIdqwgzsi2fdmfxcrkwkptff">
+      <w:hyperlink w:history="1" r:id="rId2e8rbzdjlt8keouhly8hf">
         <w:r>
           <w:rPr>
             <w:rStyle w:val="Hyperlink"/>
@@ -1549,7 +1549,7 @@
       <w:r>
         <w:t xml:space="preserve"> — modifié — </w:t>
       </w:r>
-      <w:hyperlink w:history="1" r:id="rIdj240zeu8l-g1s5cemjfgs">
+      <w:hyperlink w:history="1" r:id="rIdlvophm-0m22ktpzhgngzz">
         <w:r>
           <w:rPr>
             <w:rStyle w:val="Hyperlink"/>
@@ -1578,7 +1578,7 @@
       <w:r>
         <w:t xml:space="preserve"> — modifié — </w:t>
       </w:r>
-      <w:hyperlink w:history="1" r:id="rIdznsy5phlslaeipy1bhbkx">
+      <w:hyperlink w:history="1" r:id="rIdywk2tsf_ytjno9g6wiyi9">
         <w:r>
           <w:rPr>
             <w:rStyle w:val="Hyperlink"/>
@@ -1607,7 +1607,7 @@
       <w:r>
         <w:t xml:space="preserve"> — modifié — </w:t>
       </w:r>
-      <w:hyperlink w:history="1" r:id="rId2cbgeejdnblltwptfozrg">
+      <w:hyperlink w:history="1" r:id="rIdmtxbee9ncidipwzdkvciv">
         <w:r>
           <w:rPr>
             <w:rStyle w:val="Hyperlink"/>
@@ -1636,7 +1636,7 @@
       <w:r>
         <w:t xml:space="preserve"> — modifié — </w:t>
       </w:r>
-      <w:hyperlink w:history="1" r:id="rIdlo37z5_x098i7vfjtzthg">
+      <w:hyperlink w:history="1" r:id="rIdnxeioqvh5y7c6sterklfp">
         <w:r>
           <w:rPr>
             <w:rStyle w:val="Hyperlink"/>
@@ -1665,7 +1665,7 @@
       <w:r>
         <w:t xml:space="preserve"> — modifié — </w:t>
       </w:r>
-      <w:hyperlink w:history="1" r:id="rIdukg5d3ymapm-pds5uxfja">
+      <w:hyperlink w:history="1" r:id="rIdmiamwgoayk5mraomqlykv">
         <w:r>
           <w:rPr>
             <w:rStyle w:val="Hyperlink"/>
@@ -1694,7 +1694,7 @@
       <w:r>
         <w:t xml:space="preserve"> — modifié — </w:t>
       </w:r>
-      <w:hyperlink w:history="1" r:id="rIdy9vlwq2tnmhwo4tybrcoh">
+      <w:hyperlink w:history="1" r:id="rId6pynsm5x1rk0xivuf4xgf">
         <w:r>
           <w:rPr>
             <w:rStyle w:val="Hyperlink"/>
@@ -1723,7 +1723,7 @@
       <w:r>
         <w:t xml:space="preserve"> — modifié — </w:t>
       </w:r>
-      <w:hyperlink w:history="1" r:id="rIdgoqbhkh6as0_h3atfzebr">
+      <w:hyperlink w:history="1" r:id="rId_b4zaibdevmmoxb2naqni">
         <w:r>
           <w:rPr>
             <w:rStyle w:val="Hyperlink"/>
@@ -1752,7 +1752,7 @@
       <w:r>
         <w:t xml:space="preserve"> — modifié — </w:t>
       </w:r>
-      <w:hyperlink w:history="1" r:id="rId2lk2_azregohrl7ljzfvg">
+      <w:hyperlink w:history="1" r:id="rId4hfkpg4yofmjxkfhtru2_">
         <w:r>
           <w:rPr>
             <w:rStyle w:val="Hyperlink"/>
@@ -1781,7 +1781,7 @@
       <w:r>
         <w:t xml:space="preserve"> — modifié — </w:t>
       </w:r>
-      <w:hyperlink w:history="1" r:id="rIdzpwfk6yvmlh5w2a1esfx_">
+      <w:hyperlink w:history="1" r:id="rIdm2l2x37zjy9f2xheqzkg9">
         <w:r>
           <w:rPr>
             <w:rStyle w:val="Hyperlink"/>
@@ -1818,7 +1818,7 @@
       <w:r>
         <w:t xml:space="preserve"> — modifié — </w:t>
       </w:r>
-      <w:hyperlink w:history="1" r:id="rIddh9q7nbvq-ilhdig4b3zu">
+      <w:hyperlink w:history="1" r:id="rIdnajqauu1c9lfr7iqwm8ik">
         <w:r>
           <w:rPr>
             <w:rStyle w:val="Hyperlink"/>
@@ -1847,7 +1847,7 @@
       <w:r>
         <w:t xml:space="preserve"> — modifié — </w:t>
       </w:r>
-      <w:hyperlink w:history="1" r:id="rIdx1auy0u5c4oteqntjjiij">
+      <w:hyperlink w:history="1" r:id="rIdc5yvfdxpnhpe9a7nacd3c">
         <w:r>
           <w:rPr>
             <w:rStyle w:val="Hyperlink"/>
@@ -1876,7 +1876,7 @@
       <w:r>
         <w:t xml:space="preserve"> — modifié — </w:t>
       </w:r>
-      <w:hyperlink w:history="1" r:id="rIdfaofha9cpo_hyvw6r-rk4">
+      <w:hyperlink w:history="1" r:id="rIdigywrpk2hoco9zg_qvdbm">
         <w:r>
           <w:rPr>
             <w:rStyle w:val="Hyperlink"/>
@@ -1905,7 +1905,7 @@
       <w:r>
         <w:t xml:space="preserve"> — modifié — </w:t>
       </w:r>
-      <w:hyperlink w:history="1" r:id="rIdqvxslcfq9ilmxghvku-hy">
+      <w:hyperlink w:history="1" r:id="rIdivwarfqkzq8hydtmqfs6b">
         <w:r>
           <w:rPr>
             <w:rStyle w:val="Hyperlink"/>
@@ -1934,7 +1934,7 @@
       <w:r>
         <w:t xml:space="preserve"> — modifié — </w:t>
       </w:r>
-      <w:hyperlink w:history="1" r:id="rIdm4kugwnhkjj7xsxuu1nit">
+      <w:hyperlink w:history="1" r:id="rId_8dy6mg5jw2-rqay4jzx1">
         <w:r>
           <w:rPr>
             <w:rStyle w:val="Hyperlink"/>
@@ -1963,7 +1963,7 @@
       <w:r>
         <w:t xml:space="preserve"> — modifié — </w:t>
       </w:r>
-      <w:hyperlink w:history="1" r:id="rIdhhlkzmkf08dslvgydu1jj">
+      <w:hyperlink w:history="1" r:id="rIdpywe2swxr0driohwpy_jn">
         <w:r>
           <w:rPr>
             <w:rStyle w:val="Hyperlink"/>
@@ -1992,7 +1992,7 @@
       <w:r>
         <w:t xml:space="preserve"> — modifié — </w:t>
       </w:r>
-      <w:hyperlink w:history="1" r:id="rIdiadiskr0jz3hfrs95ajcb">
+      <w:hyperlink w:history="1" r:id="rIdnsuzh0kjuz64ji5ct6uxi">
         <w:r>
           <w:rPr>
             <w:rStyle w:val="Hyperlink"/>
@@ -2021,7 +2021,7 @@
       <w:r>
         <w:t xml:space="preserve"> — modifié — </w:t>
       </w:r>
-      <w:hyperlink w:history="1" r:id="rIdpbcz_h4wpub-zhqlzm8w0">
+      <w:hyperlink w:history="1" r:id="rIddsal3bzgccpfw8pk7_7_g">
         <w:r>
           <w:rPr>
             <w:rStyle w:val="Hyperlink"/>
@@ -2050,7 +2050,7 @@
       <w:r>
         <w:t xml:space="preserve"> — modifié — </w:t>
       </w:r>
-      <w:hyperlink w:history="1" r:id="rId2amuaylemfqrpoy6qqhiw">
+      <w:hyperlink w:history="1" r:id="rIdu2eqtobbenyyyxfpksovp">
         <w:r>
           <w:rPr>
             <w:rStyle w:val="Hyperlink"/>
@@ -2079,7 +2079,7 @@
       <w:r>
         <w:t xml:space="preserve"> — modifié — </w:t>
       </w:r>
-      <w:hyperlink w:history="1" r:id="rIdlfykleovd_qsl4hhllxng">
+      <w:hyperlink w:history="1" r:id="rId7z0zit6jhywshtc-tgv2c">
         <w:r>
           <w:rPr>
             <w:rStyle w:val="Hyperlink"/>
@@ -2108,7 +2108,7 @@
       <w:r>
         <w:t xml:space="preserve"> — modifié — </w:t>
       </w:r>
-      <w:hyperlink w:history="1" r:id="rIdhw0wm9-o1_jivstto0pce">
+      <w:hyperlink w:history="1" r:id="rIdowmrmgcmey5hsnpjqq5a2">
         <w:r>
           <w:rPr>
             <w:rStyle w:val="Hyperlink"/>
@@ -2145,7 +2145,7 @@
       <w:r>
         <w:t xml:space="preserve"> — créé — </w:t>
       </w:r>
-      <w:hyperlink w:history="1" r:id="rIdeze5ltsceovhonv7fj-qc">
+      <w:hyperlink w:history="1" r:id="rIdhkwftqes0t0xey0xewl7w">
         <w:r>
           <w:rPr>
             <w:rStyle w:val="Hyperlink"/>
@@ -2174,7 +2174,7 @@
       <w:r>
         <w:t xml:space="preserve"> — modifié — </w:t>
       </w:r>
-      <w:hyperlink w:history="1" r:id="rIdsxsy3yimtwrinf0vfqgjw">
+      <w:hyperlink w:history="1" r:id="rIdgvgrzml10pknsj4gxopkr">
         <w:r>
           <w:rPr>
             <w:rStyle w:val="Hyperlink"/>
@@ -2203,7 +2203,7 @@
       <w:r>
         <w:t xml:space="preserve"> — modifié — </w:t>
       </w:r>
-      <w:hyperlink w:history="1" r:id="rId6_zasour7o_2sw0pdlod_">
+      <w:hyperlink w:history="1" r:id="rIdnetdq36ezbkc-lbjxc1ae">
         <w:r>
           <w:rPr>
             <w:rStyle w:val="Hyperlink"/>
@@ -2232,7 +2232,7 @@
       <w:r>
         <w:t xml:space="preserve"> — modifié — </w:t>
       </w:r>
-      <w:hyperlink w:history="1" r:id="rIdny0inwhttskaa8rz-jkpl">
+      <w:hyperlink w:history="1" r:id="rIdumtukxhcwr8qnkplar4q2">
         <w:r>
           <w:rPr>
             <w:rStyle w:val="Hyperlink"/>
@@ -2261,7 +2261,7 @@
       <w:r>
         <w:t xml:space="preserve"> — modifié — </w:t>
       </w:r>
-      <w:hyperlink w:history="1" r:id="rIdvwwnx1guafxxamkathgn6">
+      <w:hyperlink w:history="1" r:id="rIdkujcufkumc1r6haf5mvge">
         <w:r>
           <w:rPr>
             <w:rStyle w:val="Hyperlink"/>
@@ -2290,7 +2290,7 @@
       <w:r>
         <w:t xml:space="preserve"> — modifié — </w:t>
       </w:r>
-      <w:hyperlink w:history="1" r:id="rIds44xtfnn3xrmxczjwmasx">
+      <w:hyperlink w:history="1" r:id="rId30y5kvbe27dum1xyzlytn">
         <w:r>
           <w:rPr>
             <w:rStyle w:val="Hyperlink"/>
@@ -2319,7 +2319,7 @@
       <w:r>
         <w:t xml:space="preserve"> — modifié — </w:t>
       </w:r>
-      <w:hyperlink w:history="1" r:id="rIdu6knk_irxqb0izl_nlf0k">
+      <w:hyperlink w:history="1" r:id="rIdfhsk_spgdy_kix9tsl15b">
         <w:r>
           <w:rPr>
             <w:rStyle w:val="Hyperlink"/>
@@ -2348,7 +2348,7 @@
       <w:r>
         <w:t xml:space="preserve"> — modifié — </w:t>
       </w:r>
-      <w:hyperlink w:history="1" r:id="rIdcxpwww9s0pnwgbatffhij">
+      <w:hyperlink w:history="1" r:id="rId2qyhoufytv5piv9wkleg3">
         <w:r>
           <w:rPr>
             <w:rStyle w:val="Hyperlink"/>
@@ -2377,7 +2377,7 @@
       <w:r>
         <w:t xml:space="preserve"> — modifié — </w:t>
       </w:r>
-      <w:hyperlink w:history="1" r:id="rIdzpowyv7onefdauqljxbxs">
+      <w:hyperlink w:history="1" r:id="rIdbrr-2spwcp7igwp0cvojg">
         <w:r>
           <w:rPr>
             <w:rStyle w:val="Hyperlink"/>
@@ -2406,7 +2406,7 @@
       <w:r>
         <w:t xml:space="preserve"> — modifié — </w:t>
       </w:r>
-      <w:hyperlink w:history="1" r:id="rIdy5o89rpd8_bqcughdtyov">
+      <w:hyperlink w:history="1" r:id="rIda1zbgtsdivaxvltm3-k6z">
         <w:r>
           <w:rPr>
             <w:rStyle w:val="Hyperlink"/>
@@ -2435,7 +2435,7 @@
       <w:r>
         <w:t xml:space="preserve"> — modifié — </w:t>
       </w:r>
-      <w:hyperlink w:history="1" r:id="rIdngfa5ad0x8zyqpjvbdjda">
+      <w:hyperlink w:history="1" r:id="rId8dfsfkdbpfcnmdsk1_gea">
         <w:r>
           <w:rPr>
             <w:rStyle w:val="Hyperlink"/>
@@ -2464,7 +2464,7 @@
       <w:r>
         <w:t xml:space="preserve"> — modifié — </w:t>
       </w:r>
-      <w:hyperlink w:history="1" r:id="rIdjnokctuoo3fbtxlchomnh">
+      <w:hyperlink w:history="1" r:id="rIdf3xa60hdzff7jqgm9jw2e">
         <w:r>
           <w:rPr>
             <w:rStyle w:val="Hyperlink"/>
@@ -2493,7 +2493,7 @@
       <w:r>
         <w:t xml:space="preserve"> — modifié — </w:t>
       </w:r>
-      <w:hyperlink w:history="1" r:id="rIdsiv0pe4wzr4jzkkfuyjsa">
+      <w:hyperlink w:history="1" r:id="rIdoz9dbgird3lndqybaulpn">
         <w:r>
           <w:rPr>
             <w:rStyle w:val="Hyperlink"/>
@@ -2522,7 +2522,7 @@
       <w:r>
         <w:t xml:space="preserve"> — modifié — </w:t>
       </w:r>
-      <w:hyperlink w:history="1" r:id="rIdtoralbtiwulv0v_l0rt7y">
+      <w:hyperlink w:history="1" r:id="rIdnq0jc4rybzp6bcx2z2qdk">
         <w:r>
           <w:rPr>
             <w:rStyle w:val="Hyperlink"/>
@@ -2551,7 +2551,7 @@
       <w:r>
         <w:t xml:space="preserve"> — modifié — </w:t>
       </w:r>
-      <w:hyperlink w:history="1" r:id="rIdjywiva6349b-mj2qer4wt">
+      <w:hyperlink w:history="1" r:id="rIddbbun_ffjspiwjd7bplew">
         <w:r>
           <w:rPr>
             <w:rStyle w:val="Hyperlink"/>
@@ -2580,7 +2580,7 @@
       <w:r>
         <w:t xml:space="preserve"> — modifié — </w:t>
       </w:r>
-      <w:hyperlink w:history="1" r:id="rId1am8by5-hopwqdzr0-w61">
+      <w:hyperlink w:history="1" r:id="rIdddxnhsctgnotzdxfpa9db">
         <w:r>
           <w:rPr>
             <w:rStyle w:val="Hyperlink"/>
@@ -2609,7 +2609,7 @@
       <w:r>
         <w:t xml:space="preserve"> — modifié — </w:t>
       </w:r>
-      <w:hyperlink w:history="1" r:id="rIde7ypy82s9d8aj_oazjao_">
+      <w:hyperlink w:history="1" r:id="rIdjp2rahzrjbh32yll1mrua">
         <w:r>
           <w:rPr>
             <w:rStyle w:val="Hyperlink"/>
@@ -2638,7 +2638,7 @@
       <w:r>
         <w:t xml:space="preserve"> — modifié — </w:t>
       </w:r>
-      <w:hyperlink w:history="1" r:id="rIdtkomhpcsov2qjxw_itfdc">
+      <w:hyperlink w:history="1" r:id="rIdihj-h2ur5nihxwdin0g42">
         <w:r>
           <w:rPr>
             <w:rStyle w:val="Hyperlink"/>
@@ -2667,7 +2667,7 @@
       <w:r>
         <w:t xml:space="preserve"> — modifié — </w:t>
       </w:r>
-      <w:hyperlink w:history="1" r:id="rIdkpjko6tnxnrqa__wpenmw">
+      <w:hyperlink w:history="1" r:id="rIdresporslkxwjrjtgfu8qs">
         <w:r>
           <w:rPr>
             <w:rStyle w:val="Hyperlink"/>
@@ -2696,7 +2696,7 @@
       <w:r>
         <w:t xml:space="preserve"> — modifié — </w:t>
       </w:r>
-      <w:hyperlink w:history="1" r:id="rIdiywpyyv8odadfpnakp3hn">
+      <w:hyperlink w:history="1" r:id="rIdxcbpdnmtheic3k9azu1ze">
         <w:r>
           <w:rPr>
             <w:rStyle w:val="Hyperlink"/>
@@ -2725,7 +2725,7 @@
       <w:r>
         <w:t xml:space="preserve"> — modifié — </w:t>
       </w:r>
-      <w:hyperlink w:history="1" r:id="rIdkijxeu-akexhdrcqu29ot">
+      <w:hyperlink w:history="1" r:id="rIdortcsq70qq9gv--6o6brs">
         <w:r>
           <w:rPr>
             <w:rStyle w:val="Hyperlink"/>
@@ -2754,7 +2754,7 @@
       <w:r>
         <w:t xml:space="preserve"> — modifié — </w:t>
       </w:r>
-      <w:hyperlink w:history="1" r:id="rIdbfcincjdawpsw6d58vmdb">
+      <w:hyperlink w:history="1" r:id="rIdx-ak-c7jw8qjwf6lesebp">
         <w:r>
           <w:rPr>
             <w:rStyle w:val="Hyperlink"/>
@@ -2783,7 +2783,7 @@
       <w:r>
         <w:t xml:space="preserve"> — modifié — </w:t>
       </w:r>
-      <w:hyperlink w:history="1" r:id="rIdkfm_hu_htvy2fqnvhk-b1">
+      <w:hyperlink w:history="1" r:id="rId0a6-ffl_-bjrtpapu-owd">
         <w:r>
           <w:rPr>
             <w:rStyle w:val="Hyperlink"/>
@@ -2820,7 +2820,7 @@
       <w:r>
         <w:t xml:space="preserve"> — modifié — </w:t>
       </w:r>
-      <w:hyperlink w:history="1" r:id="rIdyte2hf5o_v0oiryu1cupi">
+      <w:hyperlink w:history="1" r:id="rIdum5wpprtnffgceiquywnu">
         <w:r>
           <w:rPr>
             <w:rStyle w:val="Hyperlink"/>
@@ -2849,7 +2849,7 @@
       <w:r>
         <w:t xml:space="preserve"> — modifié — </w:t>
       </w:r>
-      <w:hyperlink w:history="1" r:id="rId8o7kmveisszg_jwyym42w">
+      <w:hyperlink w:history="1" r:id="rIdkh5sjjjvhyeqwfv2drdnl">
         <w:r>
           <w:rPr>
             <w:rStyle w:val="Hyperlink"/>

--- a/docs/developpement/phases/word/PHASE_33_CAISSE_AUTOMATIQUE_SELON_LA_DATE_CLOTURE_PAR_LE_DIRECTEUR_EVENEMENT_PA.docx
+++ b/docs/developpement/phases/word/PHASE_33_CAISSE_AUTOMATIQUE_SELON_LA_DATE_CLOTURE_PAR_LE_DIRECTEUR_EVENEMENT_PA.docx
@@ -20,7 +20,7 @@
       <w:r>
         <w:t xml:space="preserve">FlaiX Expert · dossier de développement · généré le 2026-10-21 depuis le dépôt </w:t>
       </w:r>
-      <w:hyperlink w:history="1" r:id="rId_uxz1unj5kmxxigijyqfp">
+      <w:hyperlink w:history="1" r:id="rIddi-qipctq5obb4euvspv1">
         <w:r>
           <w:rPr>
             <w:rStyle w:val="Hyperlink"/>
@@ -827,7 +827,7 @@
           <w:numId w:val="3"/>
         </w:numPr>
       </w:pPr>
-      <w:hyperlink w:history="1" r:id="rIduwzemmyzuymaduj970oyo">
+      <w:hyperlink w:history="1" r:id="rId1rxbclk736boqvct3_798">
         <w:r>
           <w:rPr>
             <w:rStyle w:val="Hyperlink"/>
@@ -847,7 +847,7 @@
           <w:numId w:val="3"/>
         </w:numPr>
       </w:pPr>
-      <w:hyperlink w:history="1" r:id="rIdjdkjbdkddvrmzsl3ljekd">
+      <w:hyperlink w:history="1" r:id="rIdtqguiifuvb_xejsu2xpjs">
         <w:r>
           <w:rPr>
             <w:rStyle w:val="Hyperlink"/>
@@ -895,7 +895,7 @@
       <w:r>
         <w:t xml:space="preserve"> — créé — </w:t>
       </w:r>
-      <w:hyperlink w:history="1" r:id="rIdnbymflsoifzqaxfr2bmbz">
+      <w:hyperlink w:history="1" r:id="rIdezzeg6i6nd1viij2cltni">
         <w:r>
           <w:rPr>
             <w:rStyle w:val="Hyperlink"/>
@@ -932,7 +932,7 @@
       <w:r>
         <w:t xml:space="preserve"> — créé — </w:t>
       </w:r>
-      <w:hyperlink w:history="1" r:id="rIdnit6id3qxi15c6cnknyh4">
+      <w:hyperlink w:history="1" r:id="rIdmmwhzmr2a0wsdkhqcaxzq">
         <w:r>
           <w:rPr>
             <w:rStyle w:val="Hyperlink"/>
@@ -961,7 +961,7 @@
       <w:r>
         <w:t xml:space="preserve"> — modifié — </w:t>
       </w:r>
-      <w:hyperlink w:history="1" r:id="rIdlm_sdaiebh9ac0yos0sjb">
+      <w:hyperlink w:history="1" r:id="rIduq-ieiijjteffoyqwteyb">
         <w:r>
           <w:rPr>
             <w:rStyle w:val="Hyperlink"/>
@@ -990,7 +990,7 @@
       <w:r>
         <w:t xml:space="preserve"> — modifié — </w:t>
       </w:r>
-      <w:hyperlink w:history="1" r:id="rId3my709e_oqq7az1oypo4h">
+      <w:hyperlink w:history="1" r:id="rIde4wn9u7hu_cw0r2fdcoc3">
         <w:r>
           <w:rPr>
             <w:rStyle w:val="Hyperlink"/>
@@ -1019,7 +1019,7 @@
       <w:r>
         <w:t xml:space="preserve"> — modifié — </w:t>
       </w:r>
-      <w:hyperlink w:history="1" r:id="rIdkuekrw3e2f8mnzxcgueyd">
+      <w:hyperlink w:history="1" r:id="rIde8jhd9wwz0bposcm_x7l9">
         <w:r>
           <w:rPr>
             <w:rStyle w:val="Hyperlink"/>
@@ -1048,7 +1048,7 @@
       <w:r>
         <w:t xml:space="preserve"> — modifié — </w:t>
       </w:r>
-      <w:hyperlink w:history="1" r:id="rId48du9dqcsvlu7wloaewof">
+      <w:hyperlink w:history="1" r:id="rIdkxj8k_e7o_f-kves9nvc1">
         <w:r>
           <w:rPr>
             <w:rStyle w:val="Hyperlink"/>
@@ -1077,7 +1077,7 @@
       <w:r>
         <w:t xml:space="preserve"> — modifié — </w:t>
       </w:r>
-      <w:hyperlink w:history="1" r:id="rIdit2xj1mn9d9s4jvhj_jgd">
+      <w:hyperlink w:history="1" r:id="rId5zxpm9unkpbjdtwsjk0sv">
         <w:r>
           <w:rPr>
             <w:rStyle w:val="Hyperlink"/>
@@ -1106,7 +1106,7 @@
       <w:r>
         <w:t xml:space="preserve"> — modifié — </w:t>
       </w:r>
-      <w:hyperlink w:history="1" r:id="rIdfvm0ppz0a6a1maaa7zddy">
+      <w:hyperlink w:history="1" r:id="rIds6ou5zk47mintwnqz01oi">
         <w:r>
           <w:rPr>
             <w:rStyle w:val="Hyperlink"/>
@@ -1135,7 +1135,7 @@
       <w:r>
         <w:t xml:space="preserve"> — modifié — </w:t>
       </w:r>
-      <w:hyperlink w:history="1" r:id="rIdewogshuunvzt70pzzyg6h">
+      <w:hyperlink w:history="1" r:id="rIdfcfumoms15xa3wwooojfu">
         <w:r>
           <w:rPr>
             <w:rStyle w:val="Hyperlink"/>
@@ -1164,7 +1164,7 @@
       <w:r>
         <w:t xml:space="preserve"> — modifié — </w:t>
       </w:r>
-      <w:hyperlink w:history="1" r:id="rIdaqm9uvvda3zneo-lkqsyg">
+      <w:hyperlink w:history="1" r:id="rIdckpv6sm0q4yy2dmpygz0l">
         <w:r>
           <w:rPr>
             <w:rStyle w:val="Hyperlink"/>
@@ -1193,7 +1193,7 @@
       <w:r>
         <w:t xml:space="preserve"> — modifié — </w:t>
       </w:r>
-      <w:hyperlink w:history="1" r:id="rIdplppgzeplazispertln8q">
+      <w:hyperlink w:history="1" r:id="rIdycpr_ikli4zokx1fkxk5j">
         <w:r>
           <w:rPr>
             <w:rStyle w:val="Hyperlink"/>
@@ -1222,7 +1222,7 @@
       <w:r>
         <w:t xml:space="preserve"> — modifié — </w:t>
       </w:r>
-      <w:hyperlink w:history="1" r:id="rId8pss9hdsvcr_bc94pb6zd">
+      <w:hyperlink w:history="1" r:id="rId8zoryayyli7qczgogwwix">
         <w:r>
           <w:rPr>
             <w:rStyle w:val="Hyperlink"/>
@@ -1251,7 +1251,7 @@
       <w:r>
         <w:t xml:space="preserve"> — modifié — </w:t>
       </w:r>
-      <w:hyperlink w:history="1" r:id="rIdckoa4zkrexkrf65f4a2jw">
+      <w:hyperlink w:history="1" r:id="rId89ldbvwqvuxzlelfk_k01">
         <w:r>
           <w:rPr>
             <w:rStyle w:val="Hyperlink"/>
@@ -1280,7 +1280,7 @@
       <w:r>
         <w:t xml:space="preserve"> — modifié — </w:t>
       </w:r>
-      <w:hyperlink w:history="1" r:id="rIdet3fqjbfwqu-19ysp46tz">
+      <w:hyperlink w:history="1" r:id="rIdd4zprdpivvz7wexz_wm69">
         <w:r>
           <w:rPr>
             <w:rStyle w:val="Hyperlink"/>
@@ -1309,7 +1309,7 @@
       <w:r>
         <w:t xml:space="preserve"> — modifié — </w:t>
       </w:r>
-      <w:hyperlink w:history="1" r:id="rIdbbfzlrn0i9qbsdvtmfdmj">
+      <w:hyperlink w:history="1" r:id="rIdyj7jo08ampwgehvaelqss">
         <w:r>
           <w:rPr>
             <w:rStyle w:val="Hyperlink"/>
@@ -1338,7 +1338,7 @@
       <w:r>
         <w:t xml:space="preserve"> — créé — </w:t>
       </w:r>
-      <w:hyperlink w:history="1" r:id="rIdmwzez1bfd2y1ntz2gcc03">
+      <w:hyperlink w:history="1" r:id="rIdqkbrwnoivw_unfpw41-jt">
         <w:r>
           <w:rPr>
             <w:rStyle w:val="Hyperlink"/>
@@ -1367,7 +1367,7 @@
       <w:r>
         <w:t xml:space="preserve"> — modifié — </w:t>
       </w:r>
-      <w:hyperlink w:history="1" r:id="rIdpwlwfb8qpsvmmwgs09cae">
+      <w:hyperlink w:history="1" r:id="rIdaf3mxfqhviropyenztdzh">
         <w:r>
           <w:rPr>
             <w:rStyle w:val="Hyperlink"/>
@@ -1396,7 +1396,7 @@
       <w:r>
         <w:t xml:space="preserve"> — modifié — </w:t>
       </w:r>
-      <w:hyperlink w:history="1" r:id="rIdoz3lg4rx1tabu3keit1fp">
+      <w:hyperlink w:history="1" r:id="rIdhyahn9p2c90eeyoue8xqf">
         <w:r>
           <w:rPr>
             <w:rStyle w:val="Hyperlink"/>
@@ -1433,7 +1433,7 @@
       <w:r>
         <w:t xml:space="preserve"> — créé — </w:t>
       </w:r>
-      <w:hyperlink w:history="1" r:id="rIdawdotfc8xsu478j6eri8i">
+      <w:hyperlink w:history="1" r:id="rIdpob1uh4zkzgj_ry0mv5pk">
         <w:r>
           <w:rPr>
             <w:rStyle w:val="Hyperlink"/>
@@ -1462,7 +1462,7 @@
       <w:r>
         <w:t xml:space="preserve"> — modifié — </w:t>
       </w:r>
-      <w:hyperlink w:history="1" r:id="rIdw7kwpkpnccufcgzstllxz">
+      <w:hyperlink w:history="1" r:id="rIdmtk-_3fp4myq1gtz3mq41">
         <w:r>
           <w:rPr>
             <w:rStyle w:val="Hyperlink"/>
@@ -1491,7 +1491,7 @@
       <w:r>
         <w:t xml:space="preserve"> — modifié — </w:t>
       </w:r>
-      <w:hyperlink w:history="1" r:id="rIdue533b5h7nxp1zycjhhk-">
+      <w:hyperlink w:history="1" r:id="rIdw-ezme33fmbg8za7-oua2">
         <w:r>
           <w:rPr>
             <w:rStyle w:val="Hyperlink"/>
@@ -1520,7 +1520,7 @@
       <w:r>
         <w:t xml:space="preserve"> — modifié — </w:t>
       </w:r>
-      <w:hyperlink w:history="1" r:id="rId2e8rbzdjlt8keouhly8hf">
+      <w:hyperlink w:history="1" r:id="rIdafmg2xsq7ztcytllds9my">
         <w:r>
           <w:rPr>
             <w:rStyle w:val="Hyperlink"/>
@@ -1549,7 +1549,7 @@
       <w:r>
         <w:t xml:space="preserve"> — modifié — </w:t>
       </w:r>
-      <w:hyperlink w:history="1" r:id="rIdlvophm-0m22ktpzhgngzz">
+      <w:hyperlink w:history="1" r:id="rIdupi-ctqf6jeumnrqnbfk8">
         <w:r>
           <w:rPr>
             <w:rStyle w:val="Hyperlink"/>
@@ -1578,7 +1578,7 @@
       <w:r>
         <w:t xml:space="preserve"> — modifié — </w:t>
       </w:r>
-      <w:hyperlink w:history="1" r:id="rIdywk2tsf_ytjno9g6wiyi9">
+      <w:hyperlink w:history="1" r:id="rId7mdzobbc_ano69wttmj89">
         <w:r>
           <w:rPr>
             <w:rStyle w:val="Hyperlink"/>
@@ -1607,7 +1607,7 @@
       <w:r>
         <w:t xml:space="preserve"> — modifié — </w:t>
       </w:r>
-      <w:hyperlink w:history="1" r:id="rIdmtxbee9ncidipwzdkvciv">
+      <w:hyperlink w:history="1" r:id="rId4mp4eqlktdv9vxxmvoakk">
         <w:r>
           <w:rPr>
             <w:rStyle w:val="Hyperlink"/>
@@ -1636,7 +1636,7 @@
       <w:r>
         <w:t xml:space="preserve"> — modifié — </w:t>
       </w:r>
-      <w:hyperlink w:history="1" r:id="rIdnxeioqvh5y7c6sterklfp">
+      <w:hyperlink w:history="1" r:id="rId0tpv-riyga0gejogrigmz">
         <w:r>
           <w:rPr>
             <w:rStyle w:val="Hyperlink"/>
@@ -1665,7 +1665,7 @@
       <w:r>
         <w:t xml:space="preserve"> — modifié — </w:t>
       </w:r>
-      <w:hyperlink w:history="1" r:id="rIdmiamwgoayk5mraomqlykv">
+      <w:hyperlink w:history="1" r:id="rIdjv1vlkevf-yr7hs55nb8j">
         <w:r>
           <w:rPr>
             <w:rStyle w:val="Hyperlink"/>
@@ -1694,7 +1694,7 @@
       <w:r>
         <w:t xml:space="preserve"> — modifié — </w:t>
       </w:r>
-      <w:hyperlink w:history="1" r:id="rId6pynsm5x1rk0xivuf4xgf">
+      <w:hyperlink w:history="1" r:id="rIdwbgvehqjcd-sa1chjih3p">
         <w:r>
           <w:rPr>
             <w:rStyle w:val="Hyperlink"/>
@@ -1723,7 +1723,7 @@
       <w:r>
         <w:t xml:space="preserve"> — modifié — </w:t>
       </w:r>
-      <w:hyperlink w:history="1" r:id="rId_b4zaibdevmmoxb2naqni">
+      <w:hyperlink w:history="1" r:id="rIdrsa32btm_-isisktijrwe">
         <w:r>
           <w:rPr>
             <w:rStyle w:val="Hyperlink"/>
@@ -1752,7 +1752,7 @@
       <w:r>
         <w:t xml:space="preserve"> — modifié — </w:t>
       </w:r>
-      <w:hyperlink w:history="1" r:id="rId4hfkpg4yofmjxkfhtru2_">
+      <w:hyperlink w:history="1" r:id="rIdh5aaispwpeg0zxnkmtd_c">
         <w:r>
           <w:rPr>
             <w:rStyle w:val="Hyperlink"/>
@@ -1781,7 +1781,7 @@
       <w:r>
         <w:t xml:space="preserve"> — modifié — </w:t>
       </w:r>
-      <w:hyperlink w:history="1" r:id="rIdm2l2x37zjy9f2xheqzkg9">
+      <w:hyperlink w:history="1" r:id="rId-oo1zfxsw7wcpehov6jkr">
         <w:r>
           <w:rPr>
             <w:rStyle w:val="Hyperlink"/>
@@ -1818,7 +1818,7 @@
       <w:r>
         <w:t xml:space="preserve"> — modifié — </w:t>
       </w:r>
-      <w:hyperlink w:history="1" r:id="rIdnajqauu1c9lfr7iqwm8ik">
+      <w:hyperlink w:history="1" r:id="rIdxtvp7bry7i2ndvcryrlfh">
         <w:r>
           <w:rPr>
             <w:rStyle w:val="Hyperlink"/>
@@ -1847,7 +1847,7 @@
       <w:r>
         <w:t xml:space="preserve"> — modifié — </w:t>
       </w:r>
-      <w:hyperlink w:history="1" r:id="rIdc5yvfdxpnhpe9a7nacd3c">
+      <w:hyperlink w:history="1" r:id="rIdu6ewvry5s8rpqdnpi5hfq">
         <w:r>
           <w:rPr>
             <w:rStyle w:val="Hyperlink"/>
@@ -1876,7 +1876,7 @@
       <w:r>
         <w:t xml:space="preserve"> — modifié — </w:t>
       </w:r>
-      <w:hyperlink w:history="1" r:id="rIdigywrpk2hoco9zg_qvdbm">
+      <w:hyperlink w:history="1" r:id="rIdvxkm_gubjpdi6kvnoersi">
         <w:r>
           <w:rPr>
             <w:rStyle w:val="Hyperlink"/>
@@ -1905,7 +1905,7 @@
       <w:r>
         <w:t xml:space="preserve"> — modifié — </w:t>
       </w:r>
-      <w:hyperlink w:history="1" r:id="rIdivwarfqkzq8hydtmqfs6b">
+      <w:hyperlink w:history="1" r:id="rIdvycjjfvrongi3uqmw1is1">
         <w:r>
           <w:rPr>
             <w:rStyle w:val="Hyperlink"/>
@@ -1934,7 +1934,7 @@
       <w:r>
         <w:t xml:space="preserve"> — modifié — </w:t>
       </w:r>
-      <w:hyperlink w:history="1" r:id="rId_8dy6mg5jw2-rqay4jzx1">
+      <w:hyperlink w:history="1" r:id="rIdzopdsvfut7liiep5qtmbb">
         <w:r>
           <w:rPr>
             <w:rStyle w:val="Hyperlink"/>
@@ -1963,7 +1963,7 @@
       <w:r>
         <w:t xml:space="preserve"> — modifié — </w:t>
       </w:r>
-      <w:hyperlink w:history="1" r:id="rIdpywe2swxr0driohwpy_jn">
+      <w:hyperlink w:history="1" r:id="rIdnddxjox1ehguos6qk1iv8">
         <w:r>
           <w:rPr>
             <w:rStyle w:val="Hyperlink"/>
@@ -1992,7 +1992,7 @@
       <w:r>
         <w:t xml:space="preserve"> — modifié — </w:t>
       </w:r>
-      <w:hyperlink w:history="1" r:id="rIdnsuzh0kjuz64ji5ct6uxi">
+      <w:hyperlink w:history="1" r:id="rIducbkogo06triua2ggpezf">
         <w:r>
           <w:rPr>
             <w:rStyle w:val="Hyperlink"/>
@@ -2021,7 +2021,7 @@
       <w:r>
         <w:t xml:space="preserve"> — modifié — </w:t>
       </w:r>
-      <w:hyperlink w:history="1" r:id="rIddsal3bzgccpfw8pk7_7_g">
+      <w:hyperlink w:history="1" r:id="rIdnah0bg-co-tkz65dzvkkl">
         <w:r>
           <w:rPr>
             <w:rStyle w:val="Hyperlink"/>
@@ -2050,7 +2050,7 @@
       <w:r>
         <w:t xml:space="preserve"> — modifié — </w:t>
       </w:r>
-      <w:hyperlink w:history="1" r:id="rIdu2eqtobbenyyyxfpksovp">
+      <w:hyperlink w:history="1" r:id="rIdyccesirkllgqfo7nnna9t">
         <w:r>
           <w:rPr>
             <w:rStyle w:val="Hyperlink"/>
@@ -2079,7 +2079,7 @@
       <w:r>
         <w:t xml:space="preserve"> — modifié — </w:t>
       </w:r>
-      <w:hyperlink w:history="1" r:id="rId7z0zit6jhywshtc-tgv2c">
+      <w:hyperlink w:history="1" r:id="rIdgoij6rqf0qjpugrw1qyvf">
         <w:r>
           <w:rPr>
             <w:rStyle w:val="Hyperlink"/>
@@ -2108,7 +2108,7 @@
       <w:r>
         <w:t xml:space="preserve"> — modifié — </w:t>
       </w:r>
-      <w:hyperlink w:history="1" r:id="rIdowmrmgcmey5hsnpjqq5a2">
+      <w:hyperlink w:history="1" r:id="rIdwzg1z7na5bqb82j41d9f3">
         <w:r>
           <w:rPr>
             <w:rStyle w:val="Hyperlink"/>
@@ -2145,7 +2145,7 @@
       <w:r>
         <w:t xml:space="preserve"> — créé — </w:t>
       </w:r>
-      <w:hyperlink w:history="1" r:id="rIdhkwftqes0t0xey0xewl7w">
+      <w:hyperlink w:history="1" r:id="rIdde21g2jpxxifoloynfwu_">
         <w:r>
           <w:rPr>
             <w:rStyle w:val="Hyperlink"/>
@@ -2174,7 +2174,7 @@
       <w:r>
         <w:t xml:space="preserve"> — modifié — </w:t>
       </w:r>
-      <w:hyperlink w:history="1" r:id="rIdgvgrzml10pknsj4gxopkr">
+      <w:hyperlink w:history="1" r:id="rIdvk3ixcoe3yttl1n6dtfez">
         <w:r>
           <w:rPr>
             <w:rStyle w:val="Hyperlink"/>
@@ -2203,7 +2203,7 @@
       <w:r>
         <w:t xml:space="preserve"> — modifié — </w:t>
       </w:r>
-      <w:hyperlink w:history="1" r:id="rIdnetdq36ezbkc-lbjxc1ae">
+      <w:hyperlink w:history="1" r:id="rIdixzupvrjgnue8jdwftxio">
         <w:r>
           <w:rPr>
             <w:rStyle w:val="Hyperlink"/>
@@ -2232,7 +2232,7 @@
       <w:r>
         <w:t xml:space="preserve"> — modifié — </w:t>
       </w:r>
-      <w:hyperlink w:history="1" r:id="rIdumtukxhcwr8qnkplar4q2">
+      <w:hyperlink w:history="1" r:id="rId8ybmwjbseapsgewxtam77">
         <w:r>
           <w:rPr>
             <w:rStyle w:val="Hyperlink"/>
@@ -2261,7 +2261,7 @@
       <w:r>
         <w:t xml:space="preserve"> — modifié — </w:t>
       </w:r>
-      <w:hyperlink w:history="1" r:id="rIdkujcufkumc1r6haf5mvge">
+      <w:hyperlink w:history="1" r:id="rIdt4uixrdm7e5h6lf7fgbez">
         <w:r>
           <w:rPr>
             <w:rStyle w:val="Hyperlink"/>
@@ -2290,7 +2290,7 @@
       <w:r>
         <w:t xml:space="preserve"> — modifié — </w:t>
       </w:r>
-      <w:hyperlink w:history="1" r:id="rId30y5kvbe27dum1xyzlytn">
+      <w:hyperlink w:history="1" r:id="rIdzzbpqvrtbotq3ipxw3qi3">
         <w:r>
           <w:rPr>
             <w:rStyle w:val="Hyperlink"/>
@@ -2319,7 +2319,7 @@
       <w:r>
         <w:t xml:space="preserve"> — modifié — </w:t>
       </w:r>
-      <w:hyperlink w:history="1" r:id="rIdfhsk_spgdy_kix9tsl15b">
+      <w:hyperlink w:history="1" r:id="rIdasgfbycz8qj6yjhwlko2k">
         <w:r>
           <w:rPr>
             <w:rStyle w:val="Hyperlink"/>
@@ -2348,7 +2348,7 @@
       <w:r>
         <w:t xml:space="preserve"> — modifié — </w:t>
       </w:r>
-      <w:hyperlink w:history="1" r:id="rId2qyhoufytv5piv9wkleg3">
+      <w:hyperlink w:history="1" r:id="rIdligz3ht_tw_wdgpnf2cic">
         <w:r>
           <w:rPr>
             <w:rStyle w:val="Hyperlink"/>
@@ -2377,7 +2377,7 @@
       <w:r>
         <w:t xml:space="preserve"> — modifié — </w:t>
       </w:r>
-      <w:hyperlink w:history="1" r:id="rIdbrr-2spwcp7igwp0cvojg">
+      <w:hyperlink w:history="1" r:id="rIdaokcfdrgi5d_lueutzqtu">
         <w:r>
           <w:rPr>
             <w:rStyle w:val="Hyperlink"/>
@@ -2406,7 +2406,7 @@
       <w:r>
         <w:t xml:space="preserve"> — modifié — </w:t>
       </w:r>
-      <w:hyperlink w:history="1" r:id="rIda1zbgtsdivaxvltm3-k6z">
+      <w:hyperlink w:history="1" r:id="rIdawplqeopekmun02k2wlhf">
         <w:r>
           <w:rPr>
             <w:rStyle w:val="Hyperlink"/>
@@ -2435,7 +2435,7 @@
       <w:r>
         <w:t xml:space="preserve"> — modifié — </w:t>
       </w:r>
-      <w:hyperlink w:history="1" r:id="rId8dfsfkdbpfcnmdsk1_gea">
+      <w:hyperlink w:history="1" r:id="rIde51jzdmgx6eh6ukyns2zq">
         <w:r>
           <w:rPr>
             <w:rStyle w:val="Hyperlink"/>
@@ -2464,7 +2464,7 @@
       <w:r>
         <w:t xml:space="preserve"> — modifié — </w:t>
       </w:r>
-      <w:hyperlink w:history="1" r:id="rIdf3xa60hdzff7jqgm9jw2e">
+      <w:hyperlink w:history="1" r:id="rIdaqhqfnuw5zt59llx38uoo">
         <w:r>
           <w:rPr>
             <w:rStyle w:val="Hyperlink"/>
@@ -2493,7 +2493,7 @@
       <w:r>
         <w:t xml:space="preserve"> — modifié — </w:t>
       </w:r>
-      <w:hyperlink w:history="1" r:id="rIdoz9dbgird3lndqybaulpn">
+      <w:hyperlink w:history="1" r:id="rIdxvjglpd11ier5pbg0i3tg">
         <w:r>
           <w:rPr>
             <w:rStyle w:val="Hyperlink"/>
@@ -2522,7 +2522,7 @@
       <w:r>
         <w:t xml:space="preserve"> — modifié — </w:t>
       </w:r>
-      <w:hyperlink w:history="1" r:id="rIdnq0jc4rybzp6bcx2z2qdk">
+      <w:hyperlink w:history="1" r:id="rIdczo6oi-bk4pau2gafd5c-">
         <w:r>
           <w:rPr>
             <w:rStyle w:val="Hyperlink"/>
@@ -2551,7 +2551,7 @@
       <w:r>
         <w:t xml:space="preserve"> — modifié — </w:t>
       </w:r>
-      <w:hyperlink w:history="1" r:id="rIddbbun_ffjspiwjd7bplew">
+      <w:hyperlink w:history="1" r:id="rIdcuv6f6ba7f028dauztlt6">
         <w:r>
           <w:rPr>
             <w:rStyle w:val="Hyperlink"/>
@@ -2580,7 +2580,7 @@
       <w:r>
         <w:t xml:space="preserve"> — modifié — </w:t>
       </w:r>
-      <w:hyperlink w:history="1" r:id="rIdddxnhsctgnotzdxfpa9db">
+      <w:hyperlink w:history="1" r:id="rIddazhnyy1ypayk1l7wbywn">
         <w:r>
           <w:rPr>
             <w:rStyle w:val="Hyperlink"/>
@@ -2609,7 +2609,7 @@
       <w:r>
         <w:t xml:space="preserve"> — modifié — </w:t>
       </w:r>
-      <w:hyperlink w:history="1" r:id="rIdjp2rahzrjbh32yll1mrua">
+      <w:hyperlink w:history="1" r:id="rIdhh--o3nqyqzk3sccsydua">
         <w:r>
           <w:rPr>
             <w:rStyle w:val="Hyperlink"/>
@@ -2638,7 +2638,7 @@
       <w:r>
         <w:t xml:space="preserve"> — modifié — </w:t>
       </w:r>
-      <w:hyperlink w:history="1" r:id="rIdihj-h2ur5nihxwdin0g42">
+      <w:hyperlink w:history="1" r:id="rIdgwgyxp7oedkvx53_nqbqv">
         <w:r>
           <w:rPr>
             <w:rStyle w:val="Hyperlink"/>
@@ -2667,7 +2667,7 @@
       <w:r>
         <w:t xml:space="preserve"> — modifié — </w:t>
       </w:r>
-      <w:hyperlink w:history="1" r:id="rIdresporslkxwjrjtgfu8qs">
+      <w:hyperlink w:history="1" r:id="rId2wwwkw5a2zjcphe7dhpin">
         <w:r>
           <w:rPr>
             <w:rStyle w:val="Hyperlink"/>
@@ -2696,7 +2696,7 @@
       <w:r>
         <w:t xml:space="preserve"> — modifié — </w:t>
       </w:r>
-      <w:hyperlink w:history="1" r:id="rIdxcbpdnmtheic3k9azu1ze">
+      <w:hyperlink w:history="1" r:id="rId8mhyd17bfg9sgyprvgx7l">
         <w:r>
           <w:rPr>
             <w:rStyle w:val="Hyperlink"/>
@@ -2725,7 +2725,7 @@
       <w:r>
         <w:t xml:space="preserve"> — modifié — </w:t>
       </w:r>
-      <w:hyperlink w:history="1" r:id="rIdortcsq70qq9gv--6o6brs">
+      <w:hyperlink w:history="1" r:id="rIdxhi_zluzexlr_1q0xpjf0">
         <w:r>
           <w:rPr>
             <w:rStyle w:val="Hyperlink"/>
@@ -2754,7 +2754,7 @@
       <w:r>
         <w:t xml:space="preserve"> — modifié — </w:t>
       </w:r>
-      <w:hyperlink w:history="1" r:id="rIdx-ak-c7jw8qjwf6lesebp">
+      <w:hyperlink w:history="1" r:id="rIdby283imlppkcu9znv9xfs">
         <w:r>
           <w:rPr>
             <w:rStyle w:val="Hyperlink"/>
@@ -2783,7 +2783,7 @@
       <w:r>
         <w:t xml:space="preserve"> — modifié — </w:t>
       </w:r>
-      <w:hyperlink w:history="1" r:id="rId0a6-ffl_-bjrtpapu-owd">
+      <w:hyperlink w:history="1" r:id="rIdcvgk4nk0kl1enw6i3nbuw">
         <w:r>
           <w:rPr>
             <w:rStyle w:val="Hyperlink"/>
@@ -2820,7 +2820,7 @@
       <w:r>
         <w:t xml:space="preserve"> — modifié — </w:t>
       </w:r>
-      <w:hyperlink w:history="1" r:id="rIdum5wpprtnffgceiquywnu">
+      <w:hyperlink w:history="1" r:id="rIdswrlvtll_qctfv1f34v5k">
         <w:r>
           <w:rPr>
             <w:rStyle w:val="Hyperlink"/>
@@ -2849,7 +2849,7 @@
       <w:r>
         <w:t xml:space="preserve"> — modifié — </w:t>
       </w:r>
-      <w:hyperlink w:history="1" r:id="rIdkh5sjjjvhyeqwfv2drdnl">
+      <w:hyperlink w:history="1" r:id="rIdszvkmglscunexazbrnlug">
         <w:r>
           <w:rPr>
             <w:rStyle w:val="Hyperlink"/>

--- a/docs/developpement/phases/word/PHASE_33_CAISSE_AUTOMATIQUE_SELON_LA_DATE_CLOTURE_PAR_LE_DIRECTEUR_EVENEMENT_PA.docx
+++ b/docs/developpement/phases/word/PHASE_33_CAISSE_AUTOMATIQUE_SELON_LA_DATE_CLOTURE_PAR_LE_DIRECTEUR_EVENEMENT_PA.docx
@@ -18,9 +18,9 @@
         <w:shd w:fill="F6F3FF" w:color="auto" w:val="clear"/>
       </w:pPr>
       <w:r>
-        <w:t xml:space="preserve">FlaiX Expert · dossier de développement · généré le 2026-10-21 depuis le dépôt </w:t>
-      </w:r>
-      <w:hyperlink w:history="1" r:id="rIddi-qipctq5obb4euvspv1">
+        <w:t xml:space="preserve">FlaiX Expert · dossier de développement · généré le 2026-10-23 depuis le dépôt </w:t>
+      </w:r>
+      <w:hyperlink w:history="1" r:id="rIdzzi2yh7nrx2zlq_4p-n_k">
         <w:r>
           <w:rPr>
             <w:rStyle w:val="Hyperlink"/>
@@ -827,7 +827,7 @@
           <w:numId w:val="3"/>
         </w:numPr>
       </w:pPr>
-      <w:hyperlink w:history="1" r:id="rId1rxbclk736boqvct3_798">
+      <w:hyperlink w:history="1" r:id="rIdexcyloscqsdvms3ocal2s">
         <w:r>
           <w:rPr>
             <w:rStyle w:val="Hyperlink"/>
@@ -847,7 +847,7 @@
           <w:numId w:val="3"/>
         </w:numPr>
       </w:pPr>
-      <w:hyperlink w:history="1" r:id="rIdtqguiifuvb_xejsu2xpjs">
+      <w:hyperlink w:history="1" r:id="rIdzo8tt-kml8galk4qs0xla">
         <w:r>
           <w:rPr>
             <w:rStyle w:val="Hyperlink"/>
@@ -895,7 +895,7 @@
       <w:r>
         <w:t xml:space="preserve"> — créé — </w:t>
       </w:r>
-      <w:hyperlink w:history="1" r:id="rIdezzeg6i6nd1viij2cltni">
+      <w:hyperlink w:history="1" r:id="rId1gorgvc5fcjkoopvx0tze">
         <w:r>
           <w:rPr>
             <w:rStyle w:val="Hyperlink"/>
@@ -932,7 +932,7 @@
       <w:r>
         <w:t xml:space="preserve"> — créé — </w:t>
       </w:r>
-      <w:hyperlink w:history="1" r:id="rIdmmwhzmr2a0wsdkhqcaxzq">
+      <w:hyperlink w:history="1" r:id="rIdzc1n--vizpoo5mkxop0nc">
         <w:r>
           <w:rPr>
             <w:rStyle w:val="Hyperlink"/>
@@ -961,7 +961,7 @@
       <w:r>
         <w:t xml:space="preserve"> — modifié — </w:t>
       </w:r>
-      <w:hyperlink w:history="1" r:id="rIduq-ieiijjteffoyqwteyb">
+      <w:hyperlink w:history="1" r:id="rIdwhbdq0pxxgxrxztgk14it">
         <w:r>
           <w:rPr>
             <w:rStyle w:val="Hyperlink"/>
@@ -990,7 +990,7 @@
       <w:r>
         <w:t xml:space="preserve"> — modifié — </w:t>
       </w:r>
-      <w:hyperlink w:history="1" r:id="rIde4wn9u7hu_cw0r2fdcoc3">
+      <w:hyperlink w:history="1" r:id="rId7qiq7mebwuqov0dfdscbd">
         <w:r>
           <w:rPr>
             <w:rStyle w:val="Hyperlink"/>
@@ -1019,7 +1019,7 @@
       <w:r>
         <w:t xml:space="preserve"> — modifié — </w:t>
       </w:r>
-      <w:hyperlink w:history="1" r:id="rIde8jhd9wwz0bposcm_x7l9">
+      <w:hyperlink w:history="1" r:id="rId-q5yqmnprm6ghcdlzkwhr">
         <w:r>
           <w:rPr>
             <w:rStyle w:val="Hyperlink"/>
@@ -1048,7 +1048,7 @@
       <w:r>
         <w:t xml:space="preserve"> — modifié — </w:t>
       </w:r>
-      <w:hyperlink w:history="1" r:id="rIdkxj8k_e7o_f-kves9nvc1">
+      <w:hyperlink w:history="1" r:id="rIdp40-ivo8y2uaa6dt03xho">
         <w:r>
           <w:rPr>
             <w:rStyle w:val="Hyperlink"/>
@@ -1077,7 +1077,7 @@
       <w:r>
         <w:t xml:space="preserve"> — modifié — </w:t>
       </w:r>
-      <w:hyperlink w:history="1" r:id="rId5zxpm9unkpbjdtwsjk0sv">
+      <w:hyperlink w:history="1" r:id="rIdvhgvg32tgb4cpvkscwa9i">
         <w:r>
           <w:rPr>
             <w:rStyle w:val="Hyperlink"/>
@@ -1106,7 +1106,7 @@
       <w:r>
         <w:t xml:space="preserve"> — modifié — </w:t>
       </w:r>
-      <w:hyperlink w:history="1" r:id="rIds6ou5zk47mintwnqz01oi">
+      <w:hyperlink w:history="1" r:id="rIdpemwnifzkia9rvjnajlq-">
         <w:r>
           <w:rPr>
             <w:rStyle w:val="Hyperlink"/>
@@ -1135,7 +1135,7 @@
       <w:r>
         <w:t xml:space="preserve"> — modifié — </w:t>
       </w:r>
-      <w:hyperlink w:history="1" r:id="rIdfcfumoms15xa3wwooojfu">
+      <w:hyperlink w:history="1" r:id="rIdxrzdbq7nklzu8oj0-rxzo">
         <w:r>
           <w:rPr>
             <w:rStyle w:val="Hyperlink"/>
@@ -1164,7 +1164,7 @@
       <w:r>
         <w:t xml:space="preserve"> — modifié — </w:t>
       </w:r>
-      <w:hyperlink w:history="1" r:id="rIdckpv6sm0q4yy2dmpygz0l">
+      <w:hyperlink w:history="1" r:id="rIdibhgabcskwj9ymu9oqqlk">
         <w:r>
           <w:rPr>
             <w:rStyle w:val="Hyperlink"/>
@@ -1193,7 +1193,7 @@
       <w:r>
         <w:t xml:space="preserve"> — modifié — </w:t>
       </w:r>
-      <w:hyperlink w:history="1" r:id="rIdycpr_ikli4zokx1fkxk5j">
+      <w:hyperlink w:history="1" r:id="rIdzuc7uwjyoc7mjuzyf4-me">
         <w:r>
           <w:rPr>
             <w:rStyle w:val="Hyperlink"/>
@@ -1222,7 +1222,7 @@
       <w:r>
         <w:t xml:space="preserve"> — modifié — </w:t>
       </w:r>
-      <w:hyperlink w:history="1" r:id="rId8zoryayyli7qczgogwwix">
+      <w:hyperlink w:history="1" r:id="rIdz-f6qfcguxwozneztnewc">
         <w:r>
           <w:rPr>
             <w:rStyle w:val="Hyperlink"/>
@@ -1251,7 +1251,7 @@
       <w:r>
         <w:t xml:space="preserve"> — modifié — </w:t>
       </w:r>
-      <w:hyperlink w:history="1" r:id="rId89ldbvwqvuxzlelfk_k01">
+      <w:hyperlink w:history="1" r:id="rIdjznidjvi3dyfz4uaggk5-">
         <w:r>
           <w:rPr>
             <w:rStyle w:val="Hyperlink"/>
@@ -1280,7 +1280,7 @@
       <w:r>
         <w:t xml:space="preserve"> — modifié — </w:t>
       </w:r>
-      <w:hyperlink w:history="1" r:id="rIdd4zprdpivvz7wexz_wm69">
+      <w:hyperlink w:history="1" r:id="rIdn3pwdgawx9bh4-bhmml65">
         <w:r>
           <w:rPr>
             <w:rStyle w:val="Hyperlink"/>
@@ -1309,7 +1309,7 @@
       <w:r>
         <w:t xml:space="preserve"> — modifié — </w:t>
       </w:r>
-      <w:hyperlink w:history="1" r:id="rIdyj7jo08ampwgehvaelqss">
+      <w:hyperlink w:history="1" r:id="rIdqmj0spjgacthtwpuwy9ce">
         <w:r>
           <w:rPr>
             <w:rStyle w:val="Hyperlink"/>
@@ -1338,7 +1338,7 @@
       <w:r>
         <w:t xml:space="preserve"> — créé — </w:t>
       </w:r>
-      <w:hyperlink w:history="1" r:id="rIdqkbrwnoivw_unfpw41-jt">
+      <w:hyperlink w:history="1" r:id="rId2hwo5u0r4zsqri3-g987r">
         <w:r>
           <w:rPr>
             <w:rStyle w:val="Hyperlink"/>
@@ -1367,7 +1367,7 @@
       <w:r>
         <w:t xml:space="preserve"> — modifié — </w:t>
       </w:r>
-      <w:hyperlink w:history="1" r:id="rIdaf3mxfqhviropyenztdzh">
+      <w:hyperlink w:history="1" r:id="rId9k44_tdd5mw1ya491ton-">
         <w:r>
           <w:rPr>
             <w:rStyle w:val="Hyperlink"/>
@@ -1396,7 +1396,7 @@
       <w:r>
         <w:t xml:space="preserve"> — modifié — </w:t>
       </w:r>
-      <w:hyperlink w:history="1" r:id="rIdhyahn9p2c90eeyoue8xqf">
+      <w:hyperlink w:history="1" r:id="rIday4anb9x1_s64qh8jvnup">
         <w:r>
           <w:rPr>
             <w:rStyle w:val="Hyperlink"/>
@@ -1433,7 +1433,7 @@
       <w:r>
         <w:t xml:space="preserve"> — créé — </w:t>
       </w:r>
-      <w:hyperlink w:history="1" r:id="rIdpob1uh4zkzgj_ry0mv5pk">
+      <w:hyperlink w:history="1" r:id="rIdllixba7zr0wfck3socvhl">
         <w:r>
           <w:rPr>
             <w:rStyle w:val="Hyperlink"/>
@@ -1462,7 +1462,7 @@
       <w:r>
         <w:t xml:space="preserve"> — modifié — </w:t>
       </w:r>
-      <w:hyperlink w:history="1" r:id="rIdmtk-_3fp4myq1gtz3mq41">
+      <w:hyperlink w:history="1" r:id="rIdazu-sabl0ccmptdzyfcbm">
         <w:r>
           <w:rPr>
             <w:rStyle w:val="Hyperlink"/>
@@ -1491,7 +1491,7 @@
       <w:r>
         <w:t xml:space="preserve"> — modifié — </w:t>
       </w:r>
-      <w:hyperlink w:history="1" r:id="rIdw-ezme33fmbg8za7-oua2">
+      <w:hyperlink w:history="1" r:id="rIdxacizp5ez901bf-ouzr8l">
         <w:r>
           <w:rPr>
             <w:rStyle w:val="Hyperlink"/>
@@ -1520,7 +1520,7 @@
       <w:r>
         <w:t xml:space="preserve"> — modifié — </w:t>
       </w:r>
-      <w:hyperlink w:history="1" r:id="rIdafmg2xsq7ztcytllds9my">
+      <w:hyperlink w:history="1" r:id="rIdsjfi4uowl4d2ljbk32dmb">
         <w:r>
           <w:rPr>
             <w:rStyle w:val="Hyperlink"/>
@@ -1549,7 +1549,7 @@
       <w:r>
         <w:t xml:space="preserve"> — modifié — </w:t>
       </w:r>
-      <w:hyperlink w:history="1" r:id="rIdupi-ctqf6jeumnrqnbfk8">
+      <w:hyperlink w:history="1" r:id="rId0t2wiy_cbnl4fjmll9ps9">
         <w:r>
           <w:rPr>
             <w:rStyle w:val="Hyperlink"/>
@@ -1578,7 +1578,7 @@
       <w:r>
         <w:t xml:space="preserve"> — modifié — </w:t>
       </w:r>
-      <w:hyperlink w:history="1" r:id="rId7mdzobbc_ano69wttmj89">
+      <w:hyperlink w:history="1" r:id="rId-kh8ovk7-_hp0ui-lgly0">
         <w:r>
           <w:rPr>
             <w:rStyle w:val="Hyperlink"/>
@@ -1607,7 +1607,7 @@
       <w:r>
         <w:t xml:space="preserve"> — modifié — </w:t>
       </w:r>
-      <w:hyperlink w:history="1" r:id="rId4mp4eqlktdv9vxxmvoakk">
+      <w:hyperlink w:history="1" r:id="rIdq_aybjmujgsqzgyk-nso1">
         <w:r>
           <w:rPr>
             <w:rStyle w:val="Hyperlink"/>
@@ -1636,7 +1636,7 @@
       <w:r>
         <w:t xml:space="preserve"> — modifié — </w:t>
       </w:r>
-      <w:hyperlink w:history="1" r:id="rId0tpv-riyga0gejogrigmz">
+      <w:hyperlink w:history="1" r:id="rIdzrojt3pws3ue5_bwy6omf">
         <w:r>
           <w:rPr>
             <w:rStyle w:val="Hyperlink"/>
@@ -1665,7 +1665,7 @@
       <w:r>
         <w:t xml:space="preserve"> — modifié — </w:t>
       </w:r>
-      <w:hyperlink w:history="1" r:id="rIdjv1vlkevf-yr7hs55nb8j">
+      <w:hyperlink w:history="1" r:id="rIdxqvwp1t5qkjm9ryiuagez">
         <w:r>
           <w:rPr>
             <w:rStyle w:val="Hyperlink"/>
@@ -1694,7 +1694,7 @@
       <w:r>
         <w:t xml:space="preserve"> — modifié — </w:t>
       </w:r>
-      <w:hyperlink w:history="1" r:id="rIdwbgvehqjcd-sa1chjih3p">
+      <w:hyperlink w:history="1" r:id="rIdimujstc1b_kmhg_8k0llb">
         <w:r>
           <w:rPr>
             <w:rStyle w:val="Hyperlink"/>
@@ -1723,7 +1723,7 @@
       <w:r>
         <w:t xml:space="preserve"> — modifié — </w:t>
       </w:r>
-      <w:hyperlink w:history="1" r:id="rIdrsa32btm_-isisktijrwe">
+      <w:hyperlink w:history="1" r:id="rIdq29p_oemxeplyoxm9jsug">
         <w:r>
           <w:rPr>
             <w:rStyle w:val="Hyperlink"/>
@@ -1752,7 +1752,7 @@
       <w:r>
         <w:t xml:space="preserve"> — modifié — </w:t>
       </w:r>
-      <w:hyperlink w:history="1" r:id="rIdh5aaispwpeg0zxnkmtd_c">
+      <w:hyperlink w:history="1" r:id="rId3sqlgbjggpahdhx0kj0nn">
         <w:r>
           <w:rPr>
             <w:rStyle w:val="Hyperlink"/>
@@ -1781,7 +1781,7 @@
       <w:r>
         <w:t xml:space="preserve"> — modifié — </w:t>
       </w:r>
-      <w:hyperlink w:history="1" r:id="rId-oo1zfxsw7wcpehov6jkr">
+      <w:hyperlink w:history="1" r:id="rIdxeaw2ejfw7ppo_hw7skqv">
         <w:r>
           <w:rPr>
             <w:rStyle w:val="Hyperlink"/>
@@ -1818,7 +1818,7 @@
       <w:r>
         <w:t xml:space="preserve"> — modifié — </w:t>
       </w:r>
-      <w:hyperlink w:history="1" r:id="rIdxtvp7bry7i2ndvcryrlfh">
+      <w:hyperlink w:history="1" r:id="rIdck0isyruwevfa5bbsmyo9">
         <w:r>
           <w:rPr>
             <w:rStyle w:val="Hyperlink"/>
@@ -1847,7 +1847,7 @@
       <w:r>
         <w:t xml:space="preserve"> — modifié — </w:t>
       </w:r>
-      <w:hyperlink w:history="1" r:id="rIdu6ewvry5s8rpqdnpi5hfq">
+      <w:hyperlink w:history="1" r:id="rIdenxjhyzsiczqt1ewoz0y0">
         <w:r>
           <w:rPr>
             <w:rStyle w:val="Hyperlink"/>
@@ -1876,7 +1876,7 @@
       <w:r>
         <w:t xml:space="preserve"> — modifié — </w:t>
       </w:r>
-      <w:hyperlink w:history="1" r:id="rIdvxkm_gubjpdi6kvnoersi">
+      <w:hyperlink w:history="1" r:id="rIdxhdyhrmmma7qmj8lmclhc">
         <w:r>
           <w:rPr>
             <w:rStyle w:val="Hyperlink"/>
@@ -1905,7 +1905,7 @@
       <w:r>
         <w:t xml:space="preserve"> — modifié — </w:t>
       </w:r>
-      <w:hyperlink w:history="1" r:id="rIdvycjjfvrongi3uqmw1is1">
+      <w:hyperlink w:history="1" r:id="rIdxclzrf4ol7sbuzqr8q9fx">
         <w:r>
           <w:rPr>
             <w:rStyle w:val="Hyperlink"/>
@@ -1934,7 +1934,7 @@
       <w:r>
         <w:t xml:space="preserve"> — modifié — </w:t>
       </w:r>
-      <w:hyperlink w:history="1" r:id="rIdzopdsvfut7liiep5qtmbb">
+      <w:hyperlink w:history="1" r:id="rIdfawtl_6tbwy5kq_grn_b_">
         <w:r>
           <w:rPr>
             <w:rStyle w:val="Hyperlink"/>
@@ -1963,7 +1963,7 @@
       <w:r>
         <w:t xml:space="preserve"> — modifié — </w:t>
       </w:r>
-      <w:hyperlink w:history="1" r:id="rIdnddxjox1ehguos6qk1iv8">
+      <w:hyperlink w:history="1" r:id="rIdy4zgyjlvi09986fbl7zus">
         <w:r>
           <w:rPr>
             <w:rStyle w:val="Hyperlink"/>
@@ -1992,7 +1992,7 @@
       <w:r>
         <w:t xml:space="preserve"> — modifié — </w:t>
       </w:r>
-      <w:hyperlink w:history="1" r:id="rIducbkogo06triua2ggpezf">
+      <w:hyperlink w:history="1" r:id="rId5lt1rbshhpfsw4ubiecl_">
         <w:r>
           <w:rPr>
             <w:rStyle w:val="Hyperlink"/>
@@ -2021,7 +2021,7 @@
       <w:r>
         <w:t xml:space="preserve"> — modifié — </w:t>
       </w:r>
-      <w:hyperlink w:history="1" r:id="rIdnah0bg-co-tkz65dzvkkl">
+      <w:hyperlink w:history="1" r:id="rId5kdyuzwj310k9toglcxhb">
         <w:r>
           <w:rPr>
             <w:rStyle w:val="Hyperlink"/>
@@ -2050,7 +2050,7 @@
       <w:r>
         <w:t xml:space="preserve"> — modifié — </w:t>
       </w:r>
-      <w:hyperlink w:history="1" r:id="rIdyccesirkllgqfo7nnna9t">
+      <w:hyperlink w:history="1" r:id="rIddddga15ymuwzfuxxtviv4">
         <w:r>
           <w:rPr>
             <w:rStyle w:val="Hyperlink"/>
@@ -2079,7 +2079,7 @@
       <w:r>
         <w:t xml:space="preserve"> — modifié — </w:t>
       </w:r>
-      <w:hyperlink w:history="1" r:id="rIdgoij6rqf0qjpugrw1qyvf">
+      <w:hyperlink w:history="1" r:id="rIdiodgxkbhivft6meb-n8kp">
         <w:r>
           <w:rPr>
             <w:rStyle w:val="Hyperlink"/>
@@ -2108,7 +2108,7 @@
       <w:r>
         <w:t xml:space="preserve"> — modifié — </w:t>
       </w:r>
-      <w:hyperlink w:history="1" r:id="rIdwzg1z7na5bqb82j41d9f3">
+      <w:hyperlink w:history="1" r:id="rIdzb5agjeqbssa3mclu4x9s">
         <w:r>
           <w:rPr>
             <w:rStyle w:val="Hyperlink"/>
@@ -2145,7 +2145,7 @@
       <w:r>
         <w:t xml:space="preserve"> — créé — </w:t>
       </w:r>
-      <w:hyperlink w:history="1" r:id="rIdde21g2jpxxifoloynfwu_">
+      <w:hyperlink w:history="1" r:id="rIdc3enwwxizz3xqssxjm97e">
         <w:r>
           <w:rPr>
             <w:rStyle w:val="Hyperlink"/>
@@ -2174,7 +2174,7 @@
       <w:r>
         <w:t xml:space="preserve"> — modifié — </w:t>
       </w:r>
-      <w:hyperlink w:history="1" r:id="rIdvk3ixcoe3yttl1n6dtfez">
+      <w:hyperlink w:history="1" r:id="rIdnrroyzi2engw6wo62epwe">
         <w:r>
           <w:rPr>
             <w:rStyle w:val="Hyperlink"/>
@@ -2203,7 +2203,7 @@
       <w:r>
         <w:t xml:space="preserve"> — modifié — </w:t>
       </w:r>
-      <w:hyperlink w:history="1" r:id="rIdixzupvrjgnue8jdwftxio">
+      <w:hyperlink w:history="1" r:id="rIdxwucgkzw83g82giyd1tsb">
         <w:r>
           <w:rPr>
             <w:rStyle w:val="Hyperlink"/>
@@ -2232,7 +2232,7 @@
       <w:r>
         <w:t xml:space="preserve"> — modifié — </w:t>
       </w:r>
-      <w:hyperlink w:history="1" r:id="rId8ybmwjbseapsgewxtam77">
+      <w:hyperlink w:history="1" r:id="rIdfn0dw9cjecaduaebkavwi">
         <w:r>
           <w:rPr>
             <w:rStyle w:val="Hyperlink"/>
@@ -2261,7 +2261,7 @@
       <w:r>
         <w:t xml:space="preserve"> — modifié — </w:t>
       </w:r>
-      <w:hyperlink w:history="1" r:id="rIdt4uixrdm7e5h6lf7fgbez">
+      <w:hyperlink w:history="1" r:id="rIdli1b5navwzfhxzr3idpzs">
         <w:r>
           <w:rPr>
             <w:rStyle w:val="Hyperlink"/>
@@ -2290,7 +2290,7 @@
       <w:r>
         <w:t xml:space="preserve"> — modifié — </w:t>
       </w:r>
-      <w:hyperlink w:history="1" r:id="rIdzzbpqvrtbotq3ipxw3qi3">
+      <w:hyperlink w:history="1" r:id="rIdlrvhxhwbxtewbqei4s9vw">
         <w:r>
           <w:rPr>
             <w:rStyle w:val="Hyperlink"/>
@@ -2319,7 +2319,7 @@
       <w:r>
         <w:t xml:space="preserve"> — modifié — </w:t>
       </w:r>
-      <w:hyperlink w:history="1" r:id="rIdasgfbycz8qj6yjhwlko2k">
+      <w:hyperlink w:history="1" r:id="rIdp-5yzramdwv-v_l_cchq-">
         <w:r>
           <w:rPr>
             <w:rStyle w:val="Hyperlink"/>
@@ -2348,7 +2348,7 @@
       <w:r>
         <w:t xml:space="preserve"> — modifié — </w:t>
       </w:r>
-      <w:hyperlink w:history="1" r:id="rIdligz3ht_tw_wdgpnf2cic">
+      <w:hyperlink w:history="1" r:id="rIddv_mpp23qy5iyjv7-0uug">
         <w:r>
           <w:rPr>
             <w:rStyle w:val="Hyperlink"/>
@@ -2377,7 +2377,7 @@
       <w:r>
         <w:t xml:space="preserve"> — modifié — </w:t>
       </w:r>
-      <w:hyperlink w:history="1" r:id="rIdaokcfdrgi5d_lueutzqtu">
+      <w:hyperlink w:history="1" r:id="rIdzkv_gg-cieshhrge3ducw">
         <w:r>
           <w:rPr>
             <w:rStyle w:val="Hyperlink"/>
@@ -2406,7 +2406,7 @@
       <w:r>
         <w:t xml:space="preserve"> — modifié — </w:t>
       </w:r>
-      <w:hyperlink w:history="1" r:id="rIdawplqeopekmun02k2wlhf">
+      <w:hyperlink w:history="1" r:id="rIdtok4pe5cr0wqimhqp2zzu">
         <w:r>
           <w:rPr>
             <w:rStyle w:val="Hyperlink"/>
@@ -2435,7 +2435,7 @@
       <w:r>
         <w:t xml:space="preserve"> — modifié — </w:t>
       </w:r>
-      <w:hyperlink w:history="1" r:id="rIde51jzdmgx6eh6ukyns2zq">
+      <w:hyperlink w:history="1" r:id="rIdjpswf6ujeuxapq68vgk9y">
         <w:r>
           <w:rPr>
             <w:rStyle w:val="Hyperlink"/>
@@ -2464,7 +2464,7 @@
       <w:r>
         <w:t xml:space="preserve"> — modifié — </w:t>
       </w:r>
-      <w:hyperlink w:history="1" r:id="rIdaqhqfnuw5zt59llx38uoo">
+      <w:hyperlink w:history="1" r:id="rIddbq_utnky09dnsujd6pr_">
         <w:r>
           <w:rPr>
             <w:rStyle w:val="Hyperlink"/>
@@ -2493,7 +2493,7 @@
       <w:r>
         <w:t xml:space="preserve"> — modifié — </w:t>
       </w:r>
-      <w:hyperlink w:history="1" r:id="rIdxvjglpd11ier5pbg0i3tg">
+      <w:hyperlink w:history="1" r:id="rIdrxgjqalispvjc9wbojmky">
         <w:r>
           <w:rPr>
             <w:rStyle w:val="Hyperlink"/>
@@ -2522,7 +2522,7 @@
       <w:r>
         <w:t xml:space="preserve"> — modifié — </w:t>
       </w:r>
-      <w:hyperlink w:history="1" r:id="rIdczo6oi-bk4pau2gafd5c-">
+      <w:hyperlink w:history="1" r:id="rId5zueofmyhefinctzsd6hy">
         <w:r>
           <w:rPr>
             <w:rStyle w:val="Hyperlink"/>
@@ -2551,7 +2551,7 @@
       <w:r>
         <w:t xml:space="preserve"> — modifié — </w:t>
       </w:r>
-      <w:hyperlink w:history="1" r:id="rIdcuv6f6ba7f028dauztlt6">
+      <w:hyperlink w:history="1" r:id="rIdv1g7jm2lk_mrjpvdkfnc0">
         <w:r>
           <w:rPr>
             <w:rStyle w:val="Hyperlink"/>
@@ -2580,7 +2580,7 @@
       <w:r>
         <w:t xml:space="preserve"> — modifié — </w:t>
       </w:r>
-      <w:hyperlink w:history="1" r:id="rIddazhnyy1ypayk1l7wbywn">
+      <w:hyperlink w:history="1" r:id="rIdb1s1zpv8rfxq73ublxkja">
         <w:r>
           <w:rPr>
             <w:rStyle w:val="Hyperlink"/>
@@ -2609,7 +2609,7 @@
       <w:r>
         <w:t xml:space="preserve"> — modifié — </w:t>
       </w:r>
-      <w:hyperlink w:history="1" r:id="rIdhh--o3nqyqzk3sccsydua">
+      <w:hyperlink w:history="1" r:id="rIdgebe-harxi1dystxktr63">
         <w:r>
           <w:rPr>
             <w:rStyle w:val="Hyperlink"/>
@@ -2638,7 +2638,7 @@
       <w:r>
         <w:t xml:space="preserve"> — modifié — </w:t>
       </w:r>
-      <w:hyperlink w:history="1" r:id="rIdgwgyxp7oedkvx53_nqbqv">
+      <w:hyperlink w:history="1" r:id="rId6ojcdbrcwgten0wavzawq">
         <w:r>
           <w:rPr>
             <w:rStyle w:val="Hyperlink"/>
@@ -2667,7 +2667,7 @@
       <w:r>
         <w:t xml:space="preserve"> — modifié — </w:t>
       </w:r>
-      <w:hyperlink w:history="1" r:id="rId2wwwkw5a2zjcphe7dhpin">
+      <w:hyperlink w:history="1" r:id="rIdqetmpcuqemo_i3uu6yo71">
         <w:r>
           <w:rPr>
             <w:rStyle w:val="Hyperlink"/>
@@ -2696,7 +2696,7 @@
       <w:r>
         <w:t xml:space="preserve"> — modifié — </w:t>
       </w:r>
-      <w:hyperlink w:history="1" r:id="rId8mhyd17bfg9sgyprvgx7l">
+      <w:hyperlink w:history="1" r:id="rId9nqag-umnkfny5eu3xwn1">
         <w:r>
           <w:rPr>
             <w:rStyle w:val="Hyperlink"/>
@@ -2725,7 +2725,7 @@
       <w:r>
         <w:t xml:space="preserve"> — modifié — </w:t>
       </w:r>
-      <w:hyperlink w:history="1" r:id="rIdxhi_zluzexlr_1q0xpjf0">
+      <w:hyperlink w:history="1" r:id="rIdotc8jj8xwkayp8fxlztah">
         <w:r>
           <w:rPr>
             <w:rStyle w:val="Hyperlink"/>
@@ -2754,7 +2754,7 @@
       <w:r>
         <w:t xml:space="preserve"> — modifié — </w:t>
       </w:r>
-      <w:hyperlink w:history="1" r:id="rIdby283imlppkcu9znv9xfs">
+      <w:hyperlink w:history="1" r:id="rIdacwr2udjqzka2swtquhvd">
         <w:r>
           <w:rPr>
             <w:rStyle w:val="Hyperlink"/>
@@ -2783,7 +2783,7 @@
       <w:r>
         <w:t xml:space="preserve"> — modifié — </w:t>
       </w:r>
-      <w:hyperlink w:history="1" r:id="rIdcvgk4nk0kl1enw6i3nbuw">
+      <w:hyperlink w:history="1" r:id="rIddpapfn3cp8ho-awtcbyus">
         <w:r>
           <w:rPr>
             <w:rStyle w:val="Hyperlink"/>
@@ -2820,7 +2820,7 @@
       <w:r>
         <w:t xml:space="preserve"> — modifié — </w:t>
       </w:r>
-      <w:hyperlink w:history="1" r:id="rIdswrlvtll_qctfv1f34v5k">
+      <w:hyperlink w:history="1" r:id="rIdf-sqwz2eg62bfw0_kd2n0">
         <w:r>
           <w:rPr>
             <w:rStyle w:val="Hyperlink"/>
@@ -2849,7 +2849,7 @@
       <w:r>
         <w:t xml:space="preserve"> — modifié — </w:t>
       </w:r>
-      <w:hyperlink w:history="1" r:id="rIdszvkmglscunexazbrnlug">
+      <w:hyperlink w:history="1" r:id="rIdrr-9psqutsnv0t2hwkjta">
         <w:r>
           <w:rPr>
             <w:rStyle w:val="Hyperlink"/>

--- a/docs/developpement/phases/word/PHASE_33_CAISSE_AUTOMATIQUE_SELON_LA_DATE_CLOTURE_PAR_LE_DIRECTEUR_EVENEMENT_PA.docx
+++ b/docs/developpement/phases/word/PHASE_33_CAISSE_AUTOMATIQUE_SELON_LA_DATE_CLOTURE_PAR_LE_DIRECTEUR_EVENEMENT_PA.docx
@@ -18,9 +18,9 @@
         <w:shd w:fill="F6F3FF" w:color="auto" w:val="clear"/>
       </w:pPr>
       <w:r>
-        <w:t xml:space="preserve">FlaiX Expert · dossier de développement · généré le 2026-10-23 depuis le dépôt </w:t>
-      </w:r>
-      <w:hyperlink w:history="1" r:id="rIdzzi2yh7nrx2zlq_4p-n_k">
+        <w:t xml:space="preserve">FlaiX Expert · dossier de développement · généré le 2026-10-24 depuis le dépôt </w:t>
+      </w:r>
+      <w:hyperlink w:history="1" r:id="rIdm5u7lcvaqbocokb6rqbgc">
         <w:r>
           <w:rPr>
             <w:rStyle w:val="Hyperlink"/>
@@ -827,7 +827,7 @@
           <w:numId w:val="3"/>
         </w:numPr>
       </w:pPr>
-      <w:hyperlink w:history="1" r:id="rIdexcyloscqsdvms3ocal2s">
+      <w:hyperlink w:history="1" r:id="rIdmzznlivqnbwdrghwl7wl8">
         <w:r>
           <w:rPr>
             <w:rStyle w:val="Hyperlink"/>
@@ -847,7 +847,7 @@
           <w:numId w:val="3"/>
         </w:numPr>
       </w:pPr>
-      <w:hyperlink w:history="1" r:id="rIdzo8tt-kml8galk4qs0xla">
+      <w:hyperlink w:history="1" r:id="rId9hw-zqkgr_8q6ubc3fhbd">
         <w:r>
           <w:rPr>
             <w:rStyle w:val="Hyperlink"/>
@@ -895,7 +895,7 @@
       <w:r>
         <w:t xml:space="preserve"> — créé — </w:t>
       </w:r>
-      <w:hyperlink w:history="1" r:id="rId1gorgvc5fcjkoopvx0tze">
+      <w:hyperlink w:history="1" r:id="rIda7giv2mpxhli4u7amji8u">
         <w:r>
           <w:rPr>
             <w:rStyle w:val="Hyperlink"/>
@@ -932,7 +932,7 @@
       <w:r>
         <w:t xml:space="preserve"> — créé — </w:t>
       </w:r>
-      <w:hyperlink w:history="1" r:id="rIdzc1n--vizpoo5mkxop0nc">
+      <w:hyperlink w:history="1" r:id="rIdde1-1wxl_zblmwxugwmbq">
         <w:r>
           <w:rPr>
             <w:rStyle w:val="Hyperlink"/>
@@ -961,7 +961,7 @@
       <w:r>
         <w:t xml:space="preserve"> — modifié — </w:t>
       </w:r>
-      <w:hyperlink w:history="1" r:id="rIdwhbdq0pxxgxrxztgk14it">
+      <w:hyperlink w:history="1" r:id="rIdqz0zhg3tf67s5drhh7t6u">
         <w:r>
           <w:rPr>
             <w:rStyle w:val="Hyperlink"/>
@@ -990,7 +990,7 @@
       <w:r>
         <w:t xml:space="preserve"> — modifié — </w:t>
       </w:r>
-      <w:hyperlink w:history="1" r:id="rId7qiq7mebwuqov0dfdscbd">
+      <w:hyperlink w:history="1" r:id="rIdxfxwggxusffmptiiefy5q">
         <w:r>
           <w:rPr>
             <w:rStyle w:val="Hyperlink"/>
@@ -1019,7 +1019,7 @@
       <w:r>
         <w:t xml:space="preserve"> — modifié — </w:t>
       </w:r>
-      <w:hyperlink w:history="1" r:id="rId-q5yqmnprm6ghcdlzkwhr">
+      <w:hyperlink w:history="1" r:id="rIdjihlbzusq94yw_ywhkyn4">
         <w:r>
           <w:rPr>
             <w:rStyle w:val="Hyperlink"/>
@@ -1048,7 +1048,7 @@
       <w:r>
         <w:t xml:space="preserve"> — modifié — </w:t>
       </w:r>
-      <w:hyperlink w:history="1" r:id="rIdp40-ivo8y2uaa6dt03xho">
+      <w:hyperlink w:history="1" r:id="rIdh8v-j9itnzdd3auvaim0e">
         <w:r>
           <w:rPr>
             <w:rStyle w:val="Hyperlink"/>
@@ -1077,7 +1077,7 @@
       <w:r>
         <w:t xml:space="preserve"> — modifié — </w:t>
       </w:r>
-      <w:hyperlink w:history="1" r:id="rIdvhgvg32tgb4cpvkscwa9i">
+      <w:hyperlink w:history="1" r:id="rIdbcr5ghjznrjqdhc9nzhfk">
         <w:r>
           <w:rPr>
             <w:rStyle w:val="Hyperlink"/>
@@ -1106,7 +1106,7 @@
       <w:r>
         <w:t xml:space="preserve"> — modifié — </w:t>
       </w:r>
-      <w:hyperlink w:history="1" r:id="rIdpemwnifzkia9rvjnajlq-">
+      <w:hyperlink w:history="1" r:id="rIdpxu9e2vmkkpe0cywyecsn">
         <w:r>
           <w:rPr>
             <w:rStyle w:val="Hyperlink"/>
@@ -1135,7 +1135,7 @@
       <w:r>
         <w:t xml:space="preserve"> — modifié — </w:t>
       </w:r>
-      <w:hyperlink w:history="1" r:id="rIdxrzdbq7nklzu8oj0-rxzo">
+      <w:hyperlink w:history="1" r:id="rIdwtbqdntrmr5lt3hftj8qa">
         <w:r>
           <w:rPr>
             <w:rStyle w:val="Hyperlink"/>
@@ -1164,7 +1164,7 @@
       <w:r>
         <w:t xml:space="preserve"> — modifié — </w:t>
       </w:r>
-      <w:hyperlink w:history="1" r:id="rIdibhgabcskwj9ymu9oqqlk">
+      <w:hyperlink w:history="1" r:id="rIdg9wuu9djjhzgsxh1x-4ba">
         <w:r>
           <w:rPr>
             <w:rStyle w:val="Hyperlink"/>
@@ -1193,7 +1193,7 @@
       <w:r>
         <w:t xml:space="preserve"> — modifié — </w:t>
       </w:r>
-      <w:hyperlink w:history="1" r:id="rIdzuc7uwjyoc7mjuzyf4-me">
+      <w:hyperlink w:history="1" r:id="rIdotgxcflfogia_j06ifby3">
         <w:r>
           <w:rPr>
             <w:rStyle w:val="Hyperlink"/>
@@ -1222,7 +1222,7 @@
       <w:r>
         <w:t xml:space="preserve"> — modifié — </w:t>
       </w:r>
-      <w:hyperlink w:history="1" r:id="rIdz-f6qfcguxwozneztnewc">
+      <w:hyperlink w:history="1" r:id="rIdoccbgmldj3zwo2auodub6">
         <w:r>
           <w:rPr>
             <w:rStyle w:val="Hyperlink"/>
@@ -1251,7 +1251,7 @@
       <w:r>
         <w:t xml:space="preserve"> — modifié — </w:t>
       </w:r>
-      <w:hyperlink w:history="1" r:id="rIdjznidjvi3dyfz4uaggk5-">
+      <w:hyperlink w:history="1" r:id="rIdlr1sfcow8idur36f2yatf">
         <w:r>
           <w:rPr>
             <w:rStyle w:val="Hyperlink"/>
@@ -1280,7 +1280,7 @@
       <w:r>
         <w:t xml:space="preserve"> — modifié — </w:t>
       </w:r>
-      <w:hyperlink w:history="1" r:id="rIdn3pwdgawx9bh4-bhmml65">
+      <w:hyperlink w:history="1" r:id="rIddhuyp31oc0d6ggbzyc63i">
         <w:r>
           <w:rPr>
             <w:rStyle w:val="Hyperlink"/>
@@ -1309,7 +1309,7 @@
       <w:r>
         <w:t xml:space="preserve"> — modifié — </w:t>
       </w:r>
-      <w:hyperlink w:history="1" r:id="rIdqmj0spjgacthtwpuwy9ce">
+      <w:hyperlink w:history="1" r:id="rIde1uanlhaclo8zwblfsirp">
         <w:r>
           <w:rPr>
             <w:rStyle w:val="Hyperlink"/>
@@ -1338,7 +1338,7 @@
       <w:r>
         <w:t xml:space="preserve"> — créé — </w:t>
       </w:r>
-      <w:hyperlink w:history="1" r:id="rId2hwo5u0r4zsqri3-g987r">
+      <w:hyperlink w:history="1" r:id="rIdnb52yc41a9oyyoyl3q3sa">
         <w:r>
           <w:rPr>
             <w:rStyle w:val="Hyperlink"/>
@@ -1367,7 +1367,7 @@
       <w:r>
         <w:t xml:space="preserve"> — modifié — </w:t>
       </w:r>
-      <w:hyperlink w:history="1" r:id="rId9k44_tdd5mw1ya491ton-">
+      <w:hyperlink w:history="1" r:id="rIdadqjolrbybruhqqfy3rnw">
         <w:r>
           <w:rPr>
             <w:rStyle w:val="Hyperlink"/>
@@ -1396,7 +1396,7 @@
       <w:r>
         <w:t xml:space="preserve"> — modifié — </w:t>
       </w:r>
-      <w:hyperlink w:history="1" r:id="rIday4anb9x1_s64qh8jvnup">
+      <w:hyperlink w:history="1" r:id="rIdunnm9kllgko7fsyt4vraw">
         <w:r>
           <w:rPr>
             <w:rStyle w:val="Hyperlink"/>
@@ -1433,7 +1433,7 @@
       <w:r>
         <w:t xml:space="preserve"> — créé — </w:t>
       </w:r>
-      <w:hyperlink w:history="1" r:id="rIdllixba7zr0wfck3socvhl">
+      <w:hyperlink w:history="1" r:id="rIdgca56jnc7bl1uls6o1sk_">
         <w:r>
           <w:rPr>
             <w:rStyle w:val="Hyperlink"/>
@@ -1462,7 +1462,7 @@
       <w:r>
         <w:t xml:space="preserve"> — modifié — </w:t>
       </w:r>
-      <w:hyperlink w:history="1" r:id="rIdazu-sabl0ccmptdzyfcbm">
+      <w:hyperlink w:history="1" r:id="rId-ksr1zf74w-mww-71f3gf">
         <w:r>
           <w:rPr>
             <w:rStyle w:val="Hyperlink"/>
@@ -1491,7 +1491,7 @@
       <w:r>
         <w:t xml:space="preserve"> — modifié — </w:t>
       </w:r>
-      <w:hyperlink w:history="1" r:id="rIdxacizp5ez901bf-ouzr8l">
+      <w:hyperlink w:history="1" r:id="rIdvven5zcvsevsiyu4k_pvk">
         <w:r>
           <w:rPr>
             <w:rStyle w:val="Hyperlink"/>
@@ -1520,7 +1520,7 @@
       <w:r>
         <w:t xml:space="preserve"> — modifié — </w:t>
       </w:r>
-      <w:hyperlink w:history="1" r:id="rIdsjfi4uowl4d2ljbk32dmb">
+      <w:hyperlink w:history="1" r:id="rIdoj6mfze2laxeehf7aqakn">
         <w:r>
           <w:rPr>
             <w:rStyle w:val="Hyperlink"/>
@@ -1549,7 +1549,7 @@
       <w:r>
         <w:t xml:space="preserve"> — modifié — </w:t>
       </w:r>
-      <w:hyperlink w:history="1" r:id="rId0t2wiy_cbnl4fjmll9ps9">
+      <w:hyperlink w:history="1" r:id="rIdfxeiur_d0scxrl0og70cz">
         <w:r>
           <w:rPr>
             <w:rStyle w:val="Hyperlink"/>
@@ -1578,7 +1578,7 @@
       <w:r>
         <w:t xml:space="preserve"> — modifié — </w:t>
       </w:r>
-      <w:hyperlink w:history="1" r:id="rId-kh8ovk7-_hp0ui-lgly0">
+      <w:hyperlink w:history="1" r:id="rIdt9yhw026qxmh5ab4a9h-x">
         <w:r>
           <w:rPr>
             <w:rStyle w:val="Hyperlink"/>
@@ -1607,7 +1607,7 @@
       <w:r>
         <w:t xml:space="preserve"> — modifié — </w:t>
       </w:r>
-      <w:hyperlink w:history="1" r:id="rIdq_aybjmujgsqzgyk-nso1">
+      <w:hyperlink w:history="1" r:id="rIdv2extlpuru1sth3gqx1wx">
         <w:r>
           <w:rPr>
             <w:rStyle w:val="Hyperlink"/>
@@ -1636,7 +1636,7 @@
       <w:r>
         <w:t xml:space="preserve"> — modifié — </w:t>
       </w:r>
-      <w:hyperlink w:history="1" r:id="rIdzrojt3pws3ue5_bwy6omf">
+      <w:hyperlink w:history="1" r:id="rIdwfdj2luohkvr_2mt857op">
         <w:r>
           <w:rPr>
             <w:rStyle w:val="Hyperlink"/>
@@ -1665,7 +1665,7 @@
       <w:r>
         <w:t xml:space="preserve"> — modifié — </w:t>
       </w:r>
-      <w:hyperlink w:history="1" r:id="rIdxqvwp1t5qkjm9ryiuagez">
+      <w:hyperlink w:history="1" r:id="rIdubg6hvpj7b-2ypdv2ffzt">
         <w:r>
           <w:rPr>
             <w:rStyle w:val="Hyperlink"/>
@@ -1694,7 +1694,7 @@
       <w:r>
         <w:t xml:space="preserve"> — modifié — </w:t>
       </w:r>
-      <w:hyperlink w:history="1" r:id="rIdimujstc1b_kmhg_8k0llb">
+      <w:hyperlink w:history="1" r:id="rIdxdvvigawcibfh88if3plk">
         <w:r>
           <w:rPr>
             <w:rStyle w:val="Hyperlink"/>
@@ -1723,7 +1723,7 @@
       <w:r>
         <w:t xml:space="preserve"> — modifié — </w:t>
       </w:r>
-      <w:hyperlink w:history="1" r:id="rIdq29p_oemxeplyoxm9jsug">
+      <w:hyperlink w:history="1" r:id="rIdru3anpblsempui4fmbavk">
         <w:r>
           <w:rPr>
             <w:rStyle w:val="Hyperlink"/>
@@ -1752,7 +1752,7 @@
       <w:r>
         <w:t xml:space="preserve"> — modifié — </w:t>
       </w:r>
-      <w:hyperlink w:history="1" r:id="rId3sqlgbjggpahdhx0kj0nn">
+      <w:hyperlink w:history="1" r:id="rIduyxswnrgtq9k-w_ma7s52">
         <w:r>
           <w:rPr>
             <w:rStyle w:val="Hyperlink"/>
@@ -1781,7 +1781,7 @@
       <w:r>
         <w:t xml:space="preserve"> — modifié — </w:t>
       </w:r>
-      <w:hyperlink w:history="1" r:id="rIdxeaw2ejfw7ppo_hw7skqv">
+      <w:hyperlink w:history="1" r:id="rIdgl3jlzckcksz90r0nhycl">
         <w:r>
           <w:rPr>
             <w:rStyle w:val="Hyperlink"/>
@@ -1818,7 +1818,7 @@
       <w:r>
         <w:t xml:space="preserve"> — modifié — </w:t>
       </w:r>
-      <w:hyperlink w:history="1" r:id="rIdck0isyruwevfa5bbsmyo9">
+      <w:hyperlink w:history="1" r:id="rIdo3ij_c0p6iydh_iu-zfpo">
         <w:r>
           <w:rPr>
             <w:rStyle w:val="Hyperlink"/>
@@ -1847,7 +1847,7 @@
       <w:r>
         <w:t xml:space="preserve"> — modifié — </w:t>
       </w:r>
-      <w:hyperlink w:history="1" r:id="rIdenxjhyzsiczqt1ewoz0y0">
+      <w:hyperlink w:history="1" r:id="rIdyfpwahm5duc6gzyde9vk3">
         <w:r>
           <w:rPr>
             <w:rStyle w:val="Hyperlink"/>
@@ -1876,7 +1876,7 @@
       <w:r>
         <w:t xml:space="preserve"> — modifié — </w:t>
       </w:r>
-      <w:hyperlink w:history="1" r:id="rIdxhdyhrmmma7qmj8lmclhc">
+      <w:hyperlink w:history="1" r:id="rIdbwnpiykfhdsqa5t71yv7c">
         <w:r>
           <w:rPr>
             <w:rStyle w:val="Hyperlink"/>
@@ -1905,7 +1905,7 @@
       <w:r>
         <w:t xml:space="preserve"> — modifié — </w:t>
       </w:r>
-      <w:hyperlink w:history="1" r:id="rIdxclzrf4ol7sbuzqr8q9fx">
+      <w:hyperlink w:history="1" r:id="rIdg_7q_wau80zkzplkziix2">
         <w:r>
           <w:rPr>
             <w:rStyle w:val="Hyperlink"/>
@@ -1934,7 +1934,7 @@
       <w:r>
         <w:t xml:space="preserve"> — modifié — </w:t>
       </w:r>
-      <w:hyperlink w:history="1" r:id="rIdfawtl_6tbwy5kq_grn_b_">
+      <w:hyperlink w:history="1" r:id="rId0rezp1fxvgsxceq1c_ahg">
         <w:r>
           <w:rPr>
             <w:rStyle w:val="Hyperlink"/>
@@ -1963,7 +1963,7 @@
       <w:r>
         <w:t xml:space="preserve"> — modifié — </w:t>
       </w:r>
-      <w:hyperlink w:history="1" r:id="rIdy4zgyjlvi09986fbl7zus">
+      <w:hyperlink w:history="1" r:id="rIdzxs6atqxa6feb_ra8xeo1">
         <w:r>
           <w:rPr>
             <w:rStyle w:val="Hyperlink"/>
@@ -1992,7 +1992,7 @@
       <w:r>
         <w:t xml:space="preserve"> — modifié — </w:t>
       </w:r>
-      <w:hyperlink w:history="1" r:id="rId5lt1rbshhpfsw4ubiecl_">
+      <w:hyperlink w:history="1" r:id="rId_1fb1vcmlzerhd-r6iihk">
         <w:r>
           <w:rPr>
             <w:rStyle w:val="Hyperlink"/>
@@ -2021,7 +2021,7 @@
       <w:r>
         <w:t xml:space="preserve"> — modifié — </w:t>
       </w:r>
-      <w:hyperlink w:history="1" r:id="rId5kdyuzwj310k9toglcxhb">
+      <w:hyperlink w:history="1" r:id="rIdcoqlchlwfqeblislser0u">
         <w:r>
           <w:rPr>
             <w:rStyle w:val="Hyperlink"/>
@@ -2050,7 +2050,7 @@
       <w:r>
         <w:t xml:space="preserve"> — modifié — </w:t>
       </w:r>
-      <w:hyperlink w:history="1" r:id="rIddddga15ymuwzfuxxtviv4">
+      <w:hyperlink w:history="1" r:id="rIdcod6pmel0u9hluwz0358x">
         <w:r>
           <w:rPr>
             <w:rStyle w:val="Hyperlink"/>
@@ -2079,7 +2079,7 @@
       <w:r>
         <w:t xml:space="preserve"> — modifié — </w:t>
       </w:r>
-      <w:hyperlink w:history="1" r:id="rIdiodgxkbhivft6meb-n8kp">
+      <w:hyperlink w:history="1" r:id="rIdvcvan3b9ebi7a6acxycma">
         <w:r>
           <w:rPr>
             <w:rStyle w:val="Hyperlink"/>
@@ -2108,7 +2108,7 @@
       <w:r>
         <w:t xml:space="preserve"> — modifié — </w:t>
       </w:r>
-      <w:hyperlink w:history="1" r:id="rIdzb5agjeqbssa3mclu4x9s">
+      <w:hyperlink w:history="1" r:id="rId9zy4xnqwasxzocxni1nyo">
         <w:r>
           <w:rPr>
             <w:rStyle w:val="Hyperlink"/>
@@ -2145,7 +2145,7 @@
       <w:r>
         <w:t xml:space="preserve"> — créé — </w:t>
       </w:r>
-      <w:hyperlink w:history="1" r:id="rIdc3enwwxizz3xqssxjm97e">
+      <w:hyperlink w:history="1" r:id="rIdxmgbfalt2rgqalvqnn34x">
         <w:r>
           <w:rPr>
             <w:rStyle w:val="Hyperlink"/>
@@ -2174,7 +2174,7 @@
       <w:r>
         <w:t xml:space="preserve"> — modifié — </w:t>
       </w:r>
-      <w:hyperlink w:history="1" r:id="rIdnrroyzi2engw6wo62epwe">
+      <w:hyperlink w:history="1" r:id="rIdgcpyhg-2ce-2kwgfs-wm9">
         <w:r>
           <w:rPr>
             <w:rStyle w:val="Hyperlink"/>
@@ -2203,7 +2203,7 @@
       <w:r>
         <w:t xml:space="preserve"> — modifié — </w:t>
       </w:r>
-      <w:hyperlink w:history="1" r:id="rIdxwucgkzw83g82giyd1tsb">
+      <w:hyperlink w:history="1" r:id="rIdsx-_wynrdp6sqjuytmbxn">
         <w:r>
           <w:rPr>
             <w:rStyle w:val="Hyperlink"/>
@@ -2232,7 +2232,7 @@
       <w:r>
         <w:t xml:space="preserve"> — modifié — </w:t>
       </w:r>
-      <w:hyperlink w:history="1" r:id="rIdfn0dw9cjecaduaebkavwi">
+      <w:hyperlink w:history="1" r:id="rIdzsts-aemc-qymunnlcjkj">
         <w:r>
           <w:rPr>
             <w:rStyle w:val="Hyperlink"/>
@@ -2261,7 +2261,7 @@
       <w:r>
         <w:t xml:space="preserve"> — modifié — </w:t>
       </w:r>
-      <w:hyperlink w:history="1" r:id="rIdli1b5navwzfhxzr3idpzs">
+      <w:hyperlink w:history="1" r:id="rId6auiaxbl1dkjnudusb0o_">
         <w:r>
           <w:rPr>
             <w:rStyle w:val="Hyperlink"/>
@@ -2290,7 +2290,7 @@
       <w:r>
         <w:t xml:space="preserve"> — modifié — </w:t>
       </w:r>
-      <w:hyperlink w:history="1" r:id="rIdlrvhxhwbxtewbqei4s9vw">
+      <w:hyperlink w:history="1" r:id="rIdou5kc3kei7grbrawrosj_">
         <w:r>
           <w:rPr>
             <w:rStyle w:val="Hyperlink"/>
@@ -2319,7 +2319,7 @@
       <w:r>
         <w:t xml:space="preserve"> — modifié — </w:t>
       </w:r>
-      <w:hyperlink w:history="1" r:id="rIdp-5yzramdwv-v_l_cchq-">
+      <w:hyperlink w:history="1" r:id="rIdq1uuslxk9ii5ppoljcv_c">
         <w:r>
           <w:rPr>
             <w:rStyle w:val="Hyperlink"/>
@@ -2348,7 +2348,7 @@
       <w:r>
         <w:t xml:space="preserve"> — modifié — </w:t>
       </w:r>
-      <w:hyperlink w:history="1" r:id="rIddv_mpp23qy5iyjv7-0uug">
+      <w:hyperlink w:history="1" r:id="rIdvhuy6pj7qngypq2s-vsma">
         <w:r>
           <w:rPr>
             <w:rStyle w:val="Hyperlink"/>
@@ -2377,7 +2377,7 @@
       <w:r>
         <w:t xml:space="preserve"> — modifié — </w:t>
       </w:r>
-      <w:hyperlink w:history="1" r:id="rIdzkv_gg-cieshhrge3ducw">
+      <w:hyperlink w:history="1" r:id="rIddpgrz19ngc_e-vjrpb1tx">
         <w:r>
           <w:rPr>
             <w:rStyle w:val="Hyperlink"/>
@@ -2406,7 +2406,7 @@
       <w:r>
         <w:t xml:space="preserve"> — modifié — </w:t>
       </w:r>
-      <w:hyperlink w:history="1" r:id="rIdtok4pe5cr0wqimhqp2zzu">
+      <w:hyperlink w:history="1" r:id="rIdu13xzvoe9txedku7sj4nl">
         <w:r>
           <w:rPr>
             <w:rStyle w:val="Hyperlink"/>
@@ -2435,7 +2435,7 @@
       <w:r>
         <w:t xml:space="preserve"> — modifié — </w:t>
       </w:r>
-      <w:hyperlink w:history="1" r:id="rIdjpswf6ujeuxapq68vgk9y">
+      <w:hyperlink w:history="1" r:id="rId5m7lguxdcdo7r9d2xa8pp">
         <w:r>
           <w:rPr>
             <w:rStyle w:val="Hyperlink"/>
@@ -2464,7 +2464,7 @@
       <w:r>
         <w:t xml:space="preserve"> — modifié — </w:t>
       </w:r>
-      <w:hyperlink w:history="1" r:id="rIddbq_utnky09dnsujd6pr_">
+      <w:hyperlink w:history="1" r:id="rIdil0lxqnkfywdfylr7jlie">
         <w:r>
           <w:rPr>
             <w:rStyle w:val="Hyperlink"/>
@@ -2493,7 +2493,7 @@
       <w:r>
         <w:t xml:space="preserve"> — modifié — </w:t>
       </w:r>
-      <w:hyperlink w:history="1" r:id="rIdrxgjqalispvjc9wbojmky">
+      <w:hyperlink w:history="1" r:id="rIdxzgegklbvf2adou2su2do">
         <w:r>
           <w:rPr>
             <w:rStyle w:val="Hyperlink"/>
@@ -2522,7 +2522,7 @@
       <w:r>
         <w:t xml:space="preserve"> — modifié — </w:t>
       </w:r>
-      <w:hyperlink w:history="1" r:id="rId5zueofmyhefinctzsd6hy">
+      <w:hyperlink w:history="1" r:id="rId33oihaee6ey4atdmt_q44">
         <w:r>
           <w:rPr>
             <w:rStyle w:val="Hyperlink"/>
@@ -2551,7 +2551,7 @@
       <w:r>
         <w:t xml:space="preserve"> — modifié — </w:t>
       </w:r>
-      <w:hyperlink w:history="1" r:id="rIdv1g7jm2lk_mrjpvdkfnc0">
+      <w:hyperlink w:history="1" r:id="rIdxeckkyi_zom2pc75j6v02">
         <w:r>
           <w:rPr>
             <w:rStyle w:val="Hyperlink"/>
@@ -2580,7 +2580,7 @@
       <w:r>
         <w:t xml:space="preserve"> — modifié — </w:t>
       </w:r>
-      <w:hyperlink w:history="1" r:id="rIdb1s1zpv8rfxq73ublxkja">
+      <w:hyperlink w:history="1" r:id="rId_urny-4oowkkslgxyybnn">
         <w:r>
           <w:rPr>
             <w:rStyle w:val="Hyperlink"/>
@@ -2609,7 +2609,7 @@
       <w:r>
         <w:t xml:space="preserve"> — modifié — </w:t>
       </w:r>
-      <w:hyperlink w:history="1" r:id="rIdgebe-harxi1dystxktr63">
+      <w:hyperlink w:history="1" r:id="rIdmc11gu5bdi4hgpxiitn_7">
         <w:r>
           <w:rPr>
             <w:rStyle w:val="Hyperlink"/>
@@ -2638,7 +2638,7 @@
       <w:r>
         <w:t xml:space="preserve"> — modifié — </w:t>
       </w:r>
-      <w:hyperlink w:history="1" r:id="rId6ojcdbrcwgten0wavzawq">
+      <w:hyperlink w:history="1" r:id="rId4wufcw8lrxflz2rb0bxeb">
         <w:r>
           <w:rPr>
             <w:rStyle w:val="Hyperlink"/>
@@ -2667,7 +2667,7 @@
       <w:r>
         <w:t xml:space="preserve"> — modifié — </w:t>
       </w:r>
-      <w:hyperlink w:history="1" r:id="rIdqetmpcuqemo_i3uu6yo71">
+      <w:hyperlink w:history="1" r:id="rId32ncjragakvadibksesoi">
         <w:r>
           <w:rPr>
             <w:rStyle w:val="Hyperlink"/>
@@ -2696,7 +2696,7 @@
       <w:r>
         <w:t xml:space="preserve"> — modifié — </w:t>
       </w:r>
-      <w:hyperlink w:history="1" r:id="rId9nqag-umnkfny5eu3xwn1">
+      <w:hyperlink w:history="1" r:id="rIddrbg1dn2hu-ox65xhxr4u">
         <w:r>
           <w:rPr>
             <w:rStyle w:val="Hyperlink"/>
@@ -2725,7 +2725,7 @@
       <w:r>
         <w:t xml:space="preserve"> — modifié — </w:t>
       </w:r>
-      <w:hyperlink w:history="1" r:id="rIdotc8jj8xwkayp8fxlztah">
+      <w:hyperlink w:history="1" r:id="rIdwxboqbqo1_8xi-0gkbjf8">
         <w:r>
           <w:rPr>
             <w:rStyle w:val="Hyperlink"/>
@@ -2754,7 +2754,7 @@
       <w:r>
         <w:t xml:space="preserve"> — modifié — </w:t>
       </w:r>
-      <w:hyperlink w:history="1" r:id="rIdacwr2udjqzka2swtquhvd">
+      <w:hyperlink w:history="1" r:id="rId8zdurarulwityh35eek1o">
         <w:r>
           <w:rPr>
             <w:rStyle w:val="Hyperlink"/>
@@ -2783,7 +2783,7 @@
       <w:r>
         <w:t xml:space="preserve"> — modifié — </w:t>
       </w:r>
-      <w:hyperlink w:history="1" r:id="rIddpapfn3cp8ho-awtcbyus">
+      <w:hyperlink w:history="1" r:id="rId7dknkafvtylps6wddjz04">
         <w:r>
           <w:rPr>
             <w:rStyle w:val="Hyperlink"/>
@@ -2820,7 +2820,7 @@
       <w:r>
         <w:t xml:space="preserve"> — modifié — </w:t>
       </w:r>
-      <w:hyperlink w:history="1" r:id="rIdf-sqwz2eg62bfw0_kd2n0">
+      <w:hyperlink w:history="1" r:id="rIdjkdjmlvpc81ao7gwyr00e">
         <w:r>
           <w:rPr>
             <w:rStyle w:val="Hyperlink"/>
@@ -2849,7 +2849,7 @@
       <w:r>
         <w:t xml:space="preserve"> — modifié — </w:t>
       </w:r>
-      <w:hyperlink w:history="1" r:id="rIdrr-9psqutsnv0t2hwkjta">
+      <w:hyperlink w:history="1" r:id="rIdqtb2wur51ytr0brdaprqf">
         <w:r>
           <w:rPr>
             <w:rStyle w:val="Hyperlink"/>

--- a/docs/developpement/phases/word/PHASE_33_CAISSE_AUTOMATIQUE_SELON_LA_DATE_CLOTURE_PAR_LE_DIRECTEUR_EVENEMENT_PA.docx
+++ b/docs/developpement/phases/word/PHASE_33_CAISSE_AUTOMATIQUE_SELON_LA_DATE_CLOTURE_PAR_LE_DIRECTEUR_EVENEMENT_PA.docx
@@ -18,9 +18,9 @@
         <w:shd w:fill="F6F3FF" w:color="auto" w:val="clear"/>
       </w:pPr>
       <w:r>
-        <w:t xml:space="preserve">FlaiX Expert · dossier de développement · généré le 2026-10-24 depuis le dépôt </w:t>
-      </w:r>
-      <w:hyperlink w:history="1" r:id="rIdm5u7lcvaqbocokb6rqbgc">
+        <w:t xml:space="preserve">FlaiX Expert · dossier de développement · généré le 2026-10-25 depuis le dépôt </w:t>
+      </w:r>
+      <w:hyperlink w:history="1" r:id="rIdey70kf0djuyejoccveqtz">
         <w:r>
           <w:rPr>
             <w:rStyle w:val="Hyperlink"/>
@@ -827,7 +827,7 @@
           <w:numId w:val="3"/>
         </w:numPr>
       </w:pPr>
-      <w:hyperlink w:history="1" r:id="rIdmzznlivqnbwdrghwl7wl8">
+      <w:hyperlink w:history="1" r:id="rIda66j8ujni6uxe7gyjirtr">
         <w:r>
           <w:rPr>
             <w:rStyle w:val="Hyperlink"/>
@@ -847,7 +847,7 @@
           <w:numId w:val="3"/>
         </w:numPr>
       </w:pPr>
-      <w:hyperlink w:history="1" r:id="rId9hw-zqkgr_8q6ubc3fhbd">
+      <w:hyperlink w:history="1" r:id="rIdomn89xyrpnpiegaqd56vh">
         <w:r>
           <w:rPr>
             <w:rStyle w:val="Hyperlink"/>
@@ -895,7 +895,7 @@
       <w:r>
         <w:t xml:space="preserve"> — créé — </w:t>
       </w:r>
-      <w:hyperlink w:history="1" r:id="rIda7giv2mpxhli4u7amji8u">
+      <w:hyperlink w:history="1" r:id="rIde4g4xuy1q1npvyxxjn8in">
         <w:r>
           <w:rPr>
             <w:rStyle w:val="Hyperlink"/>
@@ -932,7 +932,7 @@
       <w:r>
         <w:t xml:space="preserve"> — créé — </w:t>
       </w:r>
-      <w:hyperlink w:history="1" r:id="rIdde1-1wxl_zblmwxugwmbq">
+      <w:hyperlink w:history="1" r:id="rIdxqbcr5pcwopjydz8fnbn1">
         <w:r>
           <w:rPr>
             <w:rStyle w:val="Hyperlink"/>
@@ -961,7 +961,7 @@
       <w:r>
         <w:t xml:space="preserve"> — modifié — </w:t>
       </w:r>
-      <w:hyperlink w:history="1" r:id="rIdqz0zhg3tf67s5drhh7t6u">
+      <w:hyperlink w:history="1" r:id="rIdc64fvp7ovj03v1il3aitr">
         <w:r>
           <w:rPr>
             <w:rStyle w:val="Hyperlink"/>
@@ -990,7 +990,7 @@
       <w:r>
         <w:t xml:space="preserve"> — modifié — </w:t>
       </w:r>
-      <w:hyperlink w:history="1" r:id="rIdxfxwggxusffmptiiefy5q">
+      <w:hyperlink w:history="1" r:id="rIdwhcridhizcvqskas3zmab">
         <w:r>
           <w:rPr>
             <w:rStyle w:val="Hyperlink"/>
@@ -1019,7 +1019,7 @@
       <w:r>
         <w:t xml:space="preserve"> — modifié — </w:t>
       </w:r>
-      <w:hyperlink w:history="1" r:id="rIdjihlbzusq94yw_ywhkyn4">
+      <w:hyperlink w:history="1" r:id="rId_zswngahauxgyrihzgxnb">
         <w:r>
           <w:rPr>
             <w:rStyle w:val="Hyperlink"/>
@@ -1048,7 +1048,7 @@
       <w:r>
         <w:t xml:space="preserve"> — modifié — </w:t>
       </w:r>
-      <w:hyperlink w:history="1" r:id="rIdh8v-j9itnzdd3auvaim0e">
+      <w:hyperlink w:history="1" r:id="rIdyqc_c6-s7fchda2tf1ors">
         <w:r>
           <w:rPr>
             <w:rStyle w:val="Hyperlink"/>
@@ -1077,7 +1077,7 @@
       <w:r>
         <w:t xml:space="preserve"> — modifié — </w:t>
       </w:r>
-      <w:hyperlink w:history="1" r:id="rIdbcr5ghjznrjqdhc9nzhfk">
+      <w:hyperlink w:history="1" r:id="rIdrxgdiv6isgkxvqml25dnz">
         <w:r>
           <w:rPr>
             <w:rStyle w:val="Hyperlink"/>
@@ -1106,7 +1106,7 @@
       <w:r>
         <w:t xml:space="preserve"> — modifié — </w:t>
       </w:r>
-      <w:hyperlink w:history="1" r:id="rIdpxu9e2vmkkpe0cywyecsn">
+      <w:hyperlink w:history="1" r:id="rIdnz3ayo9nvn-j433wx2muo">
         <w:r>
           <w:rPr>
             <w:rStyle w:val="Hyperlink"/>
@@ -1135,7 +1135,7 @@
       <w:r>
         <w:t xml:space="preserve"> — modifié — </w:t>
       </w:r>
-      <w:hyperlink w:history="1" r:id="rIdwtbqdntrmr5lt3hftj8qa">
+      <w:hyperlink w:history="1" r:id="rIdexlvv3bab-rccmzamkozk">
         <w:r>
           <w:rPr>
             <w:rStyle w:val="Hyperlink"/>
@@ -1164,7 +1164,7 @@
       <w:r>
         <w:t xml:space="preserve"> — modifié — </w:t>
       </w:r>
-      <w:hyperlink w:history="1" r:id="rIdg9wuu9djjhzgsxh1x-4ba">
+      <w:hyperlink w:history="1" r:id="rIdlud4utpcosacongjvsupd">
         <w:r>
           <w:rPr>
             <w:rStyle w:val="Hyperlink"/>
@@ -1193,7 +1193,7 @@
       <w:r>
         <w:t xml:space="preserve"> — modifié — </w:t>
       </w:r>
-      <w:hyperlink w:history="1" r:id="rIdotgxcflfogia_j06ifby3">
+      <w:hyperlink w:history="1" r:id="rIdzebfa_loeq8lvxazmdxcl">
         <w:r>
           <w:rPr>
             <w:rStyle w:val="Hyperlink"/>
@@ -1222,7 +1222,7 @@
       <w:r>
         <w:t xml:space="preserve"> — modifié — </w:t>
       </w:r>
-      <w:hyperlink w:history="1" r:id="rIdoccbgmldj3zwo2auodub6">
+      <w:hyperlink w:history="1" r:id="rIdohj_ogapir2kifthlnffv">
         <w:r>
           <w:rPr>
             <w:rStyle w:val="Hyperlink"/>
@@ -1251,7 +1251,7 @@
       <w:r>
         <w:t xml:space="preserve"> — modifié — </w:t>
       </w:r>
-      <w:hyperlink w:history="1" r:id="rIdlr1sfcow8idur36f2yatf">
+      <w:hyperlink w:history="1" r:id="rIdxbyscmtey0hi-ouqrn_fs">
         <w:r>
           <w:rPr>
             <w:rStyle w:val="Hyperlink"/>
@@ -1280,7 +1280,7 @@
       <w:r>
         <w:t xml:space="preserve"> — modifié — </w:t>
       </w:r>
-      <w:hyperlink w:history="1" r:id="rIddhuyp31oc0d6ggbzyc63i">
+      <w:hyperlink w:history="1" r:id="rIdzibvnnyswgpkhilhvffoz">
         <w:r>
           <w:rPr>
             <w:rStyle w:val="Hyperlink"/>
@@ -1309,7 +1309,7 @@
       <w:r>
         <w:t xml:space="preserve"> — modifié — </w:t>
       </w:r>
-      <w:hyperlink w:history="1" r:id="rIde1uanlhaclo8zwblfsirp">
+      <w:hyperlink w:history="1" r:id="rIdcejp-ofj9_eedfr2zsefq">
         <w:r>
           <w:rPr>
             <w:rStyle w:val="Hyperlink"/>
@@ -1338,7 +1338,7 @@
       <w:r>
         <w:t xml:space="preserve"> — créé — </w:t>
       </w:r>
-      <w:hyperlink w:history="1" r:id="rIdnb52yc41a9oyyoyl3q3sa">
+      <w:hyperlink w:history="1" r:id="rIdejdmmcje87noy-cquyh6e">
         <w:r>
           <w:rPr>
             <w:rStyle w:val="Hyperlink"/>
@@ -1367,7 +1367,7 @@
       <w:r>
         <w:t xml:space="preserve"> — modifié — </w:t>
       </w:r>
-      <w:hyperlink w:history="1" r:id="rIdadqjolrbybruhqqfy3rnw">
+      <w:hyperlink w:history="1" r:id="rIdimyzezbuziqw8nkb26lte">
         <w:r>
           <w:rPr>
             <w:rStyle w:val="Hyperlink"/>
@@ -1396,7 +1396,7 @@
       <w:r>
         <w:t xml:space="preserve"> — modifié — </w:t>
       </w:r>
-      <w:hyperlink w:history="1" r:id="rIdunnm9kllgko7fsyt4vraw">
+      <w:hyperlink w:history="1" r:id="rIdiul1xnzerpcen0hpdl2a7">
         <w:r>
           <w:rPr>
             <w:rStyle w:val="Hyperlink"/>
@@ -1433,7 +1433,7 @@
       <w:r>
         <w:t xml:space="preserve"> — créé — </w:t>
       </w:r>
-      <w:hyperlink w:history="1" r:id="rIdgca56jnc7bl1uls6o1sk_">
+      <w:hyperlink w:history="1" r:id="rId-0zoebsxs7_kurdj4itk3">
         <w:r>
           <w:rPr>
             <w:rStyle w:val="Hyperlink"/>
@@ -1462,7 +1462,7 @@
       <w:r>
         <w:t xml:space="preserve"> — modifié — </w:t>
       </w:r>
-      <w:hyperlink w:history="1" r:id="rId-ksr1zf74w-mww-71f3gf">
+      <w:hyperlink w:history="1" r:id="rIdtaww7vzjfkyeef8fd3hds">
         <w:r>
           <w:rPr>
             <w:rStyle w:val="Hyperlink"/>
@@ -1491,7 +1491,7 @@
       <w:r>
         <w:t xml:space="preserve"> — modifié — </w:t>
       </w:r>
-      <w:hyperlink w:history="1" r:id="rIdvven5zcvsevsiyu4k_pvk">
+      <w:hyperlink w:history="1" r:id="rIdb5nxgezbjxmcvn24bl8jk">
         <w:r>
           <w:rPr>
             <w:rStyle w:val="Hyperlink"/>
@@ -1520,7 +1520,7 @@
       <w:r>
         <w:t xml:space="preserve"> — modifié — </w:t>
       </w:r>
-      <w:hyperlink w:history="1" r:id="rIdoj6mfze2laxeehf7aqakn">
+      <w:hyperlink w:history="1" r:id="rIdlrsgcqyzc6z2sx2gl1xtg">
         <w:r>
           <w:rPr>
             <w:rStyle w:val="Hyperlink"/>
@@ -1549,7 +1549,7 @@
       <w:r>
         <w:t xml:space="preserve"> — modifié — </w:t>
       </w:r>
-      <w:hyperlink w:history="1" r:id="rIdfxeiur_d0scxrl0og70cz">
+      <w:hyperlink w:history="1" r:id="rIdl8lfgx4nfjp6yn41xxgnr">
         <w:r>
           <w:rPr>
             <w:rStyle w:val="Hyperlink"/>
@@ -1578,7 +1578,7 @@
       <w:r>
         <w:t xml:space="preserve"> — modifié — </w:t>
       </w:r>
-      <w:hyperlink w:history="1" r:id="rIdt9yhw026qxmh5ab4a9h-x">
+      <w:hyperlink w:history="1" r:id="rId-rkblale3i_cajpqrgune">
         <w:r>
           <w:rPr>
             <w:rStyle w:val="Hyperlink"/>
@@ -1607,7 +1607,7 @@
       <w:r>
         <w:t xml:space="preserve"> — modifié — </w:t>
       </w:r>
-      <w:hyperlink w:history="1" r:id="rIdv2extlpuru1sth3gqx1wx">
+      <w:hyperlink w:history="1" r:id="rIddw172wc0fj0j4ngrvnu7q">
         <w:r>
           <w:rPr>
             <w:rStyle w:val="Hyperlink"/>
@@ -1636,7 +1636,7 @@
       <w:r>
         <w:t xml:space="preserve"> — modifié — </w:t>
       </w:r>
-      <w:hyperlink w:history="1" r:id="rIdwfdj2luohkvr_2mt857op">
+      <w:hyperlink w:history="1" r:id="rIdfgh8z5jcxrfsjgqrhpcnc">
         <w:r>
           <w:rPr>
             <w:rStyle w:val="Hyperlink"/>
@@ -1665,7 +1665,7 @@
       <w:r>
         <w:t xml:space="preserve"> — modifié — </w:t>
       </w:r>
-      <w:hyperlink w:history="1" r:id="rIdubg6hvpj7b-2ypdv2ffzt">
+      <w:hyperlink w:history="1" r:id="rIdglx2jskav_tblxgmfgti1">
         <w:r>
           <w:rPr>
             <w:rStyle w:val="Hyperlink"/>
@@ -1694,7 +1694,7 @@
       <w:r>
         <w:t xml:space="preserve"> — modifié — </w:t>
       </w:r>
-      <w:hyperlink w:history="1" r:id="rIdxdvvigawcibfh88if3plk">
+      <w:hyperlink w:history="1" r:id="rIdbhya2-4ty3rljpzefi0yb">
         <w:r>
           <w:rPr>
             <w:rStyle w:val="Hyperlink"/>
@@ -1723,7 +1723,7 @@
       <w:r>
         <w:t xml:space="preserve"> — modifié — </w:t>
       </w:r>
-      <w:hyperlink w:history="1" r:id="rIdru3anpblsempui4fmbavk">
+      <w:hyperlink w:history="1" r:id="rIda1hdixyaqvowes_xmmfku">
         <w:r>
           <w:rPr>
             <w:rStyle w:val="Hyperlink"/>
@@ -1752,7 +1752,7 @@
       <w:r>
         <w:t xml:space="preserve"> — modifié — </w:t>
       </w:r>
-      <w:hyperlink w:history="1" r:id="rIduyxswnrgtq9k-w_ma7s52">
+      <w:hyperlink w:history="1" r:id="rIdrtnvv7u1tigtevwemzivg">
         <w:r>
           <w:rPr>
             <w:rStyle w:val="Hyperlink"/>
@@ -1781,7 +1781,7 @@
       <w:r>
         <w:t xml:space="preserve"> — modifié — </w:t>
       </w:r>
-      <w:hyperlink w:history="1" r:id="rIdgl3jlzckcksz90r0nhycl">
+      <w:hyperlink w:history="1" r:id="rId0kcd3cuvojvyi2wtlarta">
         <w:r>
           <w:rPr>
             <w:rStyle w:val="Hyperlink"/>
@@ -1818,7 +1818,7 @@
       <w:r>
         <w:t xml:space="preserve"> — modifié — </w:t>
       </w:r>
-      <w:hyperlink w:history="1" r:id="rIdo3ij_c0p6iydh_iu-zfpo">
+      <w:hyperlink w:history="1" r:id="rIdtysydzlvskcuxftcglmwt">
         <w:r>
           <w:rPr>
             <w:rStyle w:val="Hyperlink"/>
@@ -1847,7 +1847,7 @@
       <w:r>
         <w:t xml:space="preserve"> — modifié — </w:t>
       </w:r>
-      <w:hyperlink w:history="1" r:id="rIdyfpwahm5duc6gzyde9vk3">
+      <w:hyperlink w:history="1" r:id="rId0iutja8gztkmn7dastjcy">
         <w:r>
           <w:rPr>
             <w:rStyle w:val="Hyperlink"/>
@@ -1876,7 +1876,7 @@
       <w:r>
         <w:t xml:space="preserve"> — modifié — </w:t>
       </w:r>
-      <w:hyperlink w:history="1" r:id="rIdbwnpiykfhdsqa5t71yv7c">
+      <w:hyperlink w:history="1" r:id="rIdz11-pogish40wf5anvtta">
         <w:r>
           <w:rPr>
             <w:rStyle w:val="Hyperlink"/>
@@ -1905,7 +1905,7 @@
       <w:r>
         <w:t xml:space="preserve"> — modifié — </w:t>
       </w:r>
-      <w:hyperlink w:history="1" r:id="rIdg_7q_wau80zkzplkziix2">
+      <w:hyperlink w:history="1" r:id="rIdesv4lg6_67ao2ll7l_p0p">
         <w:r>
           <w:rPr>
             <w:rStyle w:val="Hyperlink"/>
@@ -1934,7 +1934,7 @@
       <w:r>
         <w:t xml:space="preserve"> — modifié — </w:t>
       </w:r>
-      <w:hyperlink w:history="1" r:id="rId0rezp1fxvgsxceq1c_ahg">
+      <w:hyperlink w:history="1" r:id="rId2cquxv8wnibgs3dmco-cg">
         <w:r>
           <w:rPr>
             <w:rStyle w:val="Hyperlink"/>
@@ -1963,7 +1963,7 @@
       <w:r>
         <w:t xml:space="preserve"> — modifié — </w:t>
       </w:r>
-      <w:hyperlink w:history="1" r:id="rIdzxs6atqxa6feb_ra8xeo1">
+      <w:hyperlink w:history="1" r:id="rIdbs3dtleyq-axomfkabv3l">
         <w:r>
           <w:rPr>
             <w:rStyle w:val="Hyperlink"/>
@@ -1992,7 +1992,7 @@
       <w:r>
         <w:t xml:space="preserve"> — modifié — </w:t>
       </w:r>
-      <w:hyperlink w:history="1" r:id="rId_1fb1vcmlzerhd-r6iihk">
+      <w:hyperlink w:history="1" r:id="rIdmhrziitrmlimemtmy6kgf">
         <w:r>
           <w:rPr>
             <w:rStyle w:val="Hyperlink"/>
@@ -2021,7 +2021,7 @@
       <w:r>
         <w:t xml:space="preserve"> — modifié — </w:t>
       </w:r>
-      <w:hyperlink w:history="1" r:id="rIdcoqlchlwfqeblislser0u">
+      <w:hyperlink w:history="1" r:id="rIdsijpxy-neaamojrhus95i">
         <w:r>
           <w:rPr>
             <w:rStyle w:val="Hyperlink"/>
@@ -2050,7 +2050,7 @@
       <w:r>
         <w:t xml:space="preserve"> — modifié — </w:t>
       </w:r>
-      <w:hyperlink w:history="1" r:id="rIdcod6pmel0u9hluwz0358x">
+      <w:hyperlink w:history="1" r:id="rIdtrjg48xjo-y4l6q49m53c">
         <w:r>
           <w:rPr>
             <w:rStyle w:val="Hyperlink"/>
@@ -2079,7 +2079,7 @@
       <w:r>
         <w:t xml:space="preserve"> — modifié — </w:t>
       </w:r>
-      <w:hyperlink w:history="1" r:id="rIdvcvan3b9ebi7a6acxycma">
+      <w:hyperlink w:history="1" r:id="rIdn_izato4k9bzmatfqr6tk">
         <w:r>
           <w:rPr>
             <w:rStyle w:val="Hyperlink"/>
@@ -2108,7 +2108,7 @@
       <w:r>
         <w:t xml:space="preserve"> — modifié — </w:t>
       </w:r>
-      <w:hyperlink w:history="1" r:id="rId9zy4xnqwasxzocxni1nyo">
+      <w:hyperlink w:history="1" r:id="rIdke_5e3veuzi1dxqayuqpd">
         <w:r>
           <w:rPr>
             <w:rStyle w:val="Hyperlink"/>
@@ -2145,7 +2145,7 @@
       <w:r>
         <w:t xml:space="preserve"> — créé — </w:t>
       </w:r>
-      <w:hyperlink w:history="1" r:id="rIdxmgbfalt2rgqalvqnn34x">
+      <w:hyperlink w:history="1" r:id="rIddir17pdds7rmjq2ixpeae">
         <w:r>
           <w:rPr>
             <w:rStyle w:val="Hyperlink"/>
@@ -2174,7 +2174,7 @@
       <w:r>
         <w:t xml:space="preserve"> — modifié — </w:t>
       </w:r>
-      <w:hyperlink w:history="1" r:id="rIdgcpyhg-2ce-2kwgfs-wm9">
+      <w:hyperlink w:history="1" r:id="rIdtvygwkc5vivvdx39hmsok">
         <w:r>
           <w:rPr>
             <w:rStyle w:val="Hyperlink"/>
@@ -2203,7 +2203,7 @@
       <w:r>
         <w:t xml:space="preserve"> — modifié — </w:t>
       </w:r>
-      <w:hyperlink w:history="1" r:id="rIdsx-_wynrdp6sqjuytmbxn">
+      <w:hyperlink w:history="1" r:id="rIdlho7-mpkd4yetg3jufpyq">
         <w:r>
           <w:rPr>
             <w:rStyle w:val="Hyperlink"/>
@@ -2232,7 +2232,7 @@
       <w:r>
         <w:t xml:space="preserve"> — modifié — </w:t>
       </w:r>
-      <w:hyperlink w:history="1" r:id="rIdzsts-aemc-qymunnlcjkj">
+      <w:hyperlink w:history="1" r:id="rId9wefwlguq3sjvwy39n6dp">
         <w:r>
           <w:rPr>
             <w:rStyle w:val="Hyperlink"/>
@@ -2261,7 +2261,7 @@
       <w:r>
         <w:t xml:space="preserve"> — modifié — </w:t>
       </w:r>
-      <w:hyperlink w:history="1" r:id="rId6auiaxbl1dkjnudusb0o_">
+      <w:hyperlink w:history="1" r:id="rIdrhd2mhn-afemrbgwhzvbk">
         <w:r>
           <w:rPr>
             <w:rStyle w:val="Hyperlink"/>
@@ -2290,7 +2290,7 @@
       <w:r>
         <w:t xml:space="preserve"> — modifié — </w:t>
       </w:r>
-      <w:hyperlink w:history="1" r:id="rIdou5kc3kei7grbrawrosj_">
+      <w:hyperlink w:history="1" r:id="rIdxctgwzwmroc31zul8d4wh">
         <w:r>
           <w:rPr>
             <w:rStyle w:val="Hyperlink"/>
@@ -2319,7 +2319,7 @@
       <w:r>
         <w:t xml:space="preserve"> — modifié — </w:t>
       </w:r>
-      <w:hyperlink w:history="1" r:id="rIdq1uuslxk9ii5ppoljcv_c">
+      <w:hyperlink w:history="1" r:id="rIddf6ubra6bg4edix7edwer">
         <w:r>
           <w:rPr>
             <w:rStyle w:val="Hyperlink"/>
@@ -2348,7 +2348,7 @@
       <w:r>
         <w:t xml:space="preserve"> — modifié — </w:t>
       </w:r>
-      <w:hyperlink w:history="1" r:id="rIdvhuy6pj7qngypq2s-vsma">
+      <w:hyperlink w:history="1" r:id="rIdps_ntliowtzmntiy6yxsy">
         <w:r>
           <w:rPr>
             <w:rStyle w:val="Hyperlink"/>
@@ -2377,7 +2377,7 @@
       <w:r>
         <w:t xml:space="preserve"> — modifié — </w:t>
       </w:r>
-      <w:hyperlink w:history="1" r:id="rIddpgrz19ngc_e-vjrpb1tx">
+      <w:hyperlink w:history="1" r:id="rIdj5cwfaiakx01qwjrkhhom">
         <w:r>
           <w:rPr>
             <w:rStyle w:val="Hyperlink"/>
@@ -2406,7 +2406,7 @@
       <w:r>
         <w:t xml:space="preserve"> — modifié — </w:t>
       </w:r>
-      <w:hyperlink w:history="1" r:id="rIdu13xzvoe9txedku7sj4nl">
+      <w:hyperlink w:history="1" r:id="rIdbtiw8tg2rm6utu5kpzpas">
         <w:r>
           <w:rPr>
             <w:rStyle w:val="Hyperlink"/>
@@ -2435,7 +2435,7 @@
       <w:r>
         <w:t xml:space="preserve"> — modifié — </w:t>
       </w:r>
-      <w:hyperlink w:history="1" r:id="rId5m7lguxdcdo7r9d2xa8pp">
+      <w:hyperlink w:history="1" r:id="rId7ip_jukjq6bihhkt_eobu">
         <w:r>
           <w:rPr>
             <w:rStyle w:val="Hyperlink"/>
@@ -2464,7 +2464,7 @@
       <w:r>
         <w:t xml:space="preserve"> — modifié — </w:t>
       </w:r>
-      <w:hyperlink w:history="1" r:id="rIdil0lxqnkfywdfylr7jlie">
+      <w:hyperlink w:history="1" r:id="rIdlam0optn0pe7ko0uv3m8y">
         <w:r>
           <w:rPr>
             <w:rStyle w:val="Hyperlink"/>
@@ -2493,7 +2493,7 @@
       <w:r>
         <w:t xml:space="preserve"> — modifié — </w:t>
       </w:r>
-      <w:hyperlink w:history="1" r:id="rIdxzgegklbvf2adou2su2do">
+      <w:hyperlink w:history="1" r:id="rIdktt3iejssnaznfmtpuz9h">
         <w:r>
           <w:rPr>
             <w:rStyle w:val="Hyperlink"/>
@@ -2522,7 +2522,7 @@
       <w:r>
         <w:t xml:space="preserve"> — modifié — </w:t>
       </w:r>
-      <w:hyperlink w:history="1" r:id="rId33oihaee6ey4atdmt_q44">
+      <w:hyperlink w:history="1" r:id="rId8qa2_nhxdugy2fzgaxtkp">
         <w:r>
           <w:rPr>
             <w:rStyle w:val="Hyperlink"/>
@@ -2551,7 +2551,7 @@
       <w:r>
         <w:t xml:space="preserve"> — modifié — </w:t>
       </w:r>
-      <w:hyperlink w:history="1" r:id="rIdxeckkyi_zom2pc75j6v02">
+      <w:hyperlink w:history="1" r:id="rId64bz1froiudkne31poybm">
         <w:r>
           <w:rPr>
             <w:rStyle w:val="Hyperlink"/>
@@ -2580,7 +2580,7 @@
       <w:r>
         <w:t xml:space="preserve"> — modifié — </w:t>
       </w:r>
-      <w:hyperlink w:history="1" r:id="rId_urny-4oowkkslgxyybnn">
+      <w:hyperlink w:history="1" r:id="rIdgj3quczi88fwj3hpzyb6a">
         <w:r>
           <w:rPr>
             <w:rStyle w:val="Hyperlink"/>
@@ -2609,7 +2609,7 @@
       <w:r>
         <w:t xml:space="preserve"> — modifié — </w:t>
       </w:r>
-      <w:hyperlink w:history="1" r:id="rIdmc11gu5bdi4hgpxiitn_7">
+      <w:hyperlink w:history="1" r:id="rId89h7wibl9txwqkpczpu3n">
         <w:r>
           <w:rPr>
             <w:rStyle w:val="Hyperlink"/>
@@ -2638,7 +2638,7 @@
       <w:r>
         <w:t xml:space="preserve"> — modifié — </w:t>
       </w:r>
-      <w:hyperlink w:history="1" r:id="rId4wufcw8lrxflz2rb0bxeb">
+      <w:hyperlink w:history="1" r:id="rIds-zpzevji7quo9teseqsk">
         <w:r>
           <w:rPr>
             <w:rStyle w:val="Hyperlink"/>
@@ -2667,7 +2667,7 @@
       <w:r>
         <w:t xml:space="preserve"> — modifié — </w:t>
       </w:r>
-      <w:hyperlink w:history="1" r:id="rId32ncjragakvadibksesoi">
+      <w:hyperlink w:history="1" r:id="rIda_l3xpwad6bbr9azncyux">
         <w:r>
           <w:rPr>
             <w:rStyle w:val="Hyperlink"/>
@@ -2696,7 +2696,7 @@
       <w:r>
         <w:t xml:space="preserve"> — modifié — </w:t>
       </w:r>
-      <w:hyperlink w:history="1" r:id="rIddrbg1dn2hu-ox65xhxr4u">
+      <w:hyperlink w:history="1" r:id="rId1fbhcrevkrmlhuj52jhyp">
         <w:r>
           <w:rPr>
             <w:rStyle w:val="Hyperlink"/>
@@ -2725,7 +2725,7 @@
       <w:r>
         <w:t xml:space="preserve"> — modifié — </w:t>
       </w:r>
-      <w:hyperlink w:history="1" r:id="rIdwxboqbqo1_8xi-0gkbjf8">
+      <w:hyperlink w:history="1" r:id="rIdatll50ztmasmnvtp8hahd">
         <w:r>
           <w:rPr>
             <w:rStyle w:val="Hyperlink"/>
@@ -2754,7 +2754,7 @@
       <w:r>
         <w:t xml:space="preserve"> — modifié — </w:t>
       </w:r>
-      <w:hyperlink w:history="1" r:id="rId8zdurarulwityh35eek1o">
+      <w:hyperlink w:history="1" r:id="rIddw3c85o52rcz0faav5tvd">
         <w:r>
           <w:rPr>
             <w:rStyle w:val="Hyperlink"/>
@@ -2783,7 +2783,7 @@
       <w:r>
         <w:t xml:space="preserve"> — modifié — </w:t>
       </w:r>
-      <w:hyperlink w:history="1" r:id="rId7dknkafvtylps6wddjz04">
+      <w:hyperlink w:history="1" r:id="rIdltthgrx7b_xmi_tcyai2l">
         <w:r>
           <w:rPr>
             <w:rStyle w:val="Hyperlink"/>
@@ -2820,7 +2820,7 @@
       <w:r>
         <w:t xml:space="preserve"> — modifié — </w:t>
       </w:r>
-      <w:hyperlink w:history="1" r:id="rIdjkdjmlvpc81ao7gwyr00e">
+      <w:hyperlink w:history="1" r:id="rIdurejrm3czqdsb6maqwuxg">
         <w:r>
           <w:rPr>
             <w:rStyle w:val="Hyperlink"/>
@@ -2849,7 +2849,7 @@
       <w:r>
         <w:t xml:space="preserve"> — modifié — </w:t>
       </w:r>
-      <w:hyperlink w:history="1" r:id="rIdqtb2wur51ytr0brdaprqf">
+      <w:hyperlink w:history="1" r:id="rIdq44r2thmvzh-5ed4hgnpw">
         <w:r>
           <w:rPr>
             <w:rStyle w:val="Hyperlink"/>

--- a/docs/developpement/phases/word/PHASE_33_CAISSE_AUTOMATIQUE_SELON_LA_DATE_CLOTURE_PAR_LE_DIRECTEUR_EVENEMENT_PA.docx
+++ b/docs/developpement/phases/word/PHASE_33_CAISSE_AUTOMATIQUE_SELON_LA_DATE_CLOTURE_PAR_LE_DIRECTEUR_EVENEMENT_PA.docx
@@ -20,7 +20,7 @@
       <w:r>
         <w:t xml:space="preserve">FlaiX Expert · dossier de développement · généré le 2026-10-25 depuis le dépôt </w:t>
       </w:r>
-      <w:hyperlink w:history="1" r:id="rIdey70kf0djuyejoccveqtz">
+      <w:hyperlink w:history="1" r:id="rIdelefjxkcqv9g3kuutirgf">
         <w:r>
           <w:rPr>
             <w:rStyle w:val="Hyperlink"/>
@@ -827,7 +827,7 @@
           <w:numId w:val="3"/>
         </w:numPr>
       </w:pPr>
-      <w:hyperlink w:history="1" r:id="rIda66j8ujni6uxe7gyjirtr">
+      <w:hyperlink w:history="1" r:id="rIdxrikursfqgx4ez3pvzeew">
         <w:r>
           <w:rPr>
             <w:rStyle w:val="Hyperlink"/>
@@ -847,7 +847,7 @@
           <w:numId w:val="3"/>
         </w:numPr>
       </w:pPr>
-      <w:hyperlink w:history="1" r:id="rIdomn89xyrpnpiegaqd56vh">
+      <w:hyperlink w:history="1" r:id="rIdgbl6ouk_zlvea4a02fdot">
         <w:r>
           <w:rPr>
             <w:rStyle w:val="Hyperlink"/>
@@ -895,7 +895,7 @@
       <w:r>
         <w:t xml:space="preserve"> — créé — </w:t>
       </w:r>
-      <w:hyperlink w:history="1" r:id="rIde4g4xuy1q1npvyxxjn8in">
+      <w:hyperlink w:history="1" r:id="rIdf2ih90n62jla6eyciftxp">
         <w:r>
           <w:rPr>
             <w:rStyle w:val="Hyperlink"/>
@@ -932,7 +932,7 @@
       <w:r>
         <w:t xml:space="preserve"> — créé — </w:t>
       </w:r>
-      <w:hyperlink w:history="1" r:id="rIdxqbcr5pcwopjydz8fnbn1">
+      <w:hyperlink w:history="1" r:id="rIdvg1gwp6byvc9jij4bgn_9">
         <w:r>
           <w:rPr>
             <w:rStyle w:val="Hyperlink"/>
@@ -961,7 +961,7 @@
       <w:r>
         <w:t xml:space="preserve"> — modifié — </w:t>
       </w:r>
-      <w:hyperlink w:history="1" r:id="rIdc64fvp7ovj03v1il3aitr">
+      <w:hyperlink w:history="1" r:id="rIdsltutfbz2qmerkulmjvwe">
         <w:r>
           <w:rPr>
             <w:rStyle w:val="Hyperlink"/>
@@ -990,7 +990,7 @@
       <w:r>
         <w:t xml:space="preserve"> — modifié — </w:t>
       </w:r>
-      <w:hyperlink w:history="1" r:id="rIdwhcridhizcvqskas3zmab">
+      <w:hyperlink w:history="1" r:id="rIdupvynejsjc9fcc1gnsg9l">
         <w:r>
           <w:rPr>
             <w:rStyle w:val="Hyperlink"/>
@@ -1019,7 +1019,7 @@
       <w:r>
         <w:t xml:space="preserve"> — modifié — </w:t>
       </w:r>
-      <w:hyperlink w:history="1" r:id="rId_zswngahauxgyrihzgxnb">
+      <w:hyperlink w:history="1" r:id="rIdz7_1dwlziuohkfyqpnybj">
         <w:r>
           <w:rPr>
             <w:rStyle w:val="Hyperlink"/>
@@ -1048,7 +1048,7 @@
       <w:r>
         <w:t xml:space="preserve"> — modifié — </w:t>
       </w:r>
-      <w:hyperlink w:history="1" r:id="rIdyqc_c6-s7fchda2tf1ors">
+      <w:hyperlink w:history="1" r:id="rIdfaeniwhp4z7grbsadkd7s">
         <w:r>
           <w:rPr>
             <w:rStyle w:val="Hyperlink"/>
@@ -1077,7 +1077,7 @@
       <w:r>
         <w:t xml:space="preserve"> — modifié — </w:t>
       </w:r>
-      <w:hyperlink w:history="1" r:id="rIdrxgdiv6isgkxvqml25dnz">
+      <w:hyperlink w:history="1" r:id="rIdvk6nfztnqbr2bn1mfddkb">
         <w:r>
           <w:rPr>
             <w:rStyle w:val="Hyperlink"/>
@@ -1106,7 +1106,7 @@
       <w:r>
         <w:t xml:space="preserve"> — modifié — </w:t>
       </w:r>
-      <w:hyperlink w:history="1" r:id="rIdnz3ayo9nvn-j433wx2muo">
+      <w:hyperlink w:history="1" r:id="rIdq93uebf--axnoktclj6rk">
         <w:r>
           <w:rPr>
             <w:rStyle w:val="Hyperlink"/>
@@ -1135,7 +1135,7 @@
       <w:r>
         <w:t xml:space="preserve"> — modifié — </w:t>
       </w:r>
-      <w:hyperlink w:history="1" r:id="rIdexlvv3bab-rccmzamkozk">
+      <w:hyperlink w:history="1" r:id="rIdr05f2awaiiosy5hf8edbi">
         <w:r>
           <w:rPr>
             <w:rStyle w:val="Hyperlink"/>
@@ -1164,7 +1164,7 @@
       <w:r>
         <w:t xml:space="preserve"> — modifié — </w:t>
       </w:r>
-      <w:hyperlink w:history="1" r:id="rIdlud4utpcosacongjvsupd">
+      <w:hyperlink w:history="1" r:id="rIdnaao1u-8tzxrv_uttyjtt">
         <w:r>
           <w:rPr>
             <w:rStyle w:val="Hyperlink"/>
@@ -1193,7 +1193,7 @@
       <w:r>
         <w:t xml:space="preserve"> — modifié — </w:t>
       </w:r>
-      <w:hyperlink w:history="1" r:id="rIdzebfa_loeq8lvxazmdxcl">
+      <w:hyperlink w:history="1" r:id="rIdlsb_6qze_u05xykgoxzoa">
         <w:r>
           <w:rPr>
             <w:rStyle w:val="Hyperlink"/>
@@ -1222,7 +1222,7 @@
       <w:r>
         <w:t xml:space="preserve"> — modifié — </w:t>
       </w:r>
-      <w:hyperlink w:history="1" r:id="rIdohj_ogapir2kifthlnffv">
+      <w:hyperlink w:history="1" r:id="rIdu4pkxqnxhqjxyfi4_lyli">
         <w:r>
           <w:rPr>
             <w:rStyle w:val="Hyperlink"/>
@@ -1251,7 +1251,7 @@
       <w:r>
         <w:t xml:space="preserve"> — modifié — </w:t>
       </w:r>
-      <w:hyperlink w:history="1" r:id="rIdxbyscmtey0hi-ouqrn_fs">
+      <w:hyperlink w:history="1" r:id="rIditqxvdfi90hkjqg9wwaqg">
         <w:r>
           <w:rPr>
             <w:rStyle w:val="Hyperlink"/>
@@ -1280,7 +1280,7 @@
       <w:r>
         <w:t xml:space="preserve"> — modifié — </w:t>
       </w:r>
-      <w:hyperlink w:history="1" r:id="rIdzibvnnyswgpkhilhvffoz">
+      <w:hyperlink w:history="1" r:id="rIdqeqsrtjore3inbf7b3smq">
         <w:r>
           <w:rPr>
             <w:rStyle w:val="Hyperlink"/>
@@ -1309,7 +1309,7 @@
       <w:r>
         <w:t xml:space="preserve"> — modifié — </w:t>
       </w:r>
-      <w:hyperlink w:history="1" r:id="rIdcejp-ofj9_eedfr2zsefq">
+      <w:hyperlink w:history="1" r:id="rIdazcm1xe-8prxp3xso-ymp">
         <w:r>
           <w:rPr>
             <w:rStyle w:val="Hyperlink"/>
@@ -1338,7 +1338,7 @@
       <w:r>
         <w:t xml:space="preserve"> — créé — </w:t>
       </w:r>
-      <w:hyperlink w:history="1" r:id="rIdejdmmcje87noy-cquyh6e">
+      <w:hyperlink w:history="1" r:id="rIdr1llvoliho9chzedq0khz">
         <w:r>
           <w:rPr>
             <w:rStyle w:val="Hyperlink"/>
@@ -1367,7 +1367,7 @@
       <w:r>
         <w:t xml:space="preserve"> — modifié — </w:t>
       </w:r>
-      <w:hyperlink w:history="1" r:id="rIdimyzezbuziqw8nkb26lte">
+      <w:hyperlink w:history="1" r:id="rIdovrqaixj2ovefxnmlfpwj">
         <w:r>
           <w:rPr>
             <w:rStyle w:val="Hyperlink"/>
@@ -1396,7 +1396,7 @@
       <w:r>
         <w:t xml:space="preserve"> — modifié — </w:t>
       </w:r>
-      <w:hyperlink w:history="1" r:id="rIdiul1xnzerpcen0hpdl2a7">
+      <w:hyperlink w:history="1" r:id="rIdketth-lgcf_kyxgjqo1zp">
         <w:r>
           <w:rPr>
             <w:rStyle w:val="Hyperlink"/>
@@ -1433,7 +1433,7 @@
       <w:r>
         <w:t xml:space="preserve"> — créé — </w:t>
       </w:r>
-      <w:hyperlink w:history="1" r:id="rId-0zoebsxs7_kurdj4itk3">
+      <w:hyperlink w:history="1" r:id="rIdmicypuklzu-gyhh1qb0n5">
         <w:r>
           <w:rPr>
             <w:rStyle w:val="Hyperlink"/>
@@ -1462,7 +1462,7 @@
       <w:r>
         <w:t xml:space="preserve"> — modifié — </w:t>
       </w:r>
-      <w:hyperlink w:history="1" r:id="rIdtaww7vzjfkyeef8fd3hds">
+      <w:hyperlink w:history="1" r:id="rId6xq-4kwfzcylrilgwrnjf">
         <w:r>
           <w:rPr>
             <w:rStyle w:val="Hyperlink"/>
@@ -1491,7 +1491,7 @@
       <w:r>
         <w:t xml:space="preserve"> — modifié — </w:t>
       </w:r>
-      <w:hyperlink w:history="1" r:id="rIdb5nxgezbjxmcvn24bl8jk">
+      <w:hyperlink w:history="1" r:id="rIday3vcilvf_egj4clcgia5">
         <w:r>
           <w:rPr>
             <w:rStyle w:val="Hyperlink"/>
@@ -1520,7 +1520,7 @@
       <w:r>
         <w:t xml:space="preserve"> — modifié — </w:t>
       </w:r>
-      <w:hyperlink w:history="1" r:id="rIdlrsgcqyzc6z2sx2gl1xtg">
+      <w:hyperlink w:history="1" r:id="rIdhifeogj4_avwvhrzelz10">
         <w:r>
           <w:rPr>
             <w:rStyle w:val="Hyperlink"/>
@@ -1549,7 +1549,7 @@
       <w:r>
         <w:t xml:space="preserve"> — modifié — </w:t>
       </w:r>
-      <w:hyperlink w:history="1" r:id="rIdl8lfgx4nfjp6yn41xxgnr">
+      <w:hyperlink w:history="1" r:id="rIdtjk0pbkdf85yxl09xwxxj">
         <w:r>
           <w:rPr>
             <w:rStyle w:val="Hyperlink"/>
@@ -1578,7 +1578,7 @@
       <w:r>
         <w:t xml:space="preserve"> — modifié — </w:t>
       </w:r>
-      <w:hyperlink w:history="1" r:id="rId-rkblale3i_cajpqrgune">
+      <w:hyperlink w:history="1" r:id="rIdh6ogvhjaty8jbnc7_878y">
         <w:r>
           <w:rPr>
             <w:rStyle w:val="Hyperlink"/>
@@ -1607,7 +1607,7 @@
       <w:r>
         <w:t xml:space="preserve"> — modifié — </w:t>
       </w:r>
-      <w:hyperlink w:history="1" r:id="rIddw172wc0fj0j4ngrvnu7q">
+      <w:hyperlink w:history="1" r:id="rIdoziknxv8seosmwnxgwheh">
         <w:r>
           <w:rPr>
             <w:rStyle w:val="Hyperlink"/>
@@ -1636,7 +1636,7 @@
       <w:r>
         <w:t xml:space="preserve"> — modifié — </w:t>
       </w:r>
-      <w:hyperlink w:history="1" r:id="rIdfgh8z5jcxrfsjgqrhpcnc">
+      <w:hyperlink w:history="1" r:id="rIdiklrba0ptokzlwyuxrdn4">
         <w:r>
           <w:rPr>
             <w:rStyle w:val="Hyperlink"/>
@@ -1665,7 +1665,7 @@
       <w:r>
         <w:t xml:space="preserve"> — modifié — </w:t>
       </w:r>
-      <w:hyperlink w:history="1" r:id="rIdglx2jskav_tblxgmfgti1">
+      <w:hyperlink w:history="1" r:id="rId975_gtxly4xs8grgfy3tw">
         <w:r>
           <w:rPr>
             <w:rStyle w:val="Hyperlink"/>
@@ -1694,7 +1694,7 @@
       <w:r>
         <w:t xml:space="preserve"> — modifié — </w:t>
       </w:r>
-      <w:hyperlink w:history="1" r:id="rIdbhya2-4ty3rljpzefi0yb">
+      <w:hyperlink w:history="1" r:id="rIdwbkqdw8njsghqxnbuf10d">
         <w:r>
           <w:rPr>
             <w:rStyle w:val="Hyperlink"/>
@@ -1723,7 +1723,7 @@
       <w:r>
         <w:t xml:space="preserve"> — modifié — </w:t>
       </w:r>
-      <w:hyperlink w:history="1" r:id="rIda1hdixyaqvowes_xmmfku">
+      <w:hyperlink w:history="1" r:id="rIdcp2m7b7c8d8jwx_mvipsm">
         <w:r>
           <w:rPr>
             <w:rStyle w:val="Hyperlink"/>
@@ -1752,7 +1752,7 @@
       <w:r>
         <w:t xml:space="preserve"> — modifié — </w:t>
       </w:r>
-      <w:hyperlink w:history="1" r:id="rIdrtnvv7u1tigtevwemzivg">
+      <w:hyperlink w:history="1" r:id="rIdzbb7krwsxrfjqv2oems9a">
         <w:r>
           <w:rPr>
             <w:rStyle w:val="Hyperlink"/>
@@ -1781,7 +1781,7 @@
       <w:r>
         <w:t xml:space="preserve"> — modifié — </w:t>
       </w:r>
-      <w:hyperlink w:history="1" r:id="rId0kcd3cuvojvyi2wtlarta">
+      <w:hyperlink w:history="1" r:id="rId3rnqgpgt5cfmbmhkyhshx">
         <w:r>
           <w:rPr>
             <w:rStyle w:val="Hyperlink"/>
@@ -1818,7 +1818,7 @@
       <w:r>
         <w:t xml:space="preserve"> — modifié — </w:t>
       </w:r>
-      <w:hyperlink w:history="1" r:id="rIdtysydzlvskcuxftcglmwt">
+      <w:hyperlink w:history="1" r:id="rId9c_evpdbs7_pq28wzrbbv">
         <w:r>
           <w:rPr>
             <w:rStyle w:val="Hyperlink"/>
@@ -1847,7 +1847,7 @@
       <w:r>
         <w:t xml:space="preserve"> — modifié — </w:t>
       </w:r>
-      <w:hyperlink w:history="1" r:id="rId0iutja8gztkmn7dastjcy">
+      <w:hyperlink w:history="1" r:id="rIdh4b_yjc21adsgou3p77da">
         <w:r>
           <w:rPr>
             <w:rStyle w:val="Hyperlink"/>
@@ -1876,7 +1876,7 @@
       <w:r>
         <w:t xml:space="preserve"> — modifié — </w:t>
       </w:r>
-      <w:hyperlink w:history="1" r:id="rIdz11-pogish40wf5anvtta">
+      <w:hyperlink w:history="1" r:id="rIdminbfxh-knh9xhiqogsyi">
         <w:r>
           <w:rPr>
             <w:rStyle w:val="Hyperlink"/>
@@ -1905,7 +1905,7 @@
       <w:r>
         <w:t xml:space="preserve"> — modifié — </w:t>
       </w:r>
-      <w:hyperlink w:history="1" r:id="rIdesv4lg6_67ao2ll7l_p0p">
+      <w:hyperlink w:history="1" r:id="rIdgbdsqex3way4ncmiwtfhl">
         <w:r>
           <w:rPr>
             <w:rStyle w:val="Hyperlink"/>
@@ -1934,7 +1934,7 @@
       <w:r>
         <w:t xml:space="preserve"> — modifié — </w:t>
       </w:r>
-      <w:hyperlink w:history="1" r:id="rId2cquxv8wnibgs3dmco-cg">
+      <w:hyperlink w:history="1" r:id="rIdud7svdet3xiee7dpaaiqg">
         <w:r>
           <w:rPr>
             <w:rStyle w:val="Hyperlink"/>
@@ -1963,7 +1963,7 @@
       <w:r>
         <w:t xml:space="preserve"> — modifié — </w:t>
       </w:r>
-      <w:hyperlink w:history="1" r:id="rIdbs3dtleyq-axomfkabv3l">
+      <w:hyperlink w:history="1" r:id="rIdx8bz2ee6lhrpbdidhkvw8">
         <w:r>
           <w:rPr>
             <w:rStyle w:val="Hyperlink"/>
@@ -1992,7 +1992,7 @@
       <w:r>
         <w:t xml:space="preserve"> — modifié — </w:t>
       </w:r>
-      <w:hyperlink w:history="1" r:id="rIdmhrziitrmlimemtmy6kgf">
+      <w:hyperlink w:history="1" r:id="rIdvynuypz9hs5jxdt_ejez8">
         <w:r>
           <w:rPr>
             <w:rStyle w:val="Hyperlink"/>
@@ -2021,7 +2021,7 @@
       <w:r>
         <w:t xml:space="preserve"> — modifié — </w:t>
       </w:r>
-      <w:hyperlink w:history="1" r:id="rIdsijpxy-neaamojrhus95i">
+      <w:hyperlink w:history="1" r:id="rIdzunl_ilbqbptnsxpt-oxd">
         <w:r>
           <w:rPr>
             <w:rStyle w:val="Hyperlink"/>
@@ -2050,7 +2050,7 @@
       <w:r>
         <w:t xml:space="preserve"> — modifié — </w:t>
       </w:r>
-      <w:hyperlink w:history="1" r:id="rIdtrjg48xjo-y4l6q49m53c">
+      <w:hyperlink w:history="1" r:id="rIdsr3x2yuc3_p2nqrezf0dn">
         <w:r>
           <w:rPr>
             <w:rStyle w:val="Hyperlink"/>
@@ -2079,7 +2079,7 @@
       <w:r>
         <w:t xml:space="preserve"> — modifié — </w:t>
       </w:r>
-      <w:hyperlink w:history="1" r:id="rIdn_izato4k9bzmatfqr6tk">
+      <w:hyperlink w:history="1" r:id="rIdi9ed_14s5csejnroe7qb9">
         <w:r>
           <w:rPr>
             <w:rStyle w:val="Hyperlink"/>
@@ -2108,7 +2108,7 @@
       <w:r>
         <w:t xml:space="preserve"> — modifié — </w:t>
       </w:r>
-      <w:hyperlink w:history="1" r:id="rIdke_5e3veuzi1dxqayuqpd">
+      <w:hyperlink w:history="1" r:id="rId__pdlqemmmc7zpjp0gsgt">
         <w:r>
           <w:rPr>
             <w:rStyle w:val="Hyperlink"/>
@@ -2145,7 +2145,7 @@
       <w:r>
         <w:t xml:space="preserve"> — créé — </w:t>
       </w:r>
-      <w:hyperlink w:history="1" r:id="rIddir17pdds7rmjq2ixpeae">
+      <w:hyperlink w:history="1" r:id="rIde1yyyquzv4bex7-tnw7ly">
         <w:r>
           <w:rPr>
             <w:rStyle w:val="Hyperlink"/>
@@ -2174,7 +2174,7 @@
       <w:r>
         <w:t xml:space="preserve"> — modifié — </w:t>
       </w:r>
-      <w:hyperlink w:history="1" r:id="rIdtvygwkc5vivvdx39hmsok">
+      <w:hyperlink w:history="1" r:id="rIdtapxwffg3lxbtum8iissz">
         <w:r>
           <w:rPr>
             <w:rStyle w:val="Hyperlink"/>
@@ -2203,7 +2203,7 @@
       <w:r>
         <w:t xml:space="preserve"> — modifié — </w:t>
       </w:r>
-      <w:hyperlink w:history="1" r:id="rIdlho7-mpkd4yetg3jufpyq">
+      <w:hyperlink w:history="1" r:id="rId7a2hqpf1l3q__33wolfrs">
         <w:r>
           <w:rPr>
             <w:rStyle w:val="Hyperlink"/>
@@ -2232,7 +2232,7 @@
       <w:r>
         <w:t xml:space="preserve"> — modifié — </w:t>
       </w:r>
-      <w:hyperlink w:history="1" r:id="rId9wefwlguq3sjvwy39n6dp">
+      <w:hyperlink w:history="1" r:id="rIdssrdgeytakd0w-erkezix">
         <w:r>
           <w:rPr>
             <w:rStyle w:val="Hyperlink"/>
@@ -2261,7 +2261,7 @@
       <w:r>
         <w:t xml:space="preserve"> — modifié — </w:t>
       </w:r>
-      <w:hyperlink w:history="1" r:id="rIdrhd2mhn-afemrbgwhzvbk">
+      <w:hyperlink w:history="1" r:id="rId5hnbbhwbrr9wyaekieqw0">
         <w:r>
           <w:rPr>
             <w:rStyle w:val="Hyperlink"/>
@@ -2290,7 +2290,7 @@
       <w:r>
         <w:t xml:space="preserve"> — modifié — </w:t>
       </w:r>
-      <w:hyperlink w:history="1" r:id="rIdxctgwzwmroc31zul8d4wh">
+      <w:hyperlink w:history="1" r:id="rId-zopel_jqaoofstdtoptn">
         <w:r>
           <w:rPr>
             <w:rStyle w:val="Hyperlink"/>
@@ -2319,7 +2319,7 @@
       <w:r>
         <w:t xml:space="preserve"> — modifié — </w:t>
       </w:r>
-      <w:hyperlink w:history="1" r:id="rIddf6ubra6bg4edix7edwer">
+      <w:hyperlink w:history="1" r:id="rId0pnoibebdjfjyehzvnuan">
         <w:r>
           <w:rPr>
             <w:rStyle w:val="Hyperlink"/>
@@ -2348,7 +2348,7 @@
       <w:r>
         <w:t xml:space="preserve"> — modifié — </w:t>
       </w:r>
-      <w:hyperlink w:history="1" r:id="rIdps_ntliowtzmntiy6yxsy">
+      <w:hyperlink w:history="1" r:id="rIdytplzac9cqypgqh-59h3q">
         <w:r>
           <w:rPr>
             <w:rStyle w:val="Hyperlink"/>
@@ -2377,7 +2377,7 @@
       <w:r>
         <w:t xml:space="preserve"> — modifié — </w:t>
       </w:r>
-      <w:hyperlink w:history="1" r:id="rIdj5cwfaiakx01qwjrkhhom">
+      <w:hyperlink w:history="1" r:id="rId3ehc12dxswjddebqmeqew">
         <w:r>
           <w:rPr>
             <w:rStyle w:val="Hyperlink"/>
@@ -2406,7 +2406,7 @@
       <w:r>
         <w:t xml:space="preserve"> — modifié — </w:t>
       </w:r>
-      <w:hyperlink w:history="1" r:id="rIdbtiw8tg2rm6utu5kpzpas">
+      <w:hyperlink w:history="1" r:id="rIdlb224gxiyeb0x-ok45isf">
         <w:r>
           <w:rPr>
             <w:rStyle w:val="Hyperlink"/>
@@ -2435,7 +2435,7 @@
       <w:r>
         <w:t xml:space="preserve"> — modifié — </w:t>
       </w:r>
-      <w:hyperlink w:history="1" r:id="rId7ip_jukjq6bihhkt_eobu">
+      <w:hyperlink w:history="1" r:id="rIdsfixwfeoiu5jvqkq_eq1v">
         <w:r>
           <w:rPr>
             <w:rStyle w:val="Hyperlink"/>
@@ -2464,7 +2464,7 @@
       <w:r>
         <w:t xml:space="preserve"> — modifié — </w:t>
       </w:r>
-      <w:hyperlink w:history="1" r:id="rIdlam0optn0pe7ko0uv3m8y">
+      <w:hyperlink w:history="1" r:id="rId2qbh1uc6gbydlxf8ubd63">
         <w:r>
           <w:rPr>
             <w:rStyle w:val="Hyperlink"/>
@@ -2493,7 +2493,7 @@
       <w:r>
         <w:t xml:space="preserve"> — modifié — </w:t>
       </w:r>
-      <w:hyperlink w:history="1" r:id="rIdktt3iejssnaznfmtpuz9h">
+      <w:hyperlink w:history="1" r:id="rIdnr-eqcg2wtpc7eazd88co">
         <w:r>
           <w:rPr>
             <w:rStyle w:val="Hyperlink"/>
@@ -2522,7 +2522,7 @@
       <w:r>
         <w:t xml:space="preserve"> — modifié — </w:t>
       </w:r>
-      <w:hyperlink w:history="1" r:id="rId8qa2_nhxdugy2fzgaxtkp">
+      <w:hyperlink w:history="1" r:id="rIdawrjpqcvv4aoqot78ehgq">
         <w:r>
           <w:rPr>
             <w:rStyle w:val="Hyperlink"/>
@@ -2551,7 +2551,7 @@
       <w:r>
         <w:t xml:space="preserve"> — modifié — </w:t>
       </w:r>
-      <w:hyperlink w:history="1" r:id="rId64bz1froiudkne31poybm">
+      <w:hyperlink w:history="1" r:id="rIdismvgrdinfh8qvanaahwo">
         <w:r>
           <w:rPr>
             <w:rStyle w:val="Hyperlink"/>
@@ -2580,7 +2580,7 @@
       <w:r>
         <w:t xml:space="preserve"> — modifié — </w:t>
       </w:r>
-      <w:hyperlink w:history="1" r:id="rIdgj3quczi88fwj3hpzyb6a">
+      <w:hyperlink w:history="1" r:id="rIdipn713r-8m9f_xpu53tzr">
         <w:r>
           <w:rPr>
             <w:rStyle w:val="Hyperlink"/>
@@ -2609,7 +2609,7 @@
       <w:r>
         <w:t xml:space="preserve"> — modifié — </w:t>
       </w:r>
-      <w:hyperlink w:history="1" r:id="rId89h7wibl9txwqkpczpu3n">
+      <w:hyperlink w:history="1" r:id="rIdufytqaoworkcpyejbftjb">
         <w:r>
           <w:rPr>
             <w:rStyle w:val="Hyperlink"/>
@@ -2638,7 +2638,7 @@
       <w:r>
         <w:t xml:space="preserve"> — modifié — </w:t>
       </w:r>
-      <w:hyperlink w:history="1" r:id="rIds-zpzevji7quo9teseqsk">
+      <w:hyperlink w:history="1" r:id="rIdfsdqai_o0jvu1y5ofxmcn">
         <w:r>
           <w:rPr>
             <w:rStyle w:val="Hyperlink"/>
@@ -2667,7 +2667,7 @@
       <w:r>
         <w:t xml:space="preserve"> — modifié — </w:t>
       </w:r>
-      <w:hyperlink w:history="1" r:id="rIda_l3xpwad6bbr9azncyux">
+      <w:hyperlink w:history="1" r:id="rId3ivc9aybjnalkvggqrxhb">
         <w:r>
           <w:rPr>
             <w:rStyle w:val="Hyperlink"/>
@@ -2696,7 +2696,7 @@
       <w:r>
         <w:t xml:space="preserve"> — modifié — </w:t>
       </w:r>
-      <w:hyperlink w:history="1" r:id="rId1fbhcrevkrmlhuj52jhyp">
+      <w:hyperlink w:history="1" r:id="rIdzjrw13662prohvvnzmcdl">
         <w:r>
           <w:rPr>
             <w:rStyle w:val="Hyperlink"/>
@@ -2725,7 +2725,7 @@
       <w:r>
         <w:t xml:space="preserve"> — modifié — </w:t>
       </w:r>
-      <w:hyperlink w:history="1" r:id="rIdatll50ztmasmnvtp8hahd">
+      <w:hyperlink w:history="1" r:id="rId3ei9wwvpguq_me0kfvhil">
         <w:r>
           <w:rPr>
             <w:rStyle w:val="Hyperlink"/>
@@ -2754,7 +2754,7 @@
       <w:r>
         <w:t xml:space="preserve"> — modifié — </w:t>
       </w:r>
-      <w:hyperlink w:history="1" r:id="rIddw3c85o52rcz0faav5tvd">
+      <w:hyperlink w:history="1" r:id="rIdphx3xt_eypgnen1g4zlos">
         <w:r>
           <w:rPr>
             <w:rStyle w:val="Hyperlink"/>
@@ -2783,7 +2783,7 @@
       <w:r>
         <w:t xml:space="preserve"> — modifié — </w:t>
       </w:r>
-      <w:hyperlink w:history="1" r:id="rIdltthgrx7b_xmi_tcyai2l">
+      <w:hyperlink w:history="1" r:id="rId7csthyvcvvhxiktzichju">
         <w:r>
           <w:rPr>
             <w:rStyle w:val="Hyperlink"/>
@@ -2820,7 +2820,7 @@
       <w:r>
         <w:t xml:space="preserve"> — modifié — </w:t>
       </w:r>
-      <w:hyperlink w:history="1" r:id="rIdurejrm3czqdsb6maqwuxg">
+      <w:hyperlink w:history="1" r:id="rIdbe7u01lkfxgp3ntt1zuje">
         <w:r>
           <w:rPr>
             <w:rStyle w:val="Hyperlink"/>
@@ -2849,7 +2849,7 @@
       <w:r>
         <w:t xml:space="preserve"> — modifié — </w:t>
       </w:r>
-      <w:hyperlink w:history="1" r:id="rIdq44r2thmvzh-5ed4hgnpw">
+      <w:hyperlink w:history="1" r:id="rIdgcz-qkn4badoz5fsgtfs6">
         <w:r>
           <w:rPr>
             <w:rStyle w:val="Hyperlink"/>

--- a/docs/developpement/phases/word/PHASE_33_CAISSE_AUTOMATIQUE_SELON_LA_DATE_CLOTURE_PAR_LE_DIRECTEUR_EVENEMENT_PA.docx
+++ b/docs/developpement/phases/word/PHASE_33_CAISSE_AUTOMATIQUE_SELON_LA_DATE_CLOTURE_PAR_LE_DIRECTEUR_EVENEMENT_PA.docx
@@ -20,7 +20,7 @@
       <w:r>
         <w:t xml:space="preserve">FlaiX Expert · dossier de développement · généré le 2026-10-25 depuis le dépôt </w:t>
       </w:r>
-      <w:hyperlink w:history="1" r:id="rIdelefjxkcqv9g3kuutirgf">
+      <w:hyperlink w:history="1" r:id="rId9tar1fdvnczula3zzahty">
         <w:r>
           <w:rPr>
             <w:rStyle w:val="Hyperlink"/>
@@ -827,7 +827,7 @@
           <w:numId w:val="3"/>
         </w:numPr>
       </w:pPr>
-      <w:hyperlink w:history="1" r:id="rIdxrikursfqgx4ez3pvzeew">
+      <w:hyperlink w:history="1" r:id="rId3mrcqnznohohlhdr_b3yp">
         <w:r>
           <w:rPr>
             <w:rStyle w:val="Hyperlink"/>
@@ -847,7 +847,7 @@
           <w:numId w:val="3"/>
         </w:numPr>
       </w:pPr>
-      <w:hyperlink w:history="1" r:id="rIdgbl6ouk_zlvea4a02fdot">
+      <w:hyperlink w:history="1" r:id="rIdblpnx_-h52j93a9xtkbeg">
         <w:r>
           <w:rPr>
             <w:rStyle w:val="Hyperlink"/>
@@ -895,7 +895,7 @@
       <w:r>
         <w:t xml:space="preserve"> — créé — </w:t>
       </w:r>
-      <w:hyperlink w:history="1" r:id="rIdf2ih90n62jla6eyciftxp">
+      <w:hyperlink w:history="1" r:id="rIdr0lx0guw3ynpjvrxhjeds">
         <w:r>
           <w:rPr>
             <w:rStyle w:val="Hyperlink"/>
@@ -932,7 +932,7 @@
       <w:r>
         <w:t xml:space="preserve"> — créé — </w:t>
       </w:r>
-      <w:hyperlink w:history="1" r:id="rIdvg1gwp6byvc9jij4bgn_9">
+      <w:hyperlink w:history="1" r:id="rIdokkmqw_sfj2oduqr6dn3m">
         <w:r>
           <w:rPr>
             <w:rStyle w:val="Hyperlink"/>
@@ -961,7 +961,7 @@
       <w:r>
         <w:t xml:space="preserve"> — modifié — </w:t>
       </w:r>
-      <w:hyperlink w:history="1" r:id="rIdsltutfbz2qmerkulmjvwe">
+      <w:hyperlink w:history="1" r:id="rIdh9js3lhiewulgmv81at-o">
         <w:r>
           <w:rPr>
             <w:rStyle w:val="Hyperlink"/>
@@ -990,7 +990,7 @@
       <w:r>
         <w:t xml:space="preserve"> — modifié — </w:t>
       </w:r>
-      <w:hyperlink w:history="1" r:id="rIdupvynejsjc9fcc1gnsg9l">
+      <w:hyperlink w:history="1" r:id="rIdfofrxxtx_paargdcscreq">
         <w:r>
           <w:rPr>
             <w:rStyle w:val="Hyperlink"/>
@@ -1019,7 +1019,7 @@
       <w:r>
         <w:t xml:space="preserve"> — modifié — </w:t>
       </w:r>
-      <w:hyperlink w:history="1" r:id="rIdz7_1dwlziuohkfyqpnybj">
+      <w:hyperlink w:history="1" r:id="rIdimjxi7zigk9hklie4jm-6">
         <w:r>
           <w:rPr>
             <w:rStyle w:val="Hyperlink"/>
@@ -1048,7 +1048,7 @@
       <w:r>
         <w:t xml:space="preserve"> — modifié — </w:t>
       </w:r>
-      <w:hyperlink w:history="1" r:id="rIdfaeniwhp4z7grbsadkd7s">
+      <w:hyperlink w:history="1" r:id="rIdpje9mxaj90pleab37bhxh">
         <w:r>
           <w:rPr>
             <w:rStyle w:val="Hyperlink"/>
@@ -1077,7 +1077,7 @@
       <w:r>
         <w:t xml:space="preserve"> — modifié — </w:t>
       </w:r>
-      <w:hyperlink w:history="1" r:id="rIdvk6nfztnqbr2bn1mfddkb">
+      <w:hyperlink w:history="1" r:id="rIdxfd_rljoc-zn1bujn2odc">
         <w:r>
           <w:rPr>
             <w:rStyle w:val="Hyperlink"/>
@@ -1106,7 +1106,7 @@
       <w:r>
         <w:t xml:space="preserve"> — modifié — </w:t>
       </w:r>
-      <w:hyperlink w:history="1" r:id="rIdq93uebf--axnoktclj6rk">
+      <w:hyperlink w:history="1" r:id="rId1ibqgfediyaabk4t9hx6z">
         <w:r>
           <w:rPr>
             <w:rStyle w:val="Hyperlink"/>
@@ -1135,7 +1135,7 @@
       <w:r>
         <w:t xml:space="preserve"> — modifié — </w:t>
       </w:r>
-      <w:hyperlink w:history="1" r:id="rIdr05f2awaiiosy5hf8edbi">
+      <w:hyperlink w:history="1" r:id="rId_c-epia86uam9wollybqt">
         <w:r>
           <w:rPr>
             <w:rStyle w:val="Hyperlink"/>
@@ -1164,7 +1164,7 @@
       <w:r>
         <w:t xml:space="preserve"> — modifié — </w:t>
       </w:r>
-      <w:hyperlink w:history="1" r:id="rIdnaao1u-8tzxrv_uttyjtt">
+      <w:hyperlink w:history="1" r:id="rIdik-ujspypr9h2-bphqc8t">
         <w:r>
           <w:rPr>
             <w:rStyle w:val="Hyperlink"/>
@@ -1193,7 +1193,7 @@
       <w:r>
         <w:t xml:space="preserve"> — modifié — </w:t>
       </w:r>
-      <w:hyperlink w:history="1" r:id="rIdlsb_6qze_u05xykgoxzoa">
+      <w:hyperlink w:history="1" r:id="rId7jv12io5rrv_9tavy2gj8">
         <w:r>
           <w:rPr>
             <w:rStyle w:val="Hyperlink"/>
@@ -1222,7 +1222,7 @@
       <w:r>
         <w:t xml:space="preserve"> — modifié — </w:t>
       </w:r>
-      <w:hyperlink w:history="1" r:id="rIdu4pkxqnxhqjxyfi4_lyli">
+      <w:hyperlink w:history="1" r:id="rId6fzai8rw3jyq0zet38jye">
         <w:r>
           <w:rPr>
             <w:rStyle w:val="Hyperlink"/>
@@ -1251,7 +1251,7 @@
       <w:r>
         <w:t xml:space="preserve"> — modifié — </w:t>
       </w:r>
-      <w:hyperlink w:history="1" r:id="rIditqxvdfi90hkjqg9wwaqg">
+      <w:hyperlink w:history="1" r:id="rIdk5l98scceaosyeuq9tdkf">
         <w:r>
           <w:rPr>
             <w:rStyle w:val="Hyperlink"/>
@@ -1280,7 +1280,7 @@
       <w:r>
         <w:t xml:space="preserve"> — modifié — </w:t>
       </w:r>
-      <w:hyperlink w:history="1" r:id="rIdqeqsrtjore3inbf7b3smq">
+      <w:hyperlink w:history="1" r:id="rIdlbbqjx5qkulh6ku8n2ctb">
         <w:r>
           <w:rPr>
             <w:rStyle w:val="Hyperlink"/>
@@ -1309,7 +1309,7 @@
       <w:r>
         <w:t xml:space="preserve"> — modifié — </w:t>
       </w:r>
-      <w:hyperlink w:history="1" r:id="rIdazcm1xe-8prxp3xso-ymp">
+      <w:hyperlink w:history="1" r:id="rId23_p303m6xv8cljph19yw">
         <w:r>
           <w:rPr>
             <w:rStyle w:val="Hyperlink"/>
@@ -1338,7 +1338,7 @@
       <w:r>
         <w:t xml:space="preserve"> — créé — </w:t>
       </w:r>
-      <w:hyperlink w:history="1" r:id="rIdr1llvoliho9chzedq0khz">
+      <w:hyperlink w:history="1" r:id="rIdgn8mnqibki0erxcigglwc">
         <w:r>
           <w:rPr>
             <w:rStyle w:val="Hyperlink"/>
@@ -1367,7 +1367,7 @@
       <w:r>
         <w:t xml:space="preserve"> — modifié — </w:t>
       </w:r>
-      <w:hyperlink w:history="1" r:id="rIdovrqaixj2ovefxnmlfpwj">
+      <w:hyperlink w:history="1" r:id="rIdtvkcthhs530d8457d1b1_">
         <w:r>
           <w:rPr>
             <w:rStyle w:val="Hyperlink"/>
@@ -1396,7 +1396,7 @@
       <w:r>
         <w:t xml:space="preserve"> — modifié — </w:t>
       </w:r>
-      <w:hyperlink w:history="1" r:id="rIdketth-lgcf_kyxgjqo1zp">
+      <w:hyperlink w:history="1" r:id="rIdubwmmkapzkcpk1qzydqwx">
         <w:r>
           <w:rPr>
             <w:rStyle w:val="Hyperlink"/>
@@ -1433,7 +1433,7 @@
       <w:r>
         <w:t xml:space="preserve"> — créé — </w:t>
       </w:r>
-      <w:hyperlink w:history="1" r:id="rIdmicypuklzu-gyhh1qb0n5">
+      <w:hyperlink w:history="1" r:id="rId8bi8ldioavwl68tat2-g-">
         <w:r>
           <w:rPr>
             <w:rStyle w:val="Hyperlink"/>
@@ -1462,7 +1462,7 @@
       <w:r>
         <w:t xml:space="preserve"> — modifié — </w:t>
       </w:r>
-      <w:hyperlink w:history="1" r:id="rId6xq-4kwfzcylrilgwrnjf">
+      <w:hyperlink w:history="1" r:id="rIdtxoi9810zmnu6mekxagim">
         <w:r>
           <w:rPr>
             <w:rStyle w:val="Hyperlink"/>
@@ -1491,7 +1491,7 @@
       <w:r>
         <w:t xml:space="preserve"> — modifié — </w:t>
       </w:r>
-      <w:hyperlink w:history="1" r:id="rIday3vcilvf_egj4clcgia5">
+      <w:hyperlink w:history="1" r:id="rIdxc85vuzssmcrikfhc4qmj">
         <w:r>
           <w:rPr>
             <w:rStyle w:val="Hyperlink"/>
@@ -1520,7 +1520,7 @@
       <w:r>
         <w:t xml:space="preserve"> — modifié — </w:t>
       </w:r>
-      <w:hyperlink w:history="1" r:id="rIdhifeogj4_avwvhrzelz10">
+      <w:hyperlink w:history="1" r:id="rIdzb6w4g98iukxm8q9o9pqj">
         <w:r>
           <w:rPr>
             <w:rStyle w:val="Hyperlink"/>
@@ -1549,7 +1549,7 @@
       <w:r>
         <w:t xml:space="preserve"> — modifié — </w:t>
       </w:r>
-      <w:hyperlink w:history="1" r:id="rIdtjk0pbkdf85yxl09xwxxj">
+      <w:hyperlink w:history="1" r:id="rId9c15zgxsa97tugvrsyftg">
         <w:r>
           <w:rPr>
             <w:rStyle w:val="Hyperlink"/>
@@ -1578,7 +1578,7 @@
       <w:r>
         <w:t xml:space="preserve"> — modifié — </w:t>
       </w:r>
-      <w:hyperlink w:history="1" r:id="rIdh6ogvhjaty8jbnc7_878y">
+      <w:hyperlink w:history="1" r:id="rIdirjjh3ox3mi-d9wclkxjq">
         <w:r>
           <w:rPr>
             <w:rStyle w:val="Hyperlink"/>
@@ -1607,7 +1607,7 @@
       <w:r>
         <w:t xml:space="preserve"> — modifié — </w:t>
       </w:r>
-      <w:hyperlink w:history="1" r:id="rIdoziknxv8seosmwnxgwheh">
+      <w:hyperlink w:history="1" r:id="rIdukkvixiuwoite02msqlh6">
         <w:r>
           <w:rPr>
             <w:rStyle w:val="Hyperlink"/>
@@ -1636,7 +1636,7 @@
       <w:r>
         <w:t xml:space="preserve"> — modifié — </w:t>
       </w:r>
-      <w:hyperlink w:history="1" r:id="rIdiklrba0ptokzlwyuxrdn4">
+      <w:hyperlink w:history="1" r:id="rIdn7nfbtq7vjneeinxjm4c7">
         <w:r>
           <w:rPr>
             <w:rStyle w:val="Hyperlink"/>
@@ -1665,7 +1665,7 @@
       <w:r>
         <w:t xml:space="preserve"> — modifié — </w:t>
       </w:r>
-      <w:hyperlink w:history="1" r:id="rId975_gtxly4xs8grgfy3tw">
+      <w:hyperlink w:history="1" r:id="rId5jczyylgvxhghfraivzu6">
         <w:r>
           <w:rPr>
             <w:rStyle w:val="Hyperlink"/>
@@ -1694,7 +1694,7 @@
       <w:r>
         <w:t xml:space="preserve"> — modifié — </w:t>
       </w:r>
-      <w:hyperlink w:history="1" r:id="rIdwbkqdw8njsghqxnbuf10d">
+      <w:hyperlink w:history="1" r:id="rIdjesf6nhgywjm9algjuduo">
         <w:r>
           <w:rPr>
             <w:rStyle w:val="Hyperlink"/>
@@ -1723,7 +1723,7 @@
       <w:r>
         <w:t xml:space="preserve"> — modifié — </w:t>
       </w:r>
-      <w:hyperlink w:history="1" r:id="rIdcp2m7b7c8d8jwx_mvipsm">
+      <w:hyperlink w:history="1" r:id="rIdgoo_vfnznfxvgf4af6-lw">
         <w:r>
           <w:rPr>
             <w:rStyle w:val="Hyperlink"/>
@@ -1752,7 +1752,7 @@
       <w:r>
         <w:t xml:space="preserve"> — modifié — </w:t>
       </w:r>
-      <w:hyperlink w:history="1" r:id="rIdzbb7krwsxrfjqv2oems9a">
+      <w:hyperlink w:history="1" r:id="rIdzknpwnocjkjqbn5qs_enk">
         <w:r>
           <w:rPr>
             <w:rStyle w:val="Hyperlink"/>
@@ -1781,7 +1781,7 @@
       <w:r>
         <w:t xml:space="preserve"> — modifié — </w:t>
       </w:r>
-      <w:hyperlink w:history="1" r:id="rId3rnqgpgt5cfmbmhkyhshx">
+      <w:hyperlink w:history="1" r:id="rId3ytxxv32jv0ahalkvsmhz">
         <w:r>
           <w:rPr>
             <w:rStyle w:val="Hyperlink"/>
@@ -1818,7 +1818,7 @@
       <w:r>
         <w:t xml:space="preserve"> — modifié — </w:t>
       </w:r>
-      <w:hyperlink w:history="1" r:id="rId9c_evpdbs7_pq28wzrbbv">
+      <w:hyperlink w:history="1" r:id="rIdrqst4dvatrelz8swa6mu1">
         <w:r>
           <w:rPr>
             <w:rStyle w:val="Hyperlink"/>
@@ -1847,7 +1847,7 @@
       <w:r>
         <w:t xml:space="preserve"> — modifié — </w:t>
       </w:r>
-      <w:hyperlink w:history="1" r:id="rIdh4b_yjc21adsgou3p77da">
+      <w:hyperlink w:history="1" r:id="rIdblunwvtec-5lmirkci1yj">
         <w:r>
           <w:rPr>
             <w:rStyle w:val="Hyperlink"/>
@@ -1876,7 +1876,7 @@
       <w:r>
         <w:t xml:space="preserve"> — modifié — </w:t>
       </w:r>
-      <w:hyperlink w:history="1" r:id="rIdminbfxh-knh9xhiqogsyi">
+      <w:hyperlink w:history="1" r:id="rIdooiqlphrpu7c3rdqxfaer">
         <w:r>
           <w:rPr>
             <w:rStyle w:val="Hyperlink"/>
@@ -1905,7 +1905,7 @@
       <w:r>
         <w:t xml:space="preserve"> — modifié — </w:t>
       </w:r>
-      <w:hyperlink w:history="1" r:id="rIdgbdsqex3way4ncmiwtfhl">
+      <w:hyperlink w:history="1" r:id="rIdfnrxyttcqsa1e22b2b5ch">
         <w:r>
           <w:rPr>
             <w:rStyle w:val="Hyperlink"/>
@@ -1934,7 +1934,7 @@
       <w:r>
         <w:t xml:space="preserve"> — modifié — </w:t>
       </w:r>
-      <w:hyperlink w:history="1" r:id="rIdud7svdet3xiee7dpaaiqg">
+      <w:hyperlink w:history="1" r:id="rId_nxtb0dc6mnajnqgryhzh">
         <w:r>
           <w:rPr>
             <w:rStyle w:val="Hyperlink"/>
@@ -1963,7 +1963,7 @@
       <w:r>
         <w:t xml:space="preserve"> — modifié — </w:t>
       </w:r>
-      <w:hyperlink w:history="1" r:id="rIdx8bz2ee6lhrpbdidhkvw8">
+      <w:hyperlink w:history="1" r:id="rIdpb4ipddrgi4ilzyvz32yf">
         <w:r>
           <w:rPr>
             <w:rStyle w:val="Hyperlink"/>
@@ -1992,7 +1992,7 @@
       <w:r>
         <w:t xml:space="preserve"> — modifié — </w:t>
       </w:r>
-      <w:hyperlink w:history="1" r:id="rIdvynuypz9hs5jxdt_ejez8">
+      <w:hyperlink w:history="1" r:id="rId_tmytzo7z8e48cwwc6yim">
         <w:r>
           <w:rPr>
             <w:rStyle w:val="Hyperlink"/>
@@ -2021,7 +2021,7 @@
       <w:r>
         <w:t xml:space="preserve"> — modifié — </w:t>
       </w:r>
-      <w:hyperlink w:history="1" r:id="rIdzunl_ilbqbptnsxpt-oxd">
+      <w:hyperlink w:history="1" r:id="rIdnfib7wxo3a_gfsuu9bdj7">
         <w:r>
           <w:rPr>
             <w:rStyle w:val="Hyperlink"/>
@@ -2050,7 +2050,7 @@
       <w:r>
         <w:t xml:space="preserve"> — modifié — </w:t>
       </w:r>
-      <w:hyperlink w:history="1" r:id="rIdsr3x2yuc3_p2nqrezf0dn">
+      <w:hyperlink w:history="1" r:id="rIdkjmv7j40poj6vftu40zzz">
         <w:r>
           <w:rPr>
             <w:rStyle w:val="Hyperlink"/>
@@ -2079,7 +2079,7 @@
       <w:r>
         <w:t xml:space="preserve"> — modifié — </w:t>
       </w:r>
-      <w:hyperlink w:history="1" r:id="rIdi9ed_14s5csejnroe7qb9">
+      <w:hyperlink w:history="1" r:id="rIdakaz2p0da0bnzftzyq4h6">
         <w:r>
           <w:rPr>
             <w:rStyle w:val="Hyperlink"/>
@@ -2108,7 +2108,7 @@
       <w:r>
         <w:t xml:space="preserve"> — modifié — </w:t>
       </w:r>
-      <w:hyperlink w:history="1" r:id="rId__pdlqemmmc7zpjp0gsgt">
+      <w:hyperlink w:history="1" r:id="rIdnnvv95ucqvcvqr6bxcr4y">
         <w:r>
           <w:rPr>
             <w:rStyle w:val="Hyperlink"/>
@@ -2145,7 +2145,7 @@
       <w:r>
         <w:t xml:space="preserve"> — créé — </w:t>
       </w:r>
-      <w:hyperlink w:history="1" r:id="rIde1yyyquzv4bex7-tnw7ly">
+      <w:hyperlink w:history="1" r:id="rIdrebfcfof1ci3h-0k7oc0e">
         <w:r>
           <w:rPr>
             <w:rStyle w:val="Hyperlink"/>
@@ -2174,7 +2174,7 @@
       <w:r>
         <w:t xml:space="preserve"> — modifié — </w:t>
       </w:r>
-      <w:hyperlink w:history="1" r:id="rIdtapxwffg3lxbtum8iissz">
+      <w:hyperlink w:history="1" r:id="rIdsr7kgdydwdsxtcpnopfll">
         <w:r>
           <w:rPr>
             <w:rStyle w:val="Hyperlink"/>
@@ -2203,7 +2203,7 @@
       <w:r>
         <w:t xml:space="preserve"> — modifié — </w:t>
       </w:r>
-      <w:hyperlink w:history="1" r:id="rId7a2hqpf1l3q__33wolfrs">
+      <w:hyperlink w:history="1" r:id="rIdxx0boqghruhhnqykopzfz">
         <w:r>
           <w:rPr>
             <w:rStyle w:val="Hyperlink"/>
@@ -2232,7 +2232,7 @@
       <w:r>
         <w:t xml:space="preserve"> — modifié — </w:t>
       </w:r>
-      <w:hyperlink w:history="1" r:id="rIdssrdgeytakd0w-erkezix">
+      <w:hyperlink w:history="1" r:id="rIddzd4rbkbs5udu78yd_itn">
         <w:r>
           <w:rPr>
             <w:rStyle w:val="Hyperlink"/>
@@ -2261,7 +2261,7 @@
       <w:r>
         <w:t xml:space="preserve"> — modifié — </w:t>
       </w:r>
-      <w:hyperlink w:history="1" r:id="rId5hnbbhwbrr9wyaekieqw0">
+      <w:hyperlink w:history="1" r:id="rIdq219vuyt80uticjsiwurc">
         <w:r>
           <w:rPr>
             <w:rStyle w:val="Hyperlink"/>
@@ -2290,7 +2290,7 @@
       <w:r>
         <w:t xml:space="preserve"> — modifié — </w:t>
       </w:r>
-      <w:hyperlink w:history="1" r:id="rId-zopel_jqaoofstdtoptn">
+      <w:hyperlink w:history="1" r:id="rIdbsxwpqxcwqf5jha1fohng">
         <w:r>
           <w:rPr>
             <w:rStyle w:val="Hyperlink"/>
@@ -2319,7 +2319,7 @@
       <w:r>
         <w:t xml:space="preserve"> — modifié — </w:t>
       </w:r>
-      <w:hyperlink w:history="1" r:id="rId0pnoibebdjfjyehzvnuan">
+      <w:hyperlink w:history="1" r:id="rIdk9bihwteoziutm88uqqx8">
         <w:r>
           <w:rPr>
             <w:rStyle w:val="Hyperlink"/>
@@ -2348,7 +2348,7 @@
       <w:r>
         <w:t xml:space="preserve"> — modifié — </w:t>
       </w:r>
-      <w:hyperlink w:history="1" r:id="rIdytplzac9cqypgqh-59h3q">
+      <w:hyperlink w:history="1" r:id="rIdo_og7xfkf9un6bq7iqapw">
         <w:r>
           <w:rPr>
             <w:rStyle w:val="Hyperlink"/>
@@ -2377,7 +2377,7 @@
       <w:r>
         <w:t xml:space="preserve"> — modifié — </w:t>
       </w:r>
-      <w:hyperlink w:history="1" r:id="rId3ehc12dxswjddebqmeqew">
+      <w:hyperlink w:history="1" r:id="rIdes9juhm2oymdstxo65sfg">
         <w:r>
           <w:rPr>
             <w:rStyle w:val="Hyperlink"/>
@@ -2406,7 +2406,7 @@
       <w:r>
         <w:t xml:space="preserve"> — modifié — </w:t>
       </w:r>
-      <w:hyperlink w:history="1" r:id="rIdlb224gxiyeb0x-ok45isf">
+      <w:hyperlink w:history="1" r:id="rId7esugtnq8v_ngwheh7ywr">
         <w:r>
           <w:rPr>
             <w:rStyle w:val="Hyperlink"/>
@@ -2435,7 +2435,7 @@
       <w:r>
         <w:t xml:space="preserve"> — modifié — </w:t>
       </w:r>
-      <w:hyperlink w:history="1" r:id="rIdsfixwfeoiu5jvqkq_eq1v">
+      <w:hyperlink w:history="1" r:id="rIdzy8938gmtaipcxf-kuvgc">
         <w:r>
           <w:rPr>
             <w:rStyle w:val="Hyperlink"/>
@@ -2464,7 +2464,7 @@
       <w:r>
         <w:t xml:space="preserve"> — modifié — </w:t>
       </w:r>
-      <w:hyperlink w:history="1" r:id="rId2qbh1uc6gbydlxf8ubd63">
+      <w:hyperlink w:history="1" r:id="rIdvrzp-wyzhhrsquzjg_czb">
         <w:r>
           <w:rPr>
             <w:rStyle w:val="Hyperlink"/>
@@ -2493,7 +2493,7 @@
       <w:r>
         <w:t xml:space="preserve"> — modifié — </w:t>
       </w:r>
-      <w:hyperlink w:history="1" r:id="rIdnr-eqcg2wtpc7eazd88co">
+      <w:hyperlink w:history="1" r:id="rIds7u0br4gesmstdjdwul7l">
         <w:r>
           <w:rPr>
             <w:rStyle w:val="Hyperlink"/>
@@ -2522,7 +2522,7 @@
       <w:r>
         <w:t xml:space="preserve"> — modifié — </w:t>
       </w:r>
-      <w:hyperlink w:history="1" r:id="rIdawrjpqcvv4aoqot78ehgq">
+      <w:hyperlink w:history="1" r:id="rId0mie09rnqug8rk-srx0is">
         <w:r>
           <w:rPr>
             <w:rStyle w:val="Hyperlink"/>
@@ -2551,7 +2551,7 @@
       <w:r>
         <w:t xml:space="preserve"> — modifié — </w:t>
       </w:r>
-      <w:hyperlink w:history="1" r:id="rIdismvgrdinfh8qvanaahwo">
+      <w:hyperlink w:history="1" r:id="rId5n9b9wve9rgh9unf57hqu">
         <w:r>
           <w:rPr>
             <w:rStyle w:val="Hyperlink"/>
@@ -2580,7 +2580,7 @@
       <w:r>
         <w:t xml:space="preserve"> — modifié — </w:t>
       </w:r>
-      <w:hyperlink w:history="1" r:id="rIdipn713r-8m9f_xpu53tzr">
+      <w:hyperlink w:history="1" r:id="rId__ahn7qrvdbygjmsyzxp_">
         <w:r>
           <w:rPr>
             <w:rStyle w:val="Hyperlink"/>
@@ -2609,7 +2609,7 @@
       <w:r>
         <w:t xml:space="preserve"> — modifié — </w:t>
       </w:r>
-      <w:hyperlink w:history="1" r:id="rIdufytqaoworkcpyejbftjb">
+      <w:hyperlink w:history="1" r:id="rIdyrq0oryvphpqrvaq-qa4t">
         <w:r>
           <w:rPr>
             <w:rStyle w:val="Hyperlink"/>
@@ -2638,7 +2638,7 @@
       <w:r>
         <w:t xml:space="preserve"> — modifié — </w:t>
       </w:r>
-      <w:hyperlink w:history="1" r:id="rIdfsdqai_o0jvu1y5ofxmcn">
+      <w:hyperlink w:history="1" r:id="rIdkmkmkzaf1y-ywri_qke62">
         <w:r>
           <w:rPr>
             <w:rStyle w:val="Hyperlink"/>
@@ -2667,7 +2667,7 @@
       <w:r>
         <w:t xml:space="preserve"> — modifié — </w:t>
       </w:r>
-      <w:hyperlink w:history="1" r:id="rId3ivc9aybjnalkvggqrxhb">
+      <w:hyperlink w:history="1" r:id="rId7vwzpnlr1m_trj27zcrkg">
         <w:r>
           <w:rPr>
             <w:rStyle w:val="Hyperlink"/>
@@ -2696,7 +2696,7 @@
       <w:r>
         <w:t xml:space="preserve"> — modifié — </w:t>
       </w:r>
-      <w:hyperlink w:history="1" r:id="rIdzjrw13662prohvvnzmcdl">
+      <w:hyperlink w:history="1" r:id="rIddpibllcrzkurymg1mmj0u">
         <w:r>
           <w:rPr>
             <w:rStyle w:val="Hyperlink"/>
@@ -2725,7 +2725,7 @@
       <w:r>
         <w:t xml:space="preserve"> — modifié — </w:t>
       </w:r>
-      <w:hyperlink w:history="1" r:id="rId3ei9wwvpguq_me0kfvhil">
+      <w:hyperlink w:history="1" r:id="rIdjy7jmcbulezfmu8pwvhbp">
         <w:r>
           <w:rPr>
             <w:rStyle w:val="Hyperlink"/>
@@ -2754,7 +2754,7 @@
       <w:r>
         <w:t xml:space="preserve"> — modifié — </w:t>
       </w:r>
-      <w:hyperlink w:history="1" r:id="rIdphx3xt_eypgnen1g4zlos">
+      <w:hyperlink w:history="1" r:id="rIduhpyklu6olvdhh09rhmic">
         <w:r>
           <w:rPr>
             <w:rStyle w:val="Hyperlink"/>
@@ -2783,7 +2783,7 @@
       <w:r>
         <w:t xml:space="preserve"> — modifié — </w:t>
       </w:r>
-      <w:hyperlink w:history="1" r:id="rId7csthyvcvvhxiktzichju">
+      <w:hyperlink w:history="1" r:id="rIdobjt4i_asi59d-6udytc6">
         <w:r>
           <w:rPr>
             <w:rStyle w:val="Hyperlink"/>
@@ -2820,7 +2820,7 @@
       <w:r>
         <w:t xml:space="preserve"> — modifié — </w:t>
       </w:r>
-      <w:hyperlink w:history="1" r:id="rIdbe7u01lkfxgp3ntt1zuje">
+      <w:hyperlink w:history="1" r:id="rIdxjdxudzxdesmpmgflzqee">
         <w:r>
           <w:rPr>
             <w:rStyle w:val="Hyperlink"/>
@@ -2849,7 +2849,7 @@
       <w:r>
         <w:t xml:space="preserve"> — modifié — </w:t>
       </w:r>
-      <w:hyperlink w:history="1" r:id="rIdgcz-qkn4badoz5fsgtfs6">
+      <w:hyperlink w:history="1" r:id="rId-fnvro2cyvs_yhmosotnv">
         <w:r>
           <w:rPr>
             <w:rStyle w:val="Hyperlink"/>
